--- a/arb/docx/57.content.docx
+++ b/arb/docx/57.content.docx
@@ -316,6 +316,23 @@
           <w:b/>
           <w:lang w:val="ar_AE" w:bidi="ar_AE"/>
         </w:rPr>
+        <w:t>Παῦλος</w:t>
+      </w:r>
+    </w:p>
+    <w:p>
+      <w:pPr>
+        <w:bidi/>
+      </w:pPr>
+      <w:r>
+        <w:rPr>
+          <w:lang w:val="ar_AE" w:bidi="ar_AE"/>
+        </w:rPr>
+      </w:r>
+      <w:r>
+        <w:rPr>
+          <w:b/>
+          <w:lang w:val="ar_AE" w:bidi="ar_AE"/>
+        </w:rPr>
         <w:t>"</w:t>
       </w:r>
       <w:r>
@@ -422,6 +439,23 @@
           <w:b/>
           <w:lang w:val="ar_AE" w:bidi="ar_AE"/>
         </w:rPr>
+        <w:t>δέσμιος Χριστοῦ Ἰησοῦ</w:t>
+      </w:r>
+    </w:p>
+    <w:p>
+      <w:pPr>
+        <w:bidi/>
+      </w:pPr>
+      <w:r>
+        <w:rPr>
+          <w:lang w:val="ar_AE" w:bidi="ar_AE"/>
+        </w:rPr>
+      </w:r>
+      <w:r>
+        <w:rPr>
+          <w:b/>
+          <w:lang w:val="ar_AE" w:bidi="ar_AE"/>
+        </w:rPr>
         <w:t>"</w:t>
       </w:r>
       <w:r>
@@ -506,6 +540,23 @@
           <w:b/>
           <w:lang w:val="ar_AE" w:bidi="ar_AE"/>
         </w:rPr>
+        <w:t>ὁ ἀδελφὸς</w:t>
+      </w:r>
+    </w:p>
+    <w:p>
+      <w:pPr>
+        <w:bidi/>
+      </w:pPr>
+      <w:r>
+        <w:rPr>
+          <w:lang w:val="ar_AE" w:bidi="ar_AE"/>
+        </w:rPr>
+      </w:r>
+      <w:r>
+        <w:rPr>
+          <w:b/>
+          <w:lang w:val="ar_AE" w:bidi="ar_AE"/>
+        </w:rPr>
         <w:t>"</w:t>
       </w:r>
       <w:r>
@@ -603,6 +654,23 @@
           <w:b/>
           <w:lang w:val="ar_AE" w:bidi="ar_AE"/>
         </w:rPr>
+        <w:t>ὁ ἀδελφὸς</w:t>
+      </w:r>
+    </w:p>
+    <w:p>
+      <w:pPr>
+        <w:bidi/>
+      </w:pPr>
+      <w:r>
+        <w:rPr>
+          <w:lang w:val="ar_AE" w:bidi="ar_AE"/>
+        </w:rPr>
+      </w:r>
+      <w:r>
+        <w:rPr>
+          <w:b/>
+          <w:lang w:val="ar_AE" w:bidi="ar_AE"/>
+        </w:rPr>
         <w:t>"</w:t>
       </w:r>
       <w:r>
@@ -735,6 +803,23 @@
           <w:b/>
           <w:lang w:val="ar_AE" w:bidi="ar_AE"/>
         </w:rPr>
+        <w:t>Φιλήμονι</w:t>
+      </w:r>
+    </w:p>
+    <w:p>
+      <w:pPr>
+        <w:bidi/>
+      </w:pPr>
+      <w:r>
+        <w:rPr>
+          <w:lang w:val="ar_AE" w:bidi="ar_AE"/>
+        </w:rPr>
+      </w:r>
+      <w:r>
+        <w:rPr>
+          <w:b/>
+          <w:lang w:val="ar_AE" w:bidi="ar_AE"/>
+        </w:rPr>
         <w:t>"</w:t>
       </w:r>
       <w:r>
@@ -848,6 +933,23 @@
           <w:b/>
           <w:lang w:val="ar_AE" w:bidi="ar_AE"/>
         </w:rPr>
+        <w:t>Φιλήμονι</w:t>
+      </w:r>
+    </w:p>
+    <w:p>
+      <w:pPr>
+        <w:bidi/>
+      </w:pPr>
+      <w:r>
+        <w:rPr>
+          <w:lang w:val="ar_AE" w:bidi="ar_AE"/>
+        </w:rPr>
+      </w:r>
+      <w:r>
+        <w:rPr>
+          <w:b/>
+          <w:lang w:val="ar_AE" w:bidi="ar_AE"/>
+        </w:rPr>
         <w:t>"</w:t>
       </w:r>
       <w:r>
@@ -967,6 +1069,23 @@
           <w:b/>
           <w:lang w:val="ar_AE" w:bidi="ar_AE"/>
         </w:rPr>
+        <w:t>ἡμῶν</w:t>
+      </w:r>
+    </w:p>
+    <w:p>
+      <w:pPr>
+        <w:bidi/>
+      </w:pPr>
+      <w:r>
+        <w:rPr>
+          <w:lang w:val="ar_AE" w:bidi="ar_AE"/>
+        </w:rPr>
+      </w:r>
+      <w:r>
+        <w:rPr>
+          <w:b/>
+          <w:lang w:val="ar_AE" w:bidi="ar_AE"/>
+        </w:rPr>
         <w:t>"</w:t>
       </w:r>
       <w:r>
@@ -1086,6 +1205,23 @@
           <w:b/>
           <w:lang w:val="ar_AE" w:bidi="ar_AE"/>
         </w:rPr>
+        <w:t>καὶ συνεργῷ ἡμῶν</w:t>
+      </w:r>
+    </w:p>
+    <w:p>
+      <w:pPr>
+        <w:bidi/>
+      </w:pPr>
+      <w:r>
+        <w:rPr>
+          <w:lang w:val="ar_AE" w:bidi="ar_AE"/>
+        </w:rPr>
+      </w:r>
+      <w:r>
+        <w:rPr>
+          <w:b/>
+          <w:lang w:val="ar_AE" w:bidi="ar_AE"/>
+        </w:rPr>
         <w:t>"</w:t>
       </w:r>
       <w:r>
@@ -1170,6 +1306,23 @@
           <w:b/>
           <w:lang w:val="ar_AE" w:bidi="ar_AE"/>
         </w:rPr>
+        <w:t>Ἀπφίᾳ</w:t>
+      </w:r>
+    </w:p>
+    <w:p>
+      <w:pPr>
+        <w:bidi/>
+      </w:pPr>
+      <w:r>
+        <w:rPr>
+          <w:lang w:val="ar_AE" w:bidi="ar_AE"/>
+        </w:rPr>
+      </w:r>
+      <w:r>
+        <w:rPr>
+          <w:b/>
+          <w:lang w:val="ar_AE" w:bidi="ar_AE"/>
+        </w:rPr>
         <w:t>"</w:t>
       </w:r>
       <w:r>
@@ -1283,6 +1436,23 @@
           <w:b/>
           <w:lang w:val="ar_AE" w:bidi="ar_AE"/>
         </w:rPr>
+        <w:t>τῇ ἀδελφῇ</w:t>
+      </w:r>
+    </w:p>
+    <w:p>
+      <w:pPr>
+        <w:bidi/>
+      </w:pPr>
+      <w:r>
+        <w:rPr>
+          <w:lang w:val="ar_AE" w:bidi="ar_AE"/>
+        </w:rPr>
+      </w:r>
+      <w:r>
+        <w:rPr>
+          <w:b/>
+          <w:lang w:val="ar_AE" w:bidi="ar_AE"/>
+        </w:rPr>
         <w:t>"</w:t>
       </w:r>
       <w:r>
@@ -1428,6 +1598,23 @@
           <w:b/>
           <w:lang w:val="ar_AE" w:bidi="ar_AE"/>
         </w:rPr>
+        <w:t>τῇ ἀδελφῇ</w:t>
+      </w:r>
+    </w:p>
+    <w:p>
+      <w:pPr>
+        <w:bidi/>
+      </w:pPr>
+      <w:r>
+        <w:rPr>
+          <w:lang w:val="ar_AE" w:bidi="ar_AE"/>
+        </w:rPr>
+      </w:r>
+      <w:r>
+        <w:rPr>
+          <w:b/>
+          <w:lang w:val="ar_AE" w:bidi="ar_AE"/>
+        </w:rPr>
         <w:t>"</w:t>
       </w:r>
       <w:r>
@@ -1547,6 +1734,23 @@
           <w:b/>
           <w:lang w:val="ar_AE" w:bidi="ar_AE"/>
         </w:rPr>
+        <w:t>ἡμῶν</w:t>
+      </w:r>
+    </w:p>
+    <w:p>
+      <w:pPr>
+        <w:bidi/>
+      </w:pPr>
+      <w:r>
+        <w:rPr>
+          <w:lang w:val="ar_AE" w:bidi="ar_AE"/>
+        </w:rPr>
+      </w:r>
+      <w:r>
+        <w:rPr>
+          <w:b/>
+          <w:lang w:val="ar_AE" w:bidi="ar_AE"/>
+        </w:rPr>
         <w:t>"</w:t>
       </w:r>
       <w:r>
@@ -1666,6 +1870,23 @@
           <w:b/>
           <w:lang w:val="ar_AE" w:bidi="ar_AE"/>
         </w:rPr>
+        <w:t>Ἀπφίᾳ &amp; Ἀρχίππῳ &amp; τῇ &amp; ἐκκλησίᾳ</w:t>
+      </w:r>
+    </w:p>
+    <w:p>
+      <w:pPr>
+        <w:bidi/>
+      </w:pPr>
+      <w:r>
+        <w:rPr>
+          <w:lang w:val="ar_AE" w:bidi="ar_AE"/>
+        </w:rPr>
+      </w:r>
+      <w:r>
+        <w:rPr>
+          <w:b/>
+          <w:lang w:val="ar_AE" w:bidi="ar_AE"/>
+        </w:rPr>
         <w:t>"</w:t>
       </w:r>
       <w:r>
@@ -1822,6 +2043,23 @@
           <w:b/>
           <w:lang w:val="ar_AE" w:bidi="ar_AE"/>
         </w:rPr>
+        <w:t>Ἀρχίππῳ</w:t>
+      </w:r>
+    </w:p>
+    <w:p>
+      <w:pPr>
+        <w:bidi/>
+      </w:pPr>
+      <w:r>
+        <w:rPr>
+          <w:lang w:val="ar_AE" w:bidi="ar_AE"/>
+        </w:rPr>
+      </w:r>
+      <w:r>
+        <w:rPr>
+          <w:b/>
+          <w:lang w:val="ar_AE" w:bidi="ar_AE"/>
+        </w:rPr>
         <w:t>"</w:t>
       </w:r>
       <w:r>
@@ -1935,6 +2173,23 @@
           <w:b/>
           <w:lang w:val="ar_AE" w:bidi="ar_AE"/>
         </w:rPr>
+        <w:t>τῷ συνστρατιώτῃ ἡμῶν</w:t>
+      </w:r>
+    </w:p>
+    <w:p>
+      <w:pPr>
+        <w:bidi/>
+      </w:pPr>
+      <w:r>
+        <w:rPr>
+          <w:lang w:val="ar_AE" w:bidi="ar_AE"/>
+        </w:rPr>
+      </w:r>
+      <w:r>
+        <w:rPr>
+          <w:b/>
+          <w:lang w:val="ar_AE" w:bidi="ar_AE"/>
+        </w:rPr>
         <w:t>"</w:t>
       </w:r>
       <w:r>
@@ -2041,6 +2296,23 @@
           <w:b/>
           <w:lang w:val="ar_AE" w:bidi="ar_AE"/>
         </w:rPr>
+        <w:t>καὶ τῇ κατ’ οἶκόν σου ἐκκλησίᾳ</w:t>
+      </w:r>
+    </w:p>
+    <w:p>
+      <w:pPr>
+        <w:bidi/>
+      </w:pPr>
+      <w:r>
+        <w:rPr>
+          <w:lang w:val="ar_AE" w:bidi="ar_AE"/>
+        </w:rPr>
+      </w:r>
+      <w:r>
+        <w:rPr>
+          <w:b/>
+          <w:lang w:val="ar_AE" w:bidi="ar_AE"/>
+        </w:rPr>
         <w:t>"</w:t>
       </w:r>
       <w:r>
@@ -2138,6 +2410,23 @@
           <w:b/>
           <w:lang w:val="ar_AE" w:bidi="ar_AE"/>
         </w:rPr>
+        <w:t>χάρις ὑμῖν καὶ εἰρήνη, ἀπὸ Θεοῦ Πατρὸς ἡμῶν καὶ Κυρίου ἡμῶν Ἰησοῦ Χριστοῦ</w:t>
+      </w:r>
+    </w:p>
+    <w:p>
+      <w:pPr>
+        <w:bidi/>
+      </w:pPr>
+      <w:r>
+        <w:rPr>
+          <w:lang w:val="ar_AE" w:bidi="ar_AE"/>
+        </w:rPr>
+      </w:r>
+      <w:r>
+        <w:rPr>
+          <w:b/>
+          <w:lang w:val="ar_AE" w:bidi="ar_AE"/>
+        </w:rPr>
         <w:t>"</w:t>
       </w:r>
       <w:r>
@@ -2237,6 +2526,23 @@
           <w:b/>
           <w:lang w:val="ar_AE" w:bidi="ar_AE"/>
         </w:rPr>
+        <w:t>χάρις ὑμῖν καὶ εἰρήνη, ἀπὸ Θεοῦ Πατρὸς ἡμῶν καὶ Κυρίου ἡμῶν Ἰησοῦ Χριστοῦ.</w:t>
+      </w:r>
+    </w:p>
+    <w:p>
+      <w:pPr>
+        <w:bidi/>
+      </w:pPr>
+      <w:r>
+        <w:rPr>
+          <w:lang w:val="ar_AE" w:bidi="ar_AE"/>
+        </w:rPr>
+      </w:r>
+      <w:r>
+        <w:rPr>
+          <w:b/>
+          <w:lang w:val="ar_AE" w:bidi="ar_AE"/>
+        </w:rPr>
         <w:t>"</w:t>
       </w:r>
       <w:r>
@@ -2369,6 +2675,23 @@
           <w:b/>
           <w:lang w:val="ar_AE" w:bidi="ar_AE"/>
         </w:rPr>
+        <w:t>ἡμῶν &amp; ἡμῶν</w:t>
+      </w:r>
+    </w:p>
+    <w:p>
+      <w:pPr>
+        <w:bidi/>
+      </w:pPr>
+      <w:r>
+        <w:rPr>
+          <w:lang w:val="ar_AE" w:bidi="ar_AE"/>
+        </w:rPr>
+      </w:r>
+      <w:r>
+        <w:rPr>
+          <w:b/>
+          <w:lang w:val="ar_AE" w:bidi="ar_AE"/>
+        </w:rPr>
         <w:t>"</w:t>
       </w:r>
       <w:r>
@@ -2620,6 +2943,23 @@
           <w:b/>
           <w:lang w:val="ar_AE" w:bidi="ar_AE"/>
         </w:rPr>
+        <w:t>Πατρὸς</w:t>
+      </w:r>
+    </w:p>
+    <w:p>
+      <w:pPr>
+        <w:bidi/>
+      </w:pPr>
+      <w:r>
+        <w:rPr>
+          <w:lang w:val="ar_AE" w:bidi="ar_AE"/>
+        </w:rPr>
+      </w:r>
+      <w:r>
+        <w:rPr>
+          <w:b/>
+          <w:lang w:val="ar_AE" w:bidi="ar_AE"/>
+        </w:rPr>
         <w:t>"</w:t>
       </w:r>
       <w:r>
@@ -2733,6 +3073,23 @@
           <w:b/>
           <w:lang w:val="ar_AE" w:bidi="ar_AE"/>
         </w:rPr>
+        <w:t>σου</w:t>
+      </w:r>
+    </w:p>
+    <w:p>
+      <w:pPr>
+        <w:bidi/>
+      </w:pPr>
+      <w:r>
+        <w:rPr>
+          <w:lang w:val="ar_AE" w:bidi="ar_AE"/>
+        </w:rPr>
+      </w:r>
+      <w:r>
+        <w:rPr>
+          <w:b/>
+          <w:lang w:val="ar_AE" w:bidi="ar_AE"/>
+        </w:rPr>
         <w:t>"</w:t>
       </w:r>
       <w:r>
@@ -2852,6 +3209,23 @@
           <w:b/>
           <w:lang w:val="ar_AE" w:bidi="ar_AE"/>
         </w:rPr>
+        <w:t>ἀκούων σου τὴν ἀγάπην καὶ τὴν πίστιν, ἣν ἔχεις πρὸς τὸν Κύριον Ἰησοῦν, καὶ εἰς πάντας τοὺς ἁγίους</w:t>
+      </w:r>
+    </w:p>
+    <w:p>
+      <w:pPr>
+        <w:bidi/>
+      </w:pPr>
+      <w:r>
+        <w:rPr>
+          <w:lang w:val="ar_AE" w:bidi="ar_AE"/>
+        </w:rPr>
+      </w:r>
+      <w:r>
+        <w:rPr>
+          <w:b/>
+          <w:lang w:val="ar_AE" w:bidi="ar_AE"/>
+        </w:rPr>
         <w:t>"</w:t>
       </w:r>
       <w:r>
@@ -2984,6 +3358,23 @@
           <w:b/>
           <w:lang w:val="ar_AE" w:bidi="ar_AE"/>
         </w:rPr>
+        <w:t>ἀκούων σου τὴν ἀγάπην καὶ τὴν πίστιν, ἣν ἔχεις πρὸς τὸν Κύριον Ἰησοῦν, καὶ εἰς πάντας τοὺς ἁγίους</w:t>
+      </w:r>
+    </w:p>
+    <w:p>
+      <w:pPr>
+        <w:bidi/>
+      </w:pPr>
+      <w:r>
+        <w:rPr>
+          <w:lang w:val="ar_AE" w:bidi="ar_AE"/>
+        </w:rPr>
+      </w:r>
+      <w:r>
+        <w:rPr>
+          <w:b/>
+          <w:lang w:val="ar_AE" w:bidi="ar_AE"/>
+        </w:rPr>
         <w:t>"</w:t>
       </w:r>
       <w:r>
@@ -3090,6 +3481,23 @@
           <w:b/>
           <w:lang w:val="ar_AE" w:bidi="ar_AE"/>
         </w:rPr>
+        <w:t>σου &amp; ἔχεις</w:t>
+      </w:r>
+    </w:p>
+    <w:p>
+      <w:pPr>
+        <w:bidi/>
+      </w:pPr>
+      <w:r>
+        <w:rPr>
+          <w:lang w:val="ar_AE" w:bidi="ar_AE"/>
+        </w:rPr>
+      </w:r>
+      <w:r>
+        <w:rPr>
+          <w:b/>
+          <w:lang w:val="ar_AE" w:bidi="ar_AE"/>
+        </w:rPr>
         <w:t>"</w:t>
       </w:r>
       <w:r>
@@ -3249,6 +3657,23 @@
           <w:b/>
           <w:lang w:val="ar_AE" w:bidi="ar_AE"/>
         </w:rPr>
+        <w:t>ὅπως</w:t>
+      </w:r>
+    </w:p>
+    <w:p>
+      <w:pPr>
+        <w:bidi/>
+      </w:pPr>
+      <w:r>
+        <w:rPr>
+          <w:lang w:val="ar_AE" w:bidi="ar_AE"/>
+        </w:rPr>
+      </w:r>
+      <w:r>
+        <w:rPr>
+          <w:b/>
+          <w:lang w:val="ar_AE" w:bidi="ar_AE"/>
+        </w:rPr>
         <w:t>"</w:t>
       </w:r>
       <w:r>
@@ -3368,6 +3793,23 @@
           <w:b/>
           <w:lang w:val="ar_AE" w:bidi="ar_AE"/>
         </w:rPr>
+        <w:t>ἡ κοινωνία τῆς πίστεώς σου</w:t>
+      </w:r>
+    </w:p>
+    <w:p>
+      <w:pPr>
+        <w:bidi/>
+      </w:pPr>
+      <w:r>
+        <w:rPr>
+          <w:lang w:val="ar_AE" w:bidi="ar_AE"/>
+        </w:rPr>
+      </w:r>
+      <w:r>
+        <w:rPr>
+          <w:b/>
+          <w:lang w:val="ar_AE" w:bidi="ar_AE"/>
+        </w:rPr>
         <w:t>"</w:t>
       </w:r>
       <w:r>
@@ -3487,6 +3929,23 @@
           <w:b/>
           <w:lang w:val="ar_AE" w:bidi="ar_AE"/>
         </w:rPr>
+        <w:t>ἡ κοινωνία τῆς πίστεώς σου, ἐνεργὴς γένηται ἐν ἐπιγνώσει παντὸς ἀγαθοῦ τοῦ ἐν ἡμῖν εἰς Χριστόν.</w:t>
+      </w:r>
+    </w:p>
+    <w:p>
+      <w:pPr>
+        <w:bidi/>
+      </w:pPr>
+      <w:r>
+        <w:rPr>
+          <w:lang w:val="ar_AE" w:bidi="ar_AE"/>
+        </w:rPr>
+      </w:r>
+      <w:r>
+        <w:rPr>
+          <w:b/>
+          <w:lang w:val="ar_AE" w:bidi="ar_AE"/>
+        </w:rPr>
         <w:t>"</w:t>
       </w:r>
       <w:r>
@@ -3619,6 +4078,23 @@
           <w:b/>
           <w:lang w:val="ar_AE" w:bidi="ar_AE"/>
         </w:rPr>
+        <w:t>ἐν ἐπιγνώσει παντὸς ἀγαθοῦ</w:t>
+      </w:r>
+    </w:p>
+    <w:p>
+      <w:pPr>
+        <w:bidi/>
+      </w:pPr>
+      <w:r>
+        <w:rPr>
+          <w:lang w:val="ar_AE" w:bidi="ar_AE"/>
+        </w:rPr>
+      </w:r>
+      <w:r>
+        <w:rPr>
+          <w:b/>
+          <w:lang w:val="ar_AE" w:bidi="ar_AE"/>
+        </w:rPr>
         <w:t>"</w:t>
       </w:r>
       <w:r>
@@ -3725,6 +4201,23 @@
           <w:b/>
           <w:lang w:val="ar_AE" w:bidi="ar_AE"/>
         </w:rPr>
+        <w:t>εἰς Χριστόν</w:t>
+      </w:r>
+    </w:p>
+    <w:p>
+      <w:pPr>
+        <w:bidi/>
+      </w:pPr>
+      <w:r>
+        <w:rPr>
+          <w:lang w:val="ar_AE" w:bidi="ar_AE"/>
+        </w:rPr>
+      </w:r>
+      <w:r>
+        <w:rPr>
+          <w:b/>
+          <w:lang w:val="ar_AE" w:bidi="ar_AE"/>
+        </w:rPr>
         <w:t>"</w:t>
       </w:r>
       <w:r>
@@ -3844,6 +4337,23 @@
           <w:b/>
           <w:lang w:val="ar_AE" w:bidi="ar_AE"/>
         </w:rPr>
+        <w:t>χαρὰν γὰρ πολλὴν ἔσχον καὶ παράκλησιν</w:t>
+      </w:r>
+    </w:p>
+    <w:p>
+      <w:pPr>
+        <w:bidi/>
+      </w:pPr>
+      <w:r>
+        <w:rPr>
+          <w:lang w:val="ar_AE" w:bidi="ar_AE"/>
+        </w:rPr>
+      </w:r>
+      <w:r>
+        <w:rPr>
+          <w:b/>
+          <w:lang w:val="ar_AE" w:bidi="ar_AE"/>
+        </w:rPr>
         <w:t>"</w:t>
       </w:r>
       <w:r>
@@ -3976,6 +4486,23 @@
           <w:b/>
           <w:lang w:val="ar_AE" w:bidi="ar_AE"/>
         </w:rPr>
+        <w:t>ἐπὶ τῇ ἀγάπῃ σου</w:t>
+      </w:r>
+    </w:p>
+    <w:p>
+      <w:pPr>
+        <w:bidi/>
+      </w:pPr>
+      <w:r>
+        <w:rPr>
+          <w:lang w:val="ar_AE" w:bidi="ar_AE"/>
+        </w:rPr>
+      </w:r>
+      <w:r>
+        <w:rPr>
+          <w:b/>
+          <w:lang w:val="ar_AE" w:bidi="ar_AE"/>
+        </w:rPr>
         <w:t>"</w:t>
       </w:r>
       <w:r>
@@ -4095,6 +4622,23 @@
           <w:b/>
           <w:lang w:val="ar_AE" w:bidi="ar_AE"/>
         </w:rPr>
+        <w:t>τὰ σπλάγχνα τῶν ἁγίων ἀναπέπαυται διὰ σοῦ</w:t>
+      </w:r>
+    </w:p>
+    <w:p>
+      <w:pPr>
+        <w:bidi/>
+      </w:pPr>
+      <w:r>
+        <w:rPr>
+          <w:lang w:val="ar_AE" w:bidi="ar_AE"/>
+        </w:rPr>
+      </w:r>
+      <w:r>
+        <w:rPr>
+          <w:b/>
+          <w:lang w:val="ar_AE" w:bidi="ar_AE"/>
+        </w:rPr>
         <w:t>"</w:t>
       </w:r>
       <w:r>
@@ -4201,6 +4745,23 @@
           <w:b/>
           <w:lang w:val="ar_AE" w:bidi="ar_AE"/>
         </w:rPr>
+        <w:t>τὰ σπλάγχνα τῶν ἁγίων</w:t>
+      </w:r>
+    </w:p>
+    <w:p>
+      <w:pPr>
+        <w:bidi/>
+      </w:pPr>
+      <w:r>
+        <w:rPr>
+          <w:lang w:val="ar_AE" w:bidi="ar_AE"/>
+        </w:rPr>
+      </w:r>
+      <w:r>
+        <w:rPr>
+          <w:b/>
+          <w:lang w:val="ar_AE" w:bidi="ar_AE"/>
+        </w:rPr>
         <w:t>"</w:t>
       </w:r>
       <w:r>
@@ -4320,6 +4881,23 @@
           <w:b/>
           <w:lang w:val="ar_AE" w:bidi="ar_AE"/>
         </w:rPr>
+        <w:t>τὰ σπλάγχνα τῶν ἁγίων ἀναπέπαυται διὰ σοῦ</w:t>
+      </w:r>
+    </w:p>
+    <w:p>
+      <w:pPr>
+        <w:bidi/>
+      </w:pPr>
+      <w:r>
+        <w:rPr>
+          <w:lang w:val="ar_AE" w:bidi="ar_AE"/>
+        </w:rPr>
+      </w:r>
+      <w:r>
+        <w:rPr>
+          <w:b/>
+          <w:lang w:val="ar_AE" w:bidi="ar_AE"/>
+        </w:rPr>
         <w:t>"</w:t>
       </w:r>
       <w:r>
@@ -4439,6 +5017,23 @@
           <w:b/>
           <w:lang w:val="ar_AE" w:bidi="ar_AE"/>
         </w:rPr>
+        <w:t>σοῦ, ἀδελφέ</w:t>
+      </w:r>
+    </w:p>
+    <w:p>
+      <w:pPr>
+        <w:bidi/>
+      </w:pPr>
+      <w:r>
+        <w:rPr>
+          <w:lang w:val="ar_AE" w:bidi="ar_AE"/>
+        </w:rPr>
+      </w:r>
+      <w:r>
+        <w:rPr>
+          <w:b/>
+          <w:lang w:val="ar_AE" w:bidi="ar_AE"/>
+        </w:rPr>
         <w:t>"</w:t>
       </w:r>
       <w:r>
@@ -4628,6 +5223,23 @@
           <w:b/>
           <w:lang w:val="ar_AE" w:bidi="ar_AE"/>
         </w:rPr>
+        <w:t>πολλὴν ἐν Χριστῷ παρρησίαν</w:t>
+      </w:r>
+    </w:p>
+    <w:p>
+      <w:pPr>
+        <w:bidi/>
+      </w:pPr>
+      <w:r>
+        <w:rPr>
+          <w:lang w:val="ar_AE" w:bidi="ar_AE"/>
+        </w:rPr>
+      </w:r>
+      <w:r>
+        <w:rPr>
+          <w:b/>
+          <w:lang w:val="ar_AE" w:bidi="ar_AE"/>
+        </w:rPr>
         <w:t>"</w:t>
       </w:r>
       <w:r>
@@ -4712,6 +5324,23 @@
           <w:b/>
           <w:lang w:val="ar_AE" w:bidi="ar_AE"/>
         </w:rPr>
+        <w:t>διό</w:t>
+      </w:r>
+    </w:p>
+    <w:p>
+      <w:pPr>
+        <w:bidi/>
+      </w:pPr>
+      <w:r>
+        <w:rPr>
+          <w:lang w:val="ar_AE" w:bidi="ar_AE"/>
+        </w:rPr>
+      </w:r>
+      <w:r>
+        <w:rPr>
+          <w:b/>
+          <w:lang w:val="ar_AE" w:bidi="ar_AE"/>
+        </w:rPr>
         <w:t>"</w:t>
       </w:r>
       <w:r>
@@ -4831,6 +5460,23 @@
           <w:b/>
           <w:lang w:val="ar_AE" w:bidi="ar_AE"/>
         </w:rPr>
+        <w:t>διὰ τὴν ἀγάπην</w:t>
+      </w:r>
+    </w:p>
+    <w:p>
+      <w:pPr>
+        <w:bidi/>
+      </w:pPr>
+      <w:r>
+        <w:rPr>
+          <w:lang w:val="ar_AE" w:bidi="ar_AE"/>
+        </w:rPr>
+      </w:r>
+      <w:r>
+        <w:rPr>
+          <w:b/>
+          <w:lang w:val="ar_AE" w:bidi="ar_AE"/>
+        </w:rPr>
         <w:t>"</w:t>
       </w:r>
       <w:r>
@@ -4950,6 +5596,23 @@
           <w:b/>
           <w:lang w:val="ar_AE" w:bidi="ar_AE"/>
         </w:rPr>
+        <w:t>δέσμιος Χριστοῦ Ἰησοῦ</w:t>
+      </w:r>
+    </w:p>
+    <w:p>
+      <w:pPr>
+        <w:bidi/>
+      </w:pPr>
+      <w:r>
+        <w:rPr>
+          <w:lang w:val="ar_AE" w:bidi="ar_AE"/>
+        </w:rPr>
+      </w:r>
+      <w:r>
+        <w:rPr>
+          <w:b/>
+          <w:lang w:val="ar_AE" w:bidi="ar_AE"/>
+        </w:rPr>
         <w:t>"</w:t>
       </w:r>
       <w:r>
@@ -5034,6 +5697,23 @@
           <w:b/>
           <w:lang w:val="ar_AE" w:bidi="ar_AE"/>
         </w:rPr>
+        <w:t>Ὀνήσιμον</w:t>
+      </w:r>
+    </w:p>
+    <w:p>
+      <w:pPr>
+        <w:bidi/>
+      </w:pPr>
+      <w:r>
+        <w:rPr>
+          <w:lang w:val="ar_AE" w:bidi="ar_AE"/>
+        </w:rPr>
+      </w:r>
+      <w:r>
+        <w:rPr>
+          <w:b/>
+          <w:lang w:val="ar_AE" w:bidi="ar_AE"/>
+        </w:rPr>
         <w:t>"</w:t>
       </w:r>
       <w:r>
@@ -5147,6 +5827,23 @@
           <w:b/>
           <w:lang w:val="ar_AE" w:bidi="ar_AE"/>
         </w:rPr>
+        <w:t>Ὀνήσιμον</w:t>
+      </w:r>
+    </w:p>
+    <w:p>
+      <w:pPr>
+        <w:bidi/>
+      </w:pPr>
+      <w:r>
+        <w:rPr>
+          <w:lang w:val="ar_AE" w:bidi="ar_AE"/>
+        </w:rPr>
+      </w:r>
+      <w:r>
+        <w:rPr>
+          <w:b/>
+          <w:lang w:val="ar_AE" w:bidi="ar_AE"/>
+        </w:rPr>
         <w:t>"</w:t>
       </w:r>
       <w:r>
@@ -5266,6 +5963,23 @@
           <w:b/>
           <w:lang w:val="ar_AE" w:bidi="ar_AE"/>
         </w:rPr>
+        <w:t>ὃν ἐγέννησα</w:t>
+      </w:r>
+    </w:p>
+    <w:p>
+      <w:pPr>
+        <w:bidi/>
+      </w:pPr>
+      <w:r>
+        <w:rPr>
+          <w:lang w:val="ar_AE" w:bidi="ar_AE"/>
+        </w:rPr>
+      </w:r>
+      <w:r>
+        <w:rPr>
+          <w:b/>
+          <w:lang w:val="ar_AE" w:bidi="ar_AE"/>
+        </w:rPr>
         <w:t>"</w:t>
       </w:r>
       <w:r>
@@ -5379,6 +6093,23 @@
           <w:b/>
           <w:lang w:val="ar_AE" w:bidi="ar_AE"/>
         </w:rPr>
+        <w:t>ἐν τοῖς δεσμοῖς</w:t>
+      </w:r>
+    </w:p>
+    <w:p>
+      <w:pPr>
+        <w:bidi/>
+      </w:pPr>
+      <w:r>
+        <w:rPr>
+          <w:lang w:val="ar_AE" w:bidi="ar_AE"/>
+        </w:rPr>
+      </w:r>
+      <w:r>
+        <w:rPr>
+          <w:b/>
+          <w:lang w:val="ar_AE" w:bidi="ar_AE"/>
+        </w:rPr>
         <w:t>"</w:t>
       </w:r>
       <w:r>
@@ -5498,6 +6229,23 @@
           <w:b/>
           <w:lang w:val="ar_AE" w:bidi="ar_AE"/>
         </w:rPr>
+        <w:t>ὃν ἀνέπεμψά σοι</w:t>
+      </w:r>
+    </w:p>
+    <w:p>
+      <w:pPr>
+        <w:bidi/>
+      </w:pPr>
+      <w:r>
+        <w:rPr>
+          <w:lang w:val="ar_AE" w:bidi="ar_AE"/>
+        </w:rPr>
+      </w:r>
+      <w:r>
+        <w:rPr>
+          <w:b/>
+          <w:lang w:val="ar_AE" w:bidi="ar_AE"/>
+        </w:rPr>
         <w:t>"</w:t>
       </w:r>
       <w:r>
@@ -5582,6 +6330,23 @@
           <w:b/>
           <w:lang w:val="ar_AE" w:bidi="ar_AE"/>
         </w:rPr>
+        <w:t>τοῦτ’ ἔστιν τὰ ἐμὰ σπλάγχνα</w:t>
+      </w:r>
+    </w:p>
+    <w:p>
+      <w:pPr>
+        <w:bidi/>
+      </w:pPr>
+      <w:r>
+        <w:rPr>
+          <w:lang w:val="ar_AE" w:bidi="ar_AE"/>
+        </w:rPr>
+      </w:r>
+      <w:r>
+        <w:rPr>
+          <w:b/>
+          <w:lang w:val="ar_AE" w:bidi="ar_AE"/>
+        </w:rPr>
         <w:t>"</w:t>
       </w:r>
       <w:r>
@@ -5701,6 +6466,23 @@
           <w:b/>
           <w:lang w:val="ar_AE" w:bidi="ar_AE"/>
         </w:rPr>
+        <w:t>τὰ ἐμὰ σπλάγχνα</w:t>
+      </w:r>
+    </w:p>
+    <w:p>
+      <w:pPr>
+        <w:bidi/>
+      </w:pPr>
+      <w:r>
+        <w:rPr>
+          <w:lang w:val="ar_AE" w:bidi="ar_AE"/>
+        </w:rPr>
+      </w:r>
+      <w:r>
+        <w:rPr>
+          <w:b/>
+          <w:lang w:val="ar_AE" w:bidi="ar_AE"/>
+        </w:rPr>
         <w:t>"</w:t>
       </w:r>
       <w:r>
@@ -5807,6 +6589,23 @@
           <w:b/>
           <w:lang w:val="ar_AE" w:bidi="ar_AE"/>
         </w:rPr>
+        <w:t>ἵνα ὑπὲρ σοῦ μοι διακονῇ</w:t>
+      </w:r>
+    </w:p>
+    <w:p>
+      <w:pPr>
+        <w:bidi/>
+      </w:pPr>
+      <w:r>
+        <w:rPr>
+          <w:lang w:val="ar_AE" w:bidi="ar_AE"/>
+        </w:rPr>
+      </w:r>
+      <w:r>
+        <w:rPr>
+          <w:b/>
+          <w:lang w:val="ar_AE" w:bidi="ar_AE"/>
+        </w:rPr>
         <w:t>"</w:t>
       </w:r>
       <w:r>
@@ -5891,6 +6690,23 @@
           <w:b/>
           <w:lang w:val="ar_AE" w:bidi="ar_AE"/>
         </w:rPr>
+        <w:t>ἐν τοῖς δεσμοῖς</w:t>
+      </w:r>
+    </w:p>
+    <w:p>
+      <w:pPr>
+        <w:bidi/>
+      </w:pPr>
+      <w:r>
+        <w:rPr>
+          <w:lang w:val="ar_AE" w:bidi="ar_AE"/>
+        </w:rPr>
+      </w:r>
+      <w:r>
+        <w:rPr>
+          <w:b/>
+          <w:lang w:val="ar_AE" w:bidi="ar_AE"/>
+        </w:rPr>
         <w:t>"</w:t>
       </w:r>
       <w:r>
@@ -6010,6 +6826,23 @@
           <w:b/>
           <w:lang w:val="ar_AE" w:bidi="ar_AE"/>
         </w:rPr>
+        <w:t>ἐν τοῖς δεσμοῖς τοῦ εὐαγγελίου</w:t>
+      </w:r>
+    </w:p>
+    <w:p>
+      <w:pPr>
+        <w:bidi/>
+      </w:pPr>
+      <w:r>
+        <w:rPr>
+          <w:lang w:val="ar_AE" w:bidi="ar_AE"/>
+        </w:rPr>
+      </w:r>
+      <w:r>
+        <w:rPr>
+          <w:b/>
+          <w:lang w:val="ar_AE" w:bidi="ar_AE"/>
+        </w:rPr>
         <w:t>"</w:t>
       </w:r>
       <w:r>
@@ -6129,6 +6962,23 @@
           <w:b/>
           <w:lang w:val="ar_AE" w:bidi="ar_AE"/>
         </w:rPr>
+        <w:t>ἵνα μὴ ὡς κατὰ ἀνάγκην τὸ ἀγαθόν σου ᾖ</w:t>
+      </w:r>
+    </w:p>
+    <w:p>
+      <w:pPr>
+        <w:bidi/>
+      </w:pPr>
+      <w:r>
+        <w:rPr>
+          <w:lang w:val="ar_AE" w:bidi="ar_AE"/>
+        </w:rPr>
+      </w:r>
+      <w:r>
+        <w:rPr>
+          <w:b/>
+          <w:lang w:val="ar_AE" w:bidi="ar_AE"/>
+        </w:rPr>
         <w:t>"</w:t>
       </w:r>
       <w:r>
@@ -6248,6 +7098,23 @@
           <w:b/>
           <w:lang w:val="ar_AE" w:bidi="ar_AE"/>
         </w:rPr>
+        <w:t>ἀλλὰ κατὰ ἑκούσιον.</w:t>
+      </w:r>
+    </w:p>
+    <w:p>
+      <w:pPr>
+        <w:bidi/>
+      </w:pPr>
+      <w:r>
+        <w:rPr>
+          <w:lang w:val="ar_AE" w:bidi="ar_AE"/>
+        </w:rPr>
+      </w:r>
+      <w:r>
+        <w:rPr>
+          <w:b/>
+          <w:lang w:val="ar_AE" w:bidi="ar_AE"/>
+        </w:rPr>
         <w:t>"</w:t>
       </w:r>
       <w:r>
@@ -6367,6 +7234,23 @@
           <w:b/>
           <w:lang w:val="ar_AE" w:bidi="ar_AE"/>
         </w:rPr>
+        <w:t>τάχα γὰρ διὰ τοῦτο, ἐχωρίσθη πρὸς ὥραν, ἵνα</w:t>
+      </w:r>
+    </w:p>
+    <w:p>
+      <w:pPr>
+        <w:bidi/>
+      </w:pPr>
+      <w:r>
+        <w:rPr>
+          <w:lang w:val="ar_AE" w:bidi="ar_AE"/>
+        </w:rPr>
+      </w:r>
+      <w:r>
+        <w:rPr>
+          <w:b/>
+          <w:lang w:val="ar_AE" w:bidi="ar_AE"/>
+        </w:rPr>
         <w:t>"</w:t>
       </w:r>
       <w:r>
@@ -6487,6 +7371,23 @@
           <w:b/>
           <w:lang w:val="ar_AE" w:bidi="ar_AE"/>
         </w:rPr>
+        <w:t>πρὸς ὥραν</w:t>
+      </w:r>
+    </w:p>
+    <w:p>
+      <w:pPr>
+        <w:bidi/>
+      </w:pPr>
+      <w:r>
+        <w:rPr>
+          <w:lang w:val="ar_AE" w:bidi="ar_AE"/>
+        </w:rPr>
+      </w:r>
+      <w:r>
+        <w:rPr>
+          <w:b/>
+          <w:lang w:val="ar_AE" w:bidi="ar_AE"/>
+        </w:rPr>
         <w:t>"</w:t>
       </w:r>
       <w:r>
@@ -6606,6 +7507,23 @@
           <w:b/>
           <w:lang w:val="ar_AE" w:bidi="ar_AE"/>
         </w:rPr>
+        <w:t>ὑπὲρ δοῦλον</w:t>
+      </w:r>
+    </w:p>
+    <w:p>
+      <w:pPr>
+        <w:bidi/>
+      </w:pPr>
+      <w:r>
+        <w:rPr>
+          <w:lang w:val="ar_AE" w:bidi="ar_AE"/>
+        </w:rPr>
+      </w:r>
+      <w:r>
+        <w:rPr>
+          <w:b/>
+          <w:lang w:val="ar_AE" w:bidi="ar_AE"/>
+        </w:rPr>
         <w:t>"</w:t>
       </w:r>
       <w:r>
@@ -6690,6 +7608,23 @@
           <w:b/>
           <w:lang w:val="ar_AE" w:bidi="ar_AE"/>
         </w:rPr>
+        <w:t>οὐκέτι ὡς δοῦλον</w:t>
+      </w:r>
+    </w:p>
+    <w:p>
+      <w:pPr>
+        <w:bidi/>
+      </w:pPr>
+      <w:r>
+        <w:rPr>
+          <w:lang w:val="ar_AE" w:bidi="ar_AE"/>
+        </w:rPr>
+      </w:r>
+      <w:r>
+        <w:rPr>
+          <w:b/>
+          <w:lang w:val="ar_AE" w:bidi="ar_AE"/>
+        </w:rPr>
         <w:t>"</w:t>
       </w:r>
       <w:r>
@@ -6787,6 +7722,23 @@
           <w:b/>
           <w:lang w:val="ar_AE" w:bidi="ar_AE"/>
         </w:rPr>
+        <w:t>ὑπὲρ δοῦλον</w:t>
+      </w:r>
+    </w:p>
+    <w:p>
+      <w:pPr>
+        <w:bidi/>
+      </w:pPr>
+      <w:r>
+        <w:rPr>
+          <w:lang w:val="ar_AE" w:bidi="ar_AE"/>
+        </w:rPr>
+      </w:r>
+      <w:r>
+        <w:rPr>
+          <w:b/>
+          <w:lang w:val="ar_AE" w:bidi="ar_AE"/>
+        </w:rPr>
         <w:t>"</w:t>
       </w:r>
       <w:r>
@@ -6871,6 +7823,23 @@
           <w:b/>
           <w:lang w:val="ar_AE" w:bidi="ar_AE"/>
         </w:rPr>
+        <w:t>ἀδελφὸν ἀγαπητόν</w:t>
+      </w:r>
+    </w:p>
+    <w:p>
+      <w:pPr>
+        <w:bidi/>
+      </w:pPr>
+      <w:r>
+        <w:rPr>
+          <w:lang w:val="ar_AE" w:bidi="ar_AE"/>
+        </w:rPr>
+      </w:r>
+      <w:r>
+        <w:rPr>
+          <w:b/>
+          <w:lang w:val="ar_AE" w:bidi="ar_AE"/>
+        </w:rPr>
         <w:t>"</w:t>
       </w:r>
       <w:r>
@@ -6990,6 +7959,23 @@
           <w:b/>
           <w:lang w:val="ar_AE" w:bidi="ar_AE"/>
         </w:rPr>
+        <w:t>ἀγαπητόν</w:t>
+      </w:r>
+    </w:p>
+    <w:p>
+      <w:pPr>
+        <w:bidi/>
+      </w:pPr>
+      <w:r>
+        <w:rPr>
+          <w:lang w:val="ar_AE" w:bidi="ar_AE"/>
+        </w:rPr>
+      </w:r>
+      <w:r>
+        <w:rPr>
+          <w:b/>
+          <w:lang w:val="ar_AE" w:bidi="ar_AE"/>
+        </w:rPr>
         <w:t>"</w:t>
       </w:r>
       <w:r>
@@ -7074,6 +8060,23 @@
           <w:b/>
           <w:lang w:val="ar_AE" w:bidi="ar_AE"/>
         </w:rPr>
+        <w:t>ἐν Κυρίῳ</w:t>
+      </w:r>
+    </w:p>
+    <w:p>
+      <w:pPr>
+        <w:bidi/>
+      </w:pPr>
+      <w:r>
+        <w:rPr>
+          <w:lang w:val="ar_AE" w:bidi="ar_AE"/>
+        </w:rPr>
+      </w:r>
+      <w:r>
+        <w:rPr>
+          <w:b/>
+          <w:lang w:val="ar_AE" w:bidi="ar_AE"/>
+        </w:rPr>
         <w:t>"</w:t>
       </w:r>
       <w:r>
@@ -7158,6 +8161,23 @@
           <w:b/>
           <w:lang w:val="ar_AE" w:bidi="ar_AE"/>
         </w:rPr>
+        <w:t>εἰ &amp; με ἔχεις κοινωνόν</w:t>
+      </w:r>
+    </w:p>
+    <w:p>
+      <w:pPr>
+        <w:bidi/>
+      </w:pPr>
+      <w:r>
+        <w:rPr>
+          <w:lang w:val="ar_AE" w:bidi="ar_AE"/>
+        </w:rPr>
+      </w:r>
+      <w:r>
+        <w:rPr>
+          <w:b/>
+          <w:lang w:val="ar_AE" w:bidi="ar_AE"/>
+        </w:rPr>
         <w:t>"</w:t>
       </w:r>
       <w:r>
@@ -7264,6 +8284,23 @@
           <w:b/>
           <w:lang w:val="ar_AE" w:bidi="ar_AE"/>
         </w:rPr>
+        <w:t>οὖν</w:t>
+      </w:r>
+    </w:p>
+    <w:p>
+      <w:pPr>
+        <w:bidi/>
+      </w:pPr>
+      <w:r>
+        <w:rPr>
+          <w:lang w:val="ar_AE" w:bidi="ar_AE"/>
+        </w:rPr>
+      </w:r>
+      <w:r>
+        <w:rPr>
+          <w:b/>
+          <w:lang w:val="ar_AE" w:bidi="ar_AE"/>
+        </w:rPr>
         <w:t>"</w:t>
       </w:r>
       <w:r>
@@ -7383,6 +8420,23 @@
           <w:b/>
           <w:lang w:val="ar_AE" w:bidi="ar_AE"/>
         </w:rPr>
+        <w:t>προσλαβοῦ αὐτὸν ὡς ἐμέ.</w:t>
+      </w:r>
+    </w:p>
+    <w:p>
+      <w:pPr>
+        <w:bidi/>
+      </w:pPr>
+      <w:r>
+        <w:rPr>
+          <w:lang w:val="ar_AE" w:bidi="ar_AE"/>
+        </w:rPr>
+      </w:r>
+      <w:r>
+        <w:rPr>
+          <w:b/>
+          <w:lang w:val="ar_AE" w:bidi="ar_AE"/>
+        </w:rPr>
         <w:t>"</w:t>
       </w:r>
       <w:r>
@@ -7489,6 +8543,23 @@
           <w:b/>
           <w:lang w:val="ar_AE" w:bidi="ar_AE"/>
         </w:rPr>
+        <w:t>εἰ δέ τι ἠδίκησέν σε ἢ ὀφείλει</w:t>
+      </w:r>
+    </w:p>
+    <w:p>
+      <w:pPr>
+        <w:bidi/>
+      </w:pPr>
+      <w:r>
+        <w:rPr>
+          <w:lang w:val="ar_AE" w:bidi="ar_AE"/>
+        </w:rPr>
+      </w:r>
+      <w:r>
+        <w:rPr>
+          <w:b/>
+          <w:lang w:val="ar_AE" w:bidi="ar_AE"/>
+        </w:rPr>
         <w:t>"</w:t>
       </w:r>
       <w:r>
@@ -7623,6 +8694,23 @@
           <w:b/>
           <w:lang w:val="ar_AE" w:bidi="ar_AE"/>
         </w:rPr>
+        <w:t>εἰ δέ τι ἠδίκησέν σε ἢ ὀφείλει</w:t>
+      </w:r>
+    </w:p>
+    <w:p>
+      <w:pPr>
+        <w:bidi/>
+      </w:pPr>
+      <w:r>
+        <w:rPr>
+          <w:lang w:val="ar_AE" w:bidi="ar_AE"/>
+        </w:rPr>
+      </w:r>
+      <w:r>
+        <w:rPr>
+          <w:b/>
+          <w:lang w:val="ar_AE" w:bidi="ar_AE"/>
+        </w:rPr>
         <w:t>"</w:t>
       </w:r>
       <w:r>
@@ -7761,6 +8849,23 @@
           <w:b/>
           <w:lang w:val="ar_AE" w:bidi="ar_AE"/>
         </w:rPr>
+        <w:t>τοῦτο ἐμοὶ ἐλλόγα.</w:t>
+      </w:r>
+    </w:p>
+    <w:p>
+      <w:pPr>
+        <w:bidi/>
+      </w:pPr>
+      <w:r>
+        <w:rPr>
+          <w:lang w:val="ar_AE" w:bidi="ar_AE"/>
+        </w:rPr>
+      </w:r>
+      <w:r>
+        <w:rPr>
+          <w:b/>
+          <w:lang w:val="ar_AE" w:bidi="ar_AE"/>
+        </w:rPr>
         <w:t>"</w:t>
       </w:r>
       <w:r>
@@ -7845,6 +8950,23 @@
           <w:b/>
           <w:lang w:val="ar_AE" w:bidi="ar_AE"/>
         </w:rPr>
+        <w:t>ἐγὼ Παῦλος ἔγραψα τῇ ἐμῇ χειρί</w:t>
+      </w:r>
+    </w:p>
+    <w:p>
+      <w:pPr>
+        <w:bidi/>
+      </w:pPr>
+      <w:r>
+        <w:rPr>
+          <w:lang w:val="ar_AE" w:bidi="ar_AE"/>
+        </w:rPr>
+      </w:r>
+      <w:r>
+        <w:rPr>
+          <w:b/>
+          <w:lang w:val="ar_AE" w:bidi="ar_AE"/>
+        </w:rPr>
         <w:t>"</w:t>
       </w:r>
       <w:r>
@@ -7942,6 +9064,23 @@
           <w:b/>
           <w:lang w:val="ar_AE" w:bidi="ar_AE"/>
         </w:rPr>
+        <w:t>ἵνα μὴ λέγω σοι</w:t>
+      </w:r>
+    </w:p>
+    <w:p>
+      <w:pPr>
+        <w:bidi/>
+      </w:pPr>
+      <w:r>
+        <w:rPr>
+          <w:lang w:val="ar_AE" w:bidi="ar_AE"/>
+        </w:rPr>
+      </w:r>
+      <w:r>
+        <w:rPr>
+          <w:b/>
+          <w:lang w:val="ar_AE" w:bidi="ar_AE"/>
+        </w:rPr>
         <w:t>"</w:t>
       </w:r>
       <w:r>
@@ -8048,6 +9187,23 @@
           <w:b/>
           <w:lang w:val="ar_AE" w:bidi="ar_AE"/>
         </w:rPr>
+        <w:t>καὶ σεαυτόν μοι προσοφείλεις</w:t>
+      </w:r>
+    </w:p>
+    <w:p>
+      <w:pPr>
+        <w:bidi/>
+      </w:pPr>
+      <w:r>
+        <w:rPr>
+          <w:lang w:val="ar_AE" w:bidi="ar_AE"/>
+        </w:rPr>
+      </w:r>
+      <w:r>
+        <w:rPr>
+          <w:b/>
+          <w:lang w:val="ar_AE" w:bidi="ar_AE"/>
+        </w:rPr>
         <w:t>"</w:t>
       </w:r>
       <w:r>
@@ -8154,6 +9310,23 @@
           <w:b/>
           <w:lang w:val="ar_AE" w:bidi="ar_AE"/>
         </w:rPr>
+        <w:t>ἀδελφέ</w:t>
+      </w:r>
+    </w:p>
+    <w:p>
+      <w:pPr>
+        <w:bidi/>
+      </w:pPr>
+      <w:r>
+        <w:rPr>
+          <w:lang w:val="ar_AE" w:bidi="ar_AE"/>
+        </w:rPr>
+      </w:r>
+      <w:r>
+        <w:rPr>
+          <w:b/>
+          <w:lang w:val="ar_AE" w:bidi="ar_AE"/>
+        </w:rPr>
         <w:t>"</w:t>
       </w:r>
       <w:r>
@@ -8273,6 +9446,23 @@
           <w:b/>
           <w:lang w:val="ar_AE" w:bidi="ar_AE"/>
         </w:rPr>
+        <w:t>ἐν Κυρίῳ</w:t>
+      </w:r>
+    </w:p>
+    <w:p>
+      <w:pPr>
+        <w:bidi/>
+      </w:pPr>
+      <w:r>
+        <w:rPr>
+          <w:lang w:val="ar_AE" w:bidi="ar_AE"/>
+        </w:rPr>
+      </w:r>
+      <w:r>
+        <w:rPr>
+          <w:b/>
+          <w:lang w:val="ar_AE" w:bidi="ar_AE"/>
+        </w:rPr>
         <w:t>"</w:t>
       </w:r>
       <w:r>
@@ -8405,6 +9595,23 @@
           <w:b/>
           <w:lang w:val="ar_AE" w:bidi="ar_AE"/>
         </w:rPr>
+        <w:t>ἀνάπαυσόν μου τὰ σπλάγχνα ἐν Χριστῷ</w:t>
+      </w:r>
+    </w:p>
+    <w:p>
+      <w:pPr>
+        <w:bidi/>
+      </w:pPr>
+      <w:r>
+        <w:rPr>
+          <w:lang w:val="ar_AE" w:bidi="ar_AE"/>
+        </w:rPr>
+      </w:r>
+      <w:r>
+        <w:rPr>
+          <w:b/>
+          <w:lang w:val="ar_AE" w:bidi="ar_AE"/>
+        </w:rPr>
         <w:t>"</w:t>
       </w:r>
       <w:r>
@@ -8511,6 +9718,23 @@
           <w:b/>
           <w:lang w:val="ar_AE" w:bidi="ar_AE"/>
         </w:rPr>
+        <w:t>ἀνάπαυσόν μου τὰ σπλάγχνα</w:t>
+      </w:r>
+    </w:p>
+    <w:p>
+      <w:pPr>
+        <w:bidi/>
+      </w:pPr>
+      <w:r>
+        <w:rPr>
+          <w:lang w:val="ar_AE" w:bidi="ar_AE"/>
+        </w:rPr>
+      </w:r>
+      <w:r>
+        <w:rPr>
+          <w:b/>
+          <w:lang w:val="ar_AE" w:bidi="ar_AE"/>
+        </w:rPr>
         <w:t>"</w:t>
       </w:r>
       <w:r>
@@ -8630,6 +9854,23 @@
           <w:b/>
           <w:lang w:val="ar_AE" w:bidi="ar_AE"/>
         </w:rPr>
+        <w:t>ἀνάπαυσόν μου τὰ σπλάγχνα</w:t>
+      </w:r>
+    </w:p>
+    <w:p>
+      <w:pPr>
+        <w:bidi/>
+      </w:pPr>
+      <w:r>
+        <w:rPr>
+          <w:lang w:val="ar_AE" w:bidi="ar_AE"/>
+        </w:rPr>
+      </w:r>
+      <w:r>
+        <w:rPr>
+          <w:b/>
+          <w:lang w:val="ar_AE" w:bidi="ar_AE"/>
+        </w:rPr>
         <w:t>"</w:t>
       </w:r>
       <w:r>
@@ -8749,6 +9990,23 @@
           <w:b/>
           <w:lang w:val="ar_AE" w:bidi="ar_AE"/>
         </w:rPr>
+        <w:t>πεποιθὼς τῇ ὑπακοῇ σου</w:t>
+      </w:r>
+    </w:p>
+    <w:p>
+      <w:pPr>
+        <w:bidi/>
+      </w:pPr>
+      <w:r>
+        <w:rPr>
+          <w:lang w:val="ar_AE" w:bidi="ar_AE"/>
+        </w:rPr>
+      </w:r>
+      <w:r>
+        <w:rPr>
+          <w:b/>
+          <w:lang w:val="ar_AE" w:bidi="ar_AE"/>
+        </w:rPr>
         <w:t>"</w:t>
       </w:r>
       <w:r>
@@ -8881,6 +10139,23 @@
           <w:b/>
           <w:lang w:val="ar_AE" w:bidi="ar_AE"/>
         </w:rPr>
+        <w:t>ἔγραψά σοι</w:t>
+      </w:r>
+    </w:p>
+    <w:p>
+      <w:pPr>
+        <w:bidi/>
+      </w:pPr>
+      <w:r>
+        <w:rPr>
+          <w:lang w:val="ar_AE" w:bidi="ar_AE"/>
+        </w:rPr>
+      </w:r>
+      <w:r>
+        <w:rPr>
+          <w:b/>
+          <w:lang w:val="ar_AE" w:bidi="ar_AE"/>
+        </w:rPr>
         <w:t>"</w:t>
       </w:r>
       <w:r>
@@ -8965,6 +10240,23 @@
           <w:b/>
           <w:lang w:val="ar_AE" w:bidi="ar_AE"/>
         </w:rPr>
+        <w:t>δὲ</w:t>
+      </w:r>
+    </w:p>
+    <w:p>
+      <w:pPr>
+        <w:bidi/>
+      </w:pPr>
+      <w:r>
+        <w:rPr>
+          <w:lang w:val="ar_AE" w:bidi="ar_AE"/>
+        </w:rPr>
+      </w:r>
+      <w:r>
+        <w:rPr>
+          <w:b/>
+          <w:lang w:val="ar_AE" w:bidi="ar_AE"/>
+        </w:rPr>
         <w:t>""</w:t>
       </w:r>
     </w:p>
@@ -9051,6 +10343,23 @@
           <w:b/>
           <w:lang w:val="ar_AE" w:bidi="ar_AE"/>
         </w:rPr>
+        <w:t>ἅμα</w:t>
+      </w:r>
+    </w:p>
+    <w:p>
+      <w:pPr>
+        <w:bidi/>
+      </w:pPr>
+      <w:r>
+        <w:rPr>
+          <w:lang w:val="ar_AE" w:bidi="ar_AE"/>
+        </w:rPr>
+      </w:r>
+      <w:r>
+        <w:rPr>
+          <w:b/>
+          <w:lang w:val="ar_AE" w:bidi="ar_AE"/>
+        </w:rPr>
         <w:t>"</w:t>
       </w:r>
       <w:r>
@@ -9170,6 +10479,23 @@
           <w:b/>
           <w:lang w:val="ar_AE" w:bidi="ar_AE"/>
         </w:rPr>
+        <w:t>χαρισθήσομαι ὑμῖν</w:t>
+      </w:r>
+    </w:p>
+    <w:p>
+      <w:pPr>
+        <w:bidi/>
+      </w:pPr>
+      <w:r>
+        <w:rPr>
+          <w:lang w:val="ar_AE" w:bidi="ar_AE"/>
+        </w:rPr>
+      </w:r>
+      <w:r>
+        <w:rPr>
+          <w:b/>
+          <w:lang w:val="ar_AE" w:bidi="ar_AE"/>
+        </w:rPr>
         <w:t>"</w:t>
       </w:r>
       <w:r>
@@ -9254,6 +10580,23 @@
           <w:b/>
           <w:lang w:val="ar_AE" w:bidi="ar_AE"/>
         </w:rPr>
+        <w:t>ἑτοίμαζέ μοι ξενίαν</w:t>
+      </w:r>
+    </w:p>
+    <w:p>
+      <w:pPr>
+        <w:bidi/>
+      </w:pPr>
+      <w:r>
+        <w:rPr>
+          <w:lang w:val="ar_AE" w:bidi="ar_AE"/>
+        </w:rPr>
+      </w:r>
+      <w:r>
+        <w:rPr>
+          <w:b/>
+          <w:lang w:val="ar_AE" w:bidi="ar_AE"/>
+        </w:rPr>
         <w:t>"</w:t>
       </w:r>
       <w:r>
@@ -9351,6 +10694,23 @@
           <w:b/>
           <w:lang w:val="ar_AE" w:bidi="ar_AE"/>
         </w:rPr>
+        <w:t>διὰ τῶν προσευχῶν ὑμῶν</w:t>
+      </w:r>
+    </w:p>
+    <w:p>
+      <w:pPr>
+        <w:bidi/>
+      </w:pPr>
+      <w:r>
+        <w:rPr>
+          <w:lang w:val="ar_AE" w:bidi="ar_AE"/>
+        </w:rPr>
+      </w:r>
+      <w:r>
+        <w:rPr>
+          <w:b/>
+          <w:lang w:val="ar_AE" w:bidi="ar_AE"/>
+        </w:rPr>
         <w:t>"</w:t>
       </w:r>
       <w:r>
@@ -9435,6 +10795,23 @@
           <w:b/>
           <w:lang w:val="ar_AE" w:bidi="ar_AE"/>
         </w:rPr>
+        <w:t>χαρισθήσομαι ὑμῖν.</w:t>
+      </w:r>
+    </w:p>
+    <w:p>
+      <w:pPr>
+        <w:bidi/>
+      </w:pPr>
+      <w:r>
+        <w:rPr>
+          <w:lang w:val="ar_AE" w:bidi="ar_AE"/>
+        </w:rPr>
+      </w:r>
+      <w:r>
+        <w:rPr>
+          <w:b/>
+          <w:lang w:val="ar_AE" w:bidi="ar_AE"/>
+        </w:rPr>
         <w:t>"</w:t>
       </w:r>
       <w:r>
@@ -9541,6 +10918,23 @@
           <w:b/>
           <w:lang w:val="ar_AE" w:bidi="ar_AE"/>
         </w:rPr>
+        <w:t>ὑμῶν &amp; ὑμῖν</w:t>
+      </w:r>
+    </w:p>
+    <w:p>
+      <w:pPr>
+        <w:bidi/>
+      </w:pPr>
+      <w:r>
+        <w:rPr>
+          <w:lang w:val="ar_AE" w:bidi="ar_AE"/>
+        </w:rPr>
+      </w:r>
+      <w:r>
+        <w:rPr>
+          <w:b/>
+          <w:lang w:val="ar_AE" w:bidi="ar_AE"/>
+        </w:rPr>
         <w:t>"</w:t>
       </w:r>
       <w:r>
@@ -9706,6 +11100,23 @@
           <w:b/>
           <w:lang w:val="ar_AE" w:bidi="ar_AE"/>
         </w:rPr>
+        <w:t>Ἐπαφρᾶς</w:t>
+      </w:r>
+    </w:p>
+    <w:p>
+      <w:pPr>
+        <w:bidi/>
+      </w:pPr>
+      <w:r>
+        <w:rPr>
+          <w:lang w:val="ar_AE" w:bidi="ar_AE"/>
+        </w:rPr>
+      </w:r>
+      <w:r>
+        <w:rPr>
+          <w:b/>
+          <w:lang w:val="ar_AE" w:bidi="ar_AE"/>
+        </w:rPr>
         <w:t>"</w:t>
       </w:r>
       <w:r>
@@ -9818,6 +11229,23 @@
           <w:b/>
           <w:lang w:val="ar_AE" w:bidi="ar_AE"/>
         </w:rPr>
+        <w:t>ἐν Χριστῷ Ἰησοῦ</w:t>
+      </w:r>
+    </w:p>
+    <w:p>
+      <w:pPr>
+        <w:bidi/>
+      </w:pPr>
+      <w:r>
+        <w:rPr>
+          <w:lang w:val="ar_AE" w:bidi="ar_AE"/>
+        </w:rPr>
+      </w:r>
+      <w:r>
+        <w:rPr>
+          <w:b/>
+          <w:lang w:val="ar_AE" w:bidi="ar_AE"/>
+        </w:rPr>
         <w:t>"</w:t>
       </w:r>
       <w:r>
@@ -9909,6 +11337,23 @@
           <w:b/>
           <w:lang w:val="ar_AE" w:bidi="ar_AE"/>
         </w:rPr>
+        <w:t>Μᾶρκος, Ἀρίσταρχος, Δημᾶς, Λουκᾶς</w:t>
+      </w:r>
+    </w:p>
+    <w:p>
+      <w:pPr>
+        <w:bidi/>
+      </w:pPr>
+      <w:r>
+        <w:rPr>
+          <w:lang w:val="ar_AE" w:bidi="ar_AE"/>
+        </w:rPr>
+      </w:r>
+      <w:r>
+        <w:rPr>
+          <w:b/>
+          <w:lang w:val="ar_AE" w:bidi="ar_AE"/>
+        </w:rPr>
         <w:t>"</w:t>
       </w:r>
       <w:r>
@@ -10015,6 +11460,23 @@
           <w:b/>
           <w:lang w:val="ar_AE" w:bidi="ar_AE"/>
         </w:rPr>
+        <w:t>Μᾶρκος, Ἀρίσταρχος, Δημᾶς, Λουκᾶς</w:t>
+      </w:r>
+    </w:p>
+    <w:p>
+      <w:pPr>
+        <w:bidi/>
+      </w:pPr>
+      <w:r>
+        <w:rPr>
+          <w:lang w:val="ar_AE" w:bidi="ar_AE"/>
+        </w:rPr>
+      </w:r>
+      <w:r>
+        <w:rPr>
+          <w:b/>
+          <w:lang w:val="ar_AE" w:bidi="ar_AE"/>
+        </w:rPr>
         <w:t>"</w:t>
       </w:r>
       <w:r>
@@ -10121,6 +11583,23 @@
           <w:b/>
           <w:lang w:val="ar_AE" w:bidi="ar_AE"/>
         </w:rPr>
+        <w:t>οἱ συνεργοί μου</w:t>
+      </w:r>
+    </w:p>
+    <w:p>
+      <w:pPr>
+        <w:bidi/>
+      </w:pPr>
+      <w:r>
+        <w:rPr>
+          <w:lang w:val="ar_AE" w:bidi="ar_AE"/>
+        </w:rPr>
+      </w:r>
+      <w:r>
+        <w:rPr>
+          <w:b/>
+          <w:lang w:val="ar_AE" w:bidi="ar_AE"/>
+        </w:rPr>
         <w:t>"</w:t>
       </w:r>
       <w:r>
@@ -10205,6 +11684,23 @@
           <w:b/>
           <w:lang w:val="ar_AE" w:bidi="ar_AE"/>
         </w:rPr>
+        <w:t>μετὰ τοῦ πνεύματος ὑμῶν</w:t>
+      </w:r>
+    </w:p>
+    <w:p>
+      <w:pPr>
+        <w:bidi/>
+      </w:pPr>
+      <w:r>
+        <w:rPr>
+          <w:lang w:val="ar_AE" w:bidi="ar_AE"/>
+        </w:rPr>
+      </w:r>
+      <w:r>
+        <w:rPr>
+          <w:b/>
+          <w:lang w:val="ar_AE" w:bidi="ar_AE"/>
+        </w:rPr>
         <w:t>"</w:t>
       </w:r>
       <w:r>
@@ -10324,6 +11820,23 @@
           <w:b/>
           <w:lang w:val="ar_AE" w:bidi="ar_AE"/>
         </w:rPr>
+        <w:t>ἡ χάρις τοῦ Κυρίου ἡμῶν, Ἰησοῦ Χριστοῦ</w:t>
+      </w:r>
+    </w:p>
+    <w:p>
+      <w:pPr>
+        <w:bidi/>
+      </w:pPr>
+      <w:r>
+        <w:rPr>
+          <w:lang w:val="ar_AE" w:bidi="ar_AE"/>
+        </w:rPr>
+      </w:r>
+      <w:r>
+        <w:rPr>
+          <w:b/>
+          <w:lang w:val="ar_AE" w:bidi="ar_AE"/>
+        </w:rPr>
         <w:t>"</w:t>
       </w:r>
       <w:r>
@@ -10427,6 +11940,23 @@
         <w:rPr>
           <w:lang w:val="ar_AE" w:bidi="ar_AE"/>
         </w:rPr>
+      </w:r>
+    </w:p>
+    <w:p>
+      <w:pPr>
+        <w:bidi/>
+      </w:pPr>
+      <w:r>
+        <w:rPr>
+          <w:lang w:val="ar_AE" w:bidi="ar_AE"/>
+        </w:rPr>
+      </w:r>
+      <w:r>
+        <w:rPr>
+          <w:b/>
+          <w:lang w:val="ar_AE" w:bidi="ar_AE"/>
+        </w:rPr>
+        <w:t>ὑμῶν</w:t>
       </w:r>
     </w:p>
     <w:p>

--- a/arb/docx/57.content.docx
+++ b/arb/docx/57.content.docx
@@ -32,51 +32,16 @@
     </w:p>
     <w:p>
       <w:pPr>
-        <w:pStyle w:val="Heading2"/>
-        <w:bidi/>
-      </w:pPr>
-      <w:r>
-        <w:rPr>
-          <w:lang w:val="ar_AE" w:bidi="ar_AE"/>
-        </w:rPr>
-        <w:t>License Information</w:t>
-      </w:r>
-      <w:r>
-        <w:rPr>
-          <w:lang w:val="ar_AE" w:bidi="ar_AE"/>
-        </w:rPr>
-      </w:r>
-    </w:p>
-    <w:p>
-      <w:pPr>
-        <w:bidi/>
-      </w:pPr>
-      <w:r>
-        <w:rPr>
-          <w:lang w:val="ar_AE" w:bidi="ar_AE"/>
-        </w:rPr>
-      </w:r>
-      <w:r>
-        <w:rPr>
-          <w:b/>
-          <w:lang w:val="ar_AE" w:bidi="ar_AE"/>
-        </w:rPr>
-        <w:t>ملاحظات الترجمة (كلمة متكشفة)</w:t>
-      </w:r>
-      <w:r>
-        <w:rPr>
-          <w:lang w:val="ar_AE" w:bidi="ar_AE"/>
-        </w:rPr>
-        <w:t xml:space="preserve"> (Arabic) is based on</w:t>
-      </w:r>
-      <w:r>
-        <w:rPr>
-          <w:lang w:val="ar_AE" w:bidi="ar_AE"/>
-        </w:rPr>
-        <w:t xml:space="preserve">: </w:t>
-      </w:r>
-      <w:r>
-        <w:rPr>
+        <w:bidi/>
+      </w:pPr>
+      <w:r>
+        <w:rPr>
+          <w:lang w:val="ar_AE" w:bidi="ar_AE"/>
+        </w:rPr>
+      </w:r>
+      <w:r>
+        <w:rPr>
+          <w:b/>
           <w:lang w:val="ar_AE" w:bidi="ar_AE"/>
         </w:rPr>
         <w:t>unfoldingWord® Translation Notes</w:t>
@@ -85,64 +50,31 @@
         <w:rPr>
           <w:lang w:val="ar_AE" w:bidi="ar_AE"/>
         </w:rPr>
-        <w:t xml:space="preserve">, </w:t>
-      </w:r>
-      <w:hyperlink r:id="rId13">
-        <w:r>
-          <w:rPr>
-            <w:lang w:val="ar_AE" w:bidi="ar_AE"/>
-          </w:rPr>
-          <w:rPr>
-            <w:color w:val="0000EE"/>
-            <w:u w:val="single"/>
-          </w:rPr>
-          <w:t>unfoldingWord</w:t>
-        </w:r>
-      </w:hyperlink>
-      <w:r>
-        <w:rPr>
-          <w:lang w:val="ar_AE" w:bidi="ar_AE"/>
-        </w:rPr>
-        <w:t xml:space="preserve">, 2022, which is licensed under a </w:t>
-      </w:r>
-      <w:hyperlink r:id="rId14">
-        <w:r>
-          <w:rPr>
-            <w:lang w:val="ar_AE" w:bidi="ar_AE"/>
-          </w:rPr>
-          <w:rPr>
-            <w:color w:val="0000EE"/>
-            <w:u w:val="single"/>
-          </w:rPr>
-          <w:t>CC BY-SA 4.0 license</w:t>
-        </w:r>
-      </w:hyperlink>
-      <w:r>
-        <w:rPr>
-          <w:lang w:val="ar_AE" w:bidi="ar_AE"/>
-        </w:rPr>
-        <w:t>.</w:t>
-      </w:r>
-      <w:r>
-        <w:rPr>
-          <w:lang w:val="ar_AE" w:bidi="ar_AE"/>
-        </w:rPr>
-      </w:r>
-    </w:p>
-    <w:p>
-      <w:pPr>
-        <w:bidi/>
-      </w:pPr>
-      <w:r>
-        <w:rPr>
-          <w:lang w:val="ar_AE" w:bidi="ar_AE"/>
-        </w:rPr>
-      </w:r>
-      <w:r>
-        <w:rPr>
-          <w:lang w:val="ar_AE" w:bidi="ar_AE"/>
-        </w:rPr>
-        <w:t>This PDF version is provided under the same license.</w:t>
+        <w:t xml:space="preserve"> © 2022 unfoldingWord. Released under CC BY-SA 4.0 license. </w:t>
+      </w:r>
+      <w:r>
+        <w:rPr>
+          <w:lang w:val="ar_AE" w:bidi="ar_AE"/>
+        </w:rPr>
+        <w:t>unfoldingWord® Translation Notes</w:t>
+      </w:r>
+      <w:r>
+        <w:rPr>
+          <w:lang w:val="ar_AE" w:bidi="ar_AE"/>
+        </w:rPr>
+        <w:t xml:space="preserve"> has been adapted in the following languages: Tok Pisin, Arabic (عربي), French (Français), Hindi (हिंदी), Indonesian (Bahasa Indonesia), Portuguese (Português), Russian (Русский), Spanish (Español), Swahili (Kiswahili), and Simplified Chinese (简体中文) from </w:t>
+      </w:r>
+      <w:r>
+        <w:rPr>
+          <w:lang w:val="ar_AE" w:bidi="ar_AE"/>
+        </w:rPr>
+        <w:t>unfoldingWord® Translation Notes</w:t>
+      </w:r>
+      <w:r>
+        <w:rPr>
+          <w:lang w:val="ar_AE" w:bidi="ar_AE"/>
+        </w:rPr>
+        <w:t xml:space="preserve"> © 2022 unfoldingWord. Released under CC BY-SA 4.0 license by Mission Mutual</w:t>
       </w:r>
       <w:r>
         <w:rPr>
@@ -316,23 +248,6 @@
           <w:b/>
           <w:lang w:val="ar_AE" w:bidi="ar_AE"/>
         </w:rPr>
-        <w:t>Παῦλος</w:t>
-      </w:r>
-    </w:p>
-    <w:p>
-      <w:pPr>
-        <w:bidi/>
-      </w:pPr>
-      <w:r>
-        <w:rPr>
-          <w:lang w:val="ar_AE" w:bidi="ar_AE"/>
-        </w:rPr>
-      </w:r>
-      <w:r>
-        <w:rPr>
-          <w:b/>
-          <w:lang w:val="ar_AE" w:bidi="ar_AE"/>
-        </w:rPr>
         <w:t>"</w:t>
       </w:r>
       <w:r>
@@ -439,23 +354,6 @@
           <w:b/>
           <w:lang w:val="ar_AE" w:bidi="ar_AE"/>
         </w:rPr>
-        <w:t>δέσμιος Χριστοῦ Ἰησοῦ</w:t>
-      </w:r>
-    </w:p>
-    <w:p>
-      <w:pPr>
-        <w:bidi/>
-      </w:pPr>
-      <w:r>
-        <w:rPr>
-          <w:lang w:val="ar_AE" w:bidi="ar_AE"/>
-        </w:rPr>
-      </w:r>
-      <w:r>
-        <w:rPr>
-          <w:b/>
-          <w:lang w:val="ar_AE" w:bidi="ar_AE"/>
-        </w:rPr>
         <w:t>"</w:t>
       </w:r>
       <w:r>
@@ -540,23 +438,6 @@
           <w:b/>
           <w:lang w:val="ar_AE" w:bidi="ar_AE"/>
         </w:rPr>
-        <w:t>ὁ ἀδελφὸς</w:t>
-      </w:r>
-    </w:p>
-    <w:p>
-      <w:pPr>
-        <w:bidi/>
-      </w:pPr>
-      <w:r>
-        <w:rPr>
-          <w:lang w:val="ar_AE" w:bidi="ar_AE"/>
-        </w:rPr>
-      </w:r>
-      <w:r>
-        <w:rPr>
-          <w:b/>
-          <w:lang w:val="ar_AE" w:bidi="ar_AE"/>
-        </w:rPr>
         <w:t>"</w:t>
       </w:r>
       <w:r>
@@ -654,23 +535,6 @@
           <w:b/>
           <w:lang w:val="ar_AE" w:bidi="ar_AE"/>
         </w:rPr>
-        <w:t>ὁ ἀδελφὸς</w:t>
-      </w:r>
-    </w:p>
-    <w:p>
-      <w:pPr>
-        <w:bidi/>
-      </w:pPr>
-      <w:r>
-        <w:rPr>
-          <w:lang w:val="ar_AE" w:bidi="ar_AE"/>
-        </w:rPr>
-      </w:r>
-      <w:r>
-        <w:rPr>
-          <w:b/>
-          <w:lang w:val="ar_AE" w:bidi="ar_AE"/>
-        </w:rPr>
         <w:t>"</w:t>
       </w:r>
       <w:r>
@@ -803,23 +667,6 @@
           <w:b/>
           <w:lang w:val="ar_AE" w:bidi="ar_AE"/>
         </w:rPr>
-        <w:t>Φιλήμονι</w:t>
-      </w:r>
-    </w:p>
-    <w:p>
-      <w:pPr>
-        <w:bidi/>
-      </w:pPr>
-      <w:r>
-        <w:rPr>
-          <w:lang w:val="ar_AE" w:bidi="ar_AE"/>
-        </w:rPr>
-      </w:r>
-      <w:r>
-        <w:rPr>
-          <w:b/>
-          <w:lang w:val="ar_AE" w:bidi="ar_AE"/>
-        </w:rPr>
         <w:t>"</w:t>
       </w:r>
       <w:r>
@@ -933,23 +780,6 @@
           <w:b/>
           <w:lang w:val="ar_AE" w:bidi="ar_AE"/>
         </w:rPr>
-        <w:t>Φιλήμονι</w:t>
-      </w:r>
-    </w:p>
-    <w:p>
-      <w:pPr>
-        <w:bidi/>
-      </w:pPr>
-      <w:r>
-        <w:rPr>
-          <w:lang w:val="ar_AE" w:bidi="ar_AE"/>
-        </w:rPr>
-      </w:r>
-      <w:r>
-        <w:rPr>
-          <w:b/>
-          <w:lang w:val="ar_AE" w:bidi="ar_AE"/>
-        </w:rPr>
         <w:t>"</w:t>
       </w:r>
       <w:r>
@@ -1069,23 +899,6 @@
           <w:b/>
           <w:lang w:val="ar_AE" w:bidi="ar_AE"/>
         </w:rPr>
-        <w:t>ἡμῶν</w:t>
-      </w:r>
-    </w:p>
-    <w:p>
-      <w:pPr>
-        <w:bidi/>
-      </w:pPr>
-      <w:r>
-        <w:rPr>
-          <w:lang w:val="ar_AE" w:bidi="ar_AE"/>
-        </w:rPr>
-      </w:r>
-      <w:r>
-        <w:rPr>
-          <w:b/>
-          <w:lang w:val="ar_AE" w:bidi="ar_AE"/>
-        </w:rPr>
         <w:t>"</w:t>
       </w:r>
       <w:r>
@@ -1205,23 +1018,6 @@
           <w:b/>
           <w:lang w:val="ar_AE" w:bidi="ar_AE"/>
         </w:rPr>
-        <w:t>καὶ συνεργῷ ἡμῶν</w:t>
-      </w:r>
-    </w:p>
-    <w:p>
-      <w:pPr>
-        <w:bidi/>
-      </w:pPr>
-      <w:r>
-        <w:rPr>
-          <w:lang w:val="ar_AE" w:bidi="ar_AE"/>
-        </w:rPr>
-      </w:r>
-      <w:r>
-        <w:rPr>
-          <w:b/>
-          <w:lang w:val="ar_AE" w:bidi="ar_AE"/>
-        </w:rPr>
         <w:t>"</w:t>
       </w:r>
       <w:r>
@@ -1306,23 +1102,6 @@
           <w:b/>
           <w:lang w:val="ar_AE" w:bidi="ar_AE"/>
         </w:rPr>
-        <w:t>Ἀπφίᾳ</w:t>
-      </w:r>
-    </w:p>
-    <w:p>
-      <w:pPr>
-        <w:bidi/>
-      </w:pPr>
-      <w:r>
-        <w:rPr>
-          <w:lang w:val="ar_AE" w:bidi="ar_AE"/>
-        </w:rPr>
-      </w:r>
-      <w:r>
-        <w:rPr>
-          <w:b/>
-          <w:lang w:val="ar_AE" w:bidi="ar_AE"/>
-        </w:rPr>
         <w:t>"</w:t>
       </w:r>
       <w:r>
@@ -1436,23 +1215,6 @@
           <w:b/>
           <w:lang w:val="ar_AE" w:bidi="ar_AE"/>
         </w:rPr>
-        <w:t>τῇ ἀδελφῇ</w:t>
-      </w:r>
-    </w:p>
-    <w:p>
-      <w:pPr>
-        <w:bidi/>
-      </w:pPr>
-      <w:r>
-        <w:rPr>
-          <w:lang w:val="ar_AE" w:bidi="ar_AE"/>
-        </w:rPr>
-      </w:r>
-      <w:r>
-        <w:rPr>
-          <w:b/>
-          <w:lang w:val="ar_AE" w:bidi="ar_AE"/>
-        </w:rPr>
         <w:t>"</w:t>
       </w:r>
       <w:r>
@@ -1598,23 +1360,6 @@
           <w:b/>
           <w:lang w:val="ar_AE" w:bidi="ar_AE"/>
         </w:rPr>
-        <w:t>τῇ ἀδελφῇ</w:t>
-      </w:r>
-    </w:p>
-    <w:p>
-      <w:pPr>
-        <w:bidi/>
-      </w:pPr>
-      <w:r>
-        <w:rPr>
-          <w:lang w:val="ar_AE" w:bidi="ar_AE"/>
-        </w:rPr>
-      </w:r>
-      <w:r>
-        <w:rPr>
-          <w:b/>
-          <w:lang w:val="ar_AE" w:bidi="ar_AE"/>
-        </w:rPr>
         <w:t>"</w:t>
       </w:r>
       <w:r>
@@ -1734,23 +1479,6 @@
           <w:b/>
           <w:lang w:val="ar_AE" w:bidi="ar_AE"/>
         </w:rPr>
-        <w:t>ἡμῶν</w:t>
-      </w:r>
-    </w:p>
-    <w:p>
-      <w:pPr>
-        <w:bidi/>
-      </w:pPr>
-      <w:r>
-        <w:rPr>
-          <w:lang w:val="ar_AE" w:bidi="ar_AE"/>
-        </w:rPr>
-      </w:r>
-      <w:r>
-        <w:rPr>
-          <w:b/>
-          <w:lang w:val="ar_AE" w:bidi="ar_AE"/>
-        </w:rPr>
         <w:t>"</w:t>
       </w:r>
       <w:r>
@@ -1870,23 +1598,6 @@
           <w:b/>
           <w:lang w:val="ar_AE" w:bidi="ar_AE"/>
         </w:rPr>
-        <w:t>Ἀπφίᾳ &amp; Ἀρχίππῳ &amp; τῇ &amp; ἐκκλησίᾳ</w:t>
-      </w:r>
-    </w:p>
-    <w:p>
-      <w:pPr>
-        <w:bidi/>
-      </w:pPr>
-      <w:r>
-        <w:rPr>
-          <w:lang w:val="ar_AE" w:bidi="ar_AE"/>
-        </w:rPr>
-      </w:r>
-      <w:r>
-        <w:rPr>
-          <w:b/>
-          <w:lang w:val="ar_AE" w:bidi="ar_AE"/>
-        </w:rPr>
         <w:t>"</w:t>
       </w:r>
       <w:r>
@@ -2043,23 +1754,6 @@
           <w:b/>
           <w:lang w:val="ar_AE" w:bidi="ar_AE"/>
         </w:rPr>
-        <w:t>Ἀρχίππῳ</w:t>
-      </w:r>
-    </w:p>
-    <w:p>
-      <w:pPr>
-        <w:bidi/>
-      </w:pPr>
-      <w:r>
-        <w:rPr>
-          <w:lang w:val="ar_AE" w:bidi="ar_AE"/>
-        </w:rPr>
-      </w:r>
-      <w:r>
-        <w:rPr>
-          <w:b/>
-          <w:lang w:val="ar_AE" w:bidi="ar_AE"/>
-        </w:rPr>
         <w:t>"</w:t>
       </w:r>
       <w:r>
@@ -2173,23 +1867,6 @@
           <w:b/>
           <w:lang w:val="ar_AE" w:bidi="ar_AE"/>
         </w:rPr>
-        <w:t>τῷ συνστρατιώτῃ ἡμῶν</w:t>
-      </w:r>
-    </w:p>
-    <w:p>
-      <w:pPr>
-        <w:bidi/>
-      </w:pPr>
-      <w:r>
-        <w:rPr>
-          <w:lang w:val="ar_AE" w:bidi="ar_AE"/>
-        </w:rPr>
-      </w:r>
-      <w:r>
-        <w:rPr>
-          <w:b/>
-          <w:lang w:val="ar_AE" w:bidi="ar_AE"/>
-        </w:rPr>
         <w:t>"</w:t>
       </w:r>
       <w:r>
@@ -2296,23 +1973,6 @@
           <w:b/>
           <w:lang w:val="ar_AE" w:bidi="ar_AE"/>
         </w:rPr>
-        <w:t>καὶ τῇ κατ’ οἶκόν σου ἐκκλησίᾳ</w:t>
-      </w:r>
-    </w:p>
-    <w:p>
-      <w:pPr>
-        <w:bidi/>
-      </w:pPr>
-      <w:r>
-        <w:rPr>
-          <w:lang w:val="ar_AE" w:bidi="ar_AE"/>
-        </w:rPr>
-      </w:r>
-      <w:r>
-        <w:rPr>
-          <w:b/>
-          <w:lang w:val="ar_AE" w:bidi="ar_AE"/>
-        </w:rPr>
         <w:t>"</w:t>
       </w:r>
       <w:r>
@@ -2410,23 +2070,6 @@
           <w:b/>
           <w:lang w:val="ar_AE" w:bidi="ar_AE"/>
         </w:rPr>
-        <w:t>χάρις ὑμῖν καὶ εἰρήνη, ἀπὸ Θεοῦ Πατρὸς ἡμῶν καὶ Κυρίου ἡμῶν Ἰησοῦ Χριστοῦ</w:t>
-      </w:r>
-    </w:p>
-    <w:p>
-      <w:pPr>
-        <w:bidi/>
-      </w:pPr>
-      <w:r>
-        <w:rPr>
-          <w:lang w:val="ar_AE" w:bidi="ar_AE"/>
-        </w:rPr>
-      </w:r>
-      <w:r>
-        <w:rPr>
-          <w:b/>
-          <w:lang w:val="ar_AE" w:bidi="ar_AE"/>
-        </w:rPr>
         <w:t>"</w:t>
       </w:r>
       <w:r>
@@ -2526,23 +2169,6 @@
           <w:b/>
           <w:lang w:val="ar_AE" w:bidi="ar_AE"/>
         </w:rPr>
-        <w:t>χάρις ὑμῖν καὶ εἰρήνη, ἀπὸ Θεοῦ Πατρὸς ἡμῶν καὶ Κυρίου ἡμῶν Ἰησοῦ Χριστοῦ.</w:t>
-      </w:r>
-    </w:p>
-    <w:p>
-      <w:pPr>
-        <w:bidi/>
-      </w:pPr>
-      <w:r>
-        <w:rPr>
-          <w:lang w:val="ar_AE" w:bidi="ar_AE"/>
-        </w:rPr>
-      </w:r>
-      <w:r>
-        <w:rPr>
-          <w:b/>
-          <w:lang w:val="ar_AE" w:bidi="ar_AE"/>
-        </w:rPr>
         <w:t>"</w:t>
       </w:r>
       <w:r>
@@ -2675,23 +2301,6 @@
           <w:b/>
           <w:lang w:val="ar_AE" w:bidi="ar_AE"/>
         </w:rPr>
-        <w:t>ἡμῶν &amp; ἡμῶν</w:t>
-      </w:r>
-    </w:p>
-    <w:p>
-      <w:pPr>
-        <w:bidi/>
-      </w:pPr>
-      <w:r>
-        <w:rPr>
-          <w:lang w:val="ar_AE" w:bidi="ar_AE"/>
-        </w:rPr>
-      </w:r>
-      <w:r>
-        <w:rPr>
-          <w:b/>
-          <w:lang w:val="ar_AE" w:bidi="ar_AE"/>
-        </w:rPr>
         <w:t>"</w:t>
       </w:r>
       <w:r>
@@ -2943,23 +2552,6 @@
           <w:b/>
           <w:lang w:val="ar_AE" w:bidi="ar_AE"/>
         </w:rPr>
-        <w:t>Πατρὸς</w:t>
-      </w:r>
-    </w:p>
-    <w:p>
-      <w:pPr>
-        <w:bidi/>
-      </w:pPr>
-      <w:r>
-        <w:rPr>
-          <w:lang w:val="ar_AE" w:bidi="ar_AE"/>
-        </w:rPr>
-      </w:r>
-      <w:r>
-        <w:rPr>
-          <w:b/>
-          <w:lang w:val="ar_AE" w:bidi="ar_AE"/>
-        </w:rPr>
         <w:t>"</w:t>
       </w:r>
       <w:r>
@@ -3073,23 +2665,6 @@
           <w:b/>
           <w:lang w:val="ar_AE" w:bidi="ar_AE"/>
         </w:rPr>
-        <w:t>σου</w:t>
-      </w:r>
-    </w:p>
-    <w:p>
-      <w:pPr>
-        <w:bidi/>
-      </w:pPr>
-      <w:r>
-        <w:rPr>
-          <w:lang w:val="ar_AE" w:bidi="ar_AE"/>
-        </w:rPr>
-      </w:r>
-      <w:r>
-        <w:rPr>
-          <w:b/>
-          <w:lang w:val="ar_AE" w:bidi="ar_AE"/>
-        </w:rPr>
         <w:t>"</w:t>
       </w:r>
       <w:r>
@@ -3209,23 +2784,6 @@
           <w:b/>
           <w:lang w:val="ar_AE" w:bidi="ar_AE"/>
         </w:rPr>
-        <w:t>ἀκούων σου τὴν ἀγάπην καὶ τὴν πίστιν, ἣν ἔχεις πρὸς τὸν Κύριον Ἰησοῦν, καὶ εἰς πάντας τοὺς ἁγίους</w:t>
-      </w:r>
-    </w:p>
-    <w:p>
-      <w:pPr>
-        <w:bidi/>
-      </w:pPr>
-      <w:r>
-        <w:rPr>
-          <w:lang w:val="ar_AE" w:bidi="ar_AE"/>
-        </w:rPr>
-      </w:r>
-      <w:r>
-        <w:rPr>
-          <w:b/>
-          <w:lang w:val="ar_AE" w:bidi="ar_AE"/>
-        </w:rPr>
         <w:t>"</w:t>
       </w:r>
       <w:r>
@@ -3358,23 +2916,6 @@
           <w:b/>
           <w:lang w:val="ar_AE" w:bidi="ar_AE"/>
         </w:rPr>
-        <w:t>ἀκούων σου τὴν ἀγάπην καὶ τὴν πίστιν, ἣν ἔχεις πρὸς τὸν Κύριον Ἰησοῦν, καὶ εἰς πάντας τοὺς ἁγίους</w:t>
-      </w:r>
-    </w:p>
-    <w:p>
-      <w:pPr>
-        <w:bidi/>
-      </w:pPr>
-      <w:r>
-        <w:rPr>
-          <w:lang w:val="ar_AE" w:bidi="ar_AE"/>
-        </w:rPr>
-      </w:r>
-      <w:r>
-        <w:rPr>
-          <w:b/>
-          <w:lang w:val="ar_AE" w:bidi="ar_AE"/>
-        </w:rPr>
         <w:t>"</w:t>
       </w:r>
       <w:r>
@@ -3481,23 +3022,6 @@
           <w:b/>
           <w:lang w:val="ar_AE" w:bidi="ar_AE"/>
         </w:rPr>
-        <w:t>σου &amp; ἔχεις</w:t>
-      </w:r>
-    </w:p>
-    <w:p>
-      <w:pPr>
-        <w:bidi/>
-      </w:pPr>
-      <w:r>
-        <w:rPr>
-          <w:lang w:val="ar_AE" w:bidi="ar_AE"/>
-        </w:rPr>
-      </w:r>
-      <w:r>
-        <w:rPr>
-          <w:b/>
-          <w:lang w:val="ar_AE" w:bidi="ar_AE"/>
-        </w:rPr>
         <w:t>"</w:t>
       </w:r>
       <w:r>
@@ -3657,23 +3181,6 @@
           <w:b/>
           <w:lang w:val="ar_AE" w:bidi="ar_AE"/>
         </w:rPr>
-        <w:t>ὅπως</w:t>
-      </w:r>
-    </w:p>
-    <w:p>
-      <w:pPr>
-        <w:bidi/>
-      </w:pPr>
-      <w:r>
-        <w:rPr>
-          <w:lang w:val="ar_AE" w:bidi="ar_AE"/>
-        </w:rPr>
-      </w:r>
-      <w:r>
-        <w:rPr>
-          <w:b/>
-          <w:lang w:val="ar_AE" w:bidi="ar_AE"/>
-        </w:rPr>
         <w:t>"</w:t>
       </w:r>
       <w:r>
@@ -3793,23 +3300,6 @@
           <w:b/>
           <w:lang w:val="ar_AE" w:bidi="ar_AE"/>
         </w:rPr>
-        <w:t>ἡ κοινωνία τῆς πίστεώς σου</w:t>
-      </w:r>
-    </w:p>
-    <w:p>
-      <w:pPr>
-        <w:bidi/>
-      </w:pPr>
-      <w:r>
-        <w:rPr>
-          <w:lang w:val="ar_AE" w:bidi="ar_AE"/>
-        </w:rPr>
-      </w:r>
-      <w:r>
-        <w:rPr>
-          <w:b/>
-          <w:lang w:val="ar_AE" w:bidi="ar_AE"/>
-        </w:rPr>
         <w:t>"</w:t>
       </w:r>
       <w:r>
@@ -3929,23 +3419,6 @@
           <w:b/>
           <w:lang w:val="ar_AE" w:bidi="ar_AE"/>
         </w:rPr>
-        <w:t>ἡ κοινωνία τῆς πίστεώς σου, ἐνεργὴς γένηται ἐν ἐπιγνώσει παντὸς ἀγαθοῦ τοῦ ἐν ἡμῖν εἰς Χριστόν.</w:t>
-      </w:r>
-    </w:p>
-    <w:p>
-      <w:pPr>
-        <w:bidi/>
-      </w:pPr>
-      <w:r>
-        <w:rPr>
-          <w:lang w:val="ar_AE" w:bidi="ar_AE"/>
-        </w:rPr>
-      </w:r>
-      <w:r>
-        <w:rPr>
-          <w:b/>
-          <w:lang w:val="ar_AE" w:bidi="ar_AE"/>
-        </w:rPr>
         <w:t>"</w:t>
       </w:r>
       <w:r>
@@ -4078,23 +3551,6 @@
           <w:b/>
           <w:lang w:val="ar_AE" w:bidi="ar_AE"/>
         </w:rPr>
-        <w:t>ἐν ἐπιγνώσει παντὸς ἀγαθοῦ</w:t>
-      </w:r>
-    </w:p>
-    <w:p>
-      <w:pPr>
-        <w:bidi/>
-      </w:pPr>
-      <w:r>
-        <w:rPr>
-          <w:lang w:val="ar_AE" w:bidi="ar_AE"/>
-        </w:rPr>
-      </w:r>
-      <w:r>
-        <w:rPr>
-          <w:b/>
-          <w:lang w:val="ar_AE" w:bidi="ar_AE"/>
-        </w:rPr>
         <w:t>"</w:t>
       </w:r>
       <w:r>
@@ -4201,23 +3657,6 @@
           <w:b/>
           <w:lang w:val="ar_AE" w:bidi="ar_AE"/>
         </w:rPr>
-        <w:t>εἰς Χριστόν</w:t>
-      </w:r>
-    </w:p>
-    <w:p>
-      <w:pPr>
-        <w:bidi/>
-      </w:pPr>
-      <w:r>
-        <w:rPr>
-          <w:lang w:val="ar_AE" w:bidi="ar_AE"/>
-        </w:rPr>
-      </w:r>
-      <w:r>
-        <w:rPr>
-          <w:b/>
-          <w:lang w:val="ar_AE" w:bidi="ar_AE"/>
-        </w:rPr>
         <w:t>"</w:t>
       </w:r>
       <w:r>
@@ -4337,23 +3776,6 @@
           <w:b/>
           <w:lang w:val="ar_AE" w:bidi="ar_AE"/>
         </w:rPr>
-        <w:t>χαρὰν γὰρ πολλὴν ἔσχον καὶ παράκλησιν</w:t>
-      </w:r>
-    </w:p>
-    <w:p>
-      <w:pPr>
-        <w:bidi/>
-      </w:pPr>
-      <w:r>
-        <w:rPr>
-          <w:lang w:val="ar_AE" w:bidi="ar_AE"/>
-        </w:rPr>
-      </w:r>
-      <w:r>
-        <w:rPr>
-          <w:b/>
-          <w:lang w:val="ar_AE" w:bidi="ar_AE"/>
-        </w:rPr>
         <w:t>"</w:t>
       </w:r>
       <w:r>
@@ -4486,23 +3908,6 @@
           <w:b/>
           <w:lang w:val="ar_AE" w:bidi="ar_AE"/>
         </w:rPr>
-        <w:t>ἐπὶ τῇ ἀγάπῃ σου</w:t>
-      </w:r>
-    </w:p>
-    <w:p>
-      <w:pPr>
-        <w:bidi/>
-      </w:pPr>
-      <w:r>
-        <w:rPr>
-          <w:lang w:val="ar_AE" w:bidi="ar_AE"/>
-        </w:rPr>
-      </w:r>
-      <w:r>
-        <w:rPr>
-          <w:b/>
-          <w:lang w:val="ar_AE" w:bidi="ar_AE"/>
-        </w:rPr>
         <w:t>"</w:t>
       </w:r>
       <w:r>
@@ -4622,23 +4027,6 @@
           <w:b/>
           <w:lang w:val="ar_AE" w:bidi="ar_AE"/>
         </w:rPr>
-        <w:t>τὰ σπλάγχνα τῶν ἁγίων ἀναπέπαυται διὰ σοῦ</w:t>
-      </w:r>
-    </w:p>
-    <w:p>
-      <w:pPr>
-        <w:bidi/>
-      </w:pPr>
-      <w:r>
-        <w:rPr>
-          <w:lang w:val="ar_AE" w:bidi="ar_AE"/>
-        </w:rPr>
-      </w:r>
-      <w:r>
-        <w:rPr>
-          <w:b/>
-          <w:lang w:val="ar_AE" w:bidi="ar_AE"/>
-        </w:rPr>
         <w:t>"</w:t>
       </w:r>
       <w:r>
@@ -4745,23 +4133,6 @@
           <w:b/>
           <w:lang w:val="ar_AE" w:bidi="ar_AE"/>
         </w:rPr>
-        <w:t>τὰ σπλάγχνα τῶν ἁγίων</w:t>
-      </w:r>
-    </w:p>
-    <w:p>
-      <w:pPr>
-        <w:bidi/>
-      </w:pPr>
-      <w:r>
-        <w:rPr>
-          <w:lang w:val="ar_AE" w:bidi="ar_AE"/>
-        </w:rPr>
-      </w:r>
-      <w:r>
-        <w:rPr>
-          <w:b/>
-          <w:lang w:val="ar_AE" w:bidi="ar_AE"/>
-        </w:rPr>
         <w:t>"</w:t>
       </w:r>
       <w:r>
@@ -4881,23 +4252,6 @@
           <w:b/>
           <w:lang w:val="ar_AE" w:bidi="ar_AE"/>
         </w:rPr>
-        <w:t>τὰ σπλάγχνα τῶν ἁγίων ἀναπέπαυται διὰ σοῦ</w:t>
-      </w:r>
-    </w:p>
-    <w:p>
-      <w:pPr>
-        <w:bidi/>
-      </w:pPr>
-      <w:r>
-        <w:rPr>
-          <w:lang w:val="ar_AE" w:bidi="ar_AE"/>
-        </w:rPr>
-      </w:r>
-      <w:r>
-        <w:rPr>
-          <w:b/>
-          <w:lang w:val="ar_AE" w:bidi="ar_AE"/>
-        </w:rPr>
         <w:t>"</w:t>
       </w:r>
       <w:r>
@@ -5017,23 +4371,6 @@
           <w:b/>
           <w:lang w:val="ar_AE" w:bidi="ar_AE"/>
         </w:rPr>
-        <w:t>σοῦ, ἀδελφέ</w:t>
-      </w:r>
-    </w:p>
-    <w:p>
-      <w:pPr>
-        <w:bidi/>
-      </w:pPr>
-      <w:r>
-        <w:rPr>
-          <w:lang w:val="ar_AE" w:bidi="ar_AE"/>
-        </w:rPr>
-      </w:r>
-      <w:r>
-        <w:rPr>
-          <w:b/>
-          <w:lang w:val="ar_AE" w:bidi="ar_AE"/>
-        </w:rPr>
         <w:t>"</w:t>
       </w:r>
       <w:r>
@@ -5223,23 +4560,6 @@
           <w:b/>
           <w:lang w:val="ar_AE" w:bidi="ar_AE"/>
         </w:rPr>
-        <w:t>πολλὴν ἐν Χριστῷ παρρησίαν</w:t>
-      </w:r>
-    </w:p>
-    <w:p>
-      <w:pPr>
-        <w:bidi/>
-      </w:pPr>
-      <w:r>
-        <w:rPr>
-          <w:lang w:val="ar_AE" w:bidi="ar_AE"/>
-        </w:rPr>
-      </w:r>
-      <w:r>
-        <w:rPr>
-          <w:b/>
-          <w:lang w:val="ar_AE" w:bidi="ar_AE"/>
-        </w:rPr>
         <w:t>"</w:t>
       </w:r>
       <w:r>
@@ -5324,23 +4644,6 @@
           <w:b/>
           <w:lang w:val="ar_AE" w:bidi="ar_AE"/>
         </w:rPr>
-        <w:t>διό</w:t>
-      </w:r>
-    </w:p>
-    <w:p>
-      <w:pPr>
-        <w:bidi/>
-      </w:pPr>
-      <w:r>
-        <w:rPr>
-          <w:lang w:val="ar_AE" w:bidi="ar_AE"/>
-        </w:rPr>
-      </w:r>
-      <w:r>
-        <w:rPr>
-          <w:b/>
-          <w:lang w:val="ar_AE" w:bidi="ar_AE"/>
-        </w:rPr>
         <w:t>"</w:t>
       </w:r>
       <w:r>
@@ -5460,23 +4763,6 @@
           <w:b/>
           <w:lang w:val="ar_AE" w:bidi="ar_AE"/>
         </w:rPr>
-        <w:t>διὰ τὴν ἀγάπην</w:t>
-      </w:r>
-    </w:p>
-    <w:p>
-      <w:pPr>
-        <w:bidi/>
-      </w:pPr>
-      <w:r>
-        <w:rPr>
-          <w:lang w:val="ar_AE" w:bidi="ar_AE"/>
-        </w:rPr>
-      </w:r>
-      <w:r>
-        <w:rPr>
-          <w:b/>
-          <w:lang w:val="ar_AE" w:bidi="ar_AE"/>
-        </w:rPr>
         <w:t>"</w:t>
       </w:r>
       <w:r>
@@ -5596,23 +4882,6 @@
           <w:b/>
           <w:lang w:val="ar_AE" w:bidi="ar_AE"/>
         </w:rPr>
-        <w:t>δέσμιος Χριστοῦ Ἰησοῦ</w:t>
-      </w:r>
-    </w:p>
-    <w:p>
-      <w:pPr>
-        <w:bidi/>
-      </w:pPr>
-      <w:r>
-        <w:rPr>
-          <w:lang w:val="ar_AE" w:bidi="ar_AE"/>
-        </w:rPr>
-      </w:r>
-      <w:r>
-        <w:rPr>
-          <w:b/>
-          <w:lang w:val="ar_AE" w:bidi="ar_AE"/>
-        </w:rPr>
         <w:t>"</w:t>
       </w:r>
       <w:r>
@@ -5697,23 +4966,6 @@
           <w:b/>
           <w:lang w:val="ar_AE" w:bidi="ar_AE"/>
         </w:rPr>
-        <w:t>Ὀνήσιμον</w:t>
-      </w:r>
-    </w:p>
-    <w:p>
-      <w:pPr>
-        <w:bidi/>
-      </w:pPr>
-      <w:r>
-        <w:rPr>
-          <w:lang w:val="ar_AE" w:bidi="ar_AE"/>
-        </w:rPr>
-      </w:r>
-      <w:r>
-        <w:rPr>
-          <w:b/>
-          <w:lang w:val="ar_AE" w:bidi="ar_AE"/>
-        </w:rPr>
         <w:t>"</w:t>
       </w:r>
       <w:r>
@@ -5827,23 +5079,6 @@
           <w:b/>
           <w:lang w:val="ar_AE" w:bidi="ar_AE"/>
         </w:rPr>
-        <w:t>Ὀνήσιμον</w:t>
-      </w:r>
-    </w:p>
-    <w:p>
-      <w:pPr>
-        <w:bidi/>
-      </w:pPr>
-      <w:r>
-        <w:rPr>
-          <w:lang w:val="ar_AE" w:bidi="ar_AE"/>
-        </w:rPr>
-      </w:r>
-      <w:r>
-        <w:rPr>
-          <w:b/>
-          <w:lang w:val="ar_AE" w:bidi="ar_AE"/>
-        </w:rPr>
         <w:t>"</w:t>
       </w:r>
       <w:r>
@@ -5963,23 +5198,6 @@
           <w:b/>
           <w:lang w:val="ar_AE" w:bidi="ar_AE"/>
         </w:rPr>
-        <w:t>ὃν ἐγέννησα</w:t>
-      </w:r>
-    </w:p>
-    <w:p>
-      <w:pPr>
-        <w:bidi/>
-      </w:pPr>
-      <w:r>
-        <w:rPr>
-          <w:lang w:val="ar_AE" w:bidi="ar_AE"/>
-        </w:rPr>
-      </w:r>
-      <w:r>
-        <w:rPr>
-          <w:b/>
-          <w:lang w:val="ar_AE" w:bidi="ar_AE"/>
-        </w:rPr>
         <w:t>"</w:t>
       </w:r>
       <w:r>
@@ -6093,23 +5311,6 @@
           <w:b/>
           <w:lang w:val="ar_AE" w:bidi="ar_AE"/>
         </w:rPr>
-        <w:t>ἐν τοῖς δεσμοῖς</w:t>
-      </w:r>
-    </w:p>
-    <w:p>
-      <w:pPr>
-        <w:bidi/>
-      </w:pPr>
-      <w:r>
-        <w:rPr>
-          <w:lang w:val="ar_AE" w:bidi="ar_AE"/>
-        </w:rPr>
-      </w:r>
-      <w:r>
-        <w:rPr>
-          <w:b/>
-          <w:lang w:val="ar_AE" w:bidi="ar_AE"/>
-        </w:rPr>
         <w:t>"</w:t>
       </w:r>
       <w:r>
@@ -6229,23 +5430,6 @@
           <w:b/>
           <w:lang w:val="ar_AE" w:bidi="ar_AE"/>
         </w:rPr>
-        <w:t>ὃν ἀνέπεμψά σοι</w:t>
-      </w:r>
-    </w:p>
-    <w:p>
-      <w:pPr>
-        <w:bidi/>
-      </w:pPr>
-      <w:r>
-        <w:rPr>
-          <w:lang w:val="ar_AE" w:bidi="ar_AE"/>
-        </w:rPr>
-      </w:r>
-      <w:r>
-        <w:rPr>
-          <w:b/>
-          <w:lang w:val="ar_AE" w:bidi="ar_AE"/>
-        </w:rPr>
         <w:t>"</w:t>
       </w:r>
       <w:r>
@@ -6330,23 +5514,6 @@
           <w:b/>
           <w:lang w:val="ar_AE" w:bidi="ar_AE"/>
         </w:rPr>
-        <w:t>τοῦτ’ ἔστιν τὰ ἐμὰ σπλάγχνα</w:t>
-      </w:r>
-    </w:p>
-    <w:p>
-      <w:pPr>
-        <w:bidi/>
-      </w:pPr>
-      <w:r>
-        <w:rPr>
-          <w:lang w:val="ar_AE" w:bidi="ar_AE"/>
-        </w:rPr>
-      </w:r>
-      <w:r>
-        <w:rPr>
-          <w:b/>
-          <w:lang w:val="ar_AE" w:bidi="ar_AE"/>
-        </w:rPr>
         <w:t>"</w:t>
       </w:r>
       <w:r>
@@ -6466,23 +5633,6 @@
           <w:b/>
           <w:lang w:val="ar_AE" w:bidi="ar_AE"/>
         </w:rPr>
-        <w:t>τὰ ἐμὰ σπλάγχνα</w:t>
-      </w:r>
-    </w:p>
-    <w:p>
-      <w:pPr>
-        <w:bidi/>
-      </w:pPr>
-      <w:r>
-        <w:rPr>
-          <w:lang w:val="ar_AE" w:bidi="ar_AE"/>
-        </w:rPr>
-      </w:r>
-      <w:r>
-        <w:rPr>
-          <w:b/>
-          <w:lang w:val="ar_AE" w:bidi="ar_AE"/>
-        </w:rPr>
         <w:t>"</w:t>
       </w:r>
       <w:r>
@@ -6589,23 +5739,6 @@
           <w:b/>
           <w:lang w:val="ar_AE" w:bidi="ar_AE"/>
         </w:rPr>
-        <w:t>ἵνα ὑπὲρ σοῦ μοι διακονῇ</w:t>
-      </w:r>
-    </w:p>
-    <w:p>
-      <w:pPr>
-        <w:bidi/>
-      </w:pPr>
-      <w:r>
-        <w:rPr>
-          <w:lang w:val="ar_AE" w:bidi="ar_AE"/>
-        </w:rPr>
-      </w:r>
-      <w:r>
-        <w:rPr>
-          <w:b/>
-          <w:lang w:val="ar_AE" w:bidi="ar_AE"/>
-        </w:rPr>
         <w:t>"</w:t>
       </w:r>
       <w:r>
@@ -6690,23 +5823,6 @@
           <w:b/>
           <w:lang w:val="ar_AE" w:bidi="ar_AE"/>
         </w:rPr>
-        <w:t>ἐν τοῖς δεσμοῖς</w:t>
-      </w:r>
-    </w:p>
-    <w:p>
-      <w:pPr>
-        <w:bidi/>
-      </w:pPr>
-      <w:r>
-        <w:rPr>
-          <w:lang w:val="ar_AE" w:bidi="ar_AE"/>
-        </w:rPr>
-      </w:r>
-      <w:r>
-        <w:rPr>
-          <w:b/>
-          <w:lang w:val="ar_AE" w:bidi="ar_AE"/>
-        </w:rPr>
         <w:t>"</w:t>
       </w:r>
       <w:r>
@@ -6826,23 +5942,6 @@
           <w:b/>
           <w:lang w:val="ar_AE" w:bidi="ar_AE"/>
         </w:rPr>
-        <w:t>ἐν τοῖς δεσμοῖς τοῦ εὐαγγελίου</w:t>
-      </w:r>
-    </w:p>
-    <w:p>
-      <w:pPr>
-        <w:bidi/>
-      </w:pPr>
-      <w:r>
-        <w:rPr>
-          <w:lang w:val="ar_AE" w:bidi="ar_AE"/>
-        </w:rPr>
-      </w:r>
-      <w:r>
-        <w:rPr>
-          <w:b/>
-          <w:lang w:val="ar_AE" w:bidi="ar_AE"/>
-        </w:rPr>
         <w:t>"</w:t>
       </w:r>
       <w:r>
@@ -6962,23 +6061,6 @@
           <w:b/>
           <w:lang w:val="ar_AE" w:bidi="ar_AE"/>
         </w:rPr>
-        <w:t>ἵνα μὴ ὡς κατὰ ἀνάγκην τὸ ἀγαθόν σου ᾖ</w:t>
-      </w:r>
-    </w:p>
-    <w:p>
-      <w:pPr>
-        <w:bidi/>
-      </w:pPr>
-      <w:r>
-        <w:rPr>
-          <w:lang w:val="ar_AE" w:bidi="ar_AE"/>
-        </w:rPr>
-      </w:r>
-      <w:r>
-        <w:rPr>
-          <w:b/>
-          <w:lang w:val="ar_AE" w:bidi="ar_AE"/>
-        </w:rPr>
         <w:t>"</w:t>
       </w:r>
       <w:r>
@@ -7098,23 +6180,6 @@
           <w:b/>
           <w:lang w:val="ar_AE" w:bidi="ar_AE"/>
         </w:rPr>
-        <w:t>ἀλλὰ κατὰ ἑκούσιον.</w:t>
-      </w:r>
-    </w:p>
-    <w:p>
-      <w:pPr>
-        <w:bidi/>
-      </w:pPr>
-      <w:r>
-        <w:rPr>
-          <w:lang w:val="ar_AE" w:bidi="ar_AE"/>
-        </w:rPr>
-      </w:r>
-      <w:r>
-        <w:rPr>
-          <w:b/>
-          <w:lang w:val="ar_AE" w:bidi="ar_AE"/>
-        </w:rPr>
         <w:t>"</w:t>
       </w:r>
       <w:r>
@@ -7234,23 +6299,6 @@
           <w:b/>
           <w:lang w:val="ar_AE" w:bidi="ar_AE"/>
         </w:rPr>
-        <w:t>τάχα γὰρ διὰ τοῦτο, ἐχωρίσθη πρὸς ὥραν, ἵνα</w:t>
-      </w:r>
-    </w:p>
-    <w:p>
-      <w:pPr>
-        <w:bidi/>
-      </w:pPr>
-      <w:r>
-        <w:rPr>
-          <w:lang w:val="ar_AE" w:bidi="ar_AE"/>
-        </w:rPr>
-      </w:r>
-      <w:r>
-        <w:rPr>
-          <w:b/>
-          <w:lang w:val="ar_AE" w:bidi="ar_AE"/>
-        </w:rPr>
         <w:t>"</w:t>
       </w:r>
       <w:r>
@@ -7371,23 +6419,6 @@
           <w:b/>
           <w:lang w:val="ar_AE" w:bidi="ar_AE"/>
         </w:rPr>
-        <w:t>πρὸς ὥραν</w:t>
-      </w:r>
-    </w:p>
-    <w:p>
-      <w:pPr>
-        <w:bidi/>
-      </w:pPr>
-      <w:r>
-        <w:rPr>
-          <w:lang w:val="ar_AE" w:bidi="ar_AE"/>
-        </w:rPr>
-      </w:r>
-      <w:r>
-        <w:rPr>
-          <w:b/>
-          <w:lang w:val="ar_AE" w:bidi="ar_AE"/>
-        </w:rPr>
         <w:t>"</w:t>
       </w:r>
       <w:r>
@@ -7507,23 +6538,6 @@
           <w:b/>
           <w:lang w:val="ar_AE" w:bidi="ar_AE"/>
         </w:rPr>
-        <w:t>ὑπὲρ δοῦλον</w:t>
-      </w:r>
-    </w:p>
-    <w:p>
-      <w:pPr>
-        <w:bidi/>
-      </w:pPr>
-      <w:r>
-        <w:rPr>
-          <w:lang w:val="ar_AE" w:bidi="ar_AE"/>
-        </w:rPr>
-      </w:r>
-      <w:r>
-        <w:rPr>
-          <w:b/>
-          <w:lang w:val="ar_AE" w:bidi="ar_AE"/>
-        </w:rPr>
         <w:t>"</w:t>
       </w:r>
       <w:r>
@@ -7608,23 +6622,6 @@
           <w:b/>
           <w:lang w:val="ar_AE" w:bidi="ar_AE"/>
         </w:rPr>
-        <w:t>οὐκέτι ὡς δοῦλον</w:t>
-      </w:r>
-    </w:p>
-    <w:p>
-      <w:pPr>
-        <w:bidi/>
-      </w:pPr>
-      <w:r>
-        <w:rPr>
-          <w:lang w:val="ar_AE" w:bidi="ar_AE"/>
-        </w:rPr>
-      </w:r>
-      <w:r>
-        <w:rPr>
-          <w:b/>
-          <w:lang w:val="ar_AE" w:bidi="ar_AE"/>
-        </w:rPr>
         <w:t>"</w:t>
       </w:r>
       <w:r>
@@ -7722,23 +6719,6 @@
           <w:b/>
           <w:lang w:val="ar_AE" w:bidi="ar_AE"/>
         </w:rPr>
-        <w:t>ὑπὲρ δοῦλον</w:t>
-      </w:r>
-    </w:p>
-    <w:p>
-      <w:pPr>
-        <w:bidi/>
-      </w:pPr>
-      <w:r>
-        <w:rPr>
-          <w:lang w:val="ar_AE" w:bidi="ar_AE"/>
-        </w:rPr>
-      </w:r>
-      <w:r>
-        <w:rPr>
-          <w:b/>
-          <w:lang w:val="ar_AE" w:bidi="ar_AE"/>
-        </w:rPr>
         <w:t>"</w:t>
       </w:r>
       <w:r>
@@ -7823,23 +6803,6 @@
           <w:b/>
           <w:lang w:val="ar_AE" w:bidi="ar_AE"/>
         </w:rPr>
-        <w:t>ἀδελφὸν ἀγαπητόν</w:t>
-      </w:r>
-    </w:p>
-    <w:p>
-      <w:pPr>
-        <w:bidi/>
-      </w:pPr>
-      <w:r>
-        <w:rPr>
-          <w:lang w:val="ar_AE" w:bidi="ar_AE"/>
-        </w:rPr>
-      </w:r>
-      <w:r>
-        <w:rPr>
-          <w:b/>
-          <w:lang w:val="ar_AE" w:bidi="ar_AE"/>
-        </w:rPr>
         <w:t>"</w:t>
       </w:r>
       <w:r>
@@ -7959,23 +6922,6 @@
           <w:b/>
           <w:lang w:val="ar_AE" w:bidi="ar_AE"/>
         </w:rPr>
-        <w:t>ἀγαπητόν</w:t>
-      </w:r>
-    </w:p>
-    <w:p>
-      <w:pPr>
-        <w:bidi/>
-      </w:pPr>
-      <w:r>
-        <w:rPr>
-          <w:lang w:val="ar_AE" w:bidi="ar_AE"/>
-        </w:rPr>
-      </w:r>
-      <w:r>
-        <w:rPr>
-          <w:b/>
-          <w:lang w:val="ar_AE" w:bidi="ar_AE"/>
-        </w:rPr>
         <w:t>"</w:t>
       </w:r>
       <w:r>
@@ -8060,23 +7006,6 @@
           <w:b/>
           <w:lang w:val="ar_AE" w:bidi="ar_AE"/>
         </w:rPr>
-        <w:t>ἐν Κυρίῳ</w:t>
-      </w:r>
-    </w:p>
-    <w:p>
-      <w:pPr>
-        <w:bidi/>
-      </w:pPr>
-      <w:r>
-        <w:rPr>
-          <w:lang w:val="ar_AE" w:bidi="ar_AE"/>
-        </w:rPr>
-      </w:r>
-      <w:r>
-        <w:rPr>
-          <w:b/>
-          <w:lang w:val="ar_AE" w:bidi="ar_AE"/>
-        </w:rPr>
         <w:t>"</w:t>
       </w:r>
       <w:r>
@@ -8161,23 +7090,6 @@
           <w:b/>
           <w:lang w:val="ar_AE" w:bidi="ar_AE"/>
         </w:rPr>
-        <w:t>εἰ &amp; με ἔχεις κοινωνόν</w:t>
-      </w:r>
-    </w:p>
-    <w:p>
-      <w:pPr>
-        <w:bidi/>
-      </w:pPr>
-      <w:r>
-        <w:rPr>
-          <w:lang w:val="ar_AE" w:bidi="ar_AE"/>
-        </w:rPr>
-      </w:r>
-      <w:r>
-        <w:rPr>
-          <w:b/>
-          <w:lang w:val="ar_AE" w:bidi="ar_AE"/>
-        </w:rPr>
         <w:t>"</w:t>
       </w:r>
       <w:r>
@@ -8284,23 +7196,6 @@
           <w:b/>
           <w:lang w:val="ar_AE" w:bidi="ar_AE"/>
         </w:rPr>
-        <w:t>οὖν</w:t>
-      </w:r>
-    </w:p>
-    <w:p>
-      <w:pPr>
-        <w:bidi/>
-      </w:pPr>
-      <w:r>
-        <w:rPr>
-          <w:lang w:val="ar_AE" w:bidi="ar_AE"/>
-        </w:rPr>
-      </w:r>
-      <w:r>
-        <w:rPr>
-          <w:b/>
-          <w:lang w:val="ar_AE" w:bidi="ar_AE"/>
-        </w:rPr>
         <w:t>"</w:t>
       </w:r>
       <w:r>
@@ -8420,23 +7315,6 @@
           <w:b/>
           <w:lang w:val="ar_AE" w:bidi="ar_AE"/>
         </w:rPr>
-        <w:t>προσλαβοῦ αὐτὸν ὡς ἐμέ.</w:t>
-      </w:r>
-    </w:p>
-    <w:p>
-      <w:pPr>
-        <w:bidi/>
-      </w:pPr>
-      <w:r>
-        <w:rPr>
-          <w:lang w:val="ar_AE" w:bidi="ar_AE"/>
-        </w:rPr>
-      </w:r>
-      <w:r>
-        <w:rPr>
-          <w:b/>
-          <w:lang w:val="ar_AE" w:bidi="ar_AE"/>
-        </w:rPr>
         <w:t>"</w:t>
       </w:r>
       <w:r>
@@ -8543,23 +7421,6 @@
           <w:b/>
           <w:lang w:val="ar_AE" w:bidi="ar_AE"/>
         </w:rPr>
-        <w:t>εἰ δέ τι ἠδίκησέν σε ἢ ὀφείλει</w:t>
-      </w:r>
-    </w:p>
-    <w:p>
-      <w:pPr>
-        <w:bidi/>
-      </w:pPr>
-      <w:r>
-        <w:rPr>
-          <w:lang w:val="ar_AE" w:bidi="ar_AE"/>
-        </w:rPr>
-      </w:r>
-      <w:r>
-        <w:rPr>
-          <w:b/>
-          <w:lang w:val="ar_AE" w:bidi="ar_AE"/>
-        </w:rPr>
         <w:t>"</w:t>
       </w:r>
       <w:r>
@@ -8694,23 +7555,6 @@
           <w:b/>
           <w:lang w:val="ar_AE" w:bidi="ar_AE"/>
         </w:rPr>
-        <w:t>εἰ δέ τι ἠδίκησέν σε ἢ ὀφείλει</w:t>
-      </w:r>
-    </w:p>
-    <w:p>
-      <w:pPr>
-        <w:bidi/>
-      </w:pPr>
-      <w:r>
-        <w:rPr>
-          <w:lang w:val="ar_AE" w:bidi="ar_AE"/>
-        </w:rPr>
-      </w:r>
-      <w:r>
-        <w:rPr>
-          <w:b/>
-          <w:lang w:val="ar_AE" w:bidi="ar_AE"/>
-        </w:rPr>
         <w:t>"</w:t>
       </w:r>
       <w:r>
@@ -8849,23 +7693,6 @@
           <w:b/>
           <w:lang w:val="ar_AE" w:bidi="ar_AE"/>
         </w:rPr>
-        <w:t>τοῦτο ἐμοὶ ἐλλόγα.</w:t>
-      </w:r>
-    </w:p>
-    <w:p>
-      <w:pPr>
-        <w:bidi/>
-      </w:pPr>
-      <w:r>
-        <w:rPr>
-          <w:lang w:val="ar_AE" w:bidi="ar_AE"/>
-        </w:rPr>
-      </w:r>
-      <w:r>
-        <w:rPr>
-          <w:b/>
-          <w:lang w:val="ar_AE" w:bidi="ar_AE"/>
-        </w:rPr>
         <w:t>"</w:t>
       </w:r>
       <w:r>
@@ -8950,23 +7777,6 @@
           <w:b/>
           <w:lang w:val="ar_AE" w:bidi="ar_AE"/>
         </w:rPr>
-        <w:t>ἐγὼ Παῦλος ἔγραψα τῇ ἐμῇ χειρί</w:t>
-      </w:r>
-    </w:p>
-    <w:p>
-      <w:pPr>
-        <w:bidi/>
-      </w:pPr>
-      <w:r>
-        <w:rPr>
-          <w:lang w:val="ar_AE" w:bidi="ar_AE"/>
-        </w:rPr>
-      </w:r>
-      <w:r>
-        <w:rPr>
-          <w:b/>
-          <w:lang w:val="ar_AE" w:bidi="ar_AE"/>
-        </w:rPr>
         <w:t>"</w:t>
       </w:r>
       <w:r>
@@ -9064,23 +7874,6 @@
           <w:b/>
           <w:lang w:val="ar_AE" w:bidi="ar_AE"/>
         </w:rPr>
-        <w:t>ἵνα μὴ λέγω σοι</w:t>
-      </w:r>
-    </w:p>
-    <w:p>
-      <w:pPr>
-        <w:bidi/>
-      </w:pPr>
-      <w:r>
-        <w:rPr>
-          <w:lang w:val="ar_AE" w:bidi="ar_AE"/>
-        </w:rPr>
-      </w:r>
-      <w:r>
-        <w:rPr>
-          <w:b/>
-          <w:lang w:val="ar_AE" w:bidi="ar_AE"/>
-        </w:rPr>
         <w:t>"</w:t>
       </w:r>
       <w:r>
@@ -9187,23 +7980,6 @@
           <w:b/>
           <w:lang w:val="ar_AE" w:bidi="ar_AE"/>
         </w:rPr>
-        <w:t>καὶ σεαυτόν μοι προσοφείλεις</w:t>
-      </w:r>
-    </w:p>
-    <w:p>
-      <w:pPr>
-        <w:bidi/>
-      </w:pPr>
-      <w:r>
-        <w:rPr>
-          <w:lang w:val="ar_AE" w:bidi="ar_AE"/>
-        </w:rPr>
-      </w:r>
-      <w:r>
-        <w:rPr>
-          <w:b/>
-          <w:lang w:val="ar_AE" w:bidi="ar_AE"/>
-        </w:rPr>
         <w:t>"</w:t>
       </w:r>
       <w:r>
@@ -9310,23 +8086,6 @@
           <w:b/>
           <w:lang w:val="ar_AE" w:bidi="ar_AE"/>
         </w:rPr>
-        <w:t>ἀδελφέ</w:t>
-      </w:r>
-    </w:p>
-    <w:p>
-      <w:pPr>
-        <w:bidi/>
-      </w:pPr>
-      <w:r>
-        <w:rPr>
-          <w:lang w:val="ar_AE" w:bidi="ar_AE"/>
-        </w:rPr>
-      </w:r>
-      <w:r>
-        <w:rPr>
-          <w:b/>
-          <w:lang w:val="ar_AE" w:bidi="ar_AE"/>
-        </w:rPr>
         <w:t>"</w:t>
       </w:r>
       <w:r>
@@ -9446,23 +8205,6 @@
           <w:b/>
           <w:lang w:val="ar_AE" w:bidi="ar_AE"/>
         </w:rPr>
-        <w:t>ἐν Κυρίῳ</w:t>
-      </w:r>
-    </w:p>
-    <w:p>
-      <w:pPr>
-        <w:bidi/>
-      </w:pPr>
-      <w:r>
-        <w:rPr>
-          <w:lang w:val="ar_AE" w:bidi="ar_AE"/>
-        </w:rPr>
-      </w:r>
-      <w:r>
-        <w:rPr>
-          <w:b/>
-          <w:lang w:val="ar_AE" w:bidi="ar_AE"/>
-        </w:rPr>
         <w:t>"</w:t>
       </w:r>
       <w:r>
@@ -9595,23 +8337,6 @@
           <w:b/>
           <w:lang w:val="ar_AE" w:bidi="ar_AE"/>
         </w:rPr>
-        <w:t>ἀνάπαυσόν μου τὰ σπλάγχνα ἐν Χριστῷ</w:t>
-      </w:r>
-    </w:p>
-    <w:p>
-      <w:pPr>
-        <w:bidi/>
-      </w:pPr>
-      <w:r>
-        <w:rPr>
-          <w:lang w:val="ar_AE" w:bidi="ar_AE"/>
-        </w:rPr>
-      </w:r>
-      <w:r>
-        <w:rPr>
-          <w:b/>
-          <w:lang w:val="ar_AE" w:bidi="ar_AE"/>
-        </w:rPr>
         <w:t>"</w:t>
       </w:r>
       <w:r>
@@ -9718,23 +8443,6 @@
           <w:b/>
           <w:lang w:val="ar_AE" w:bidi="ar_AE"/>
         </w:rPr>
-        <w:t>ἀνάπαυσόν μου τὰ σπλάγχνα</w:t>
-      </w:r>
-    </w:p>
-    <w:p>
-      <w:pPr>
-        <w:bidi/>
-      </w:pPr>
-      <w:r>
-        <w:rPr>
-          <w:lang w:val="ar_AE" w:bidi="ar_AE"/>
-        </w:rPr>
-      </w:r>
-      <w:r>
-        <w:rPr>
-          <w:b/>
-          <w:lang w:val="ar_AE" w:bidi="ar_AE"/>
-        </w:rPr>
         <w:t>"</w:t>
       </w:r>
       <w:r>
@@ -9854,23 +8562,6 @@
           <w:b/>
           <w:lang w:val="ar_AE" w:bidi="ar_AE"/>
         </w:rPr>
-        <w:t>ἀνάπαυσόν μου τὰ σπλάγχνα</w:t>
-      </w:r>
-    </w:p>
-    <w:p>
-      <w:pPr>
-        <w:bidi/>
-      </w:pPr>
-      <w:r>
-        <w:rPr>
-          <w:lang w:val="ar_AE" w:bidi="ar_AE"/>
-        </w:rPr>
-      </w:r>
-      <w:r>
-        <w:rPr>
-          <w:b/>
-          <w:lang w:val="ar_AE" w:bidi="ar_AE"/>
-        </w:rPr>
         <w:t>"</w:t>
       </w:r>
       <w:r>
@@ -9990,23 +8681,6 @@
           <w:b/>
           <w:lang w:val="ar_AE" w:bidi="ar_AE"/>
         </w:rPr>
-        <w:t>πεποιθὼς τῇ ὑπακοῇ σου</w:t>
-      </w:r>
-    </w:p>
-    <w:p>
-      <w:pPr>
-        <w:bidi/>
-      </w:pPr>
-      <w:r>
-        <w:rPr>
-          <w:lang w:val="ar_AE" w:bidi="ar_AE"/>
-        </w:rPr>
-      </w:r>
-      <w:r>
-        <w:rPr>
-          <w:b/>
-          <w:lang w:val="ar_AE" w:bidi="ar_AE"/>
-        </w:rPr>
         <w:t>"</w:t>
       </w:r>
       <w:r>
@@ -10139,23 +8813,6 @@
           <w:b/>
           <w:lang w:val="ar_AE" w:bidi="ar_AE"/>
         </w:rPr>
-        <w:t>ἔγραψά σοι</w:t>
-      </w:r>
-    </w:p>
-    <w:p>
-      <w:pPr>
-        <w:bidi/>
-      </w:pPr>
-      <w:r>
-        <w:rPr>
-          <w:lang w:val="ar_AE" w:bidi="ar_AE"/>
-        </w:rPr>
-      </w:r>
-      <w:r>
-        <w:rPr>
-          <w:b/>
-          <w:lang w:val="ar_AE" w:bidi="ar_AE"/>
-        </w:rPr>
         <w:t>"</w:t>
       </w:r>
       <w:r>
@@ -10240,23 +8897,6 @@
           <w:b/>
           <w:lang w:val="ar_AE" w:bidi="ar_AE"/>
         </w:rPr>
-        <w:t>δὲ</w:t>
-      </w:r>
-    </w:p>
-    <w:p>
-      <w:pPr>
-        <w:bidi/>
-      </w:pPr>
-      <w:r>
-        <w:rPr>
-          <w:lang w:val="ar_AE" w:bidi="ar_AE"/>
-        </w:rPr>
-      </w:r>
-      <w:r>
-        <w:rPr>
-          <w:b/>
-          <w:lang w:val="ar_AE" w:bidi="ar_AE"/>
-        </w:rPr>
         <w:t>""</w:t>
       </w:r>
     </w:p>
@@ -10343,23 +8983,6 @@
           <w:b/>
           <w:lang w:val="ar_AE" w:bidi="ar_AE"/>
         </w:rPr>
-        <w:t>ἅμα</w:t>
-      </w:r>
-    </w:p>
-    <w:p>
-      <w:pPr>
-        <w:bidi/>
-      </w:pPr>
-      <w:r>
-        <w:rPr>
-          <w:lang w:val="ar_AE" w:bidi="ar_AE"/>
-        </w:rPr>
-      </w:r>
-      <w:r>
-        <w:rPr>
-          <w:b/>
-          <w:lang w:val="ar_AE" w:bidi="ar_AE"/>
-        </w:rPr>
         <w:t>"</w:t>
       </w:r>
       <w:r>
@@ -10479,23 +9102,6 @@
           <w:b/>
           <w:lang w:val="ar_AE" w:bidi="ar_AE"/>
         </w:rPr>
-        <w:t>χαρισθήσομαι ὑμῖν</w:t>
-      </w:r>
-    </w:p>
-    <w:p>
-      <w:pPr>
-        <w:bidi/>
-      </w:pPr>
-      <w:r>
-        <w:rPr>
-          <w:lang w:val="ar_AE" w:bidi="ar_AE"/>
-        </w:rPr>
-      </w:r>
-      <w:r>
-        <w:rPr>
-          <w:b/>
-          <w:lang w:val="ar_AE" w:bidi="ar_AE"/>
-        </w:rPr>
         <w:t>"</w:t>
       </w:r>
       <w:r>
@@ -10580,23 +9186,6 @@
           <w:b/>
           <w:lang w:val="ar_AE" w:bidi="ar_AE"/>
         </w:rPr>
-        <w:t>ἑτοίμαζέ μοι ξενίαν</w:t>
-      </w:r>
-    </w:p>
-    <w:p>
-      <w:pPr>
-        <w:bidi/>
-      </w:pPr>
-      <w:r>
-        <w:rPr>
-          <w:lang w:val="ar_AE" w:bidi="ar_AE"/>
-        </w:rPr>
-      </w:r>
-      <w:r>
-        <w:rPr>
-          <w:b/>
-          <w:lang w:val="ar_AE" w:bidi="ar_AE"/>
-        </w:rPr>
         <w:t>"</w:t>
       </w:r>
       <w:r>
@@ -10694,23 +9283,6 @@
           <w:b/>
           <w:lang w:val="ar_AE" w:bidi="ar_AE"/>
         </w:rPr>
-        <w:t>διὰ τῶν προσευχῶν ὑμῶν</w:t>
-      </w:r>
-    </w:p>
-    <w:p>
-      <w:pPr>
-        <w:bidi/>
-      </w:pPr>
-      <w:r>
-        <w:rPr>
-          <w:lang w:val="ar_AE" w:bidi="ar_AE"/>
-        </w:rPr>
-      </w:r>
-      <w:r>
-        <w:rPr>
-          <w:b/>
-          <w:lang w:val="ar_AE" w:bidi="ar_AE"/>
-        </w:rPr>
         <w:t>"</w:t>
       </w:r>
       <w:r>
@@ -10795,23 +9367,6 @@
           <w:b/>
           <w:lang w:val="ar_AE" w:bidi="ar_AE"/>
         </w:rPr>
-        <w:t>χαρισθήσομαι ὑμῖν.</w:t>
-      </w:r>
-    </w:p>
-    <w:p>
-      <w:pPr>
-        <w:bidi/>
-      </w:pPr>
-      <w:r>
-        <w:rPr>
-          <w:lang w:val="ar_AE" w:bidi="ar_AE"/>
-        </w:rPr>
-      </w:r>
-      <w:r>
-        <w:rPr>
-          <w:b/>
-          <w:lang w:val="ar_AE" w:bidi="ar_AE"/>
-        </w:rPr>
         <w:t>"</w:t>
       </w:r>
       <w:r>
@@ -10918,23 +9473,6 @@
           <w:b/>
           <w:lang w:val="ar_AE" w:bidi="ar_AE"/>
         </w:rPr>
-        <w:t>ὑμῶν &amp; ὑμῖν</w:t>
-      </w:r>
-    </w:p>
-    <w:p>
-      <w:pPr>
-        <w:bidi/>
-      </w:pPr>
-      <w:r>
-        <w:rPr>
-          <w:lang w:val="ar_AE" w:bidi="ar_AE"/>
-        </w:rPr>
-      </w:r>
-      <w:r>
-        <w:rPr>
-          <w:b/>
-          <w:lang w:val="ar_AE" w:bidi="ar_AE"/>
-        </w:rPr>
         <w:t>"</w:t>
       </w:r>
       <w:r>
@@ -11100,23 +9638,6 @@
           <w:b/>
           <w:lang w:val="ar_AE" w:bidi="ar_AE"/>
         </w:rPr>
-        <w:t>Ἐπαφρᾶς</w:t>
-      </w:r>
-    </w:p>
-    <w:p>
-      <w:pPr>
-        <w:bidi/>
-      </w:pPr>
-      <w:r>
-        <w:rPr>
-          <w:lang w:val="ar_AE" w:bidi="ar_AE"/>
-        </w:rPr>
-      </w:r>
-      <w:r>
-        <w:rPr>
-          <w:b/>
-          <w:lang w:val="ar_AE" w:bidi="ar_AE"/>
-        </w:rPr>
         <w:t>"</w:t>
       </w:r>
       <w:r>
@@ -11229,23 +9750,6 @@
           <w:b/>
           <w:lang w:val="ar_AE" w:bidi="ar_AE"/>
         </w:rPr>
-        <w:t>ἐν Χριστῷ Ἰησοῦ</w:t>
-      </w:r>
-    </w:p>
-    <w:p>
-      <w:pPr>
-        <w:bidi/>
-      </w:pPr>
-      <w:r>
-        <w:rPr>
-          <w:lang w:val="ar_AE" w:bidi="ar_AE"/>
-        </w:rPr>
-      </w:r>
-      <w:r>
-        <w:rPr>
-          <w:b/>
-          <w:lang w:val="ar_AE" w:bidi="ar_AE"/>
-        </w:rPr>
         <w:t>"</w:t>
       </w:r>
       <w:r>
@@ -11337,23 +9841,6 @@
           <w:b/>
           <w:lang w:val="ar_AE" w:bidi="ar_AE"/>
         </w:rPr>
-        <w:t>Μᾶρκος, Ἀρίσταρχος, Δημᾶς, Λουκᾶς</w:t>
-      </w:r>
-    </w:p>
-    <w:p>
-      <w:pPr>
-        <w:bidi/>
-      </w:pPr>
-      <w:r>
-        <w:rPr>
-          <w:lang w:val="ar_AE" w:bidi="ar_AE"/>
-        </w:rPr>
-      </w:r>
-      <w:r>
-        <w:rPr>
-          <w:b/>
-          <w:lang w:val="ar_AE" w:bidi="ar_AE"/>
-        </w:rPr>
         <w:t>"</w:t>
       </w:r>
       <w:r>
@@ -11460,23 +9947,6 @@
           <w:b/>
           <w:lang w:val="ar_AE" w:bidi="ar_AE"/>
         </w:rPr>
-        <w:t>Μᾶρκος, Ἀρίσταρχος, Δημᾶς, Λουκᾶς</w:t>
-      </w:r>
-    </w:p>
-    <w:p>
-      <w:pPr>
-        <w:bidi/>
-      </w:pPr>
-      <w:r>
-        <w:rPr>
-          <w:lang w:val="ar_AE" w:bidi="ar_AE"/>
-        </w:rPr>
-      </w:r>
-      <w:r>
-        <w:rPr>
-          <w:b/>
-          <w:lang w:val="ar_AE" w:bidi="ar_AE"/>
-        </w:rPr>
         <w:t>"</w:t>
       </w:r>
       <w:r>
@@ -11583,23 +10053,6 @@
           <w:b/>
           <w:lang w:val="ar_AE" w:bidi="ar_AE"/>
         </w:rPr>
-        <w:t>οἱ συνεργοί μου</w:t>
-      </w:r>
-    </w:p>
-    <w:p>
-      <w:pPr>
-        <w:bidi/>
-      </w:pPr>
-      <w:r>
-        <w:rPr>
-          <w:lang w:val="ar_AE" w:bidi="ar_AE"/>
-        </w:rPr>
-      </w:r>
-      <w:r>
-        <w:rPr>
-          <w:b/>
-          <w:lang w:val="ar_AE" w:bidi="ar_AE"/>
-        </w:rPr>
         <w:t>"</w:t>
       </w:r>
       <w:r>
@@ -11684,23 +10137,6 @@
           <w:b/>
           <w:lang w:val="ar_AE" w:bidi="ar_AE"/>
         </w:rPr>
-        <w:t>μετὰ τοῦ πνεύματος ὑμῶν</w:t>
-      </w:r>
-    </w:p>
-    <w:p>
-      <w:pPr>
-        <w:bidi/>
-      </w:pPr>
-      <w:r>
-        <w:rPr>
-          <w:lang w:val="ar_AE" w:bidi="ar_AE"/>
-        </w:rPr>
-      </w:r>
-      <w:r>
-        <w:rPr>
-          <w:b/>
-          <w:lang w:val="ar_AE" w:bidi="ar_AE"/>
-        </w:rPr>
         <w:t>"</w:t>
       </w:r>
       <w:r>
@@ -11820,23 +10256,6 @@
           <w:b/>
           <w:lang w:val="ar_AE" w:bidi="ar_AE"/>
         </w:rPr>
-        <w:t>ἡ χάρις τοῦ Κυρίου ἡμῶν, Ἰησοῦ Χριστοῦ</w:t>
-      </w:r>
-    </w:p>
-    <w:p>
-      <w:pPr>
-        <w:bidi/>
-      </w:pPr>
-      <w:r>
-        <w:rPr>
-          <w:lang w:val="ar_AE" w:bidi="ar_AE"/>
-        </w:rPr>
-      </w:r>
-      <w:r>
-        <w:rPr>
-          <w:b/>
-          <w:lang w:val="ar_AE" w:bidi="ar_AE"/>
-        </w:rPr>
         <w:t>"</w:t>
       </w:r>
       <w:r>
@@ -11940,23 +10359,6 @@
         <w:rPr>
           <w:lang w:val="ar_AE" w:bidi="ar_AE"/>
         </w:rPr>
-      </w:r>
-    </w:p>
-    <w:p>
-      <w:pPr>
-        <w:bidi/>
-      </w:pPr>
-      <w:r>
-        <w:rPr>
-          <w:lang w:val="ar_AE" w:bidi="ar_AE"/>
-        </w:rPr>
-      </w:r>
-      <w:r>
-        <w:rPr>
-          <w:b/>
-          <w:lang w:val="ar_AE" w:bidi="ar_AE"/>
-        </w:rPr>
-        <w:t>ὑμῶν</w:t>
       </w:r>
     </w:p>
     <w:p>

--- a/arb/docx/57.content.docx
+++ b/arb/docx/57.content.docx
@@ -32,16 +32,51 @@
     </w:p>
     <w:p>
       <w:pPr>
-        <w:bidi/>
-      </w:pPr>
-      <w:r>
-        <w:rPr>
-          <w:lang w:val="ar_AE" w:bidi="ar_AE"/>
-        </w:rPr>
-      </w:r>
-      <w:r>
-        <w:rPr>
-          <w:b/>
+        <w:pStyle w:val="Heading2"/>
+        <w:bidi/>
+      </w:pPr>
+      <w:r>
+        <w:rPr>
+          <w:lang w:val="ar_AE" w:bidi="ar_AE"/>
+        </w:rPr>
+        <w:t>License Information</w:t>
+      </w:r>
+      <w:r>
+        <w:rPr>
+          <w:lang w:val="ar_AE" w:bidi="ar_AE"/>
+        </w:rPr>
+      </w:r>
+    </w:p>
+    <w:p>
+      <w:pPr>
+        <w:bidi/>
+      </w:pPr>
+      <w:r>
+        <w:rPr>
+          <w:lang w:val="ar_AE" w:bidi="ar_AE"/>
+        </w:rPr>
+      </w:r>
+      <w:r>
+        <w:rPr>
+          <w:b/>
+          <w:lang w:val="ar_AE" w:bidi="ar_AE"/>
+        </w:rPr>
+        <w:t>ملاحظات الترجمة (كلمة متكشفة)</w:t>
+      </w:r>
+      <w:r>
+        <w:rPr>
+          <w:lang w:val="ar_AE" w:bidi="ar_AE"/>
+        </w:rPr>
+        <w:t xml:space="preserve"> (Arabic) is based on</w:t>
+      </w:r>
+      <w:r>
+        <w:rPr>
+          <w:lang w:val="ar_AE" w:bidi="ar_AE"/>
+        </w:rPr>
+        <w:t xml:space="preserve">: </w:t>
+      </w:r>
+      <w:r>
+        <w:rPr>
           <w:lang w:val="ar_AE" w:bidi="ar_AE"/>
         </w:rPr>
         <w:t>unfoldingWord® Translation Notes</w:t>
@@ -50,31 +85,64 @@
         <w:rPr>
           <w:lang w:val="ar_AE" w:bidi="ar_AE"/>
         </w:rPr>
-        <w:t xml:space="preserve"> © 2022 unfoldingWord. Released under CC BY-SA 4.0 license. </w:t>
-      </w:r>
-      <w:r>
-        <w:rPr>
-          <w:lang w:val="ar_AE" w:bidi="ar_AE"/>
-        </w:rPr>
-        <w:t>unfoldingWord® Translation Notes</w:t>
-      </w:r>
-      <w:r>
-        <w:rPr>
-          <w:lang w:val="ar_AE" w:bidi="ar_AE"/>
-        </w:rPr>
-        <w:t xml:space="preserve"> has been adapted in the following languages: Tok Pisin, Arabic (عربي), French (Français), Hindi (हिंदी), Indonesian (Bahasa Indonesia), Portuguese (Português), Russian (Русский), Spanish (Español), Swahili (Kiswahili), and Simplified Chinese (简体中文) from </w:t>
-      </w:r>
-      <w:r>
-        <w:rPr>
-          <w:lang w:val="ar_AE" w:bidi="ar_AE"/>
-        </w:rPr>
-        <w:t>unfoldingWord® Translation Notes</w:t>
-      </w:r>
-      <w:r>
-        <w:rPr>
-          <w:lang w:val="ar_AE" w:bidi="ar_AE"/>
-        </w:rPr>
-        <w:t xml:space="preserve"> © 2022 unfoldingWord. Released under CC BY-SA 4.0 license by Mission Mutual</w:t>
+        <w:t xml:space="preserve">, </w:t>
+      </w:r>
+      <w:hyperlink r:id="rId13">
+        <w:r>
+          <w:rPr>
+            <w:lang w:val="ar_AE" w:bidi="ar_AE"/>
+          </w:rPr>
+          <w:rPr>
+            <w:color w:val="0000EE"/>
+            <w:u w:val="single"/>
+          </w:rPr>
+          <w:t>unfoldingWord</w:t>
+        </w:r>
+      </w:hyperlink>
+      <w:r>
+        <w:rPr>
+          <w:lang w:val="ar_AE" w:bidi="ar_AE"/>
+        </w:rPr>
+        <w:t xml:space="preserve">, 2022, which is licensed under a </w:t>
+      </w:r>
+      <w:hyperlink r:id="rId14">
+        <w:r>
+          <w:rPr>
+            <w:lang w:val="ar_AE" w:bidi="ar_AE"/>
+          </w:rPr>
+          <w:rPr>
+            <w:color w:val="0000EE"/>
+            <w:u w:val="single"/>
+          </w:rPr>
+          <w:t>CC BY-SA 4.0 license</w:t>
+        </w:r>
+      </w:hyperlink>
+      <w:r>
+        <w:rPr>
+          <w:lang w:val="ar_AE" w:bidi="ar_AE"/>
+        </w:rPr>
+        <w:t>.</w:t>
+      </w:r>
+      <w:r>
+        <w:rPr>
+          <w:lang w:val="ar_AE" w:bidi="ar_AE"/>
+        </w:rPr>
+      </w:r>
+    </w:p>
+    <w:p>
+      <w:pPr>
+        <w:bidi/>
+      </w:pPr>
+      <w:r>
+        <w:rPr>
+          <w:lang w:val="ar_AE" w:bidi="ar_AE"/>
+        </w:rPr>
+      </w:r>
+      <w:r>
+        <w:rPr>
+          <w:lang w:val="ar_AE" w:bidi="ar_AE"/>
+        </w:rPr>
+        <w:t>This PDF version is provided under the same license.</w:t>
       </w:r>
       <w:r>
         <w:rPr>
@@ -248,6 +316,23 @@
           <w:b/>
           <w:lang w:val="ar_AE" w:bidi="ar_AE"/>
         </w:rPr>
+        <w:t>Παῦλος</w:t>
+      </w:r>
+    </w:p>
+    <w:p>
+      <w:pPr>
+        <w:bidi/>
+      </w:pPr>
+      <w:r>
+        <w:rPr>
+          <w:lang w:val="ar_AE" w:bidi="ar_AE"/>
+        </w:rPr>
+      </w:r>
+      <w:r>
+        <w:rPr>
+          <w:b/>
+          <w:lang w:val="ar_AE" w:bidi="ar_AE"/>
+        </w:rPr>
         <w:t>"</w:t>
       </w:r>
       <w:r>
@@ -354,6 +439,23 @@
           <w:b/>
           <w:lang w:val="ar_AE" w:bidi="ar_AE"/>
         </w:rPr>
+        <w:t>δέσμιος Χριστοῦ Ἰησοῦ</w:t>
+      </w:r>
+    </w:p>
+    <w:p>
+      <w:pPr>
+        <w:bidi/>
+      </w:pPr>
+      <w:r>
+        <w:rPr>
+          <w:lang w:val="ar_AE" w:bidi="ar_AE"/>
+        </w:rPr>
+      </w:r>
+      <w:r>
+        <w:rPr>
+          <w:b/>
+          <w:lang w:val="ar_AE" w:bidi="ar_AE"/>
+        </w:rPr>
         <w:t>"</w:t>
       </w:r>
       <w:r>
@@ -438,6 +540,23 @@
           <w:b/>
           <w:lang w:val="ar_AE" w:bidi="ar_AE"/>
         </w:rPr>
+        <w:t>ὁ ἀδελφὸς</w:t>
+      </w:r>
+    </w:p>
+    <w:p>
+      <w:pPr>
+        <w:bidi/>
+      </w:pPr>
+      <w:r>
+        <w:rPr>
+          <w:lang w:val="ar_AE" w:bidi="ar_AE"/>
+        </w:rPr>
+      </w:r>
+      <w:r>
+        <w:rPr>
+          <w:b/>
+          <w:lang w:val="ar_AE" w:bidi="ar_AE"/>
+        </w:rPr>
         <w:t>"</w:t>
       </w:r>
       <w:r>
@@ -535,6 +654,23 @@
           <w:b/>
           <w:lang w:val="ar_AE" w:bidi="ar_AE"/>
         </w:rPr>
+        <w:t>ὁ ἀδελφὸς</w:t>
+      </w:r>
+    </w:p>
+    <w:p>
+      <w:pPr>
+        <w:bidi/>
+      </w:pPr>
+      <w:r>
+        <w:rPr>
+          <w:lang w:val="ar_AE" w:bidi="ar_AE"/>
+        </w:rPr>
+      </w:r>
+      <w:r>
+        <w:rPr>
+          <w:b/>
+          <w:lang w:val="ar_AE" w:bidi="ar_AE"/>
+        </w:rPr>
         <w:t>"</w:t>
       </w:r>
       <w:r>
@@ -667,6 +803,23 @@
           <w:b/>
           <w:lang w:val="ar_AE" w:bidi="ar_AE"/>
         </w:rPr>
+        <w:t>Φιλήμονι</w:t>
+      </w:r>
+    </w:p>
+    <w:p>
+      <w:pPr>
+        <w:bidi/>
+      </w:pPr>
+      <w:r>
+        <w:rPr>
+          <w:lang w:val="ar_AE" w:bidi="ar_AE"/>
+        </w:rPr>
+      </w:r>
+      <w:r>
+        <w:rPr>
+          <w:b/>
+          <w:lang w:val="ar_AE" w:bidi="ar_AE"/>
+        </w:rPr>
         <w:t>"</w:t>
       </w:r>
       <w:r>
@@ -780,6 +933,23 @@
           <w:b/>
           <w:lang w:val="ar_AE" w:bidi="ar_AE"/>
         </w:rPr>
+        <w:t>Φιλήμονι</w:t>
+      </w:r>
+    </w:p>
+    <w:p>
+      <w:pPr>
+        <w:bidi/>
+      </w:pPr>
+      <w:r>
+        <w:rPr>
+          <w:lang w:val="ar_AE" w:bidi="ar_AE"/>
+        </w:rPr>
+      </w:r>
+      <w:r>
+        <w:rPr>
+          <w:b/>
+          <w:lang w:val="ar_AE" w:bidi="ar_AE"/>
+        </w:rPr>
         <w:t>"</w:t>
       </w:r>
       <w:r>
@@ -899,6 +1069,23 @@
           <w:b/>
           <w:lang w:val="ar_AE" w:bidi="ar_AE"/>
         </w:rPr>
+        <w:t>ἡμῶν</w:t>
+      </w:r>
+    </w:p>
+    <w:p>
+      <w:pPr>
+        <w:bidi/>
+      </w:pPr>
+      <w:r>
+        <w:rPr>
+          <w:lang w:val="ar_AE" w:bidi="ar_AE"/>
+        </w:rPr>
+      </w:r>
+      <w:r>
+        <w:rPr>
+          <w:b/>
+          <w:lang w:val="ar_AE" w:bidi="ar_AE"/>
+        </w:rPr>
         <w:t>"</w:t>
       </w:r>
       <w:r>
@@ -1018,6 +1205,23 @@
           <w:b/>
           <w:lang w:val="ar_AE" w:bidi="ar_AE"/>
         </w:rPr>
+        <w:t>καὶ συνεργῷ ἡμῶν</w:t>
+      </w:r>
+    </w:p>
+    <w:p>
+      <w:pPr>
+        <w:bidi/>
+      </w:pPr>
+      <w:r>
+        <w:rPr>
+          <w:lang w:val="ar_AE" w:bidi="ar_AE"/>
+        </w:rPr>
+      </w:r>
+      <w:r>
+        <w:rPr>
+          <w:b/>
+          <w:lang w:val="ar_AE" w:bidi="ar_AE"/>
+        </w:rPr>
         <w:t>"</w:t>
       </w:r>
       <w:r>
@@ -1102,6 +1306,23 @@
           <w:b/>
           <w:lang w:val="ar_AE" w:bidi="ar_AE"/>
         </w:rPr>
+        <w:t>Ἀπφίᾳ</w:t>
+      </w:r>
+    </w:p>
+    <w:p>
+      <w:pPr>
+        <w:bidi/>
+      </w:pPr>
+      <w:r>
+        <w:rPr>
+          <w:lang w:val="ar_AE" w:bidi="ar_AE"/>
+        </w:rPr>
+      </w:r>
+      <w:r>
+        <w:rPr>
+          <w:b/>
+          <w:lang w:val="ar_AE" w:bidi="ar_AE"/>
+        </w:rPr>
         <w:t>"</w:t>
       </w:r>
       <w:r>
@@ -1215,6 +1436,23 @@
           <w:b/>
           <w:lang w:val="ar_AE" w:bidi="ar_AE"/>
         </w:rPr>
+        <w:t>τῇ ἀδελφῇ</w:t>
+      </w:r>
+    </w:p>
+    <w:p>
+      <w:pPr>
+        <w:bidi/>
+      </w:pPr>
+      <w:r>
+        <w:rPr>
+          <w:lang w:val="ar_AE" w:bidi="ar_AE"/>
+        </w:rPr>
+      </w:r>
+      <w:r>
+        <w:rPr>
+          <w:b/>
+          <w:lang w:val="ar_AE" w:bidi="ar_AE"/>
+        </w:rPr>
         <w:t>"</w:t>
       </w:r>
       <w:r>
@@ -1360,6 +1598,23 @@
           <w:b/>
           <w:lang w:val="ar_AE" w:bidi="ar_AE"/>
         </w:rPr>
+        <w:t>τῇ ἀδελφῇ</w:t>
+      </w:r>
+    </w:p>
+    <w:p>
+      <w:pPr>
+        <w:bidi/>
+      </w:pPr>
+      <w:r>
+        <w:rPr>
+          <w:lang w:val="ar_AE" w:bidi="ar_AE"/>
+        </w:rPr>
+      </w:r>
+      <w:r>
+        <w:rPr>
+          <w:b/>
+          <w:lang w:val="ar_AE" w:bidi="ar_AE"/>
+        </w:rPr>
         <w:t>"</w:t>
       </w:r>
       <w:r>
@@ -1479,6 +1734,23 @@
           <w:b/>
           <w:lang w:val="ar_AE" w:bidi="ar_AE"/>
         </w:rPr>
+        <w:t>ἡμῶν</w:t>
+      </w:r>
+    </w:p>
+    <w:p>
+      <w:pPr>
+        <w:bidi/>
+      </w:pPr>
+      <w:r>
+        <w:rPr>
+          <w:lang w:val="ar_AE" w:bidi="ar_AE"/>
+        </w:rPr>
+      </w:r>
+      <w:r>
+        <w:rPr>
+          <w:b/>
+          <w:lang w:val="ar_AE" w:bidi="ar_AE"/>
+        </w:rPr>
         <w:t>"</w:t>
       </w:r>
       <w:r>
@@ -1598,6 +1870,23 @@
           <w:b/>
           <w:lang w:val="ar_AE" w:bidi="ar_AE"/>
         </w:rPr>
+        <w:t>Ἀπφίᾳ &amp; Ἀρχίππῳ &amp; τῇ &amp; ἐκκλησίᾳ</w:t>
+      </w:r>
+    </w:p>
+    <w:p>
+      <w:pPr>
+        <w:bidi/>
+      </w:pPr>
+      <w:r>
+        <w:rPr>
+          <w:lang w:val="ar_AE" w:bidi="ar_AE"/>
+        </w:rPr>
+      </w:r>
+      <w:r>
+        <w:rPr>
+          <w:b/>
+          <w:lang w:val="ar_AE" w:bidi="ar_AE"/>
+        </w:rPr>
         <w:t>"</w:t>
       </w:r>
       <w:r>
@@ -1754,6 +2043,23 @@
           <w:b/>
           <w:lang w:val="ar_AE" w:bidi="ar_AE"/>
         </w:rPr>
+        <w:t>Ἀρχίππῳ</w:t>
+      </w:r>
+    </w:p>
+    <w:p>
+      <w:pPr>
+        <w:bidi/>
+      </w:pPr>
+      <w:r>
+        <w:rPr>
+          <w:lang w:val="ar_AE" w:bidi="ar_AE"/>
+        </w:rPr>
+      </w:r>
+      <w:r>
+        <w:rPr>
+          <w:b/>
+          <w:lang w:val="ar_AE" w:bidi="ar_AE"/>
+        </w:rPr>
         <w:t>"</w:t>
       </w:r>
       <w:r>
@@ -1867,6 +2173,23 @@
           <w:b/>
           <w:lang w:val="ar_AE" w:bidi="ar_AE"/>
         </w:rPr>
+        <w:t>τῷ συνστρατιώτῃ ἡμῶν</w:t>
+      </w:r>
+    </w:p>
+    <w:p>
+      <w:pPr>
+        <w:bidi/>
+      </w:pPr>
+      <w:r>
+        <w:rPr>
+          <w:lang w:val="ar_AE" w:bidi="ar_AE"/>
+        </w:rPr>
+      </w:r>
+      <w:r>
+        <w:rPr>
+          <w:b/>
+          <w:lang w:val="ar_AE" w:bidi="ar_AE"/>
+        </w:rPr>
         <w:t>"</w:t>
       </w:r>
       <w:r>
@@ -1973,6 +2296,23 @@
           <w:b/>
           <w:lang w:val="ar_AE" w:bidi="ar_AE"/>
         </w:rPr>
+        <w:t>καὶ τῇ κατ’ οἶκόν σου ἐκκλησίᾳ</w:t>
+      </w:r>
+    </w:p>
+    <w:p>
+      <w:pPr>
+        <w:bidi/>
+      </w:pPr>
+      <w:r>
+        <w:rPr>
+          <w:lang w:val="ar_AE" w:bidi="ar_AE"/>
+        </w:rPr>
+      </w:r>
+      <w:r>
+        <w:rPr>
+          <w:b/>
+          <w:lang w:val="ar_AE" w:bidi="ar_AE"/>
+        </w:rPr>
         <w:t>"</w:t>
       </w:r>
       <w:r>
@@ -2070,6 +2410,23 @@
           <w:b/>
           <w:lang w:val="ar_AE" w:bidi="ar_AE"/>
         </w:rPr>
+        <w:t>χάρις ὑμῖν καὶ εἰρήνη, ἀπὸ Θεοῦ Πατρὸς ἡμῶν καὶ Κυρίου ἡμῶν Ἰησοῦ Χριστοῦ</w:t>
+      </w:r>
+    </w:p>
+    <w:p>
+      <w:pPr>
+        <w:bidi/>
+      </w:pPr>
+      <w:r>
+        <w:rPr>
+          <w:lang w:val="ar_AE" w:bidi="ar_AE"/>
+        </w:rPr>
+      </w:r>
+      <w:r>
+        <w:rPr>
+          <w:b/>
+          <w:lang w:val="ar_AE" w:bidi="ar_AE"/>
+        </w:rPr>
         <w:t>"</w:t>
       </w:r>
       <w:r>
@@ -2169,6 +2526,23 @@
           <w:b/>
           <w:lang w:val="ar_AE" w:bidi="ar_AE"/>
         </w:rPr>
+        <w:t>χάρις ὑμῖν καὶ εἰρήνη, ἀπὸ Θεοῦ Πατρὸς ἡμῶν καὶ Κυρίου ἡμῶν Ἰησοῦ Χριστοῦ.</w:t>
+      </w:r>
+    </w:p>
+    <w:p>
+      <w:pPr>
+        <w:bidi/>
+      </w:pPr>
+      <w:r>
+        <w:rPr>
+          <w:lang w:val="ar_AE" w:bidi="ar_AE"/>
+        </w:rPr>
+      </w:r>
+      <w:r>
+        <w:rPr>
+          <w:b/>
+          <w:lang w:val="ar_AE" w:bidi="ar_AE"/>
+        </w:rPr>
         <w:t>"</w:t>
       </w:r>
       <w:r>
@@ -2301,6 +2675,23 @@
           <w:b/>
           <w:lang w:val="ar_AE" w:bidi="ar_AE"/>
         </w:rPr>
+        <w:t>ἡμῶν &amp; ἡμῶν</w:t>
+      </w:r>
+    </w:p>
+    <w:p>
+      <w:pPr>
+        <w:bidi/>
+      </w:pPr>
+      <w:r>
+        <w:rPr>
+          <w:lang w:val="ar_AE" w:bidi="ar_AE"/>
+        </w:rPr>
+      </w:r>
+      <w:r>
+        <w:rPr>
+          <w:b/>
+          <w:lang w:val="ar_AE" w:bidi="ar_AE"/>
+        </w:rPr>
         <w:t>"</w:t>
       </w:r>
       <w:r>
@@ -2552,6 +2943,23 @@
           <w:b/>
           <w:lang w:val="ar_AE" w:bidi="ar_AE"/>
         </w:rPr>
+        <w:t>Πατρὸς</w:t>
+      </w:r>
+    </w:p>
+    <w:p>
+      <w:pPr>
+        <w:bidi/>
+      </w:pPr>
+      <w:r>
+        <w:rPr>
+          <w:lang w:val="ar_AE" w:bidi="ar_AE"/>
+        </w:rPr>
+      </w:r>
+      <w:r>
+        <w:rPr>
+          <w:b/>
+          <w:lang w:val="ar_AE" w:bidi="ar_AE"/>
+        </w:rPr>
         <w:t>"</w:t>
       </w:r>
       <w:r>
@@ -2665,6 +3073,23 @@
           <w:b/>
           <w:lang w:val="ar_AE" w:bidi="ar_AE"/>
         </w:rPr>
+        <w:t>σου</w:t>
+      </w:r>
+    </w:p>
+    <w:p>
+      <w:pPr>
+        <w:bidi/>
+      </w:pPr>
+      <w:r>
+        <w:rPr>
+          <w:lang w:val="ar_AE" w:bidi="ar_AE"/>
+        </w:rPr>
+      </w:r>
+      <w:r>
+        <w:rPr>
+          <w:b/>
+          <w:lang w:val="ar_AE" w:bidi="ar_AE"/>
+        </w:rPr>
         <w:t>"</w:t>
       </w:r>
       <w:r>
@@ -2784,6 +3209,23 @@
           <w:b/>
           <w:lang w:val="ar_AE" w:bidi="ar_AE"/>
         </w:rPr>
+        <w:t>ἀκούων σου τὴν ἀγάπην καὶ τὴν πίστιν, ἣν ἔχεις πρὸς τὸν Κύριον Ἰησοῦν, καὶ εἰς πάντας τοὺς ἁγίους</w:t>
+      </w:r>
+    </w:p>
+    <w:p>
+      <w:pPr>
+        <w:bidi/>
+      </w:pPr>
+      <w:r>
+        <w:rPr>
+          <w:lang w:val="ar_AE" w:bidi="ar_AE"/>
+        </w:rPr>
+      </w:r>
+      <w:r>
+        <w:rPr>
+          <w:b/>
+          <w:lang w:val="ar_AE" w:bidi="ar_AE"/>
+        </w:rPr>
         <w:t>"</w:t>
       </w:r>
       <w:r>
@@ -2916,6 +3358,23 @@
           <w:b/>
           <w:lang w:val="ar_AE" w:bidi="ar_AE"/>
         </w:rPr>
+        <w:t>ἀκούων σου τὴν ἀγάπην καὶ τὴν πίστιν, ἣν ἔχεις πρὸς τὸν Κύριον Ἰησοῦν, καὶ εἰς πάντας τοὺς ἁγίους</w:t>
+      </w:r>
+    </w:p>
+    <w:p>
+      <w:pPr>
+        <w:bidi/>
+      </w:pPr>
+      <w:r>
+        <w:rPr>
+          <w:lang w:val="ar_AE" w:bidi="ar_AE"/>
+        </w:rPr>
+      </w:r>
+      <w:r>
+        <w:rPr>
+          <w:b/>
+          <w:lang w:val="ar_AE" w:bidi="ar_AE"/>
+        </w:rPr>
         <w:t>"</w:t>
       </w:r>
       <w:r>
@@ -3022,6 +3481,23 @@
           <w:b/>
           <w:lang w:val="ar_AE" w:bidi="ar_AE"/>
         </w:rPr>
+        <w:t>σου &amp; ἔχεις</w:t>
+      </w:r>
+    </w:p>
+    <w:p>
+      <w:pPr>
+        <w:bidi/>
+      </w:pPr>
+      <w:r>
+        <w:rPr>
+          <w:lang w:val="ar_AE" w:bidi="ar_AE"/>
+        </w:rPr>
+      </w:r>
+      <w:r>
+        <w:rPr>
+          <w:b/>
+          <w:lang w:val="ar_AE" w:bidi="ar_AE"/>
+        </w:rPr>
         <w:t>"</w:t>
       </w:r>
       <w:r>
@@ -3181,6 +3657,23 @@
           <w:b/>
           <w:lang w:val="ar_AE" w:bidi="ar_AE"/>
         </w:rPr>
+        <w:t>ὅπως</w:t>
+      </w:r>
+    </w:p>
+    <w:p>
+      <w:pPr>
+        <w:bidi/>
+      </w:pPr>
+      <w:r>
+        <w:rPr>
+          <w:lang w:val="ar_AE" w:bidi="ar_AE"/>
+        </w:rPr>
+      </w:r>
+      <w:r>
+        <w:rPr>
+          <w:b/>
+          <w:lang w:val="ar_AE" w:bidi="ar_AE"/>
+        </w:rPr>
         <w:t>"</w:t>
       </w:r>
       <w:r>
@@ -3300,6 +3793,23 @@
           <w:b/>
           <w:lang w:val="ar_AE" w:bidi="ar_AE"/>
         </w:rPr>
+        <w:t>ἡ κοινωνία τῆς πίστεώς σου</w:t>
+      </w:r>
+    </w:p>
+    <w:p>
+      <w:pPr>
+        <w:bidi/>
+      </w:pPr>
+      <w:r>
+        <w:rPr>
+          <w:lang w:val="ar_AE" w:bidi="ar_AE"/>
+        </w:rPr>
+      </w:r>
+      <w:r>
+        <w:rPr>
+          <w:b/>
+          <w:lang w:val="ar_AE" w:bidi="ar_AE"/>
+        </w:rPr>
         <w:t>"</w:t>
       </w:r>
       <w:r>
@@ -3419,6 +3929,23 @@
           <w:b/>
           <w:lang w:val="ar_AE" w:bidi="ar_AE"/>
         </w:rPr>
+        <w:t>ἡ κοινωνία τῆς πίστεώς σου, ἐνεργὴς γένηται ἐν ἐπιγνώσει παντὸς ἀγαθοῦ τοῦ ἐν ἡμῖν εἰς Χριστόν.</w:t>
+      </w:r>
+    </w:p>
+    <w:p>
+      <w:pPr>
+        <w:bidi/>
+      </w:pPr>
+      <w:r>
+        <w:rPr>
+          <w:lang w:val="ar_AE" w:bidi="ar_AE"/>
+        </w:rPr>
+      </w:r>
+      <w:r>
+        <w:rPr>
+          <w:b/>
+          <w:lang w:val="ar_AE" w:bidi="ar_AE"/>
+        </w:rPr>
         <w:t>"</w:t>
       </w:r>
       <w:r>
@@ -3551,6 +4078,23 @@
           <w:b/>
           <w:lang w:val="ar_AE" w:bidi="ar_AE"/>
         </w:rPr>
+        <w:t>ἐν ἐπιγνώσει παντὸς ἀγαθοῦ</w:t>
+      </w:r>
+    </w:p>
+    <w:p>
+      <w:pPr>
+        <w:bidi/>
+      </w:pPr>
+      <w:r>
+        <w:rPr>
+          <w:lang w:val="ar_AE" w:bidi="ar_AE"/>
+        </w:rPr>
+      </w:r>
+      <w:r>
+        <w:rPr>
+          <w:b/>
+          <w:lang w:val="ar_AE" w:bidi="ar_AE"/>
+        </w:rPr>
         <w:t>"</w:t>
       </w:r>
       <w:r>
@@ -3657,6 +4201,23 @@
           <w:b/>
           <w:lang w:val="ar_AE" w:bidi="ar_AE"/>
         </w:rPr>
+        <w:t>εἰς Χριστόν</w:t>
+      </w:r>
+    </w:p>
+    <w:p>
+      <w:pPr>
+        <w:bidi/>
+      </w:pPr>
+      <w:r>
+        <w:rPr>
+          <w:lang w:val="ar_AE" w:bidi="ar_AE"/>
+        </w:rPr>
+      </w:r>
+      <w:r>
+        <w:rPr>
+          <w:b/>
+          <w:lang w:val="ar_AE" w:bidi="ar_AE"/>
+        </w:rPr>
         <w:t>"</w:t>
       </w:r>
       <w:r>
@@ -3776,6 +4337,23 @@
           <w:b/>
           <w:lang w:val="ar_AE" w:bidi="ar_AE"/>
         </w:rPr>
+        <w:t>χαρὰν γὰρ πολλὴν ἔσχον καὶ παράκλησιν</w:t>
+      </w:r>
+    </w:p>
+    <w:p>
+      <w:pPr>
+        <w:bidi/>
+      </w:pPr>
+      <w:r>
+        <w:rPr>
+          <w:lang w:val="ar_AE" w:bidi="ar_AE"/>
+        </w:rPr>
+      </w:r>
+      <w:r>
+        <w:rPr>
+          <w:b/>
+          <w:lang w:val="ar_AE" w:bidi="ar_AE"/>
+        </w:rPr>
         <w:t>"</w:t>
       </w:r>
       <w:r>
@@ -3908,6 +4486,23 @@
           <w:b/>
           <w:lang w:val="ar_AE" w:bidi="ar_AE"/>
         </w:rPr>
+        <w:t>ἐπὶ τῇ ἀγάπῃ σου</w:t>
+      </w:r>
+    </w:p>
+    <w:p>
+      <w:pPr>
+        <w:bidi/>
+      </w:pPr>
+      <w:r>
+        <w:rPr>
+          <w:lang w:val="ar_AE" w:bidi="ar_AE"/>
+        </w:rPr>
+      </w:r>
+      <w:r>
+        <w:rPr>
+          <w:b/>
+          <w:lang w:val="ar_AE" w:bidi="ar_AE"/>
+        </w:rPr>
         <w:t>"</w:t>
       </w:r>
       <w:r>
@@ -4027,6 +4622,23 @@
           <w:b/>
           <w:lang w:val="ar_AE" w:bidi="ar_AE"/>
         </w:rPr>
+        <w:t>τὰ σπλάγχνα τῶν ἁγίων ἀναπέπαυται διὰ σοῦ</w:t>
+      </w:r>
+    </w:p>
+    <w:p>
+      <w:pPr>
+        <w:bidi/>
+      </w:pPr>
+      <w:r>
+        <w:rPr>
+          <w:lang w:val="ar_AE" w:bidi="ar_AE"/>
+        </w:rPr>
+      </w:r>
+      <w:r>
+        <w:rPr>
+          <w:b/>
+          <w:lang w:val="ar_AE" w:bidi="ar_AE"/>
+        </w:rPr>
         <w:t>"</w:t>
       </w:r>
       <w:r>
@@ -4133,6 +4745,23 @@
           <w:b/>
           <w:lang w:val="ar_AE" w:bidi="ar_AE"/>
         </w:rPr>
+        <w:t>τὰ σπλάγχνα τῶν ἁγίων</w:t>
+      </w:r>
+    </w:p>
+    <w:p>
+      <w:pPr>
+        <w:bidi/>
+      </w:pPr>
+      <w:r>
+        <w:rPr>
+          <w:lang w:val="ar_AE" w:bidi="ar_AE"/>
+        </w:rPr>
+      </w:r>
+      <w:r>
+        <w:rPr>
+          <w:b/>
+          <w:lang w:val="ar_AE" w:bidi="ar_AE"/>
+        </w:rPr>
         <w:t>"</w:t>
       </w:r>
       <w:r>
@@ -4252,6 +4881,23 @@
           <w:b/>
           <w:lang w:val="ar_AE" w:bidi="ar_AE"/>
         </w:rPr>
+        <w:t>τὰ σπλάγχνα τῶν ἁγίων ἀναπέπαυται διὰ σοῦ</w:t>
+      </w:r>
+    </w:p>
+    <w:p>
+      <w:pPr>
+        <w:bidi/>
+      </w:pPr>
+      <w:r>
+        <w:rPr>
+          <w:lang w:val="ar_AE" w:bidi="ar_AE"/>
+        </w:rPr>
+      </w:r>
+      <w:r>
+        <w:rPr>
+          <w:b/>
+          <w:lang w:val="ar_AE" w:bidi="ar_AE"/>
+        </w:rPr>
         <w:t>"</w:t>
       </w:r>
       <w:r>
@@ -4371,6 +5017,23 @@
           <w:b/>
           <w:lang w:val="ar_AE" w:bidi="ar_AE"/>
         </w:rPr>
+        <w:t>σοῦ, ἀδελφέ</w:t>
+      </w:r>
+    </w:p>
+    <w:p>
+      <w:pPr>
+        <w:bidi/>
+      </w:pPr>
+      <w:r>
+        <w:rPr>
+          <w:lang w:val="ar_AE" w:bidi="ar_AE"/>
+        </w:rPr>
+      </w:r>
+      <w:r>
+        <w:rPr>
+          <w:b/>
+          <w:lang w:val="ar_AE" w:bidi="ar_AE"/>
+        </w:rPr>
         <w:t>"</w:t>
       </w:r>
       <w:r>
@@ -4560,6 +5223,23 @@
           <w:b/>
           <w:lang w:val="ar_AE" w:bidi="ar_AE"/>
         </w:rPr>
+        <w:t>πολλὴν ἐν Χριστῷ παρρησίαν</w:t>
+      </w:r>
+    </w:p>
+    <w:p>
+      <w:pPr>
+        <w:bidi/>
+      </w:pPr>
+      <w:r>
+        <w:rPr>
+          <w:lang w:val="ar_AE" w:bidi="ar_AE"/>
+        </w:rPr>
+      </w:r>
+      <w:r>
+        <w:rPr>
+          <w:b/>
+          <w:lang w:val="ar_AE" w:bidi="ar_AE"/>
+        </w:rPr>
         <w:t>"</w:t>
       </w:r>
       <w:r>
@@ -4644,6 +5324,23 @@
           <w:b/>
           <w:lang w:val="ar_AE" w:bidi="ar_AE"/>
         </w:rPr>
+        <w:t>διό</w:t>
+      </w:r>
+    </w:p>
+    <w:p>
+      <w:pPr>
+        <w:bidi/>
+      </w:pPr>
+      <w:r>
+        <w:rPr>
+          <w:lang w:val="ar_AE" w:bidi="ar_AE"/>
+        </w:rPr>
+      </w:r>
+      <w:r>
+        <w:rPr>
+          <w:b/>
+          <w:lang w:val="ar_AE" w:bidi="ar_AE"/>
+        </w:rPr>
         <w:t>"</w:t>
       </w:r>
       <w:r>
@@ -4763,6 +5460,23 @@
           <w:b/>
           <w:lang w:val="ar_AE" w:bidi="ar_AE"/>
         </w:rPr>
+        <w:t>διὰ τὴν ἀγάπην</w:t>
+      </w:r>
+    </w:p>
+    <w:p>
+      <w:pPr>
+        <w:bidi/>
+      </w:pPr>
+      <w:r>
+        <w:rPr>
+          <w:lang w:val="ar_AE" w:bidi="ar_AE"/>
+        </w:rPr>
+      </w:r>
+      <w:r>
+        <w:rPr>
+          <w:b/>
+          <w:lang w:val="ar_AE" w:bidi="ar_AE"/>
+        </w:rPr>
         <w:t>"</w:t>
       </w:r>
       <w:r>
@@ -4882,6 +5596,23 @@
           <w:b/>
           <w:lang w:val="ar_AE" w:bidi="ar_AE"/>
         </w:rPr>
+        <w:t>δέσμιος Χριστοῦ Ἰησοῦ</w:t>
+      </w:r>
+    </w:p>
+    <w:p>
+      <w:pPr>
+        <w:bidi/>
+      </w:pPr>
+      <w:r>
+        <w:rPr>
+          <w:lang w:val="ar_AE" w:bidi="ar_AE"/>
+        </w:rPr>
+      </w:r>
+      <w:r>
+        <w:rPr>
+          <w:b/>
+          <w:lang w:val="ar_AE" w:bidi="ar_AE"/>
+        </w:rPr>
         <w:t>"</w:t>
       </w:r>
       <w:r>
@@ -4966,6 +5697,23 @@
           <w:b/>
           <w:lang w:val="ar_AE" w:bidi="ar_AE"/>
         </w:rPr>
+        <w:t>Ὀνήσιμον</w:t>
+      </w:r>
+    </w:p>
+    <w:p>
+      <w:pPr>
+        <w:bidi/>
+      </w:pPr>
+      <w:r>
+        <w:rPr>
+          <w:lang w:val="ar_AE" w:bidi="ar_AE"/>
+        </w:rPr>
+      </w:r>
+      <w:r>
+        <w:rPr>
+          <w:b/>
+          <w:lang w:val="ar_AE" w:bidi="ar_AE"/>
+        </w:rPr>
         <w:t>"</w:t>
       </w:r>
       <w:r>
@@ -5079,6 +5827,23 @@
           <w:b/>
           <w:lang w:val="ar_AE" w:bidi="ar_AE"/>
         </w:rPr>
+        <w:t>Ὀνήσιμον</w:t>
+      </w:r>
+    </w:p>
+    <w:p>
+      <w:pPr>
+        <w:bidi/>
+      </w:pPr>
+      <w:r>
+        <w:rPr>
+          <w:lang w:val="ar_AE" w:bidi="ar_AE"/>
+        </w:rPr>
+      </w:r>
+      <w:r>
+        <w:rPr>
+          <w:b/>
+          <w:lang w:val="ar_AE" w:bidi="ar_AE"/>
+        </w:rPr>
         <w:t>"</w:t>
       </w:r>
       <w:r>
@@ -5198,6 +5963,23 @@
           <w:b/>
           <w:lang w:val="ar_AE" w:bidi="ar_AE"/>
         </w:rPr>
+        <w:t>ὃν ἐγέννησα</w:t>
+      </w:r>
+    </w:p>
+    <w:p>
+      <w:pPr>
+        <w:bidi/>
+      </w:pPr>
+      <w:r>
+        <w:rPr>
+          <w:lang w:val="ar_AE" w:bidi="ar_AE"/>
+        </w:rPr>
+      </w:r>
+      <w:r>
+        <w:rPr>
+          <w:b/>
+          <w:lang w:val="ar_AE" w:bidi="ar_AE"/>
+        </w:rPr>
         <w:t>"</w:t>
       </w:r>
       <w:r>
@@ -5311,6 +6093,23 @@
           <w:b/>
           <w:lang w:val="ar_AE" w:bidi="ar_AE"/>
         </w:rPr>
+        <w:t>ἐν τοῖς δεσμοῖς</w:t>
+      </w:r>
+    </w:p>
+    <w:p>
+      <w:pPr>
+        <w:bidi/>
+      </w:pPr>
+      <w:r>
+        <w:rPr>
+          <w:lang w:val="ar_AE" w:bidi="ar_AE"/>
+        </w:rPr>
+      </w:r>
+      <w:r>
+        <w:rPr>
+          <w:b/>
+          <w:lang w:val="ar_AE" w:bidi="ar_AE"/>
+        </w:rPr>
         <w:t>"</w:t>
       </w:r>
       <w:r>
@@ -5430,6 +6229,23 @@
           <w:b/>
           <w:lang w:val="ar_AE" w:bidi="ar_AE"/>
         </w:rPr>
+        <w:t>ὃν ἀνέπεμψά σοι</w:t>
+      </w:r>
+    </w:p>
+    <w:p>
+      <w:pPr>
+        <w:bidi/>
+      </w:pPr>
+      <w:r>
+        <w:rPr>
+          <w:lang w:val="ar_AE" w:bidi="ar_AE"/>
+        </w:rPr>
+      </w:r>
+      <w:r>
+        <w:rPr>
+          <w:b/>
+          <w:lang w:val="ar_AE" w:bidi="ar_AE"/>
+        </w:rPr>
         <w:t>"</w:t>
       </w:r>
       <w:r>
@@ -5514,6 +6330,23 @@
           <w:b/>
           <w:lang w:val="ar_AE" w:bidi="ar_AE"/>
         </w:rPr>
+        <w:t>τοῦτ’ ἔστιν τὰ ἐμὰ σπλάγχνα</w:t>
+      </w:r>
+    </w:p>
+    <w:p>
+      <w:pPr>
+        <w:bidi/>
+      </w:pPr>
+      <w:r>
+        <w:rPr>
+          <w:lang w:val="ar_AE" w:bidi="ar_AE"/>
+        </w:rPr>
+      </w:r>
+      <w:r>
+        <w:rPr>
+          <w:b/>
+          <w:lang w:val="ar_AE" w:bidi="ar_AE"/>
+        </w:rPr>
         <w:t>"</w:t>
       </w:r>
       <w:r>
@@ -5633,6 +6466,23 @@
           <w:b/>
           <w:lang w:val="ar_AE" w:bidi="ar_AE"/>
         </w:rPr>
+        <w:t>τὰ ἐμὰ σπλάγχνα</w:t>
+      </w:r>
+    </w:p>
+    <w:p>
+      <w:pPr>
+        <w:bidi/>
+      </w:pPr>
+      <w:r>
+        <w:rPr>
+          <w:lang w:val="ar_AE" w:bidi="ar_AE"/>
+        </w:rPr>
+      </w:r>
+      <w:r>
+        <w:rPr>
+          <w:b/>
+          <w:lang w:val="ar_AE" w:bidi="ar_AE"/>
+        </w:rPr>
         <w:t>"</w:t>
       </w:r>
       <w:r>
@@ -5739,6 +6589,23 @@
           <w:b/>
           <w:lang w:val="ar_AE" w:bidi="ar_AE"/>
         </w:rPr>
+        <w:t>ἵνα ὑπὲρ σοῦ μοι διακονῇ</w:t>
+      </w:r>
+    </w:p>
+    <w:p>
+      <w:pPr>
+        <w:bidi/>
+      </w:pPr>
+      <w:r>
+        <w:rPr>
+          <w:lang w:val="ar_AE" w:bidi="ar_AE"/>
+        </w:rPr>
+      </w:r>
+      <w:r>
+        <w:rPr>
+          <w:b/>
+          <w:lang w:val="ar_AE" w:bidi="ar_AE"/>
+        </w:rPr>
         <w:t>"</w:t>
       </w:r>
       <w:r>
@@ -5823,6 +6690,23 @@
           <w:b/>
           <w:lang w:val="ar_AE" w:bidi="ar_AE"/>
         </w:rPr>
+        <w:t>ἐν τοῖς δεσμοῖς</w:t>
+      </w:r>
+    </w:p>
+    <w:p>
+      <w:pPr>
+        <w:bidi/>
+      </w:pPr>
+      <w:r>
+        <w:rPr>
+          <w:lang w:val="ar_AE" w:bidi="ar_AE"/>
+        </w:rPr>
+      </w:r>
+      <w:r>
+        <w:rPr>
+          <w:b/>
+          <w:lang w:val="ar_AE" w:bidi="ar_AE"/>
+        </w:rPr>
         <w:t>"</w:t>
       </w:r>
       <w:r>
@@ -5942,6 +6826,23 @@
           <w:b/>
           <w:lang w:val="ar_AE" w:bidi="ar_AE"/>
         </w:rPr>
+        <w:t>ἐν τοῖς δεσμοῖς τοῦ εὐαγγελίου</w:t>
+      </w:r>
+    </w:p>
+    <w:p>
+      <w:pPr>
+        <w:bidi/>
+      </w:pPr>
+      <w:r>
+        <w:rPr>
+          <w:lang w:val="ar_AE" w:bidi="ar_AE"/>
+        </w:rPr>
+      </w:r>
+      <w:r>
+        <w:rPr>
+          <w:b/>
+          <w:lang w:val="ar_AE" w:bidi="ar_AE"/>
+        </w:rPr>
         <w:t>"</w:t>
       </w:r>
       <w:r>
@@ -6061,6 +6962,23 @@
           <w:b/>
           <w:lang w:val="ar_AE" w:bidi="ar_AE"/>
         </w:rPr>
+        <w:t>ἵνα μὴ ὡς κατὰ ἀνάγκην τὸ ἀγαθόν σου ᾖ</w:t>
+      </w:r>
+    </w:p>
+    <w:p>
+      <w:pPr>
+        <w:bidi/>
+      </w:pPr>
+      <w:r>
+        <w:rPr>
+          <w:lang w:val="ar_AE" w:bidi="ar_AE"/>
+        </w:rPr>
+      </w:r>
+      <w:r>
+        <w:rPr>
+          <w:b/>
+          <w:lang w:val="ar_AE" w:bidi="ar_AE"/>
+        </w:rPr>
         <w:t>"</w:t>
       </w:r>
       <w:r>
@@ -6180,6 +7098,23 @@
           <w:b/>
           <w:lang w:val="ar_AE" w:bidi="ar_AE"/>
         </w:rPr>
+        <w:t>ἀλλὰ κατὰ ἑκούσιον.</w:t>
+      </w:r>
+    </w:p>
+    <w:p>
+      <w:pPr>
+        <w:bidi/>
+      </w:pPr>
+      <w:r>
+        <w:rPr>
+          <w:lang w:val="ar_AE" w:bidi="ar_AE"/>
+        </w:rPr>
+      </w:r>
+      <w:r>
+        <w:rPr>
+          <w:b/>
+          <w:lang w:val="ar_AE" w:bidi="ar_AE"/>
+        </w:rPr>
         <w:t>"</w:t>
       </w:r>
       <w:r>
@@ -6299,6 +7234,23 @@
           <w:b/>
           <w:lang w:val="ar_AE" w:bidi="ar_AE"/>
         </w:rPr>
+        <w:t>τάχα γὰρ διὰ τοῦτο, ἐχωρίσθη πρὸς ὥραν, ἵνα</w:t>
+      </w:r>
+    </w:p>
+    <w:p>
+      <w:pPr>
+        <w:bidi/>
+      </w:pPr>
+      <w:r>
+        <w:rPr>
+          <w:lang w:val="ar_AE" w:bidi="ar_AE"/>
+        </w:rPr>
+      </w:r>
+      <w:r>
+        <w:rPr>
+          <w:b/>
+          <w:lang w:val="ar_AE" w:bidi="ar_AE"/>
+        </w:rPr>
         <w:t>"</w:t>
       </w:r>
       <w:r>
@@ -6419,6 +7371,23 @@
           <w:b/>
           <w:lang w:val="ar_AE" w:bidi="ar_AE"/>
         </w:rPr>
+        <w:t>πρὸς ὥραν</w:t>
+      </w:r>
+    </w:p>
+    <w:p>
+      <w:pPr>
+        <w:bidi/>
+      </w:pPr>
+      <w:r>
+        <w:rPr>
+          <w:lang w:val="ar_AE" w:bidi="ar_AE"/>
+        </w:rPr>
+      </w:r>
+      <w:r>
+        <w:rPr>
+          <w:b/>
+          <w:lang w:val="ar_AE" w:bidi="ar_AE"/>
+        </w:rPr>
         <w:t>"</w:t>
       </w:r>
       <w:r>
@@ -6538,6 +7507,23 @@
           <w:b/>
           <w:lang w:val="ar_AE" w:bidi="ar_AE"/>
         </w:rPr>
+        <w:t>ὑπὲρ δοῦλον</w:t>
+      </w:r>
+    </w:p>
+    <w:p>
+      <w:pPr>
+        <w:bidi/>
+      </w:pPr>
+      <w:r>
+        <w:rPr>
+          <w:lang w:val="ar_AE" w:bidi="ar_AE"/>
+        </w:rPr>
+      </w:r>
+      <w:r>
+        <w:rPr>
+          <w:b/>
+          <w:lang w:val="ar_AE" w:bidi="ar_AE"/>
+        </w:rPr>
         <w:t>"</w:t>
       </w:r>
       <w:r>
@@ -6622,6 +7608,23 @@
           <w:b/>
           <w:lang w:val="ar_AE" w:bidi="ar_AE"/>
         </w:rPr>
+        <w:t>οὐκέτι ὡς δοῦλον</w:t>
+      </w:r>
+    </w:p>
+    <w:p>
+      <w:pPr>
+        <w:bidi/>
+      </w:pPr>
+      <w:r>
+        <w:rPr>
+          <w:lang w:val="ar_AE" w:bidi="ar_AE"/>
+        </w:rPr>
+      </w:r>
+      <w:r>
+        <w:rPr>
+          <w:b/>
+          <w:lang w:val="ar_AE" w:bidi="ar_AE"/>
+        </w:rPr>
         <w:t>"</w:t>
       </w:r>
       <w:r>
@@ -6719,6 +7722,23 @@
           <w:b/>
           <w:lang w:val="ar_AE" w:bidi="ar_AE"/>
         </w:rPr>
+        <w:t>ὑπὲρ δοῦλον</w:t>
+      </w:r>
+    </w:p>
+    <w:p>
+      <w:pPr>
+        <w:bidi/>
+      </w:pPr>
+      <w:r>
+        <w:rPr>
+          <w:lang w:val="ar_AE" w:bidi="ar_AE"/>
+        </w:rPr>
+      </w:r>
+      <w:r>
+        <w:rPr>
+          <w:b/>
+          <w:lang w:val="ar_AE" w:bidi="ar_AE"/>
+        </w:rPr>
         <w:t>"</w:t>
       </w:r>
       <w:r>
@@ -6803,6 +7823,23 @@
           <w:b/>
           <w:lang w:val="ar_AE" w:bidi="ar_AE"/>
         </w:rPr>
+        <w:t>ἀδελφὸν ἀγαπητόν</w:t>
+      </w:r>
+    </w:p>
+    <w:p>
+      <w:pPr>
+        <w:bidi/>
+      </w:pPr>
+      <w:r>
+        <w:rPr>
+          <w:lang w:val="ar_AE" w:bidi="ar_AE"/>
+        </w:rPr>
+      </w:r>
+      <w:r>
+        <w:rPr>
+          <w:b/>
+          <w:lang w:val="ar_AE" w:bidi="ar_AE"/>
+        </w:rPr>
         <w:t>"</w:t>
       </w:r>
       <w:r>
@@ -6922,6 +7959,23 @@
           <w:b/>
           <w:lang w:val="ar_AE" w:bidi="ar_AE"/>
         </w:rPr>
+        <w:t>ἀγαπητόν</w:t>
+      </w:r>
+    </w:p>
+    <w:p>
+      <w:pPr>
+        <w:bidi/>
+      </w:pPr>
+      <w:r>
+        <w:rPr>
+          <w:lang w:val="ar_AE" w:bidi="ar_AE"/>
+        </w:rPr>
+      </w:r>
+      <w:r>
+        <w:rPr>
+          <w:b/>
+          <w:lang w:val="ar_AE" w:bidi="ar_AE"/>
+        </w:rPr>
         <w:t>"</w:t>
       </w:r>
       <w:r>
@@ -7006,6 +8060,23 @@
           <w:b/>
           <w:lang w:val="ar_AE" w:bidi="ar_AE"/>
         </w:rPr>
+        <w:t>ἐν Κυρίῳ</w:t>
+      </w:r>
+    </w:p>
+    <w:p>
+      <w:pPr>
+        <w:bidi/>
+      </w:pPr>
+      <w:r>
+        <w:rPr>
+          <w:lang w:val="ar_AE" w:bidi="ar_AE"/>
+        </w:rPr>
+      </w:r>
+      <w:r>
+        <w:rPr>
+          <w:b/>
+          <w:lang w:val="ar_AE" w:bidi="ar_AE"/>
+        </w:rPr>
         <w:t>"</w:t>
       </w:r>
       <w:r>
@@ -7090,6 +8161,23 @@
           <w:b/>
           <w:lang w:val="ar_AE" w:bidi="ar_AE"/>
         </w:rPr>
+        <w:t>εἰ &amp; με ἔχεις κοινωνόν</w:t>
+      </w:r>
+    </w:p>
+    <w:p>
+      <w:pPr>
+        <w:bidi/>
+      </w:pPr>
+      <w:r>
+        <w:rPr>
+          <w:lang w:val="ar_AE" w:bidi="ar_AE"/>
+        </w:rPr>
+      </w:r>
+      <w:r>
+        <w:rPr>
+          <w:b/>
+          <w:lang w:val="ar_AE" w:bidi="ar_AE"/>
+        </w:rPr>
         <w:t>"</w:t>
       </w:r>
       <w:r>
@@ -7196,6 +8284,23 @@
           <w:b/>
           <w:lang w:val="ar_AE" w:bidi="ar_AE"/>
         </w:rPr>
+        <w:t>οὖν</w:t>
+      </w:r>
+    </w:p>
+    <w:p>
+      <w:pPr>
+        <w:bidi/>
+      </w:pPr>
+      <w:r>
+        <w:rPr>
+          <w:lang w:val="ar_AE" w:bidi="ar_AE"/>
+        </w:rPr>
+      </w:r>
+      <w:r>
+        <w:rPr>
+          <w:b/>
+          <w:lang w:val="ar_AE" w:bidi="ar_AE"/>
+        </w:rPr>
         <w:t>"</w:t>
       </w:r>
       <w:r>
@@ -7315,6 +8420,23 @@
           <w:b/>
           <w:lang w:val="ar_AE" w:bidi="ar_AE"/>
         </w:rPr>
+        <w:t>προσλαβοῦ αὐτὸν ὡς ἐμέ.</w:t>
+      </w:r>
+    </w:p>
+    <w:p>
+      <w:pPr>
+        <w:bidi/>
+      </w:pPr>
+      <w:r>
+        <w:rPr>
+          <w:lang w:val="ar_AE" w:bidi="ar_AE"/>
+        </w:rPr>
+      </w:r>
+      <w:r>
+        <w:rPr>
+          <w:b/>
+          <w:lang w:val="ar_AE" w:bidi="ar_AE"/>
+        </w:rPr>
         <w:t>"</w:t>
       </w:r>
       <w:r>
@@ -7421,6 +8543,23 @@
           <w:b/>
           <w:lang w:val="ar_AE" w:bidi="ar_AE"/>
         </w:rPr>
+        <w:t>εἰ δέ τι ἠδίκησέν σε ἢ ὀφείλει</w:t>
+      </w:r>
+    </w:p>
+    <w:p>
+      <w:pPr>
+        <w:bidi/>
+      </w:pPr>
+      <w:r>
+        <w:rPr>
+          <w:lang w:val="ar_AE" w:bidi="ar_AE"/>
+        </w:rPr>
+      </w:r>
+      <w:r>
+        <w:rPr>
+          <w:b/>
+          <w:lang w:val="ar_AE" w:bidi="ar_AE"/>
+        </w:rPr>
         <w:t>"</w:t>
       </w:r>
       <w:r>
@@ -7555,6 +8694,23 @@
           <w:b/>
           <w:lang w:val="ar_AE" w:bidi="ar_AE"/>
         </w:rPr>
+        <w:t>εἰ δέ τι ἠδίκησέν σε ἢ ὀφείλει</w:t>
+      </w:r>
+    </w:p>
+    <w:p>
+      <w:pPr>
+        <w:bidi/>
+      </w:pPr>
+      <w:r>
+        <w:rPr>
+          <w:lang w:val="ar_AE" w:bidi="ar_AE"/>
+        </w:rPr>
+      </w:r>
+      <w:r>
+        <w:rPr>
+          <w:b/>
+          <w:lang w:val="ar_AE" w:bidi="ar_AE"/>
+        </w:rPr>
         <w:t>"</w:t>
       </w:r>
       <w:r>
@@ -7693,6 +8849,23 @@
           <w:b/>
           <w:lang w:val="ar_AE" w:bidi="ar_AE"/>
         </w:rPr>
+        <w:t>τοῦτο ἐμοὶ ἐλλόγα.</w:t>
+      </w:r>
+    </w:p>
+    <w:p>
+      <w:pPr>
+        <w:bidi/>
+      </w:pPr>
+      <w:r>
+        <w:rPr>
+          <w:lang w:val="ar_AE" w:bidi="ar_AE"/>
+        </w:rPr>
+      </w:r>
+      <w:r>
+        <w:rPr>
+          <w:b/>
+          <w:lang w:val="ar_AE" w:bidi="ar_AE"/>
+        </w:rPr>
         <w:t>"</w:t>
       </w:r>
       <w:r>
@@ -7777,6 +8950,23 @@
           <w:b/>
           <w:lang w:val="ar_AE" w:bidi="ar_AE"/>
         </w:rPr>
+        <w:t>ἐγὼ Παῦλος ἔγραψα τῇ ἐμῇ χειρί</w:t>
+      </w:r>
+    </w:p>
+    <w:p>
+      <w:pPr>
+        <w:bidi/>
+      </w:pPr>
+      <w:r>
+        <w:rPr>
+          <w:lang w:val="ar_AE" w:bidi="ar_AE"/>
+        </w:rPr>
+      </w:r>
+      <w:r>
+        <w:rPr>
+          <w:b/>
+          <w:lang w:val="ar_AE" w:bidi="ar_AE"/>
+        </w:rPr>
         <w:t>"</w:t>
       </w:r>
       <w:r>
@@ -7874,6 +9064,23 @@
           <w:b/>
           <w:lang w:val="ar_AE" w:bidi="ar_AE"/>
         </w:rPr>
+        <w:t>ἵνα μὴ λέγω σοι</w:t>
+      </w:r>
+    </w:p>
+    <w:p>
+      <w:pPr>
+        <w:bidi/>
+      </w:pPr>
+      <w:r>
+        <w:rPr>
+          <w:lang w:val="ar_AE" w:bidi="ar_AE"/>
+        </w:rPr>
+      </w:r>
+      <w:r>
+        <w:rPr>
+          <w:b/>
+          <w:lang w:val="ar_AE" w:bidi="ar_AE"/>
+        </w:rPr>
         <w:t>"</w:t>
       </w:r>
       <w:r>
@@ -7980,6 +9187,23 @@
           <w:b/>
           <w:lang w:val="ar_AE" w:bidi="ar_AE"/>
         </w:rPr>
+        <w:t>καὶ σεαυτόν μοι προσοφείλεις</w:t>
+      </w:r>
+    </w:p>
+    <w:p>
+      <w:pPr>
+        <w:bidi/>
+      </w:pPr>
+      <w:r>
+        <w:rPr>
+          <w:lang w:val="ar_AE" w:bidi="ar_AE"/>
+        </w:rPr>
+      </w:r>
+      <w:r>
+        <w:rPr>
+          <w:b/>
+          <w:lang w:val="ar_AE" w:bidi="ar_AE"/>
+        </w:rPr>
         <w:t>"</w:t>
       </w:r>
       <w:r>
@@ -8086,6 +9310,23 @@
           <w:b/>
           <w:lang w:val="ar_AE" w:bidi="ar_AE"/>
         </w:rPr>
+        <w:t>ἀδελφέ</w:t>
+      </w:r>
+    </w:p>
+    <w:p>
+      <w:pPr>
+        <w:bidi/>
+      </w:pPr>
+      <w:r>
+        <w:rPr>
+          <w:lang w:val="ar_AE" w:bidi="ar_AE"/>
+        </w:rPr>
+      </w:r>
+      <w:r>
+        <w:rPr>
+          <w:b/>
+          <w:lang w:val="ar_AE" w:bidi="ar_AE"/>
+        </w:rPr>
         <w:t>"</w:t>
       </w:r>
       <w:r>
@@ -8205,6 +9446,23 @@
           <w:b/>
           <w:lang w:val="ar_AE" w:bidi="ar_AE"/>
         </w:rPr>
+        <w:t>ἐν Κυρίῳ</w:t>
+      </w:r>
+    </w:p>
+    <w:p>
+      <w:pPr>
+        <w:bidi/>
+      </w:pPr>
+      <w:r>
+        <w:rPr>
+          <w:lang w:val="ar_AE" w:bidi="ar_AE"/>
+        </w:rPr>
+      </w:r>
+      <w:r>
+        <w:rPr>
+          <w:b/>
+          <w:lang w:val="ar_AE" w:bidi="ar_AE"/>
+        </w:rPr>
         <w:t>"</w:t>
       </w:r>
       <w:r>
@@ -8337,6 +9595,23 @@
           <w:b/>
           <w:lang w:val="ar_AE" w:bidi="ar_AE"/>
         </w:rPr>
+        <w:t>ἀνάπαυσόν μου τὰ σπλάγχνα ἐν Χριστῷ</w:t>
+      </w:r>
+    </w:p>
+    <w:p>
+      <w:pPr>
+        <w:bidi/>
+      </w:pPr>
+      <w:r>
+        <w:rPr>
+          <w:lang w:val="ar_AE" w:bidi="ar_AE"/>
+        </w:rPr>
+      </w:r>
+      <w:r>
+        <w:rPr>
+          <w:b/>
+          <w:lang w:val="ar_AE" w:bidi="ar_AE"/>
+        </w:rPr>
         <w:t>"</w:t>
       </w:r>
       <w:r>
@@ -8443,6 +9718,23 @@
           <w:b/>
           <w:lang w:val="ar_AE" w:bidi="ar_AE"/>
         </w:rPr>
+        <w:t>ἀνάπαυσόν μου τὰ σπλάγχνα</w:t>
+      </w:r>
+    </w:p>
+    <w:p>
+      <w:pPr>
+        <w:bidi/>
+      </w:pPr>
+      <w:r>
+        <w:rPr>
+          <w:lang w:val="ar_AE" w:bidi="ar_AE"/>
+        </w:rPr>
+      </w:r>
+      <w:r>
+        <w:rPr>
+          <w:b/>
+          <w:lang w:val="ar_AE" w:bidi="ar_AE"/>
+        </w:rPr>
         <w:t>"</w:t>
       </w:r>
       <w:r>
@@ -8562,6 +9854,23 @@
           <w:b/>
           <w:lang w:val="ar_AE" w:bidi="ar_AE"/>
         </w:rPr>
+        <w:t>ἀνάπαυσόν μου τὰ σπλάγχνα</w:t>
+      </w:r>
+    </w:p>
+    <w:p>
+      <w:pPr>
+        <w:bidi/>
+      </w:pPr>
+      <w:r>
+        <w:rPr>
+          <w:lang w:val="ar_AE" w:bidi="ar_AE"/>
+        </w:rPr>
+      </w:r>
+      <w:r>
+        <w:rPr>
+          <w:b/>
+          <w:lang w:val="ar_AE" w:bidi="ar_AE"/>
+        </w:rPr>
         <w:t>"</w:t>
       </w:r>
       <w:r>
@@ -8681,6 +9990,23 @@
           <w:b/>
           <w:lang w:val="ar_AE" w:bidi="ar_AE"/>
         </w:rPr>
+        <w:t>πεποιθὼς τῇ ὑπακοῇ σου</w:t>
+      </w:r>
+    </w:p>
+    <w:p>
+      <w:pPr>
+        <w:bidi/>
+      </w:pPr>
+      <w:r>
+        <w:rPr>
+          <w:lang w:val="ar_AE" w:bidi="ar_AE"/>
+        </w:rPr>
+      </w:r>
+      <w:r>
+        <w:rPr>
+          <w:b/>
+          <w:lang w:val="ar_AE" w:bidi="ar_AE"/>
+        </w:rPr>
         <w:t>"</w:t>
       </w:r>
       <w:r>
@@ -8813,6 +10139,23 @@
           <w:b/>
           <w:lang w:val="ar_AE" w:bidi="ar_AE"/>
         </w:rPr>
+        <w:t>ἔγραψά σοι</w:t>
+      </w:r>
+    </w:p>
+    <w:p>
+      <w:pPr>
+        <w:bidi/>
+      </w:pPr>
+      <w:r>
+        <w:rPr>
+          <w:lang w:val="ar_AE" w:bidi="ar_AE"/>
+        </w:rPr>
+      </w:r>
+      <w:r>
+        <w:rPr>
+          <w:b/>
+          <w:lang w:val="ar_AE" w:bidi="ar_AE"/>
+        </w:rPr>
         <w:t>"</w:t>
       </w:r>
       <w:r>
@@ -8897,6 +10240,23 @@
           <w:b/>
           <w:lang w:val="ar_AE" w:bidi="ar_AE"/>
         </w:rPr>
+        <w:t>δὲ</w:t>
+      </w:r>
+    </w:p>
+    <w:p>
+      <w:pPr>
+        <w:bidi/>
+      </w:pPr>
+      <w:r>
+        <w:rPr>
+          <w:lang w:val="ar_AE" w:bidi="ar_AE"/>
+        </w:rPr>
+      </w:r>
+      <w:r>
+        <w:rPr>
+          <w:b/>
+          <w:lang w:val="ar_AE" w:bidi="ar_AE"/>
+        </w:rPr>
         <w:t>""</w:t>
       </w:r>
     </w:p>
@@ -8983,6 +10343,23 @@
           <w:b/>
           <w:lang w:val="ar_AE" w:bidi="ar_AE"/>
         </w:rPr>
+        <w:t>ἅμα</w:t>
+      </w:r>
+    </w:p>
+    <w:p>
+      <w:pPr>
+        <w:bidi/>
+      </w:pPr>
+      <w:r>
+        <w:rPr>
+          <w:lang w:val="ar_AE" w:bidi="ar_AE"/>
+        </w:rPr>
+      </w:r>
+      <w:r>
+        <w:rPr>
+          <w:b/>
+          <w:lang w:val="ar_AE" w:bidi="ar_AE"/>
+        </w:rPr>
         <w:t>"</w:t>
       </w:r>
       <w:r>
@@ -9102,6 +10479,23 @@
           <w:b/>
           <w:lang w:val="ar_AE" w:bidi="ar_AE"/>
         </w:rPr>
+        <w:t>χαρισθήσομαι ὑμῖν</w:t>
+      </w:r>
+    </w:p>
+    <w:p>
+      <w:pPr>
+        <w:bidi/>
+      </w:pPr>
+      <w:r>
+        <w:rPr>
+          <w:lang w:val="ar_AE" w:bidi="ar_AE"/>
+        </w:rPr>
+      </w:r>
+      <w:r>
+        <w:rPr>
+          <w:b/>
+          <w:lang w:val="ar_AE" w:bidi="ar_AE"/>
+        </w:rPr>
         <w:t>"</w:t>
       </w:r>
       <w:r>
@@ -9186,6 +10580,23 @@
           <w:b/>
           <w:lang w:val="ar_AE" w:bidi="ar_AE"/>
         </w:rPr>
+        <w:t>ἑτοίμαζέ μοι ξενίαν</w:t>
+      </w:r>
+    </w:p>
+    <w:p>
+      <w:pPr>
+        <w:bidi/>
+      </w:pPr>
+      <w:r>
+        <w:rPr>
+          <w:lang w:val="ar_AE" w:bidi="ar_AE"/>
+        </w:rPr>
+      </w:r>
+      <w:r>
+        <w:rPr>
+          <w:b/>
+          <w:lang w:val="ar_AE" w:bidi="ar_AE"/>
+        </w:rPr>
         <w:t>"</w:t>
       </w:r>
       <w:r>
@@ -9283,6 +10694,23 @@
           <w:b/>
           <w:lang w:val="ar_AE" w:bidi="ar_AE"/>
         </w:rPr>
+        <w:t>διὰ τῶν προσευχῶν ὑμῶν</w:t>
+      </w:r>
+    </w:p>
+    <w:p>
+      <w:pPr>
+        <w:bidi/>
+      </w:pPr>
+      <w:r>
+        <w:rPr>
+          <w:lang w:val="ar_AE" w:bidi="ar_AE"/>
+        </w:rPr>
+      </w:r>
+      <w:r>
+        <w:rPr>
+          <w:b/>
+          <w:lang w:val="ar_AE" w:bidi="ar_AE"/>
+        </w:rPr>
         <w:t>"</w:t>
       </w:r>
       <w:r>
@@ -9367,6 +10795,23 @@
           <w:b/>
           <w:lang w:val="ar_AE" w:bidi="ar_AE"/>
         </w:rPr>
+        <w:t>χαρισθήσομαι ὑμῖν.</w:t>
+      </w:r>
+    </w:p>
+    <w:p>
+      <w:pPr>
+        <w:bidi/>
+      </w:pPr>
+      <w:r>
+        <w:rPr>
+          <w:lang w:val="ar_AE" w:bidi="ar_AE"/>
+        </w:rPr>
+      </w:r>
+      <w:r>
+        <w:rPr>
+          <w:b/>
+          <w:lang w:val="ar_AE" w:bidi="ar_AE"/>
+        </w:rPr>
         <w:t>"</w:t>
       </w:r>
       <w:r>
@@ -9473,6 +10918,23 @@
           <w:b/>
           <w:lang w:val="ar_AE" w:bidi="ar_AE"/>
         </w:rPr>
+        <w:t>ὑμῶν &amp; ὑμῖν</w:t>
+      </w:r>
+    </w:p>
+    <w:p>
+      <w:pPr>
+        <w:bidi/>
+      </w:pPr>
+      <w:r>
+        <w:rPr>
+          <w:lang w:val="ar_AE" w:bidi="ar_AE"/>
+        </w:rPr>
+      </w:r>
+      <w:r>
+        <w:rPr>
+          <w:b/>
+          <w:lang w:val="ar_AE" w:bidi="ar_AE"/>
+        </w:rPr>
         <w:t>"</w:t>
       </w:r>
       <w:r>
@@ -9638,6 +11100,23 @@
           <w:b/>
           <w:lang w:val="ar_AE" w:bidi="ar_AE"/>
         </w:rPr>
+        <w:t>Ἐπαφρᾶς</w:t>
+      </w:r>
+    </w:p>
+    <w:p>
+      <w:pPr>
+        <w:bidi/>
+      </w:pPr>
+      <w:r>
+        <w:rPr>
+          <w:lang w:val="ar_AE" w:bidi="ar_AE"/>
+        </w:rPr>
+      </w:r>
+      <w:r>
+        <w:rPr>
+          <w:b/>
+          <w:lang w:val="ar_AE" w:bidi="ar_AE"/>
+        </w:rPr>
         <w:t>"</w:t>
       </w:r>
       <w:r>
@@ -9750,6 +11229,23 @@
           <w:b/>
           <w:lang w:val="ar_AE" w:bidi="ar_AE"/>
         </w:rPr>
+        <w:t>ἐν Χριστῷ Ἰησοῦ</w:t>
+      </w:r>
+    </w:p>
+    <w:p>
+      <w:pPr>
+        <w:bidi/>
+      </w:pPr>
+      <w:r>
+        <w:rPr>
+          <w:lang w:val="ar_AE" w:bidi="ar_AE"/>
+        </w:rPr>
+      </w:r>
+      <w:r>
+        <w:rPr>
+          <w:b/>
+          <w:lang w:val="ar_AE" w:bidi="ar_AE"/>
+        </w:rPr>
         <w:t>"</w:t>
       </w:r>
       <w:r>
@@ -9841,6 +11337,23 @@
           <w:b/>
           <w:lang w:val="ar_AE" w:bidi="ar_AE"/>
         </w:rPr>
+        <w:t>Μᾶρκος, Ἀρίσταρχος, Δημᾶς, Λουκᾶς</w:t>
+      </w:r>
+    </w:p>
+    <w:p>
+      <w:pPr>
+        <w:bidi/>
+      </w:pPr>
+      <w:r>
+        <w:rPr>
+          <w:lang w:val="ar_AE" w:bidi="ar_AE"/>
+        </w:rPr>
+      </w:r>
+      <w:r>
+        <w:rPr>
+          <w:b/>
+          <w:lang w:val="ar_AE" w:bidi="ar_AE"/>
+        </w:rPr>
         <w:t>"</w:t>
       </w:r>
       <w:r>
@@ -9947,6 +11460,23 @@
           <w:b/>
           <w:lang w:val="ar_AE" w:bidi="ar_AE"/>
         </w:rPr>
+        <w:t>Μᾶρκος, Ἀρίσταρχος, Δημᾶς, Λουκᾶς</w:t>
+      </w:r>
+    </w:p>
+    <w:p>
+      <w:pPr>
+        <w:bidi/>
+      </w:pPr>
+      <w:r>
+        <w:rPr>
+          <w:lang w:val="ar_AE" w:bidi="ar_AE"/>
+        </w:rPr>
+      </w:r>
+      <w:r>
+        <w:rPr>
+          <w:b/>
+          <w:lang w:val="ar_AE" w:bidi="ar_AE"/>
+        </w:rPr>
         <w:t>"</w:t>
       </w:r>
       <w:r>
@@ -10053,6 +11583,23 @@
           <w:b/>
           <w:lang w:val="ar_AE" w:bidi="ar_AE"/>
         </w:rPr>
+        <w:t>οἱ συνεργοί μου</w:t>
+      </w:r>
+    </w:p>
+    <w:p>
+      <w:pPr>
+        <w:bidi/>
+      </w:pPr>
+      <w:r>
+        <w:rPr>
+          <w:lang w:val="ar_AE" w:bidi="ar_AE"/>
+        </w:rPr>
+      </w:r>
+      <w:r>
+        <w:rPr>
+          <w:b/>
+          <w:lang w:val="ar_AE" w:bidi="ar_AE"/>
+        </w:rPr>
         <w:t>"</w:t>
       </w:r>
       <w:r>
@@ -10137,6 +11684,23 @@
           <w:b/>
           <w:lang w:val="ar_AE" w:bidi="ar_AE"/>
         </w:rPr>
+        <w:t>μετὰ τοῦ πνεύματος ὑμῶν</w:t>
+      </w:r>
+    </w:p>
+    <w:p>
+      <w:pPr>
+        <w:bidi/>
+      </w:pPr>
+      <w:r>
+        <w:rPr>
+          <w:lang w:val="ar_AE" w:bidi="ar_AE"/>
+        </w:rPr>
+      </w:r>
+      <w:r>
+        <w:rPr>
+          <w:b/>
+          <w:lang w:val="ar_AE" w:bidi="ar_AE"/>
+        </w:rPr>
         <w:t>"</w:t>
       </w:r>
       <w:r>
@@ -10256,6 +11820,23 @@
           <w:b/>
           <w:lang w:val="ar_AE" w:bidi="ar_AE"/>
         </w:rPr>
+        <w:t>ἡ χάρις τοῦ Κυρίου ἡμῶν, Ἰησοῦ Χριστοῦ</w:t>
+      </w:r>
+    </w:p>
+    <w:p>
+      <w:pPr>
+        <w:bidi/>
+      </w:pPr>
+      <w:r>
+        <w:rPr>
+          <w:lang w:val="ar_AE" w:bidi="ar_AE"/>
+        </w:rPr>
+      </w:r>
+      <w:r>
+        <w:rPr>
+          <w:b/>
+          <w:lang w:val="ar_AE" w:bidi="ar_AE"/>
+        </w:rPr>
         <w:t>"</w:t>
       </w:r>
       <w:r>
@@ -10359,6 +11940,23 @@
         <w:rPr>
           <w:lang w:val="ar_AE" w:bidi="ar_AE"/>
         </w:rPr>
+      </w:r>
+    </w:p>
+    <w:p>
+      <w:pPr>
+        <w:bidi/>
+      </w:pPr>
+      <w:r>
+        <w:rPr>
+          <w:lang w:val="ar_AE" w:bidi="ar_AE"/>
+        </w:rPr>
+      </w:r>
+      <w:r>
+        <w:rPr>
+          <w:b/>
+          <w:lang w:val="ar_AE" w:bidi="ar_AE"/>
+        </w:rPr>
+        <w:t>ὑμῶν</w:t>
       </w:r>
     </w:p>
     <w:p>

--- a/arb/docx/57.content.docx
+++ b/arb/docx/57.content.docx
@@ -248,6 +248,23 @@
           <w:b/>
           <w:lang w:val="ar_AE" w:bidi="ar_AE"/>
         </w:rPr>
+        <w:t>Παῦλος</w:t>
+      </w:r>
+    </w:p>
+    <w:p>
+      <w:pPr>
+        <w:bidi/>
+      </w:pPr>
+      <w:r>
+        <w:rPr>
+          <w:lang w:val="ar_AE" w:bidi="ar_AE"/>
+        </w:rPr>
+      </w:r>
+      <w:r>
+        <w:rPr>
+          <w:b/>
+          <w:lang w:val="ar_AE" w:bidi="ar_AE"/>
+        </w:rPr>
         <w:t>"</w:t>
       </w:r>
       <w:r>
@@ -354,6 +371,23 @@
           <w:b/>
           <w:lang w:val="ar_AE" w:bidi="ar_AE"/>
         </w:rPr>
+        <w:t>δέσμιος Χριστοῦ Ἰησοῦ</w:t>
+      </w:r>
+    </w:p>
+    <w:p>
+      <w:pPr>
+        <w:bidi/>
+      </w:pPr>
+      <w:r>
+        <w:rPr>
+          <w:lang w:val="ar_AE" w:bidi="ar_AE"/>
+        </w:rPr>
+      </w:r>
+      <w:r>
+        <w:rPr>
+          <w:b/>
+          <w:lang w:val="ar_AE" w:bidi="ar_AE"/>
+        </w:rPr>
         <w:t>"</w:t>
       </w:r>
       <w:r>
@@ -438,6 +472,23 @@
           <w:b/>
           <w:lang w:val="ar_AE" w:bidi="ar_AE"/>
         </w:rPr>
+        <w:t>ὁ ἀδελφὸς</w:t>
+      </w:r>
+    </w:p>
+    <w:p>
+      <w:pPr>
+        <w:bidi/>
+      </w:pPr>
+      <w:r>
+        <w:rPr>
+          <w:lang w:val="ar_AE" w:bidi="ar_AE"/>
+        </w:rPr>
+      </w:r>
+      <w:r>
+        <w:rPr>
+          <w:b/>
+          <w:lang w:val="ar_AE" w:bidi="ar_AE"/>
+        </w:rPr>
         <w:t>"</w:t>
       </w:r>
       <w:r>
@@ -535,6 +586,23 @@
           <w:b/>
           <w:lang w:val="ar_AE" w:bidi="ar_AE"/>
         </w:rPr>
+        <w:t>ὁ ἀδελφὸς</w:t>
+      </w:r>
+    </w:p>
+    <w:p>
+      <w:pPr>
+        <w:bidi/>
+      </w:pPr>
+      <w:r>
+        <w:rPr>
+          <w:lang w:val="ar_AE" w:bidi="ar_AE"/>
+        </w:rPr>
+      </w:r>
+      <w:r>
+        <w:rPr>
+          <w:b/>
+          <w:lang w:val="ar_AE" w:bidi="ar_AE"/>
+        </w:rPr>
         <w:t>"</w:t>
       </w:r>
       <w:r>
@@ -667,6 +735,23 @@
           <w:b/>
           <w:lang w:val="ar_AE" w:bidi="ar_AE"/>
         </w:rPr>
+        <w:t>Φιλήμονι</w:t>
+      </w:r>
+    </w:p>
+    <w:p>
+      <w:pPr>
+        <w:bidi/>
+      </w:pPr>
+      <w:r>
+        <w:rPr>
+          <w:lang w:val="ar_AE" w:bidi="ar_AE"/>
+        </w:rPr>
+      </w:r>
+      <w:r>
+        <w:rPr>
+          <w:b/>
+          <w:lang w:val="ar_AE" w:bidi="ar_AE"/>
+        </w:rPr>
         <w:t>"</w:t>
       </w:r>
       <w:r>
@@ -780,6 +865,23 @@
           <w:b/>
           <w:lang w:val="ar_AE" w:bidi="ar_AE"/>
         </w:rPr>
+        <w:t>Φιλήμονι</w:t>
+      </w:r>
+    </w:p>
+    <w:p>
+      <w:pPr>
+        <w:bidi/>
+      </w:pPr>
+      <w:r>
+        <w:rPr>
+          <w:lang w:val="ar_AE" w:bidi="ar_AE"/>
+        </w:rPr>
+      </w:r>
+      <w:r>
+        <w:rPr>
+          <w:b/>
+          <w:lang w:val="ar_AE" w:bidi="ar_AE"/>
+        </w:rPr>
         <w:t>"</w:t>
       </w:r>
       <w:r>
@@ -899,6 +1001,23 @@
           <w:b/>
           <w:lang w:val="ar_AE" w:bidi="ar_AE"/>
         </w:rPr>
+        <w:t>ἡμῶν</w:t>
+      </w:r>
+    </w:p>
+    <w:p>
+      <w:pPr>
+        <w:bidi/>
+      </w:pPr>
+      <w:r>
+        <w:rPr>
+          <w:lang w:val="ar_AE" w:bidi="ar_AE"/>
+        </w:rPr>
+      </w:r>
+      <w:r>
+        <w:rPr>
+          <w:b/>
+          <w:lang w:val="ar_AE" w:bidi="ar_AE"/>
+        </w:rPr>
         <w:t>"</w:t>
       </w:r>
       <w:r>
@@ -1018,6 +1137,23 @@
           <w:b/>
           <w:lang w:val="ar_AE" w:bidi="ar_AE"/>
         </w:rPr>
+        <w:t>καὶ συνεργῷ ἡμῶν</w:t>
+      </w:r>
+    </w:p>
+    <w:p>
+      <w:pPr>
+        <w:bidi/>
+      </w:pPr>
+      <w:r>
+        <w:rPr>
+          <w:lang w:val="ar_AE" w:bidi="ar_AE"/>
+        </w:rPr>
+      </w:r>
+      <w:r>
+        <w:rPr>
+          <w:b/>
+          <w:lang w:val="ar_AE" w:bidi="ar_AE"/>
+        </w:rPr>
         <w:t>"</w:t>
       </w:r>
       <w:r>
@@ -1102,6 +1238,23 @@
           <w:b/>
           <w:lang w:val="ar_AE" w:bidi="ar_AE"/>
         </w:rPr>
+        <w:t>Ἀπφίᾳ</w:t>
+      </w:r>
+    </w:p>
+    <w:p>
+      <w:pPr>
+        <w:bidi/>
+      </w:pPr>
+      <w:r>
+        <w:rPr>
+          <w:lang w:val="ar_AE" w:bidi="ar_AE"/>
+        </w:rPr>
+      </w:r>
+      <w:r>
+        <w:rPr>
+          <w:b/>
+          <w:lang w:val="ar_AE" w:bidi="ar_AE"/>
+        </w:rPr>
         <w:t>"</w:t>
       </w:r>
       <w:r>
@@ -1215,6 +1368,23 @@
           <w:b/>
           <w:lang w:val="ar_AE" w:bidi="ar_AE"/>
         </w:rPr>
+        <w:t>τῇ ἀδελφῇ</w:t>
+      </w:r>
+    </w:p>
+    <w:p>
+      <w:pPr>
+        <w:bidi/>
+      </w:pPr>
+      <w:r>
+        <w:rPr>
+          <w:lang w:val="ar_AE" w:bidi="ar_AE"/>
+        </w:rPr>
+      </w:r>
+      <w:r>
+        <w:rPr>
+          <w:b/>
+          <w:lang w:val="ar_AE" w:bidi="ar_AE"/>
+        </w:rPr>
         <w:t>"</w:t>
       </w:r>
       <w:r>
@@ -1360,6 +1530,23 @@
           <w:b/>
           <w:lang w:val="ar_AE" w:bidi="ar_AE"/>
         </w:rPr>
+        <w:t>τῇ ἀδελφῇ</w:t>
+      </w:r>
+    </w:p>
+    <w:p>
+      <w:pPr>
+        <w:bidi/>
+      </w:pPr>
+      <w:r>
+        <w:rPr>
+          <w:lang w:val="ar_AE" w:bidi="ar_AE"/>
+        </w:rPr>
+      </w:r>
+      <w:r>
+        <w:rPr>
+          <w:b/>
+          <w:lang w:val="ar_AE" w:bidi="ar_AE"/>
+        </w:rPr>
         <w:t>"</w:t>
       </w:r>
       <w:r>
@@ -1479,6 +1666,23 @@
           <w:b/>
           <w:lang w:val="ar_AE" w:bidi="ar_AE"/>
         </w:rPr>
+        <w:t>ἡμῶν</w:t>
+      </w:r>
+    </w:p>
+    <w:p>
+      <w:pPr>
+        <w:bidi/>
+      </w:pPr>
+      <w:r>
+        <w:rPr>
+          <w:lang w:val="ar_AE" w:bidi="ar_AE"/>
+        </w:rPr>
+      </w:r>
+      <w:r>
+        <w:rPr>
+          <w:b/>
+          <w:lang w:val="ar_AE" w:bidi="ar_AE"/>
+        </w:rPr>
         <w:t>"</w:t>
       </w:r>
       <w:r>
@@ -1598,6 +1802,23 @@
           <w:b/>
           <w:lang w:val="ar_AE" w:bidi="ar_AE"/>
         </w:rPr>
+        <w:t>Ἀπφίᾳ &amp; Ἀρχίππῳ &amp; τῇ &amp; ἐκκλησίᾳ</w:t>
+      </w:r>
+    </w:p>
+    <w:p>
+      <w:pPr>
+        <w:bidi/>
+      </w:pPr>
+      <w:r>
+        <w:rPr>
+          <w:lang w:val="ar_AE" w:bidi="ar_AE"/>
+        </w:rPr>
+      </w:r>
+      <w:r>
+        <w:rPr>
+          <w:b/>
+          <w:lang w:val="ar_AE" w:bidi="ar_AE"/>
+        </w:rPr>
         <w:t>"</w:t>
       </w:r>
       <w:r>
@@ -1754,6 +1975,23 @@
           <w:b/>
           <w:lang w:val="ar_AE" w:bidi="ar_AE"/>
         </w:rPr>
+        <w:t>Ἀρχίππῳ</w:t>
+      </w:r>
+    </w:p>
+    <w:p>
+      <w:pPr>
+        <w:bidi/>
+      </w:pPr>
+      <w:r>
+        <w:rPr>
+          <w:lang w:val="ar_AE" w:bidi="ar_AE"/>
+        </w:rPr>
+      </w:r>
+      <w:r>
+        <w:rPr>
+          <w:b/>
+          <w:lang w:val="ar_AE" w:bidi="ar_AE"/>
+        </w:rPr>
         <w:t>"</w:t>
       </w:r>
       <w:r>
@@ -1867,6 +2105,23 @@
           <w:b/>
           <w:lang w:val="ar_AE" w:bidi="ar_AE"/>
         </w:rPr>
+        <w:t>τῷ συνστρατιώτῃ ἡμῶν</w:t>
+      </w:r>
+    </w:p>
+    <w:p>
+      <w:pPr>
+        <w:bidi/>
+      </w:pPr>
+      <w:r>
+        <w:rPr>
+          <w:lang w:val="ar_AE" w:bidi="ar_AE"/>
+        </w:rPr>
+      </w:r>
+      <w:r>
+        <w:rPr>
+          <w:b/>
+          <w:lang w:val="ar_AE" w:bidi="ar_AE"/>
+        </w:rPr>
         <w:t>"</w:t>
       </w:r>
       <w:r>
@@ -1973,6 +2228,23 @@
           <w:b/>
           <w:lang w:val="ar_AE" w:bidi="ar_AE"/>
         </w:rPr>
+        <w:t>καὶ τῇ κατ’ οἶκόν σου ἐκκλησίᾳ</w:t>
+      </w:r>
+    </w:p>
+    <w:p>
+      <w:pPr>
+        <w:bidi/>
+      </w:pPr>
+      <w:r>
+        <w:rPr>
+          <w:lang w:val="ar_AE" w:bidi="ar_AE"/>
+        </w:rPr>
+      </w:r>
+      <w:r>
+        <w:rPr>
+          <w:b/>
+          <w:lang w:val="ar_AE" w:bidi="ar_AE"/>
+        </w:rPr>
         <w:t>"</w:t>
       </w:r>
       <w:r>
@@ -2070,6 +2342,23 @@
           <w:b/>
           <w:lang w:val="ar_AE" w:bidi="ar_AE"/>
         </w:rPr>
+        <w:t>χάρις ὑμῖν καὶ εἰρήνη, ἀπὸ Θεοῦ Πατρὸς ἡμῶν καὶ Κυρίου ἡμῶν Ἰησοῦ Χριστοῦ</w:t>
+      </w:r>
+    </w:p>
+    <w:p>
+      <w:pPr>
+        <w:bidi/>
+      </w:pPr>
+      <w:r>
+        <w:rPr>
+          <w:lang w:val="ar_AE" w:bidi="ar_AE"/>
+        </w:rPr>
+      </w:r>
+      <w:r>
+        <w:rPr>
+          <w:b/>
+          <w:lang w:val="ar_AE" w:bidi="ar_AE"/>
+        </w:rPr>
         <w:t>"</w:t>
       </w:r>
       <w:r>
@@ -2169,6 +2458,23 @@
           <w:b/>
           <w:lang w:val="ar_AE" w:bidi="ar_AE"/>
         </w:rPr>
+        <w:t>χάρις ὑμῖν καὶ εἰρήνη, ἀπὸ Θεοῦ Πατρὸς ἡμῶν καὶ Κυρίου ἡμῶν Ἰησοῦ Χριστοῦ.</w:t>
+      </w:r>
+    </w:p>
+    <w:p>
+      <w:pPr>
+        <w:bidi/>
+      </w:pPr>
+      <w:r>
+        <w:rPr>
+          <w:lang w:val="ar_AE" w:bidi="ar_AE"/>
+        </w:rPr>
+      </w:r>
+      <w:r>
+        <w:rPr>
+          <w:b/>
+          <w:lang w:val="ar_AE" w:bidi="ar_AE"/>
+        </w:rPr>
         <w:t>"</w:t>
       </w:r>
       <w:r>
@@ -2301,6 +2607,23 @@
           <w:b/>
           <w:lang w:val="ar_AE" w:bidi="ar_AE"/>
         </w:rPr>
+        <w:t>ἡμῶν &amp; ἡμῶν</w:t>
+      </w:r>
+    </w:p>
+    <w:p>
+      <w:pPr>
+        <w:bidi/>
+      </w:pPr>
+      <w:r>
+        <w:rPr>
+          <w:lang w:val="ar_AE" w:bidi="ar_AE"/>
+        </w:rPr>
+      </w:r>
+      <w:r>
+        <w:rPr>
+          <w:b/>
+          <w:lang w:val="ar_AE" w:bidi="ar_AE"/>
+        </w:rPr>
         <w:t>"</w:t>
       </w:r>
       <w:r>
@@ -2552,6 +2875,23 @@
           <w:b/>
           <w:lang w:val="ar_AE" w:bidi="ar_AE"/>
         </w:rPr>
+        <w:t>Πατρὸς</w:t>
+      </w:r>
+    </w:p>
+    <w:p>
+      <w:pPr>
+        <w:bidi/>
+      </w:pPr>
+      <w:r>
+        <w:rPr>
+          <w:lang w:val="ar_AE" w:bidi="ar_AE"/>
+        </w:rPr>
+      </w:r>
+      <w:r>
+        <w:rPr>
+          <w:b/>
+          <w:lang w:val="ar_AE" w:bidi="ar_AE"/>
+        </w:rPr>
         <w:t>"</w:t>
       </w:r>
       <w:r>
@@ -2665,6 +3005,23 @@
           <w:b/>
           <w:lang w:val="ar_AE" w:bidi="ar_AE"/>
         </w:rPr>
+        <w:t>σου</w:t>
+      </w:r>
+    </w:p>
+    <w:p>
+      <w:pPr>
+        <w:bidi/>
+      </w:pPr>
+      <w:r>
+        <w:rPr>
+          <w:lang w:val="ar_AE" w:bidi="ar_AE"/>
+        </w:rPr>
+      </w:r>
+      <w:r>
+        <w:rPr>
+          <w:b/>
+          <w:lang w:val="ar_AE" w:bidi="ar_AE"/>
+        </w:rPr>
         <w:t>"</w:t>
       </w:r>
       <w:r>
@@ -2784,6 +3141,23 @@
           <w:b/>
           <w:lang w:val="ar_AE" w:bidi="ar_AE"/>
         </w:rPr>
+        <w:t>ἀκούων σου τὴν ἀγάπην καὶ τὴν πίστιν, ἣν ἔχεις πρὸς τὸν Κύριον Ἰησοῦν, καὶ εἰς πάντας τοὺς ἁγίους</w:t>
+      </w:r>
+    </w:p>
+    <w:p>
+      <w:pPr>
+        <w:bidi/>
+      </w:pPr>
+      <w:r>
+        <w:rPr>
+          <w:lang w:val="ar_AE" w:bidi="ar_AE"/>
+        </w:rPr>
+      </w:r>
+      <w:r>
+        <w:rPr>
+          <w:b/>
+          <w:lang w:val="ar_AE" w:bidi="ar_AE"/>
+        </w:rPr>
         <w:t>"</w:t>
       </w:r>
       <w:r>
@@ -2916,6 +3290,23 @@
           <w:b/>
           <w:lang w:val="ar_AE" w:bidi="ar_AE"/>
         </w:rPr>
+        <w:t>ἀκούων σου τὴν ἀγάπην καὶ τὴν πίστιν, ἣν ἔχεις πρὸς τὸν Κύριον Ἰησοῦν, καὶ εἰς πάντας τοὺς ἁγίους</w:t>
+      </w:r>
+    </w:p>
+    <w:p>
+      <w:pPr>
+        <w:bidi/>
+      </w:pPr>
+      <w:r>
+        <w:rPr>
+          <w:lang w:val="ar_AE" w:bidi="ar_AE"/>
+        </w:rPr>
+      </w:r>
+      <w:r>
+        <w:rPr>
+          <w:b/>
+          <w:lang w:val="ar_AE" w:bidi="ar_AE"/>
+        </w:rPr>
         <w:t>"</w:t>
       </w:r>
       <w:r>
@@ -3022,6 +3413,23 @@
           <w:b/>
           <w:lang w:val="ar_AE" w:bidi="ar_AE"/>
         </w:rPr>
+        <w:t>σου &amp; ἔχεις</w:t>
+      </w:r>
+    </w:p>
+    <w:p>
+      <w:pPr>
+        <w:bidi/>
+      </w:pPr>
+      <w:r>
+        <w:rPr>
+          <w:lang w:val="ar_AE" w:bidi="ar_AE"/>
+        </w:rPr>
+      </w:r>
+      <w:r>
+        <w:rPr>
+          <w:b/>
+          <w:lang w:val="ar_AE" w:bidi="ar_AE"/>
+        </w:rPr>
         <w:t>"</w:t>
       </w:r>
       <w:r>
@@ -3181,6 +3589,23 @@
           <w:b/>
           <w:lang w:val="ar_AE" w:bidi="ar_AE"/>
         </w:rPr>
+        <w:t>ὅπως</w:t>
+      </w:r>
+    </w:p>
+    <w:p>
+      <w:pPr>
+        <w:bidi/>
+      </w:pPr>
+      <w:r>
+        <w:rPr>
+          <w:lang w:val="ar_AE" w:bidi="ar_AE"/>
+        </w:rPr>
+      </w:r>
+      <w:r>
+        <w:rPr>
+          <w:b/>
+          <w:lang w:val="ar_AE" w:bidi="ar_AE"/>
+        </w:rPr>
         <w:t>"</w:t>
       </w:r>
       <w:r>
@@ -3300,6 +3725,23 @@
           <w:b/>
           <w:lang w:val="ar_AE" w:bidi="ar_AE"/>
         </w:rPr>
+        <w:t>ἡ κοινωνία τῆς πίστεώς σου</w:t>
+      </w:r>
+    </w:p>
+    <w:p>
+      <w:pPr>
+        <w:bidi/>
+      </w:pPr>
+      <w:r>
+        <w:rPr>
+          <w:lang w:val="ar_AE" w:bidi="ar_AE"/>
+        </w:rPr>
+      </w:r>
+      <w:r>
+        <w:rPr>
+          <w:b/>
+          <w:lang w:val="ar_AE" w:bidi="ar_AE"/>
+        </w:rPr>
         <w:t>"</w:t>
       </w:r>
       <w:r>
@@ -3419,6 +3861,23 @@
           <w:b/>
           <w:lang w:val="ar_AE" w:bidi="ar_AE"/>
         </w:rPr>
+        <w:t>ἡ κοινωνία τῆς πίστεώς σου, ἐνεργὴς γένηται ἐν ἐπιγνώσει παντὸς ἀγαθοῦ τοῦ ἐν ἡμῖν εἰς Χριστόν.</w:t>
+      </w:r>
+    </w:p>
+    <w:p>
+      <w:pPr>
+        <w:bidi/>
+      </w:pPr>
+      <w:r>
+        <w:rPr>
+          <w:lang w:val="ar_AE" w:bidi="ar_AE"/>
+        </w:rPr>
+      </w:r>
+      <w:r>
+        <w:rPr>
+          <w:b/>
+          <w:lang w:val="ar_AE" w:bidi="ar_AE"/>
+        </w:rPr>
         <w:t>"</w:t>
       </w:r>
       <w:r>
@@ -3551,6 +4010,23 @@
           <w:b/>
           <w:lang w:val="ar_AE" w:bidi="ar_AE"/>
         </w:rPr>
+        <w:t>ἐν ἐπιγνώσει παντὸς ἀγαθοῦ</w:t>
+      </w:r>
+    </w:p>
+    <w:p>
+      <w:pPr>
+        <w:bidi/>
+      </w:pPr>
+      <w:r>
+        <w:rPr>
+          <w:lang w:val="ar_AE" w:bidi="ar_AE"/>
+        </w:rPr>
+      </w:r>
+      <w:r>
+        <w:rPr>
+          <w:b/>
+          <w:lang w:val="ar_AE" w:bidi="ar_AE"/>
+        </w:rPr>
         <w:t>"</w:t>
       </w:r>
       <w:r>
@@ -3657,6 +4133,23 @@
           <w:b/>
           <w:lang w:val="ar_AE" w:bidi="ar_AE"/>
         </w:rPr>
+        <w:t>εἰς Χριστόν</w:t>
+      </w:r>
+    </w:p>
+    <w:p>
+      <w:pPr>
+        <w:bidi/>
+      </w:pPr>
+      <w:r>
+        <w:rPr>
+          <w:lang w:val="ar_AE" w:bidi="ar_AE"/>
+        </w:rPr>
+      </w:r>
+      <w:r>
+        <w:rPr>
+          <w:b/>
+          <w:lang w:val="ar_AE" w:bidi="ar_AE"/>
+        </w:rPr>
         <w:t>"</w:t>
       </w:r>
       <w:r>
@@ -3776,6 +4269,23 @@
           <w:b/>
           <w:lang w:val="ar_AE" w:bidi="ar_AE"/>
         </w:rPr>
+        <w:t>χαρὰν γὰρ πολλὴν ἔσχον καὶ παράκλησιν</w:t>
+      </w:r>
+    </w:p>
+    <w:p>
+      <w:pPr>
+        <w:bidi/>
+      </w:pPr>
+      <w:r>
+        <w:rPr>
+          <w:lang w:val="ar_AE" w:bidi="ar_AE"/>
+        </w:rPr>
+      </w:r>
+      <w:r>
+        <w:rPr>
+          <w:b/>
+          <w:lang w:val="ar_AE" w:bidi="ar_AE"/>
+        </w:rPr>
         <w:t>"</w:t>
       </w:r>
       <w:r>
@@ -3908,6 +4418,23 @@
           <w:b/>
           <w:lang w:val="ar_AE" w:bidi="ar_AE"/>
         </w:rPr>
+        <w:t>ἐπὶ τῇ ἀγάπῃ σου</w:t>
+      </w:r>
+    </w:p>
+    <w:p>
+      <w:pPr>
+        <w:bidi/>
+      </w:pPr>
+      <w:r>
+        <w:rPr>
+          <w:lang w:val="ar_AE" w:bidi="ar_AE"/>
+        </w:rPr>
+      </w:r>
+      <w:r>
+        <w:rPr>
+          <w:b/>
+          <w:lang w:val="ar_AE" w:bidi="ar_AE"/>
+        </w:rPr>
         <w:t>"</w:t>
       </w:r>
       <w:r>
@@ -4027,6 +4554,23 @@
           <w:b/>
           <w:lang w:val="ar_AE" w:bidi="ar_AE"/>
         </w:rPr>
+        <w:t>τὰ σπλάγχνα τῶν ἁγίων ἀναπέπαυται διὰ σοῦ</w:t>
+      </w:r>
+    </w:p>
+    <w:p>
+      <w:pPr>
+        <w:bidi/>
+      </w:pPr>
+      <w:r>
+        <w:rPr>
+          <w:lang w:val="ar_AE" w:bidi="ar_AE"/>
+        </w:rPr>
+      </w:r>
+      <w:r>
+        <w:rPr>
+          <w:b/>
+          <w:lang w:val="ar_AE" w:bidi="ar_AE"/>
+        </w:rPr>
         <w:t>"</w:t>
       </w:r>
       <w:r>
@@ -4133,6 +4677,23 @@
           <w:b/>
           <w:lang w:val="ar_AE" w:bidi="ar_AE"/>
         </w:rPr>
+        <w:t>τὰ σπλάγχνα τῶν ἁγίων</w:t>
+      </w:r>
+    </w:p>
+    <w:p>
+      <w:pPr>
+        <w:bidi/>
+      </w:pPr>
+      <w:r>
+        <w:rPr>
+          <w:lang w:val="ar_AE" w:bidi="ar_AE"/>
+        </w:rPr>
+      </w:r>
+      <w:r>
+        <w:rPr>
+          <w:b/>
+          <w:lang w:val="ar_AE" w:bidi="ar_AE"/>
+        </w:rPr>
         <w:t>"</w:t>
       </w:r>
       <w:r>
@@ -4252,6 +4813,23 @@
           <w:b/>
           <w:lang w:val="ar_AE" w:bidi="ar_AE"/>
         </w:rPr>
+        <w:t>τὰ σπλάγχνα τῶν ἁγίων ἀναπέπαυται διὰ σοῦ</w:t>
+      </w:r>
+    </w:p>
+    <w:p>
+      <w:pPr>
+        <w:bidi/>
+      </w:pPr>
+      <w:r>
+        <w:rPr>
+          <w:lang w:val="ar_AE" w:bidi="ar_AE"/>
+        </w:rPr>
+      </w:r>
+      <w:r>
+        <w:rPr>
+          <w:b/>
+          <w:lang w:val="ar_AE" w:bidi="ar_AE"/>
+        </w:rPr>
         <w:t>"</w:t>
       </w:r>
       <w:r>
@@ -4371,6 +4949,23 @@
           <w:b/>
           <w:lang w:val="ar_AE" w:bidi="ar_AE"/>
         </w:rPr>
+        <w:t>σοῦ, ἀδελφέ</w:t>
+      </w:r>
+    </w:p>
+    <w:p>
+      <w:pPr>
+        <w:bidi/>
+      </w:pPr>
+      <w:r>
+        <w:rPr>
+          <w:lang w:val="ar_AE" w:bidi="ar_AE"/>
+        </w:rPr>
+      </w:r>
+      <w:r>
+        <w:rPr>
+          <w:b/>
+          <w:lang w:val="ar_AE" w:bidi="ar_AE"/>
+        </w:rPr>
         <w:t>"</w:t>
       </w:r>
       <w:r>
@@ -4560,6 +5155,23 @@
           <w:b/>
           <w:lang w:val="ar_AE" w:bidi="ar_AE"/>
         </w:rPr>
+        <w:t>πολλὴν ἐν Χριστῷ παρρησίαν</w:t>
+      </w:r>
+    </w:p>
+    <w:p>
+      <w:pPr>
+        <w:bidi/>
+      </w:pPr>
+      <w:r>
+        <w:rPr>
+          <w:lang w:val="ar_AE" w:bidi="ar_AE"/>
+        </w:rPr>
+      </w:r>
+      <w:r>
+        <w:rPr>
+          <w:b/>
+          <w:lang w:val="ar_AE" w:bidi="ar_AE"/>
+        </w:rPr>
         <w:t>"</w:t>
       </w:r>
       <w:r>
@@ -4644,6 +5256,23 @@
           <w:b/>
           <w:lang w:val="ar_AE" w:bidi="ar_AE"/>
         </w:rPr>
+        <w:t>διό</w:t>
+      </w:r>
+    </w:p>
+    <w:p>
+      <w:pPr>
+        <w:bidi/>
+      </w:pPr>
+      <w:r>
+        <w:rPr>
+          <w:lang w:val="ar_AE" w:bidi="ar_AE"/>
+        </w:rPr>
+      </w:r>
+      <w:r>
+        <w:rPr>
+          <w:b/>
+          <w:lang w:val="ar_AE" w:bidi="ar_AE"/>
+        </w:rPr>
         <w:t>"</w:t>
       </w:r>
       <w:r>
@@ -4763,6 +5392,23 @@
           <w:b/>
           <w:lang w:val="ar_AE" w:bidi="ar_AE"/>
         </w:rPr>
+        <w:t>διὰ τὴν ἀγάπην</w:t>
+      </w:r>
+    </w:p>
+    <w:p>
+      <w:pPr>
+        <w:bidi/>
+      </w:pPr>
+      <w:r>
+        <w:rPr>
+          <w:lang w:val="ar_AE" w:bidi="ar_AE"/>
+        </w:rPr>
+      </w:r>
+      <w:r>
+        <w:rPr>
+          <w:b/>
+          <w:lang w:val="ar_AE" w:bidi="ar_AE"/>
+        </w:rPr>
         <w:t>"</w:t>
       </w:r>
       <w:r>
@@ -4882,6 +5528,23 @@
           <w:b/>
           <w:lang w:val="ar_AE" w:bidi="ar_AE"/>
         </w:rPr>
+        <w:t>δέσμιος Χριστοῦ Ἰησοῦ</w:t>
+      </w:r>
+    </w:p>
+    <w:p>
+      <w:pPr>
+        <w:bidi/>
+      </w:pPr>
+      <w:r>
+        <w:rPr>
+          <w:lang w:val="ar_AE" w:bidi="ar_AE"/>
+        </w:rPr>
+      </w:r>
+      <w:r>
+        <w:rPr>
+          <w:b/>
+          <w:lang w:val="ar_AE" w:bidi="ar_AE"/>
+        </w:rPr>
         <w:t>"</w:t>
       </w:r>
       <w:r>
@@ -4966,6 +5629,23 @@
           <w:b/>
           <w:lang w:val="ar_AE" w:bidi="ar_AE"/>
         </w:rPr>
+        <w:t>Ὀνήσιμον</w:t>
+      </w:r>
+    </w:p>
+    <w:p>
+      <w:pPr>
+        <w:bidi/>
+      </w:pPr>
+      <w:r>
+        <w:rPr>
+          <w:lang w:val="ar_AE" w:bidi="ar_AE"/>
+        </w:rPr>
+      </w:r>
+      <w:r>
+        <w:rPr>
+          <w:b/>
+          <w:lang w:val="ar_AE" w:bidi="ar_AE"/>
+        </w:rPr>
         <w:t>"</w:t>
       </w:r>
       <w:r>
@@ -5079,6 +5759,23 @@
           <w:b/>
           <w:lang w:val="ar_AE" w:bidi="ar_AE"/>
         </w:rPr>
+        <w:t>Ὀνήσιμον</w:t>
+      </w:r>
+    </w:p>
+    <w:p>
+      <w:pPr>
+        <w:bidi/>
+      </w:pPr>
+      <w:r>
+        <w:rPr>
+          <w:lang w:val="ar_AE" w:bidi="ar_AE"/>
+        </w:rPr>
+      </w:r>
+      <w:r>
+        <w:rPr>
+          <w:b/>
+          <w:lang w:val="ar_AE" w:bidi="ar_AE"/>
+        </w:rPr>
         <w:t>"</w:t>
       </w:r>
       <w:r>
@@ -5198,6 +5895,23 @@
           <w:b/>
           <w:lang w:val="ar_AE" w:bidi="ar_AE"/>
         </w:rPr>
+        <w:t>ὃν ἐγέννησα</w:t>
+      </w:r>
+    </w:p>
+    <w:p>
+      <w:pPr>
+        <w:bidi/>
+      </w:pPr>
+      <w:r>
+        <w:rPr>
+          <w:lang w:val="ar_AE" w:bidi="ar_AE"/>
+        </w:rPr>
+      </w:r>
+      <w:r>
+        <w:rPr>
+          <w:b/>
+          <w:lang w:val="ar_AE" w:bidi="ar_AE"/>
+        </w:rPr>
         <w:t>"</w:t>
       </w:r>
       <w:r>
@@ -5311,6 +6025,23 @@
           <w:b/>
           <w:lang w:val="ar_AE" w:bidi="ar_AE"/>
         </w:rPr>
+        <w:t>ἐν τοῖς δεσμοῖς</w:t>
+      </w:r>
+    </w:p>
+    <w:p>
+      <w:pPr>
+        <w:bidi/>
+      </w:pPr>
+      <w:r>
+        <w:rPr>
+          <w:lang w:val="ar_AE" w:bidi="ar_AE"/>
+        </w:rPr>
+      </w:r>
+      <w:r>
+        <w:rPr>
+          <w:b/>
+          <w:lang w:val="ar_AE" w:bidi="ar_AE"/>
+        </w:rPr>
         <w:t>"</w:t>
       </w:r>
       <w:r>
@@ -5430,6 +6161,23 @@
           <w:b/>
           <w:lang w:val="ar_AE" w:bidi="ar_AE"/>
         </w:rPr>
+        <w:t>ὃν ἀνέπεμψά σοι</w:t>
+      </w:r>
+    </w:p>
+    <w:p>
+      <w:pPr>
+        <w:bidi/>
+      </w:pPr>
+      <w:r>
+        <w:rPr>
+          <w:lang w:val="ar_AE" w:bidi="ar_AE"/>
+        </w:rPr>
+      </w:r>
+      <w:r>
+        <w:rPr>
+          <w:b/>
+          <w:lang w:val="ar_AE" w:bidi="ar_AE"/>
+        </w:rPr>
         <w:t>"</w:t>
       </w:r>
       <w:r>
@@ -5514,6 +6262,23 @@
           <w:b/>
           <w:lang w:val="ar_AE" w:bidi="ar_AE"/>
         </w:rPr>
+        <w:t>τοῦτ’ ἔστιν τὰ ἐμὰ σπλάγχνα</w:t>
+      </w:r>
+    </w:p>
+    <w:p>
+      <w:pPr>
+        <w:bidi/>
+      </w:pPr>
+      <w:r>
+        <w:rPr>
+          <w:lang w:val="ar_AE" w:bidi="ar_AE"/>
+        </w:rPr>
+      </w:r>
+      <w:r>
+        <w:rPr>
+          <w:b/>
+          <w:lang w:val="ar_AE" w:bidi="ar_AE"/>
+        </w:rPr>
         <w:t>"</w:t>
       </w:r>
       <w:r>
@@ -5633,6 +6398,23 @@
           <w:b/>
           <w:lang w:val="ar_AE" w:bidi="ar_AE"/>
         </w:rPr>
+        <w:t>τὰ ἐμὰ σπλάγχνα</w:t>
+      </w:r>
+    </w:p>
+    <w:p>
+      <w:pPr>
+        <w:bidi/>
+      </w:pPr>
+      <w:r>
+        <w:rPr>
+          <w:lang w:val="ar_AE" w:bidi="ar_AE"/>
+        </w:rPr>
+      </w:r>
+      <w:r>
+        <w:rPr>
+          <w:b/>
+          <w:lang w:val="ar_AE" w:bidi="ar_AE"/>
+        </w:rPr>
         <w:t>"</w:t>
       </w:r>
       <w:r>
@@ -5739,6 +6521,23 @@
           <w:b/>
           <w:lang w:val="ar_AE" w:bidi="ar_AE"/>
         </w:rPr>
+        <w:t>ἵνα ὑπὲρ σοῦ μοι διακονῇ</w:t>
+      </w:r>
+    </w:p>
+    <w:p>
+      <w:pPr>
+        <w:bidi/>
+      </w:pPr>
+      <w:r>
+        <w:rPr>
+          <w:lang w:val="ar_AE" w:bidi="ar_AE"/>
+        </w:rPr>
+      </w:r>
+      <w:r>
+        <w:rPr>
+          <w:b/>
+          <w:lang w:val="ar_AE" w:bidi="ar_AE"/>
+        </w:rPr>
         <w:t>"</w:t>
       </w:r>
       <w:r>
@@ -5823,6 +6622,23 @@
           <w:b/>
           <w:lang w:val="ar_AE" w:bidi="ar_AE"/>
         </w:rPr>
+        <w:t>ἐν τοῖς δεσμοῖς</w:t>
+      </w:r>
+    </w:p>
+    <w:p>
+      <w:pPr>
+        <w:bidi/>
+      </w:pPr>
+      <w:r>
+        <w:rPr>
+          <w:lang w:val="ar_AE" w:bidi="ar_AE"/>
+        </w:rPr>
+      </w:r>
+      <w:r>
+        <w:rPr>
+          <w:b/>
+          <w:lang w:val="ar_AE" w:bidi="ar_AE"/>
+        </w:rPr>
         <w:t>"</w:t>
       </w:r>
       <w:r>
@@ -5942,6 +6758,23 @@
           <w:b/>
           <w:lang w:val="ar_AE" w:bidi="ar_AE"/>
         </w:rPr>
+        <w:t>ἐν τοῖς δεσμοῖς τοῦ εὐαγγελίου</w:t>
+      </w:r>
+    </w:p>
+    <w:p>
+      <w:pPr>
+        <w:bidi/>
+      </w:pPr>
+      <w:r>
+        <w:rPr>
+          <w:lang w:val="ar_AE" w:bidi="ar_AE"/>
+        </w:rPr>
+      </w:r>
+      <w:r>
+        <w:rPr>
+          <w:b/>
+          <w:lang w:val="ar_AE" w:bidi="ar_AE"/>
+        </w:rPr>
         <w:t>"</w:t>
       </w:r>
       <w:r>
@@ -6061,6 +6894,23 @@
           <w:b/>
           <w:lang w:val="ar_AE" w:bidi="ar_AE"/>
         </w:rPr>
+        <w:t>ἵνα μὴ ὡς κατὰ ἀνάγκην τὸ ἀγαθόν σου ᾖ</w:t>
+      </w:r>
+    </w:p>
+    <w:p>
+      <w:pPr>
+        <w:bidi/>
+      </w:pPr>
+      <w:r>
+        <w:rPr>
+          <w:lang w:val="ar_AE" w:bidi="ar_AE"/>
+        </w:rPr>
+      </w:r>
+      <w:r>
+        <w:rPr>
+          <w:b/>
+          <w:lang w:val="ar_AE" w:bidi="ar_AE"/>
+        </w:rPr>
         <w:t>"</w:t>
       </w:r>
       <w:r>
@@ -6180,6 +7030,23 @@
           <w:b/>
           <w:lang w:val="ar_AE" w:bidi="ar_AE"/>
         </w:rPr>
+        <w:t>ἀλλὰ κατὰ ἑκούσιον.</w:t>
+      </w:r>
+    </w:p>
+    <w:p>
+      <w:pPr>
+        <w:bidi/>
+      </w:pPr>
+      <w:r>
+        <w:rPr>
+          <w:lang w:val="ar_AE" w:bidi="ar_AE"/>
+        </w:rPr>
+      </w:r>
+      <w:r>
+        <w:rPr>
+          <w:b/>
+          <w:lang w:val="ar_AE" w:bidi="ar_AE"/>
+        </w:rPr>
         <w:t>"</w:t>
       </w:r>
       <w:r>
@@ -6299,6 +7166,23 @@
           <w:b/>
           <w:lang w:val="ar_AE" w:bidi="ar_AE"/>
         </w:rPr>
+        <w:t>τάχα γὰρ διὰ τοῦτο, ἐχωρίσθη πρὸς ὥραν, ἵνα</w:t>
+      </w:r>
+    </w:p>
+    <w:p>
+      <w:pPr>
+        <w:bidi/>
+      </w:pPr>
+      <w:r>
+        <w:rPr>
+          <w:lang w:val="ar_AE" w:bidi="ar_AE"/>
+        </w:rPr>
+      </w:r>
+      <w:r>
+        <w:rPr>
+          <w:b/>
+          <w:lang w:val="ar_AE" w:bidi="ar_AE"/>
+        </w:rPr>
         <w:t>"</w:t>
       </w:r>
       <w:r>
@@ -6419,6 +7303,23 @@
           <w:b/>
           <w:lang w:val="ar_AE" w:bidi="ar_AE"/>
         </w:rPr>
+        <w:t>πρὸς ὥραν</w:t>
+      </w:r>
+    </w:p>
+    <w:p>
+      <w:pPr>
+        <w:bidi/>
+      </w:pPr>
+      <w:r>
+        <w:rPr>
+          <w:lang w:val="ar_AE" w:bidi="ar_AE"/>
+        </w:rPr>
+      </w:r>
+      <w:r>
+        <w:rPr>
+          <w:b/>
+          <w:lang w:val="ar_AE" w:bidi="ar_AE"/>
+        </w:rPr>
         <w:t>"</w:t>
       </w:r>
       <w:r>
@@ -6538,6 +7439,23 @@
           <w:b/>
           <w:lang w:val="ar_AE" w:bidi="ar_AE"/>
         </w:rPr>
+        <w:t>ὑπὲρ δοῦλον</w:t>
+      </w:r>
+    </w:p>
+    <w:p>
+      <w:pPr>
+        <w:bidi/>
+      </w:pPr>
+      <w:r>
+        <w:rPr>
+          <w:lang w:val="ar_AE" w:bidi="ar_AE"/>
+        </w:rPr>
+      </w:r>
+      <w:r>
+        <w:rPr>
+          <w:b/>
+          <w:lang w:val="ar_AE" w:bidi="ar_AE"/>
+        </w:rPr>
         <w:t>"</w:t>
       </w:r>
       <w:r>
@@ -6622,6 +7540,23 @@
           <w:b/>
           <w:lang w:val="ar_AE" w:bidi="ar_AE"/>
         </w:rPr>
+        <w:t>οὐκέτι ὡς δοῦλον</w:t>
+      </w:r>
+    </w:p>
+    <w:p>
+      <w:pPr>
+        <w:bidi/>
+      </w:pPr>
+      <w:r>
+        <w:rPr>
+          <w:lang w:val="ar_AE" w:bidi="ar_AE"/>
+        </w:rPr>
+      </w:r>
+      <w:r>
+        <w:rPr>
+          <w:b/>
+          <w:lang w:val="ar_AE" w:bidi="ar_AE"/>
+        </w:rPr>
         <w:t>"</w:t>
       </w:r>
       <w:r>
@@ -6719,6 +7654,23 @@
           <w:b/>
           <w:lang w:val="ar_AE" w:bidi="ar_AE"/>
         </w:rPr>
+        <w:t>ὑπὲρ δοῦλον</w:t>
+      </w:r>
+    </w:p>
+    <w:p>
+      <w:pPr>
+        <w:bidi/>
+      </w:pPr>
+      <w:r>
+        <w:rPr>
+          <w:lang w:val="ar_AE" w:bidi="ar_AE"/>
+        </w:rPr>
+      </w:r>
+      <w:r>
+        <w:rPr>
+          <w:b/>
+          <w:lang w:val="ar_AE" w:bidi="ar_AE"/>
+        </w:rPr>
         <w:t>"</w:t>
       </w:r>
       <w:r>
@@ -6803,6 +7755,23 @@
           <w:b/>
           <w:lang w:val="ar_AE" w:bidi="ar_AE"/>
         </w:rPr>
+        <w:t>ἀδελφὸν ἀγαπητόν</w:t>
+      </w:r>
+    </w:p>
+    <w:p>
+      <w:pPr>
+        <w:bidi/>
+      </w:pPr>
+      <w:r>
+        <w:rPr>
+          <w:lang w:val="ar_AE" w:bidi="ar_AE"/>
+        </w:rPr>
+      </w:r>
+      <w:r>
+        <w:rPr>
+          <w:b/>
+          <w:lang w:val="ar_AE" w:bidi="ar_AE"/>
+        </w:rPr>
         <w:t>"</w:t>
       </w:r>
       <w:r>
@@ -6922,6 +7891,23 @@
           <w:b/>
           <w:lang w:val="ar_AE" w:bidi="ar_AE"/>
         </w:rPr>
+        <w:t>ἀγαπητόν</w:t>
+      </w:r>
+    </w:p>
+    <w:p>
+      <w:pPr>
+        <w:bidi/>
+      </w:pPr>
+      <w:r>
+        <w:rPr>
+          <w:lang w:val="ar_AE" w:bidi="ar_AE"/>
+        </w:rPr>
+      </w:r>
+      <w:r>
+        <w:rPr>
+          <w:b/>
+          <w:lang w:val="ar_AE" w:bidi="ar_AE"/>
+        </w:rPr>
         <w:t>"</w:t>
       </w:r>
       <w:r>
@@ -7006,6 +7992,23 @@
           <w:b/>
           <w:lang w:val="ar_AE" w:bidi="ar_AE"/>
         </w:rPr>
+        <w:t>ἐν Κυρίῳ</w:t>
+      </w:r>
+    </w:p>
+    <w:p>
+      <w:pPr>
+        <w:bidi/>
+      </w:pPr>
+      <w:r>
+        <w:rPr>
+          <w:lang w:val="ar_AE" w:bidi="ar_AE"/>
+        </w:rPr>
+      </w:r>
+      <w:r>
+        <w:rPr>
+          <w:b/>
+          <w:lang w:val="ar_AE" w:bidi="ar_AE"/>
+        </w:rPr>
         <w:t>"</w:t>
       </w:r>
       <w:r>
@@ -7090,6 +8093,23 @@
           <w:b/>
           <w:lang w:val="ar_AE" w:bidi="ar_AE"/>
         </w:rPr>
+        <w:t>εἰ &amp; με ἔχεις κοινωνόν</w:t>
+      </w:r>
+    </w:p>
+    <w:p>
+      <w:pPr>
+        <w:bidi/>
+      </w:pPr>
+      <w:r>
+        <w:rPr>
+          <w:lang w:val="ar_AE" w:bidi="ar_AE"/>
+        </w:rPr>
+      </w:r>
+      <w:r>
+        <w:rPr>
+          <w:b/>
+          <w:lang w:val="ar_AE" w:bidi="ar_AE"/>
+        </w:rPr>
         <w:t>"</w:t>
       </w:r>
       <w:r>
@@ -7196,6 +8216,23 @@
           <w:b/>
           <w:lang w:val="ar_AE" w:bidi="ar_AE"/>
         </w:rPr>
+        <w:t>οὖν</w:t>
+      </w:r>
+    </w:p>
+    <w:p>
+      <w:pPr>
+        <w:bidi/>
+      </w:pPr>
+      <w:r>
+        <w:rPr>
+          <w:lang w:val="ar_AE" w:bidi="ar_AE"/>
+        </w:rPr>
+      </w:r>
+      <w:r>
+        <w:rPr>
+          <w:b/>
+          <w:lang w:val="ar_AE" w:bidi="ar_AE"/>
+        </w:rPr>
         <w:t>"</w:t>
       </w:r>
       <w:r>
@@ -7315,6 +8352,23 @@
           <w:b/>
           <w:lang w:val="ar_AE" w:bidi="ar_AE"/>
         </w:rPr>
+        <w:t>προσλαβοῦ αὐτὸν ὡς ἐμέ.</w:t>
+      </w:r>
+    </w:p>
+    <w:p>
+      <w:pPr>
+        <w:bidi/>
+      </w:pPr>
+      <w:r>
+        <w:rPr>
+          <w:lang w:val="ar_AE" w:bidi="ar_AE"/>
+        </w:rPr>
+      </w:r>
+      <w:r>
+        <w:rPr>
+          <w:b/>
+          <w:lang w:val="ar_AE" w:bidi="ar_AE"/>
+        </w:rPr>
         <w:t>"</w:t>
       </w:r>
       <w:r>
@@ -7421,6 +8475,23 @@
           <w:b/>
           <w:lang w:val="ar_AE" w:bidi="ar_AE"/>
         </w:rPr>
+        <w:t>εἰ δέ τι ἠδίκησέν σε ἢ ὀφείλει</w:t>
+      </w:r>
+    </w:p>
+    <w:p>
+      <w:pPr>
+        <w:bidi/>
+      </w:pPr>
+      <w:r>
+        <w:rPr>
+          <w:lang w:val="ar_AE" w:bidi="ar_AE"/>
+        </w:rPr>
+      </w:r>
+      <w:r>
+        <w:rPr>
+          <w:b/>
+          <w:lang w:val="ar_AE" w:bidi="ar_AE"/>
+        </w:rPr>
         <w:t>"</w:t>
       </w:r>
       <w:r>
@@ -7555,6 +8626,23 @@
           <w:b/>
           <w:lang w:val="ar_AE" w:bidi="ar_AE"/>
         </w:rPr>
+        <w:t>εἰ δέ τι ἠδίκησέν σε ἢ ὀφείλει</w:t>
+      </w:r>
+    </w:p>
+    <w:p>
+      <w:pPr>
+        <w:bidi/>
+      </w:pPr>
+      <w:r>
+        <w:rPr>
+          <w:lang w:val="ar_AE" w:bidi="ar_AE"/>
+        </w:rPr>
+      </w:r>
+      <w:r>
+        <w:rPr>
+          <w:b/>
+          <w:lang w:val="ar_AE" w:bidi="ar_AE"/>
+        </w:rPr>
         <w:t>"</w:t>
       </w:r>
       <w:r>
@@ -7693,6 +8781,23 @@
           <w:b/>
           <w:lang w:val="ar_AE" w:bidi="ar_AE"/>
         </w:rPr>
+        <w:t>τοῦτο ἐμοὶ ἐλλόγα.</w:t>
+      </w:r>
+    </w:p>
+    <w:p>
+      <w:pPr>
+        <w:bidi/>
+      </w:pPr>
+      <w:r>
+        <w:rPr>
+          <w:lang w:val="ar_AE" w:bidi="ar_AE"/>
+        </w:rPr>
+      </w:r>
+      <w:r>
+        <w:rPr>
+          <w:b/>
+          <w:lang w:val="ar_AE" w:bidi="ar_AE"/>
+        </w:rPr>
         <w:t>"</w:t>
       </w:r>
       <w:r>
@@ -7777,6 +8882,23 @@
           <w:b/>
           <w:lang w:val="ar_AE" w:bidi="ar_AE"/>
         </w:rPr>
+        <w:t>ἐγὼ Παῦλος ἔγραψα τῇ ἐμῇ χειρί</w:t>
+      </w:r>
+    </w:p>
+    <w:p>
+      <w:pPr>
+        <w:bidi/>
+      </w:pPr>
+      <w:r>
+        <w:rPr>
+          <w:lang w:val="ar_AE" w:bidi="ar_AE"/>
+        </w:rPr>
+      </w:r>
+      <w:r>
+        <w:rPr>
+          <w:b/>
+          <w:lang w:val="ar_AE" w:bidi="ar_AE"/>
+        </w:rPr>
         <w:t>"</w:t>
       </w:r>
       <w:r>
@@ -7874,6 +8996,23 @@
           <w:b/>
           <w:lang w:val="ar_AE" w:bidi="ar_AE"/>
         </w:rPr>
+        <w:t>ἵνα μὴ λέγω σοι</w:t>
+      </w:r>
+    </w:p>
+    <w:p>
+      <w:pPr>
+        <w:bidi/>
+      </w:pPr>
+      <w:r>
+        <w:rPr>
+          <w:lang w:val="ar_AE" w:bidi="ar_AE"/>
+        </w:rPr>
+      </w:r>
+      <w:r>
+        <w:rPr>
+          <w:b/>
+          <w:lang w:val="ar_AE" w:bidi="ar_AE"/>
+        </w:rPr>
         <w:t>"</w:t>
       </w:r>
       <w:r>
@@ -7980,6 +9119,23 @@
           <w:b/>
           <w:lang w:val="ar_AE" w:bidi="ar_AE"/>
         </w:rPr>
+        <w:t>καὶ σεαυτόν μοι προσοφείλεις</w:t>
+      </w:r>
+    </w:p>
+    <w:p>
+      <w:pPr>
+        <w:bidi/>
+      </w:pPr>
+      <w:r>
+        <w:rPr>
+          <w:lang w:val="ar_AE" w:bidi="ar_AE"/>
+        </w:rPr>
+      </w:r>
+      <w:r>
+        <w:rPr>
+          <w:b/>
+          <w:lang w:val="ar_AE" w:bidi="ar_AE"/>
+        </w:rPr>
         <w:t>"</w:t>
       </w:r>
       <w:r>
@@ -8086,6 +9242,23 @@
           <w:b/>
           <w:lang w:val="ar_AE" w:bidi="ar_AE"/>
         </w:rPr>
+        <w:t>ἀδελφέ</w:t>
+      </w:r>
+    </w:p>
+    <w:p>
+      <w:pPr>
+        <w:bidi/>
+      </w:pPr>
+      <w:r>
+        <w:rPr>
+          <w:lang w:val="ar_AE" w:bidi="ar_AE"/>
+        </w:rPr>
+      </w:r>
+      <w:r>
+        <w:rPr>
+          <w:b/>
+          <w:lang w:val="ar_AE" w:bidi="ar_AE"/>
+        </w:rPr>
         <w:t>"</w:t>
       </w:r>
       <w:r>
@@ -8205,6 +9378,23 @@
           <w:b/>
           <w:lang w:val="ar_AE" w:bidi="ar_AE"/>
         </w:rPr>
+        <w:t>ἐν Κυρίῳ</w:t>
+      </w:r>
+    </w:p>
+    <w:p>
+      <w:pPr>
+        <w:bidi/>
+      </w:pPr>
+      <w:r>
+        <w:rPr>
+          <w:lang w:val="ar_AE" w:bidi="ar_AE"/>
+        </w:rPr>
+      </w:r>
+      <w:r>
+        <w:rPr>
+          <w:b/>
+          <w:lang w:val="ar_AE" w:bidi="ar_AE"/>
+        </w:rPr>
         <w:t>"</w:t>
       </w:r>
       <w:r>
@@ -8337,6 +9527,23 @@
           <w:b/>
           <w:lang w:val="ar_AE" w:bidi="ar_AE"/>
         </w:rPr>
+        <w:t>ἀνάπαυσόν μου τὰ σπλάγχνα ἐν Χριστῷ</w:t>
+      </w:r>
+    </w:p>
+    <w:p>
+      <w:pPr>
+        <w:bidi/>
+      </w:pPr>
+      <w:r>
+        <w:rPr>
+          <w:lang w:val="ar_AE" w:bidi="ar_AE"/>
+        </w:rPr>
+      </w:r>
+      <w:r>
+        <w:rPr>
+          <w:b/>
+          <w:lang w:val="ar_AE" w:bidi="ar_AE"/>
+        </w:rPr>
         <w:t>"</w:t>
       </w:r>
       <w:r>
@@ -8443,6 +9650,23 @@
           <w:b/>
           <w:lang w:val="ar_AE" w:bidi="ar_AE"/>
         </w:rPr>
+        <w:t>ἀνάπαυσόν μου τὰ σπλάγχνα</w:t>
+      </w:r>
+    </w:p>
+    <w:p>
+      <w:pPr>
+        <w:bidi/>
+      </w:pPr>
+      <w:r>
+        <w:rPr>
+          <w:lang w:val="ar_AE" w:bidi="ar_AE"/>
+        </w:rPr>
+      </w:r>
+      <w:r>
+        <w:rPr>
+          <w:b/>
+          <w:lang w:val="ar_AE" w:bidi="ar_AE"/>
+        </w:rPr>
         <w:t>"</w:t>
       </w:r>
       <w:r>
@@ -8562,6 +9786,23 @@
           <w:b/>
           <w:lang w:val="ar_AE" w:bidi="ar_AE"/>
         </w:rPr>
+        <w:t>ἀνάπαυσόν μου τὰ σπλάγχνα</w:t>
+      </w:r>
+    </w:p>
+    <w:p>
+      <w:pPr>
+        <w:bidi/>
+      </w:pPr>
+      <w:r>
+        <w:rPr>
+          <w:lang w:val="ar_AE" w:bidi="ar_AE"/>
+        </w:rPr>
+      </w:r>
+      <w:r>
+        <w:rPr>
+          <w:b/>
+          <w:lang w:val="ar_AE" w:bidi="ar_AE"/>
+        </w:rPr>
         <w:t>"</w:t>
       </w:r>
       <w:r>
@@ -8681,6 +9922,23 @@
           <w:b/>
           <w:lang w:val="ar_AE" w:bidi="ar_AE"/>
         </w:rPr>
+        <w:t>πεποιθὼς τῇ ὑπακοῇ σου</w:t>
+      </w:r>
+    </w:p>
+    <w:p>
+      <w:pPr>
+        <w:bidi/>
+      </w:pPr>
+      <w:r>
+        <w:rPr>
+          <w:lang w:val="ar_AE" w:bidi="ar_AE"/>
+        </w:rPr>
+      </w:r>
+      <w:r>
+        <w:rPr>
+          <w:b/>
+          <w:lang w:val="ar_AE" w:bidi="ar_AE"/>
+        </w:rPr>
         <w:t>"</w:t>
       </w:r>
       <w:r>
@@ -8813,6 +10071,23 @@
           <w:b/>
           <w:lang w:val="ar_AE" w:bidi="ar_AE"/>
         </w:rPr>
+        <w:t>ἔγραψά σοι</w:t>
+      </w:r>
+    </w:p>
+    <w:p>
+      <w:pPr>
+        <w:bidi/>
+      </w:pPr>
+      <w:r>
+        <w:rPr>
+          <w:lang w:val="ar_AE" w:bidi="ar_AE"/>
+        </w:rPr>
+      </w:r>
+      <w:r>
+        <w:rPr>
+          <w:b/>
+          <w:lang w:val="ar_AE" w:bidi="ar_AE"/>
+        </w:rPr>
         <w:t>"</w:t>
       </w:r>
       <w:r>
@@ -8897,6 +10172,23 @@
           <w:b/>
           <w:lang w:val="ar_AE" w:bidi="ar_AE"/>
         </w:rPr>
+        <w:t>δὲ</w:t>
+      </w:r>
+    </w:p>
+    <w:p>
+      <w:pPr>
+        <w:bidi/>
+      </w:pPr>
+      <w:r>
+        <w:rPr>
+          <w:lang w:val="ar_AE" w:bidi="ar_AE"/>
+        </w:rPr>
+      </w:r>
+      <w:r>
+        <w:rPr>
+          <w:b/>
+          <w:lang w:val="ar_AE" w:bidi="ar_AE"/>
+        </w:rPr>
         <w:t>""</w:t>
       </w:r>
     </w:p>
@@ -8983,6 +10275,23 @@
           <w:b/>
           <w:lang w:val="ar_AE" w:bidi="ar_AE"/>
         </w:rPr>
+        <w:t>ἅμα</w:t>
+      </w:r>
+    </w:p>
+    <w:p>
+      <w:pPr>
+        <w:bidi/>
+      </w:pPr>
+      <w:r>
+        <w:rPr>
+          <w:lang w:val="ar_AE" w:bidi="ar_AE"/>
+        </w:rPr>
+      </w:r>
+      <w:r>
+        <w:rPr>
+          <w:b/>
+          <w:lang w:val="ar_AE" w:bidi="ar_AE"/>
+        </w:rPr>
         <w:t>"</w:t>
       </w:r>
       <w:r>
@@ -9102,6 +10411,23 @@
           <w:b/>
           <w:lang w:val="ar_AE" w:bidi="ar_AE"/>
         </w:rPr>
+        <w:t>χαρισθήσομαι ὑμῖν</w:t>
+      </w:r>
+    </w:p>
+    <w:p>
+      <w:pPr>
+        <w:bidi/>
+      </w:pPr>
+      <w:r>
+        <w:rPr>
+          <w:lang w:val="ar_AE" w:bidi="ar_AE"/>
+        </w:rPr>
+      </w:r>
+      <w:r>
+        <w:rPr>
+          <w:b/>
+          <w:lang w:val="ar_AE" w:bidi="ar_AE"/>
+        </w:rPr>
         <w:t>"</w:t>
       </w:r>
       <w:r>
@@ -9186,6 +10512,23 @@
           <w:b/>
           <w:lang w:val="ar_AE" w:bidi="ar_AE"/>
         </w:rPr>
+        <w:t>ἑτοίμαζέ μοι ξενίαν</w:t>
+      </w:r>
+    </w:p>
+    <w:p>
+      <w:pPr>
+        <w:bidi/>
+      </w:pPr>
+      <w:r>
+        <w:rPr>
+          <w:lang w:val="ar_AE" w:bidi="ar_AE"/>
+        </w:rPr>
+      </w:r>
+      <w:r>
+        <w:rPr>
+          <w:b/>
+          <w:lang w:val="ar_AE" w:bidi="ar_AE"/>
+        </w:rPr>
         <w:t>"</w:t>
       </w:r>
       <w:r>
@@ -9283,6 +10626,23 @@
           <w:b/>
           <w:lang w:val="ar_AE" w:bidi="ar_AE"/>
         </w:rPr>
+        <w:t>διὰ τῶν προσευχῶν ὑμῶν</w:t>
+      </w:r>
+    </w:p>
+    <w:p>
+      <w:pPr>
+        <w:bidi/>
+      </w:pPr>
+      <w:r>
+        <w:rPr>
+          <w:lang w:val="ar_AE" w:bidi="ar_AE"/>
+        </w:rPr>
+      </w:r>
+      <w:r>
+        <w:rPr>
+          <w:b/>
+          <w:lang w:val="ar_AE" w:bidi="ar_AE"/>
+        </w:rPr>
         <w:t>"</w:t>
       </w:r>
       <w:r>
@@ -9367,6 +10727,23 @@
           <w:b/>
           <w:lang w:val="ar_AE" w:bidi="ar_AE"/>
         </w:rPr>
+        <w:t>χαρισθήσομαι ὑμῖν.</w:t>
+      </w:r>
+    </w:p>
+    <w:p>
+      <w:pPr>
+        <w:bidi/>
+      </w:pPr>
+      <w:r>
+        <w:rPr>
+          <w:lang w:val="ar_AE" w:bidi="ar_AE"/>
+        </w:rPr>
+      </w:r>
+      <w:r>
+        <w:rPr>
+          <w:b/>
+          <w:lang w:val="ar_AE" w:bidi="ar_AE"/>
+        </w:rPr>
         <w:t>"</w:t>
       </w:r>
       <w:r>
@@ -9473,6 +10850,23 @@
           <w:b/>
           <w:lang w:val="ar_AE" w:bidi="ar_AE"/>
         </w:rPr>
+        <w:t>ὑμῶν &amp; ὑμῖν</w:t>
+      </w:r>
+    </w:p>
+    <w:p>
+      <w:pPr>
+        <w:bidi/>
+      </w:pPr>
+      <w:r>
+        <w:rPr>
+          <w:lang w:val="ar_AE" w:bidi="ar_AE"/>
+        </w:rPr>
+      </w:r>
+      <w:r>
+        <w:rPr>
+          <w:b/>
+          <w:lang w:val="ar_AE" w:bidi="ar_AE"/>
+        </w:rPr>
         <w:t>"</w:t>
       </w:r>
       <w:r>
@@ -9638,6 +11032,23 @@
           <w:b/>
           <w:lang w:val="ar_AE" w:bidi="ar_AE"/>
         </w:rPr>
+        <w:t>Ἐπαφρᾶς</w:t>
+      </w:r>
+    </w:p>
+    <w:p>
+      <w:pPr>
+        <w:bidi/>
+      </w:pPr>
+      <w:r>
+        <w:rPr>
+          <w:lang w:val="ar_AE" w:bidi="ar_AE"/>
+        </w:rPr>
+      </w:r>
+      <w:r>
+        <w:rPr>
+          <w:b/>
+          <w:lang w:val="ar_AE" w:bidi="ar_AE"/>
+        </w:rPr>
         <w:t>"</w:t>
       </w:r>
       <w:r>
@@ -9750,6 +11161,23 @@
           <w:b/>
           <w:lang w:val="ar_AE" w:bidi="ar_AE"/>
         </w:rPr>
+        <w:t>ἐν Χριστῷ Ἰησοῦ</w:t>
+      </w:r>
+    </w:p>
+    <w:p>
+      <w:pPr>
+        <w:bidi/>
+      </w:pPr>
+      <w:r>
+        <w:rPr>
+          <w:lang w:val="ar_AE" w:bidi="ar_AE"/>
+        </w:rPr>
+      </w:r>
+      <w:r>
+        <w:rPr>
+          <w:b/>
+          <w:lang w:val="ar_AE" w:bidi="ar_AE"/>
+        </w:rPr>
         <w:t>"</w:t>
       </w:r>
       <w:r>
@@ -9841,6 +11269,23 @@
           <w:b/>
           <w:lang w:val="ar_AE" w:bidi="ar_AE"/>
         </w:rPr>
+        <w:t>Μᾶρκος, Ἀρίσταρχος, Δημᾶς, Λουκᾶς</w:t>
+      </w:r>
+    </w:p>
+    <w:p>
+      <w:pPr>
+        <w:bidi/>
+      </w:pPr>
+      <w:r>
+        <w:rPr>
+          <w:lang w:val="ar_AE" w:bidi="ar_AE"/>
+        </w:rPr>
+      </w:r>
+      <w:r>
+        <w:rPr>
+          <w:b/>
+          <w:lang w:val="ar_AE" w:bidi="ar_AE"/>
+        </w:rPr>
         <w:t>"</w:t>
       </w:r>
       <w:r>
@@ -9947,6 +11392,23 @@
           <w:b/>
           <w:lang w:val="ar_AE" w:bidi="ar_AE"/>
         </w:rPr>
+        <w:t>Μᾶρκος, Ἀρίσταρχος, Δημᾶς, Λουκᾶς</w:t>
+      </w:r>
+    </w:p>
+    <w:p>
+      <w:pPr>
+        <w:bidi/>
+      </w:pPr>
+      <w:r>
+        <w:rPr>
+          <w:lang w:val="ar_AE" w:bidi="ar_AE"/>
+        </w:rPr>
+      </w:r>
+      <w:r>
+        <w:rPr>
+          <w:b/>
+          <w:lang w:val="ar_AE" w:bidi="ar_AE"/>
+        </w:rPr>
         <w:t>"</w:t>
       </w:r>
       <w:r>
@@ -10053,6 +11515,23 @@
           <w:b/>
           <w:lang w:val="ar_AE" w:bidi="ar_AE"/>
         </w:rPr>
+        <w:t>οἱ συνεργοί μου</w:t>
+      </w:r>
+    </w:p>
+    <w:p>
+      <w:pPr>
+        <w:bidi/>
+      </w:pPr>
+      <w:r>
+        <w:rPr>
+          <w:lang w:val="ar_AE" w:bidi="ar_AE"/>
+        </w:rPr>
+      </w:r>
+      <w:r>
+        <w:rPr>
+          <w:b/>
+          <w:lang w:val="ar_AE" w:bidi="ar_AE"/>
+        </w:rPr>
         <w:t>"</w:t>
       </w:r>
       <w:r>
@@ -10137,6 +11616,23 @@
           <w:b/>
           <w:lang w:val="ar_AE" w:bidi="ar_AE"/>
         </w:rPr>
+        <w:t>μετὰ τοῦ πνεύματος ὑμῶν</w:t>
+      </w:r>
+    </w:p>
+    <w:p>
+      <w:pPr>
+        <w:bidi/>
+      </w:pPr>
+      <w:r>
+        <w:rPr>
+          <w:lang w:val="ar_AE" w:bidi="ar_AE"/>
+        </w:rPr>
+      </w:r>
+      <w:r>
+        <w:rPr>
+          <w:b/>
+          <w:lang w:val="ar_AE" w:bidi="ar_AE"/>
+        </w:rPr>
         <w:t>"</w:t>
       </w:r>
       <w:r>
@@ -10256,6 +11752,23 @@
           <w:b/>
           <w:lang w:val="ar_AE" w:bidi="ar_AE"/>
         </w:rPr>
+        <w:t>ἡ χάρις τοῦ Κυρίου ἡμῶν, Ἰησοῦ Χριστοῦ</w:t>
+      </w:r>
+    </w:p>
+    <w:p>
+      <w:pPr>
+        <w:bidi/>
+      </w:pPr>
+      <w:r>
+        <w:rPr>
+          <w:lang w:val="ar_AE" w:bidi="ar_AE"/>
+        </w:rPr>
+      </w:r>
+      <w:r>
+        <w:rPr>
+          <w:b/>
+          <w:lang w:val="ar_AE" w:bidi="ar_AE"/>
+        </w:rPr>
         <w:t>"</w:t>
       </w:r>
       <w:r>
@@ -10359,6 +11872,23 @@
         <w:rPr>
           <w:lang w:val="ar_AE" w:bidi="ar_AE"/>
         </w:rPr>
+      </w:r>
+    </w:p>
+    <w:p>
+      <w:pPr>
+        <w:bidi/>
+      </w:pPr>
+      <w:r>
+        <w:rPr>
+          <w:lang w:val="ar_AE" w:bidi="ar_AE"/>
+        </w:rPr>
+      </w:r>
+      <w:r>
+        <w:rPr>
+          <w:b/>
+          <w:lang w:val="ar_AE" w:bidi="ar_AE"/>
+        </w:rPr>
+        <w:t>ὑμῶν</w:t>
       </w:r>
     </w:p>
     <w:p>

--- a/arb/docx/57.content.docx
+++ b/arb/docx/57.content.docx
@@ -32,51 +32,16 @@
     </w:p>
     <w:p>
       <w:pPr>
-        <w:pStyle w:val="Heading2"/>
-        <w:bidi/>
-      </w:pPr>
-      <w:r>
-        <w:rPr>
-          <w:lang w:val="ar_AE" w:bidi="ar_AE"/>
-        </w:rPr>
-        <w:t>License Information</w:t>
-      </w:r>
-      <w:r>
-        <w:rPr>
-          <w:lang w:val="ar_AE" w:bidi="ar_AE"/>
-        </w:rPr>
-      </w:r>
-    </w:p>
-    <w:p>
-      <w:pPr>
-        <w:bidi/>
-      </w:pPr>
-      <w:r>
-        <w:rPr>
-          <w:lang w:val="ar_AE" w:bidi="ar_AE"/>
-        </w:rPr>
-      </w:r>
-      <w:r>
-        <w:rPr>
-          <w:b/>
-          <w:lang w:val="ar_AE" w:bidi="ar_AE"/>
-        </w:rPr>
-        <w:t>ملاحظات الترجمة (كلمة متكشفة)</w:t>
-      </w:r>
-      <w:r>
-        <w:rPr>
-          <w:lang w:val="ar_AE" w:bidi="ar_AE"/>
-        </w:rPr>
-        <w:t xml:space="preserve"> (Arabic) is based on</w:t>
-      </w:r>
-      <w:r>
-        <w:rPr>
-          <w:lang w:val="ar_AE" w:bidi="ar_AE"/>
-        </w:rPr>
-        <w:t xml:space="preserve">: </w:t>
-      </w:r>
-      <w:r>
-        <w:rPr>
+        <w:bidi/>
+      </w:pPr>
+      <w:r>
+        <w:rPr>
+          <w:lang w:val="ar_AE" w:bidi="ar_AE"/>
+        </w:rPr>
+      </w:r>
+      <w:r>
+        <w:rPr>
+          <w:b/>
           <w:lang w:val="ar_AE" w:bidi="ar_AE"/>
         </w:rPr>
         <w:t>unfoldingWord® Translation Notes</w:t>
@@ -85,64 +50,31 @@
         <w:rPr>
           <w:lang w:val="ar_AE" w:bidi="ar_AE"/>
         </w:rPr>
-        <w:t xml:space="preserve">, </w:t>
-      </w:r>
-      <w:hyperlink r:id="rId13">
-        <w:r>
-          <w:rPr>
-            <w:lang w:val="ar_AE" w:bidi="ar_AE"/>
-          </w:rPr>
-          <w:rPr>
-            <w:color w:val="0000EE"/>
-            <w:u w:val="single"/>
-          </w:rPr>
-          <w:t>unfoldingWord</w:t>
-        </w:r>
-      </w:hyperlink>
-      <w:r>
-        <w:rPr>
-          <w:lang w:val="ar_AE" w:bidi="ar_AE"/>
-        </w:rPr>
-        <w:t xml:space="preserve">, 2022, which is licensed under a </w:t>
-      </w:r>
-      <w:hyperlink r:id="rId14">
-        <w:r>
-          <w:rPr>
-            <w:lang w:val="ar_AE" w:bidi="ar_AE"/>
-          </w:rPr>
-          <w:rPr>
-            <w:color w:val="0000EE"/>
-            <w:u w:val="single"/>
-          </w:rPr>
-          <w:t>CC BY-SA 4.0 license</w:t>
-        </w:r>
-      </w:hyperlink>
-      <w:r>
-        <w:rPr>
-          <w:lang w:val="ar_AE" w:bidi="ar_AE"/>
-        </w:rPr>
-        <w:t>.</w:t>
-      </w:r>
-      <w:r>
-        <w:rPr>
-          <w:lang w:val="ar_AE" w:bidi="ar_AE"/>
-        </w:rPr>
-      </w:r>
-    </w:p>
-    <w:p>
-      <w:pPr>
-        <w:bidi/>
-      </w:pPr>
-      <w:r>
-        <w:rPr>
-          <w:lang w:val="ar_AE" w:bidi="ar_AE"/>
-        </w:rPr>
-      </w:r>
-      <w:r>
-        <w:rPr>
-          <w:lang w:val="ar_AE" w:bidi="ar_AE"/>
-        </w:rPr>
-        <w:t>This PDF version is provided under the same license.</w:t>
+        <w:t xml:space="preserve"> © 2022 unfoldingWord. Released under CC BY-SA 4.0 license. </w:t>
+      </w:r>
+      <w:r>
+        <w:rPr>
+          <w:lang w:val="ar_AE" w:bidi="ar_AE"/>
+        </w:rPr>
+        <w:t>unfoldingWord® Translation Notes</w:t>
+      </w:r>
+      <w:r>
+        <w:rPr>
+          <w:lang w:val="ar_AE" w:bidi="ar_AE"/>
+        </w:rPr>
+        <w:t xml:space="preserve"> has been adapted in the following languages: Tok Pisin, Arabic (عربي), French (Français), Hindi (हिंदी), Indonesian (Bahasa Indonesia), Portuguese (Português), Russian (Русский), Spanish (Español), Swahili (Kiswahili), and Simplified Chinese (简体中文) from </w:t>
+      </w:r>
+      <w:r>
+        <w:rPr>
+          <w:lang w:val="ar_AE" w:bidi="ar_AE"/>
+        </w:rPr>
+        <w:t>unfoldingWord® Translation Notes</w:t>
+      </w:r>
+      <w:r>
+        <w:rPr>
+          <w:lang w:val="ar_AE" w:bidi="ar_AE"/>
+        </w:rPr>
+        <w:t xml:space="preserve"> © 2022 unfoldingWord. Released under CC BY-SA 4.0 license by Mission Mutual</w:t>
       </w:r>
       <w:r>
         <w:rPr>

--- a/arb/docx/57.content.docx
+++ b/arb/docx/57.content.docx
@@ -155,13 +155,6 @@
       </w:r>
       <w:r>
         <w:rPr>
-          <w:i/>
-          <w:lang w:val="ar_AE" w:bidi="ar_AE"/>
-        </w:rPr>
-        <w:t>فليمون 1: 1 (#1), فليمون 1: 1 (#2), فليمون 1: 1 (#3), فليمون 1: 1 (#4), فليمون 1: 1 (#5), فليمون 1: 1 (#6), فليمون 1: 1 (#7), فليمون 1: 1 (#8), فليمون 1: 2 (#1), فليمون 1: 2 (#2), فليمون 1: 2 (#3), فليمون 1: 2 (#4), فليمون 1: 2 (#5), فليمون 1: 2 (#6), فليمون 1: 2 (#7), فليمون 1: 2 (#8), فليمون 1: 3 (#1), فليمون 1: 3 (#2), فليمون 1: 3 (#3), فليمون 1: 3 (#4), فليمون 1: 3 (#5), فليمون 1: 4 (#1), فليمون 1: 5 (#1), فليمون 1: 5 (#2), فليمون 1: 5 (#3), فليمون 1: 6 (#1), فليمون 1: 6 (#2), فليمون 1: 6 (#3), فليمون 1: 6 (#4), فليمون 1: 6 (#5), فليمون 1: 7 (#1), فليمون 1: 7 (#2), فليمون 1: 7 (#3), فليمون 1: 7 (#4), فليمون 1: 7 (#5), فليمون 1: 7 (#6), فليمون 1: 8 (#1), فليمون 1: 8 (#2), فليمون 1: 8 (#3), فليمون 1: 9 (#1), فليمون 1: 9 (#2), فليمون 1: 10 (#1), فليمون 1: 10 (#2), فليمون 1: 10 (#3), فليمون 1: 10 (#4), فليمون 1: 12 (#1), فليمون 1: 12 (#2), فليمون 1: 12 (#3), فليمون 1: 13 (#1), فليمون 1: 13 (#2), فليمون 1: 13 (#3), فليمون 1: 14 (#1), فليمون 1: 14 (#2), فليمون 1: 15 (#1), فليمون 1: 15 (#2), فليمون 1: 16 (#1), فيلمون 1: 16 (#2), فليمون 1: 16 (#3), فليمون 1: 16 (#4), فليمون 1: 16 (#5), فليمون 1: 16 (#6), فليمون 1: 17 (#1), فليمون 1: 17 (#2), فليمون 1: 17 (#3), فليمون 1: 18 (#1), فليمون 1: 18 (#2), فليمون 1: 18 (#3), فليمون 1: 19 (#1), فليمون 1: 19 (#2), فليمون 1: 19 (#3), فليمون 1: 20 (#1), فليمون 1: 20 (#2), فليمون 1: 20 (#3), فليمون 1: 20 (#4), فليمون 1: 20 (#5), فليمون 1: 21 (#1), فليمون 1: 21 (#2), فليمون 1: 22 (#1), فليمون 1: 22 (#2), فليمون 1: 22 (#3), فليمون 1: 22 (#4), فليمون 1: 22 (#5), فليمون 1: 22 (#6), فليمون 1: 22 (#7), فليمون 1: 23 (#1), فليمون 1: 23 (#2), فليمون 1: 24 (#1), فليمون 1: 24 (#2), فليمون 1: 24 (#3), فليمون 1: 25 (#1), فليمون 1: 25 (#2), فليمون 1: 25 (#3)</w:t>
-      </w:r>
-      <w:r>
-        <w:rPr>
           <w:lang w:val="ar_AE" w:bidi="ar_AE"/>
         </w:rPr>
       </w:r>
@@ -456,23 +449,6 @@
         <w:rPr>
           <w:lang w:val="ar_AE" w:bidi="ar_AE"/>
         </w:rPr>
-      </w:r>
-    </w:p>
-    <w:p>
-      <w:pPr>
-        <w:bidi/>
-      </w:pPr>
-      <w:r>
-        <w:rPr>
-          <w:lang w:val="ar_AE" w:bidi="ar_AE"/>
-        </w:rPr>
-      </w:r>
-      <w:r>
-        <w:rPr>
-          <w:b/>
-          <w:lang w:val="ar_AE" w:bidi="ar_AE"/>
-        </w:rPr>
-        <w:t>ὁ ἀδελφὸς</w:t>
       </w:r>
     </w:p>
     <w:p>

--- a/arb/docx/57.content.docx
+++ b/arb/docx/57.content.docx
@@ -157,21 +157,6 @@
         <w:rPr>
           <w:lang w:val="ar_AE" w:bidi="ar_AE"/>
         </w:rPr>
-      </w:r>
-    </w:p>
-    <w:p>
-      <w:pPr>
-        <w:bidi/>
-      </w:pPr>
-      <w:r>
-        <w:rPr>
-          <w:lang w:val="ar_AE" w:bidi="ar_AE"/>
-        </w:rPr>
-      </w:r>
-      <w:r>
-        <w:rPr>
-          <w:lang w:val="ar_AE" w:bidi="ar_AE"/>
-        </w:rPr>
         <w:t xml:space="preserve"> </w:t>
       </w:r>
       <w:r>
@@ -241,23 +226,6 @@
           <w:b/>
           <w:lang w:val="ar_AE" w:bidi="ar_AE"/>
         </w:rPr>
-        <w:t>Παῦλος</w:t>
-      </w:r>
-    </w:p>
-    <w:p>
-      <w:pPr>
-        <w:bidi/>
-      </w:pPr>
-      <w:r>
-        <w:rPr>
-          <w:lang w:val="ar_AE" w:bidi="ar_AE"/>
-        </w:rPr>
-      </w:r>
-      <w:r>
-        <w:rPr>
-          <w:b/>
-          <w:lang w:val="ar_AE" w:bidi="ar_AE"/>
-        </w:rPr>
         <w:t>"</w:t>
       </w:r>
       <w:r>
@@ -364,23 +332,6 @@
           <w:b/>
           <w:lang w:val="ar_AE" w:bidi="ar_AE"/>
         </w:rPr>
-        <w:t>δέσμιος Χριστοῦ Ἰησοῦ</w:t>
-      </w:r>
-    </w:p>
-    <w:p>
-      <w:pPr>
-        <w:bidi/>
-      </w:pPr>
-      <w:r>
-        <w:rPr>
-          <w:lang w:val="ar_AE" w:bidi="ar_AE"/>
-        </w:rPr>
-      </w:r>
-      <w:r>
-        <w:rPr>
-          <w:b/>
-          <w:lang w:val="ar_AE" w:bidi="ar_AE"/>
-        </w:rPr>
         <w:t>"</w:t>
       </w:r>
       <w:r>
@@ -562,23 +513,6 @@
           <w:b/>
           <w:lang w:val="ar_AE" w:bidi="ar_AE"/>
         </w:rPr>
-        <w:t>ὁ ἀδελφὸς</w:t>
-      </w:r>
-    </w:p>
-    <w:p>
-      <w:pPr>
-        <w:bidi/>
-      </w:pPr>
-      <w:r>
-        <w:rPr>
-          <w:lang w:val="ar_AE" w:bidi="ar_AE"/>
-        </w:rPr>
-      </w:r>
-      <w:r>
-        <w:rPr>
-          <w:b/>
-          <w:lang w:val="ar_AE" w:bidi="ar_AE"/>
-        </w:rPr>
         <w:t>"</w:t>
       </w:r>
       <w:r>
@@ -711,23 +645,6 @@
           <w:b/>
           <w:lang w:val="ar_AE" w:bidi="ar_AE"/>
         </w:rPr>
-        <w:t>Φιλήμονι</w:t>
-      </w:r>
-    </w:p>
-    <w:p>
-      <w:pPr>
-        <w:bidi/>
-      </w:pPr>
-      <w:r>
-        <w:rPr>
-          <w:lang w:val="ar_AE" w:bidi="ar_AE"/>
-        </w:rPr>
-      </w:r>
-      <w:r>
-        <w:rPr>
-          <w:b/>
-          <w:lang w:val="ar_AE" w:bidi="ar_AE"/>
-        </w:rPr>
         <w:t>"</w:t>
       </w:r>
       <w:r>
@@ -841,23 +758,6 @@
           <w:b/>
           <w:lang w:val="ar_AE" w:bidi="ar_AE"/>
         </w:rPr>
-        <w:t>Φιλήμονι</w:t>
-      </w:r>
-    </w:p>
-    <w:p>
-      <w:pPr>
-        <w:bidi/>
-      </w:pPr>
-      <w:r>
-        <w:rPr>
-          <w:lang w:val="ar_AE" w:bidi="ar_AE"/>
-        </w:rPr>
-      </w:r>
-      <w:r>
-        <w:rPr>
-          <w:b/>
-          <w:lang w:val="ar_AE" w:bidi="ar_AE"/>
-        </w:rPr>
         <w:t>"</w:t>
       </w:r>
       <w:r>
@@ -977,23 +877,6 @@
           <w:b/>
           <w:lang w:val="ar_AE" w:bidi="ar_AE"/>
         </w:rPr>
-        <w:t>ἡμῶν</w:t>
-      </w:r>
-    </w:p>
-    <w:p>
-      <w:pPr>
-        <w:bidi/>
-      </w:pPr>
-      <w:r>
-        <w:rPr>
-          <w:lang w:val="ar_AE" w:bidi="ar_AE"/>
-        </w:rPr>
-      </w:r>
-      <w:r>
-        <w:rPr>
-          <w:b/>
-          <w:lang w:val="ar_AE" w:bidi="ar_AE"/>
-        </w:rPr>
         <w:t>"</w:t>
       </w:r>
       <w:r>
@@ -1113,23 +996,6 @@
           <w:b/>
           <w:lang w:val="ar_AE" w:bidi="ar_AE"/>
         </w:rPr>
-        <w:t>καὶ συνεργῷ ἡμῶν</w:t>
-      </w:r>
-    </w:p>
-    <w:p>
-      <w:pPr>
-        <w:bidi/>
-      </w:pPr>
-      <w:r>
-        <w:rPr>
-          <w:lang w:val="ar_AE" w:bidi="ar_AE"/>
-        </w:rPr>
-      </w:r>
-      <w:r>
-        <w:rPr>
-          <w:b/>
-          <w:lang w:val="ar_AE" w:bidi="ar_AE"/>
-        </w:rPr>
         <w:t>"</w:t>
       </w:r>
       <w:r>
@@ -1214,23 +1080,6 @@
           <w:b/>
           <w:lang w:val="ar_AE" w:bidi="ar_AE"/>
         </w:rPr>
-        <w:t>Ἀπφίᾳ</w:t>
-      </w:r>
-    </w:p>
-    <w:p>
-      <w:pPr>
-        <w:bidi/>
-      </w:pPr>
-      <w:r>
-        <w:rPr>
-          <w:lang w:val="ar_AE" w:bidi="ar_AE"/>
-        </w:rPr>
-      </w:r>
-      <w:r>
-        <w:rPr>
-          <w:b/>
-          <w:lang w:val="ar_AE" w:bidi="ar_AE"/>
-        </w:rPr>
         <w:t>"</w:t>
       </w:r>
       <w:r>
@@ -1344,23 +1193,6 @@
           <w:b/>
           <w:lang w:val="ar_AE" w:bidi="ar_AE"/>
         </w:rPr>
-        <w:t>τῇ ἀδελφῇ</w:t>
-      </w:r>
-    </w:p>
-    <w:p>
-      <w:pPr>
-        <w:bidi/>
-      </w:pPr>
-      <w:r>
-        <w:rPr>
-          <w:lang w:val="ar_AE" w:bidi="ar_AE"/>
-        </w:rPr>
-      </w:r>
-      <w:r>
-        <w:rPr>
-          <w:b/>
-          <w:lang w:val="ar_AE" w:bidi="ar_AE"/>
-        </w:rPr>
         <w:t>"</w:t>
       </w:r>
       <w:r>
@@ -1506,23 +1338,6 @@
           <w:b/>
           <w:lang w:val="ar_AE" w:bidi="ar_AE"/>
         </w:rPr>
-        <w:t>τῇ ἀδελφῇ</w:t>
-      </w:r>
-    </w:p>
-    <w:p>
-      <w:pPr>
-        <w:bidi/>
-      </w:pPr>
-      <w:r>
-        <w:rPr>
-          <w:lang w:val="ar_AE" w:bidi="ar_AE"/>
-        </w:rPr>
-      </w:r>
-      <w:r>
-        <w:rPr>
-          <w:b/>
-          <w:lang w:val="ar_AE" w:bidi="ar_AE"/>
-        </w:rPr>
         <w:t>"</w:t>
       </w:r>
       <w:r>
@@ -1642,23 +1457,6 @@
           <w:b/>
           <w:lang w:val="ar_AE" w:bidi="ar_AE"/>
         </w:rPr>
-        <w:t>ἡμῶν</w:t>
-      </w:r>
-    </w:p>
-    <w:p>
-      <w:pPr>
-        <w:bidi/>
-      </w:pPr>
-      <w:r>
-        <w:rPr>
-          <w:lang w:val="ar_AE" w:bidi="ar_AE"/>
-        </w:rPr>
-      </w:r>
-      <w:r>
-        <w:rPr>
-          <w:b/>
-          <w:lang w:val="ar_AE" w:bidi="ar_AE"/>
-        </w:rPr>
         <w:t>"</w:t>
       </w:r>
       <w:r>
@@ -1778,23 +1576,6 @@
           <w:b/>
           <w:lang w:val="ar_AE" w:bidi="ar_AE"/>
         </w:rPr>
-        <w:t>Ἀπφίᾳ &amp; Ἀρχίππῳ &amp; τῇ &amp; ἐκκλησίᾳ</w:t>
-      </w:r>
-    </w:p>
-    <w:p>
-      <w:pPr>
-        <w:bidi/>
-      </w:pPr>
-      <w:r>
-        <w:rPr>
-          <w:lang w:val="ar_AE" w:bidi="ar_AE"/>
-        </w:rPr>
-      </w:r>
-      <w:r>
-        <w:rPr>
-          <w:b/>
-          <w:lang w:val="ar_AE" w:bidi="ar_AE"/>
-        </w:rPr>
         <w:t>"</w:t>
       </w:r>
       <w:r>
@@ -1951,23 +1732,6 @@
           <w:b/>
           <w:lang w:val="ar_AE" w:bidi="ar_AE"/>
         </w:rPr>
-        <w:t>Ἀρχίππῳ</w:t>
-      </w:r>
-    </w:p>
-    <w:p>
-      <w:pPr>
-        <w:bidi/>
-      </w:pPr>
-      <w:r>
-        <w:rPr>
-          <w:lang w:val="ar_AE" w:bidi="ar_AE"/>
-        </w:rPr>
-      </w:r>
-      <w:r>
-        <w:rPr>
-          <w:b/>
-          <w:lang w:val="ar_AE" w:bidi="ar_AE"/>
-        </w:rPr>
         <w:t>"</w:t>
       </w:r>
       <w:r>
@@ -2081,23 +1845,6 @@
           <w:b/>
           <w:lang w:val="ar_AE" w:bidi="ar_AE"/>
         </w:rPr>
-        <w:t>τῷ συνστρατιώτῃ ἡμῶν</w:t>
-      </w:r>
-    </w:p>
-    <w:p>
-      <w:pPr>
-        <w:bidi/>
-      </w:pPr>
-      <w:r>
-        <w:rPr>
-          <w:lang w:val="ar_AE" w:bidi="ar_AE"/>
-        </w:rPr>
-      </w:r>
-      <w:r>
-        <w:rPr>
-          <w:b/>
-          <w:lang w:val="ar_AE" w:bidi="ar_AE"/>
-        </w:rPr>
         <w:t>"</w:t>
       </w:r>
       <w:r>
@@ -2204,23 +1951,6 @@
           <w:b/>
           <w:lang w:val="ar_AE" w:bidi="ar_AE"/>
         </w:rPr>
-        <w:t>καὶ τῇ κατ’ οἶκόν σου ἐκκλησίᾳ</w:t>
-      </w:r>
-    </w:p>
-    <w:p>
-      <w:pPr>
-        <w:bidi/>
-      </w:pPr>
-      <w:r>
-        <w:rPr>
-          <w:lang w:val="ar_AE" w:bidi="ar_AE"/>
-        </w:rPr>
-      </w:r>
-      <w:r>
-        <w:rPr>
-          <w:b/>
-          <w:lang w:val="ar_AE" w:bidi="ar_AE"/>
-        </w:rPr>
         <w:t>"</w:t>
       </w:r>
       <w:r>
@@ -2318,23 +2048,6 @@
           <w:b/>
           <w:lang w:val="ar_AE" w:bidi="ar_AE"/>
         </w:rPr>
-        <w:t>χάρις ὑμῖν καὶ εἰρήνη, ἀπὸ Θεοῦ Πατρὸς ἡμῶν καὶ Κυρίου ἡμῶν Ἰησοῦ Χριστοῦ</w:t>
-      </w:r>
-    </w:p>
-    <w:p>
-      <w:pPr>
-        <w:bidi/>
-      </w:pPr>
-      <w:r>
-        <w:rPr>
-          <w:lang w:val="ar_AE" w:bidi="ar_AE"/>
-        </w:rPr>
-      </w:r>
-      <w:r>
-        <w:rPr>
-          <w:b/>
-          <w:lang w:val="ar_AE" w:bidi="ar_AE"/>
-        </w:rPr>
         <w:t>"</w:t>
       </w:r>
       <w:r>
@@ -2434,23 +2147,6 @@
           <w:b/>
           <w:lang w:val="ar_AE" w:bidi="ar_AE"/>
         </w:rPr>
-        <w:t>χάρις ὑμῖν καὶ εἰρήνη, ἀπὸ Θεοῦ Πατρὸς ἡμῶν καὶ Κυρίου ἡμῶν Ἰησοῦ Χριστοῦ.</w:t>
-      </w:r>
-    </w:p>
-    <w:p>
-      <w:pPr>
-        <w:bidi/>
-      </w:pPr>
-      <w:r>
-        <w:rPr>
-          <w:lang w:val="ar_AE" w:bidi="ar_AE"/>
-        </w:rPr>
-      </w:r>
-      <w:r>
-        <w:rPr>
-          <w:b/>
-          <w:lang w:val="ar_AE" w:bidi="ar_AE"/>
-        </w:rPr>
         <w:t>"</w:t>
       </w:r>
       <w:r>
@@ -2583,23 +2279,6 @@
           <w:b/>
           <w:lang w:val="ar_AE" w:bidi="ar_AE"/>
         </w:rPr>
-        <w:t>ἡμῶν &amp; ἡμῶν</w:t>
-      </w:r>
-    </w:p>
-    <w:p>
-      <w:pPr>
-        <w:bidi/>
-      </w:pPr>
-      <w:r>
-        <w:rPr>
-          <w:lang w:val="ar_AE" w:bidi="ar_AE"/>
-        </w:rPr>
-      </w:r>
-      <w:r>
-        <w:rPr>
-          <w:b/>
-          <w:lang w:val="ar_AE" w:bidi="ar_AE"/>
-        </w:rPr>
         <w:t>"</w:t>
       </w:r>
       <w:r>
@@ -2851,23 +2530,6 @@
           <w:b/>
           <w:lang w:val="ar_AE" w:bidi="ar_AE"/>
         </w:rPr>
-        <w:t>Πατρὸς</w:t>
-      </w:r>
-    </w:p>
-    <w:p>
-      <w:pPr>
-        <w:bidi/>
-      </w:pPr>
-      <w:r>
-        <w:rPr>
-          <w:lang w:val="ar_AE" w:bidi="ar_AE"/>
-        </w:rPr>
-      </w:r>
-      <w:r>
-        <w:rPr>
-          <w:b/>
-          <w:lang w:val="ar_AE" w:bidi="ar_AE"/>
-        </w:rPr>
         <w:t>"</w:t>
       </w:r>
       <w:r>
@@ -2981,23 +2643,6 @@
           <w:b/>
           <w:lang w:val="ar_AE" w:bidi="ar_AE"/>
         </w:rPr>
-        <w:t>σου</w:t>
-      </w:r>
-    </w:p>
-    <w:p>
-      <w:pPr>
-        <w:bidi/>
-      </w:pPr>
-      <w:r>
-        <w:rPr>
-          <w:lang w:val="ar_AE" w:bidi="ar_AE"/>
-        </w:rPr>
-      </w:r>
-      <w:r>
-        <w:rPr>
-          <w:b/>
-          <w:lang w:val="ar_AE" w:bidi="ar_AE"/>
-        </w:rPr>
         <w:t>"</w:t>
       </w:r>
       <w:r>
@@ -3117,23 +2762,6 @@
           <w:b/>
           <w:lang w:val="ar_AE" w:bidi="ar_AE"/>
         </w:rPr>
-        <w:t>ἀκούων σου τὴν ἀγάπην καὶ τὴν πίστιν, ἣν ἔχεις πρὸς τὸν Κύριον Ἰησοῦν, καὶ εἰς πάντας τοὺς ἁγίους</w:t>
-      </w:r>
-    </w:p>
-    <w:p>
-      <w:pPr>
-        <w:bidi/>
-      </w:pPr>
-      <w:r>
-        <w:rPr>
-          <w:lang w:val="ar_AE" w:bidi="ar_AE"/>
-        </w:rPr>
-      </w:r>
-      <w:r>
-        <w:rPr>
-          <w:b/>
-          <w:lang w:val="ar_AE" w:bidi="ar_AE"/>
-        </w:rPr>
         <w:t>"</w:t>
       </w:r>
       <w:r>
@@ -3266,23 +2894,6 @@
           <w:b/>
           <w:lang w:val="ar_AE" w:bidi="ar_AE"/>
         </w:rPr>
-        <w:t>ἀκούων σου τὴν ἀγάπην καὶ τὴν πίστιν, ἣν ἔχεις πρὸς τὸν Κύριον Ἰησοῦν, καὶ εἰς πάντας τοὺς ἁγίους</w:t>
-      </w:r>
-    </w:p>
-    <w:p>
-      <w:pPr>
-        <w:bidi/>
-      </w:pPr>
-      <w:r>
-        <w:rPr>
-          <w:lang w:val="ar_AE" w:bidi="ar_AE"/>
-        </w:rPr>
-      </w:r>
-      <w:r>
-        <w:rPr>
-          <w:b/>
-          <w:lang w:val="ar_AE" w:bidi="ar_AE"/>
-        </w:rPr>
         <w:t>"</w:t>
       </w:r>
       <w:r>
@@ -3389,23 +3000,6 @@
           <w:b/>
           <w:lang w:val="ar_AE" w:bidi="ar_AE"/>
         </w:rPr>
-        <w:t>σου &amp; ἔχεις</w:t>
-      </w:r>
-    </w:p>
-    <w:p>
-      <w:pPr>
-        <w:bidi/>
-      </w:pPr>
-      <w:r>
-        <w:rPr>
-          <w:lang w:val="ar_AE" w:bidi="ar_AE"/>
-        </w:rPr>
-      </w:r>
-      <w:r>
-        <w:rPr>
-          <w:b/>
-          <w:lang w:val="ar_AE" w:bidi="ar_AE"/>
-        </w:rPr>
         <w:t>"</w:t>
       </w:r>
       <w:r>
@@ -3565,23 +3159,6 @@
           <w:b/>
           <w:lang w:val="ar_AE" w:bidi="ar_AE"/>
         </w:rPr>
-        <w:t>ὅπως</w:t>
-      </w:r>
-    </w:p>
-    <w:p>
-      <w:pPr>
-        <w:bidi/>
-      </w:pPr>
-      <w:r>
-        <w:rPr>
-          <w:lang w:val="ar_AE" w:bidi="ar_AE"/>
-        </w:rPr>
-      </w:r>
-      <w:r>
-        <w:rPr>
-          <w:b/>
-          <w:lang w:val="ar_AE" w:bidi="ar_AE"/>
-        </w:rPr>
         <w:t>"</w:t>
       </w:r>
       <w:r>
@@ -3701,23 +3278,6 @@
           <w:b/>
           <w:lang w:val="ar_AE" w:bidi="ar_AE"/>
         </w:rPr>
-        <w:t>ἡ κοινωνία τῆς πίστεώς σου</w:t>
-      </w:r>
-    </w:p>
-    <w:p>
-      <w:pPr>
-        <w:bidi/>
-      </w:pPr>
-      <w:r>
-        <w:rPr>
-          <w:lang w:val="ar_AE" w:bidi="ar_AE"/>
-        </w:rPr>
-      </w:r>
-      <w:r>
-        <w:rPr>
-          <w:b/>
-          <w:lang w:val="ar_AE" w:bidi="ar_AE"/>
-        </w:rPr>
         <w:t>"</w:t>
       </w:r>
       <w:r>
@@ -3837,23 +3397,6 @@
           <w:b/>
           <w:lang w:val="ar_AE" w:bidi="ar_AE"/>
         </w:rPr>
-        <w:t>ἡ κοινωνία τῆς πίστεώς σου, ἐνεργὴς γένηται ἐν ἐπιγνώσει παντὸς ἀγαθοῦ τοῦ ἐν ἡμῖν εἰς Χριστόν.</w:t>
-      </w:r>
-    </w:p>
-    <w:p>
-      <w:pPr>
-        <w:bidi/>
-      </w:pPr>
-      <w:r>
-        <w:rPr>
-          <w:lang w:val="ar_AE" w:bidi="ar_AE"/>
-        </w:rPr>
-      </w:r>
-      <w:r>
-        <w:rPr>
-          <w:b/>
-          <w:lang w:val="ar_AE" w:bidi="ar_AE"/>
-        </w:rPr>
         <w:t>"</w:t>
       </w:r>
       <w:r>
@@ -3986,23 +3529,6 @@
           <w:b/>
           <w:lang w:val="ar_AE" w:bidi="ar_AE"/>
         </w:rPr>
-        <w:t>ἐν ἐπιγνώσει παντὸς ἀγαθοῦ</w:t>
-      </w:r>
-    </w:p>
-    <w:p>
-      <w:pPr>
-        <w:bidi/>
-      </w:pPr>
-      <w:r>
-        <w:rPr>
-          <w:lang w:val="ar_AE" w:bidi="ar_AE"/>
-        </w:rPr>
-      </w:r>
-      <w:r>
-        <w:rPr>
-          <w:b/>
-          <w:lang w:val="ar_AE" w:bidi="ar_AE"/>
-        </w:rPr>
         <w:t>"</w:t>
       </w:r>
       <w:r>
@@ -4109,23 +3635,6 @@
           <w:b/>
           <w:lang w:val="ar_AE" w:bidi="ar_AE"/>
         </w:rPr>
-        <w:t>εἰς Χριστόν</w:t>
-      </w:r>
-    </w:p>
-    <w:p>
-      <w:pPr>
-        <w:bidi/>
-      </w:pPr>
-      <w:r>
-        <w:rPr>
-          <w:lang w:val="ar_AE" w:bidi="ar_AE"/>
-        </w:rPr>
-      </w:r>
-      <w:r>
-        <w:rPr>
-          <w:b/>
-          <w:lang w:val="ar_AE" w:bidi="ar_AE"/>
-        </w:rPr>
         <w:t>"</w:t>
       </w:r>
       <w:r>
@@ -4245,23 +3754,6 @@
           <w:b/>
           <w:lang w:val="ar_AE" w:bidi="ar_AE"/>
         </w:rPr>
-        <w:t>χαρὰν γὰρ πολλὴν ἔσχον καὶ παράκλησιν</w:t>
-      </w:r>
-    </w:p>
-    <w:p>
-      <w:pPr>
-        <w:bidi/>
-      </w:pPr>
-      <w:r>
-        <w:rPr>
-          <w:lang w:val="ar_AE" w:bidi="ar_AE"/>
-        </w:rPr>
-      </w:r>
-      <w:r>
-        <w:rPr>
-          <w:b/>
-          <w:lang w:val="ar_AE" w:bidi="ar_AE"/>
-        </w:rPr>
         <w:t>"</w:t>
       </w:r>
       <w:r>
@@ -4394,23 +3886,6 @@
           <w:b/>
           <w:lang w:val="ar_AE" w:bidi="ar_AE"/>
         </w:rPr>
-        <w:t>ἐπὶ τῇ ἀγάπῃ σου</w:t>
-      </w:r>
-    </w:p>
-    <w:p>
-      <w:pPr>
-        <w:bidi/>
-      </w:pPr>
-      <w:r>
-        <w:rPr>
-          <w:lang w:val="ar_AE" w:bidi="ar_AE"/>
-        </w:rPr>
-      </w:r>
-      <w:r>
-        <w:rPr>
-          <w:b/>
-          <w:lang w:val="ar_AE" w:bidi="ar_AE"/>
-        </w:rPr>
         <w:t>"</w:t>
       </w:r>
       <w:r>
@@ -4530,23 +4005,6 @@
           <w:b/>
           <w:lang w:val="ar_AE" w:bidi="ar_AE"/>
         </w:rPr>
-        <w:t>τὰ σπλάγχνα τῶν ἁγίων ἀναπέπαυται διὰ σοῦ</w:t>
-      </w:r>
-    </w:p>
-    <w:p>
-      <w:pPr>
-        <w:bidi/>
-      </w:pPr>
-      <w:r>
-        <w:rPr>
-          <w:lang w:val="ar_AE" w:bidi="ar_AE"/>
-        </w:rPr>
-      </w:r>
-      <w:r>
-        <w:rPr>
-          <w:b/>
-          <w:lang w:val="ar_AE" w:bidi="ar_AE"/>
-        </w:rPr>
         <w:t>"</w:t>
       </w:r>
       <w:r>
@@ -4653,23 +4111,6 @@
           <w:b/>
           <w:lang w:val="ar_AE" w:bidi="ar_AE"/>
         </w:rPr>
-        <w:t>τὰ σπλάγχνα τῶν ἁγίων</w:t>
-      </w:r>
-    </w:p>
-    <w:p>
-      <w:pPr>
-        <w:bidi/>
-      </w:pPr>
-      <w:r>
-        <w:rPr>
-          <w:lang w:val="ar_AE" w:bidi="ar_AE"/>
-        </w:rPr>
-      </w:r>
-      <w:r>
-        <w:rPr>
-          <w:b/>
-          <w:lang w:val="ar_AE" w:bidi="ar_AE"/>
-        </w:rPr>
         <w:t>"</w:t>
       </w:r>
       <w:r>
@@ -4789,23 +4230,6 @@
           <w:b/>
           <w:lang w:val="ar_AE" w:bidi="ar_AE"/>
         </w:rPr>
-        <w:t>τὰ σπλάγχνα τῶν ἁγίων ἀναπέπαυται διὰ σοῦ</w:t>
-      </w:r>
-    </w:p>
-    <w:p>
-      <w:pPr>
-        <w:bidi/>
-      </w:pPr>
-      <w:r>
-        <w:rPr>
-          <w:lang w:val="ar_AE" w:bidi="ar_AE"/>
-        </w:rPr>
-      </w:r>
-      <w:r>
-        <w:rPr>
-          <w:b/>
-          <w:lang w:val="ar_AE" w:bidi="ar_AE"/>
-        </w:rPr>
         <w:t>"</w:t>
       </w:r>
       <w:r>
@@ -4925,23 +4349,6 @@
           <w:b/>
           <w:lang w:val="ar_AE" w:bidi="ar_AE"/>
         </w:rPr>
-        <w:t>σοῦ, ἀδελφέ</w:t>
-      </w:r>
-    </w:p>
-    <w:p>
-      <w:pPr>
-        <w:bidi/>
-      </w:pPr>
-      <w:r>
-        <w:rPr>
-          <w:lang w:val="ar_AE" w:bidi="ar_AE"/>
-        </w:rPr>
-      </w:r>
-      <w:r>
-        <w:rPr>
-          <w:b/>
-          <w:lang w:val="ar_AE" w:bidi="ar_AE"/>
-        </w:rPr>
         <w:t>"</w:t>
       </w:r>
       <w:r>
@@ -5131,23 +4538,6 @@
           <w:b/>
           <w:lang w:val="ar_AE" w:bidi="ar_AE"/>
         </w:rPr>
-        <w:t>πολλὴν ἐν Χριστῷ παρρησίαν</w:t>
-      </w:r>
-    </w:p>
-    <w:p>
-      <w:pPr>
-        <w:bidi/>
-      </w:pPr>
-      <w:r>
-        <w:rPr>
-          <w:lang w:val="ar_AE" w:bidi="ar_AE"/>
-        </w:rPr>
-      </w:r>
-      <w:r>
-        <w:rPr>
-          <w:b/>
-          <w:lang w:val="ar_AE" w:bidi="ar_AE"/>
-        </w:rPr>
         <w:t>"</w:t>
       </w:r>
       <w:r>
@@ -5232,23 +4622,6 @@
           <w:b/>
           <w:lang w:val="ar_AE" w:bidi="ar_AE"/>
         </w:rPr>
-        <w:t>διό</w:t>
-      </w:r>
-    </w:p>
-    <w:p>
-      <w:pPr>
-        <w:bidi/>
-      </w:pPr>
-      <w:r>
-        <w:rPr>
-          <w:lang w:val="ar_AE" w:bidi="ar_AE"/>
-        </w:rPr>
-      </w:r>
-      <w:r>
-        <w:rPr>
-          <w:b/>
-          <w:lang w:val="ar_AE" w:bidi="ar_AE"/>
-        </w:rPr>
         <w:t>"</w:t>
       </w:r>
       <w:r>
@@ -5368,23 +4741,6 @@
           <w:b/>
           <w:lang w:val="ar_AE" w:bidi="ar_AE"/>
         </w:rPr>
-        <w:t>διὰ τὴν ἀγάπην</w:t>
-      </w:r>
-    </w:p>
-    <w:p>
-      <w:pPr>
-        <w:bidi/>
-      </w:pPr>
-      <w:r>
-        <w:rPr>
-          <w:lang w:val="ar_AE" w:bidi="ar_AE"/>
-        </w:rPr>
-      </w:r>
-      <w:r>
-        <w:rPr>
-          <w:b/>
-          <w:lang w:val="ar_AE" w:bidi="ar_AE"/>
-        </w:rPr>
         <w:t>"</w:t>
       </w:r>
       <w:r>
@@ -5504,23 +4860,6 @@
           <w:b/>
           <w:lang w:val="ar_AE" w:bidi="ar_AE"/>
         </w:rPr>
-        <w:t>δέσμιος Χριστοῦ Ἰησοῦ</w:t>
-      </w:r>
-    </w:p>
-    <w:p>
-      <w:pPr>
-        <w:bidi/>
-      </w:pPr>
-      <w:r>
-        <w:rPr>
-          <w:lang w:val="ar_AE" w:bidi="ar_AE"/>
-        </w:rPr>
-      </w:r>
-      <w:r>
-        <w:rPr>
-          <w:b/>
-          <w:lang w:val="ar_AE" w:bidi="ar_AE"/>
-        </w:rPr>
         <w:t>"</w:t>
       </w:r>
       <w:r>
@@ -5605,23 +4944,6 @@
           <w:b/>
           <w:lang w:val="ar_AE" w:bidi="ar_AE"/>
         </w:rPr>
-        <w:t>Ὀνήσιμον</w:t>
-      </w:r>
-    </w:p>
-    <w:p>
-      <w:pPr>
-        <w:bidi/>
-      </w:pPr>
-      <w:r>
-        <w:rPr>
-          <w:lang w:val="ar_AE" w:bidi="ar_AE"/>
-        </w:rPr>
-      </w:r>
-      <w:r>
-        <w:rPr>
-          <w:b/>
-          <w:lang w:val="ar_AE" w:bidi="ar_AE"/>
-        </w:rPr>
         <w:t>"</w:t>
       </w:r>
       <w:r>
@@ -5735,23 +5057,6 @@
           <w:b/>
           <w:lang w:val="ar_AE" w:bidi="ar_AE"/>
         </w:rPr>
-        <w:t>Ὀνήσιμον</w:t>
-      </w:r>
-    </w:p>
-    <w:p>
-      <w:pPr>
-        <w:bidi/>
-      </w:pPr>
-      <w:r>
-        <w:rPr>
-          <w:lang w:val="ar_AE" w:bidi="ar_AE"/>
-        </w:rPr>
-      </w:r>
-      <w:r>
-        <w:rPr>
-          <w:b/>
-          <w:lang w:val="ar_AE" w:bidi="ar_AE"/>
-        </w:rPr>
         <w:t>"</w:t>
       </w:r>
       <w:r>
@@ -5871,23 +5176,6 @@
           <w:b/>
           <w:lang w:val="ar_AE" w:bidi="ar_AE"/>
         </w:rPr>
-        <w:t>ὃν ἐγέννησα</w:t>
-      </w:r>
-    </w:p>
-    <w:p>
-      <w:pPr>
-        <w:bidi/>
-      </w:pPr>
-      <w:r>
-        <w:rPr>
-          <w:lang w:val="ar_AE" w:bidi="ar_AE"/>
-        </w:rPr>
-      </w:r>
-      <w:r>
-        <w:rPr>
-          <w:b/>
-          <w:lang w:val="ar_AE" w:bidi="ar_AE"/>
-        </w:rPr>
         <w:t>"</w:t>
       </w:r>
       <w:r>
@@ -6001,23 +5289,6 @@
           <w:b/>
           <w:lang w:val="ar_AE" w:bidi="ar_AE"/>
         </w:rPr>
-        <w:t>ἐν τοῖς δεσμοῖς</w:t>
-      </w:r>
-    </w:p>
-    <w:p>
-      <w:pPr>
-        <w:bidi/>
-      </w:pPr>
-      <w:r>
-        <w:rPr>
-          <w:lang w:val="ar_AE" w:bidi="ar_AE"/>
-        </w:rPr>
-      </w:r>
-      <w:r>
-        <w:rPr>
-          <w:b/>
-          <w:lang w:val="ar_AE" w:bidi="ar_AE"/>
-        </w:rPr>
         <w:t>"</w:t>
       </w:r>
       <w:r>
@@ -6137,23 +5408,6 @@
           <w:b/>
           <w:lang w:val="ar_AE" w:bidi="ar_AE"/>
         </w:rPr>
-        <w:t>ὃν ἀνέπεμψά σοι</w:t>
-      </w:r>
-    </w:p>
-    <w:p>
-      <w:pPr>
-        <w:bidi/>
-      </w:pPr>
-      <w:r>
-        <w:rPr>
-          <w:lang w:val="ar_AE" w:bidi="ar_AE"/>
-        </w:rPr>
-      </w:r>
-      <w:r>
-        <w:rPr>
-          <w:b/>
-          <w:lang w:val="ar_AE" w:bidi="ar_AE"/>
-        </w:rPr>
         <w:t>"</w:t>
       </w:r>
       <w:r>
@@ -6238,23 +5492,6 @@
           <w:b/>
           <w:lang w:val="ar_AE" w:bidi="ar_AE"/>
         </w:rPr>
-        <w:t>τοῦτ’ ἔστιν τὰ ἐμὰ σπλάγχνα</w:t>
-      </w:r>
-    </w:p>
-    <w:p>
-      <w:pPr>
-        <w:bidi/>
-      </w:pPr>
-      <w:r>
-        <w:rPr>
-          <w:lang w:val="ar_AE" w:bidi="ar_AE"/>
-        </w:rPr>
-      </w:r>
-      <w:r>
-        <w:rPr>
-          <w:b/>
-          <w:lang w:val="ar_AE" w:bidi="ar_AE"/>
-        </w:rPr>
         <w:t>"</w:t>
       </w:r>
       <w:r>
@@ -6374,23 +5611,6 @@
           <w:b/>
           <w:lang w:val="ar_AE" w:bidi="ar_AE"/>
         </w:rPr>
-        <w:t>τὰ ἐμὰ σπλάγχνα</w:t>
-      </w:r>
-    </w:p>
-    <w:p>
-      <w:pPr>
-        <w:bidi/>
-      </w:pPr>
-      <w:r>
-        <w:rPr>
-          <w:lang w:val="ar_AE" w:bidi="ar_AE"/>
-        </w:rPr>
-      </w:r>
-      <w:r>
-        <w:rPr>
-          <w:b/>
-          <w:lang w:val="ar_AE" w:bidi="ar_AE"/>
-        </w:rPr>
         <w:t>"</w:t>
       </w:r>
       <w:r>
@@ -6497,23 +5717,6 @@
           <w:b/>
           <w:lang w:val="ar_AE" w:bidi="ar_AE"/>
         </w:rPr>
-        <w:t>ἵνα ὑπὲρ σοῦ μοι διακονῇ</w:t>
-      </w:r>
-    </w:p>
-    <w:p>
-      <w:pPr>
-        <w:bidi/>
-      </w:pPr>
-      <w:r>
-        <w:rPr>
-          <w:lang w:val="ar_AE" w:bidi="ar_AE"/>
-        </w:rPr>
-      </w:r>
-      <w:r>
-        <w:rPr>
-          <w:b/>
-          <w:lang w:val="ar_AE" w:bidi="ar_AE"/>
-        </w:rPr>
         <w:t>"</w:t>
       </w:r>
       <w:r>
@@ -6598,23 +5801,6 @@
           <w:b/>
           <w:lang w:val="ar_AE" w:bidi="ar_AE"/>
         </w:rPr>
-        <w:t>ἐν τοῖς δεσμοῖς</w:t>
-      </w:r>
-    </w:p>
-    <w:p>
-      <w:pPr>
-        <w:bidi/>
-      </w:pPr>
-      <w:r>
-        <w:rPr>
-          <w:lang w:val="ar_AE" w:bidi="ar_AE"/>
-        </w:rPr>
-      </w:r>
-      <w:r>
-        <w:rPr>
-          <w:b/>
-          <w:lang w:val="ar_AE" w:bidi="ar_AE"/>
-        </w:rPr>
         <w:t>"</w:t>
       </w:r>
       <w:r>
@@ -6734,23 +5920,6 @@
           <w:b/>
           <w:lang w:val="ar_AE" w:bidi="ar_AE"/>
         </w:rPr>
-        <w:t>ἐν τοῖς δεσμοῖς τοῦ εὐαγγελίου</w:t>
-      </w:r>
-    </w:p>
-    <w:p>
-      <w:pPr>
-        <w:bidi/>
-      </w:pPr>
-      <w:r>
-        <w:rPr>
-          <w:lang w:val="ar_AE" w:bidi="ar_AE"/>
-        </w:rPr>
-      </w:r>
-      <w:r>
-        <w:rPr>
-          <w:b/>
-          <w:lang w:val="ar_AE" w:bidi="ar_AE"/>
-        </w:rPr>
         <w:t>"</w:t>
       </w:r>
       <w:r>
@@ -6870,23 +6039,6 @@
           <w:b/>
           <w:lang w:val="ar_AE" w:bidi="ar_AE"/>
         </w:rPr>
-        <w:t>ἵνα μὴ ὡς κατὰ ἀνάγκην τὸ ἀγαθόν σου ᾖ</w:t>
-      </w:r>
-    </w:p>
-    <w:p>
-      <w:pPr>
-        <w:bidi/>
-      </w:pPr>
-      <w:r>
-        <w:rPr>
-          <w:lang w:val="ar_AE" w:bidi="ar_AE"/>
-        </w:rPr>
-      </w:r>
-      <w:r>
-        <w:rPr>
-          <w:b/>
-          <w:lang w:val="ar_AE" w:bidi="ar_AE"/>
-        </w:rPr>
         <w:t>"</w:t>
       </w:r>
       <w:r>
@@ -7006,23 +6158,6 @@
           <w:b/>
           <w:lang w:val="ar_AE" w:bidi="ar_AE"/>
         </w:rPr>
-        <w:t>ἀλλὰ κατὰ ἑκούσιον.</w:t>
-      </w:r>
-    </w:p>
-    <w:p>
-      <w:pPr>
-        <w:bidi/>
-      </w:pPr>
-      <w:r>
-        <w:rPr>
-          <w:lang w:val="ar_AE" w:bidi="ar_AE"/>
-        </w:rPr>
-      </w:r>
-      <w:r>
-        <w:rPr>
-          <w:b/>
-          <w:lang w:val="ar_AE" w:bidi="ar_AE"/>
-        </w:rPr>
         <w:t>"</w:t>
       </w:r>
       <w:r>
@@ -7142,23 +6277,6 @@
           <w:b/>
           <w:lang w:val="ar_AE" w:bidi="ar_AE"/>
         </w:rPr>
-        <w:t>τάχα γὰρ διὰ τοῦτο, ἐχωρίσθη πρὸς ὥραν, ἵνα</w:t>
-      </w:r>
-    </w:p>
-    <w:p>
-      <w:pPr>
-        <w:bidi/>
-      </w:pPr>
-      <w:r>
-        <w:rPr>
-          <w:lang w:val="ar_AE" w:bidi="ar_AE"/>
-        </w:rPr>
-      </w:r>
-      <w:r>
-        <w:rPr>
-          <w:b/>
-          <w:lang w:val="ar_AE" w:bidi="ar_AE"/>
-        </w:rPr>
         <w:t>"</w:t>
       </w:r>
       <w:r>
@@ -7279,23 +6397,6 @@
           <w:b/>
           <w:lang w:val="ar_AE" w:bidi="ar_AE"/>
         </w:rPr>
-        <w:t>πρὸς ὥραν</w:t>
-      </w:r>
-    </w:p>
-    <w:p>
-      <w:pPr>
-        <w:bidi/>
-      </w:pPr>
-      <w:r>
-        <w:rPr>
-          <w:lang w:val="ar_AE" w:bidi="ar_AE"/>
-        </w:rPr>
-      </w:r>
-      <w:r>
-        <w:rPr>
-          <w:b/>
-          <w:lang w:val="ar_AE" w:bidi="ar_AE"/>
-        </w:rPr>
         <w:t>"</w:t>
       </w:r>
       <w:r>
@@ -7415,23 +6516,6 @@
           <w:b/>
           <w:lang w:val="ar_AE" w:bidi="ar_AE"/>
         </w:rPr>
-        <w:t>ὑπὲρ δοῦλον</w:t>
-      </w:r>
-    </w:p>
-    <w:p>
-      <w:pPr>
-        <w:bidi/>
-      </w:pPr>
-      <w:r>
-        <w:rPr>
-          <w:lang w:val="ar_AE" w:bidi="ar_AE"/>
-        </w:rPr>
-      </w:r>
-      <w:r>
-        <w:rPr>
-          <w:b/>
-          <w:lang w:val="ar_AE" w:bidi="ar_AE"/>
-        </w:rPr>
         <w:t>"</w:t>
       </w:r>
       <w:r>
@@ -7516,23 +6600,6 @@
           <w:b/>
           <w:lang w:val="ar_AE" w:bidi="ar_AE"/>
         </w:rPr>
-        <w:t>οὐκέτι ὡς δοῦλον</w:t>
-      </w:r>
-    </w:p>
-    <w:p>
-      <w:pPr>
-        <w:bidi/>
-      </w:pPr>
-      <w:r>
-        <w:rPr>
-          <w:lang w:val="ar_AE" w:bidi="ar_AE"/>
-        </w:rPr>
-      </w:r>
-      <w:r>
-        <w:rPr>
-          <w:b/>
-          <w:lang w:val="ar_AE" w:bidi="ar_AE"/>
-        </w:rPr>
         <w:t>"</w:t>
       </w:r>
       <w:r>
@@ -7630,23 +6697,6 @@
           <w:b/>
           <w:lang w:val="ar_AE" w:bidi="ar_AE"/>
         </w:rPr>
-        <w:t>ὑπὲρ δοῦλον</w:t>
-      </w:r>
-    </w:p>
-    <w:p>
-      <w:pPr>
-        <w:bidi/>
-      </w:pPr>
-      <w:r>
-        <w:rPr>
-          <w:lang w:val="ar_AE" w:bidi="ar_AE"/>
-        </w:rPr>
-      </w:r>
-      <w:r>
-        <w:rPr>
-          <w:b/>
-          <w:lang w:val="ar_AE" w:bidi="ar_AE"/>
-        </w:rPr>
         <w:t>"</w:t>
       </w:r>
       <w:r>
@@ -7731,23 +6781,6 @@
           <w:b/>
           <w:lang w:val="ar_AE" w:bidi="ar_AE"/>
         </w:rPr>
-        <w:t>ἀδελφὸν ἀγαπητόν</w:t>
-      </w:r>
-    </w:p>
-    <w:p>
-      <w:pPr>
-        <w:bidi/>
-      </w:pPr>
-      <w:r>
-        <w:rPr>
-          <w:lang w:val="ar_AE" w:bidi="ar_AE"/>
-        </w:rPr>
-      </w:r>
-      <w:r>
-        <w:rPr>
-          <w:b/>
-          <w:lang w:val="ar_AE" w:bidi="ar_AE"/>
-        </w:rPr>
         <w:t>"</w:t>
       </w:r>
       <w:r>
@@ -7867,23 +6900,6 @@
           <w:b/>
           <w:lang w:val="ar_AE" w:bidi="ar_AE"/>
         </w:rPr>
-        <w:t>ἀγαπητόν</w:t>
-      </w:r>
-    </w:p>
-    <w:p>
-      <w:pPr>
-        <w:bidi/>
-      </w:pPr>
-      <w:r>
-        <w:rPr>
-          <w:lang w:val="ar_AE" w:bidi="ar_AE"/>
-        </w:rPr>
-      </w:r>
-      <w:r>
-        <w:rPr>
-          <w:b/>
-          <w:lang w:val="ar_AE" w:bidi="ar_AE"/>
-        </w:rPr>
         <w:t>"</w:t>
       </w:r>
       <w:r>
@@ -7968,23 +6984,6 @@
           <w:b/>
           <w:lang w:val="ar_AE" w:bidi="ar_AE"/>
         </w:rPr>
-        <w:t>ἐν Κυρίῳ</w:t>
-      </w:r>
-    </w:p>
-    <w:p>
-      <w:pPr>
-        <w:bidi/>
-      </w:pPr>
-      <w:r>
-        <w:rPr>
-          <w:lang w:val="ar_AE" w:bidi="ar_AE"/>
-        </w:rPr>
-      </w:r>
-      <w:r>
-        <w:rPr>
-          <w:b/>
-          <w:lang w:val="ar_AE" w:bidi="ar_AE"/>
-        </w:rPr>
         <w:t>"</w:t>
       </w:r>
       <w:r>
@@ -8069,23 +7068,6 @@
           <w:b/>
           <w:lang w:val="ar_AE" w:bidi="ar_AE"/>
         </w:rPr>
-        <w:t>εἰ &amp; με ἔχεις κοινωνόν</w:t>
-      </w:r>
-    </w:p>
-    <w:p>
-      <w:pPr>
-        <w:bidi/>
-      </w:pPr>
-      <w:r>
-        <w:rPr>
-          <w:lang w:val="ar_AE" w:bidi="ar_AE"/>
-        </w:rPr>
-      </w:r>
-      <w:r>
-        <w:rPr>
-          <w:b/>
-          <w:lang w:val="ar_AE" w:bidi="ar_AE"/>
-        </w:rPr>
         <w:t>"</w:t>
       </w:r>
       <w:r>
@@ -8192,23 +7174,6 @@
           <w:b/>
           <w:lang w:val="ar_AE" w:bidi="ar_AE"/>
         </w:rPr>
-        <w:t>οὖν</w:t>
-      </w:r>
-    </w:p>
-    <w:p>
-      <w:pPr>
-        <w:bidi/>
-      </w:pPr>
-      <w:r>
-        <w:rPr>
-          <w:lang w:val="ar_AE" w:bidi="ar_AE"/>
-        </w:rPr>
-      </w:r>
-      <w:r>
-        <w:rPr>
-          <w:b/>
-          <w:lang w:val="ar_AE" w:bidi="ar_AE"/>
-        </w:rPr>
         <w:t>"</w:t>
       </w:r>
       <w:r>
@@ -8328,23 +7293,6 @@
           <w:b/>
           <w:lang w:val="ar_AE" w:bidi="ar_AE"/>
         </w:rPr>
-        <w:t>προσλαβοῦ αὐτὸν ὡς ἐμέ.</w:t>
-      </w:r>
-    </w:p>
-    <w:p>
-      <w:pPr>
-        <w:bidi/>
-      </w:pPr>
-      <w:r>
-        <w:rPr>
-          <w:lang w:val="ar_AE" w:bidi="ar_AE"/>
-        </w:rPr>
-      </w:r>
-      <w:r>
-        <w:rPr>
-          <w:b/>
-          <w:lang w:val="ar_AE" w:bidi="ar_AE"/>
-        </w:rPr>
         <w:t>"</w:t>
       </w:r>
       <w:r>
@@ -8451,23 +7399,6 @@
           <w:b/>
           <w:lang w:val="ar_AE" w:bidi="ar_AE"/>
         </w:rPr>
-        <w:t>εἰ δέ τι ἠδίκησέν σε ἢ ὀφείλει</w:t>
-      </w:r>
-    </w:p>
-    <w:p>
-      <w:pPr>
-        <w:bidi/>
-      </w:pPr>
-      <w:r>
-        <w:rPr>
-          <w:lang w:val="ar_AE" w:bidi="ar_AE"/>
-        </w:rPr>
-      </w:r>
-      <w:r>
-        <w:rPr>
-          <w:b/>
-          <w:lang w:val="ar_AE" w:bidi="ar_AE"/>
-        </w:rPr>
         <w:t>"</w:t>
       </w:r>
       <w:r>
@@ -8602,23 +7533,6 @@
           <w:b/>
           <w:lang w:val="ar_AE" w:bidi="ar_AE"/>
         </w:rPr>
-        <w:t>εἰ δέ τι ἠδίκησέν σε ἢ ὀφείλει</w:t>
-      </w:r>
-    </w:p>
-    <w:p>
-      <w:pPr>
-        <w:bidi/>
-      </w:pPr>
-      <w:r>
-        <w:rPr>
-          <w:lang w:val="ar_AE" w:bidi="ar_AE"/>
-        </w:rPr>
-      </w:r>
-      <w:r>
-        <w:rPr>
-          <w:b/>
-          <w:lang w:val="ar_AE" w:bidi="ar_AE"/>
-        </w:rPr>
         <w:t>"</w:t>
       </w:r>
       <w:r>
@@ -8757,23 +7671,6 @@
           <w:b/>
           <w:lang w:val="ar_AE" w:bidi="ar_AE"/>
         </w:rPr>
-        <w:t>τοῦτο ἐμοὶ ἐλλόγα.</w:t>
-      </w:r>
-    </w:p>
-    <w:p>
-      <w:pPr>
-        <w:bidi/>
-      </w:pPr>
-      <w:r>
-        <w:rPr>
-          <w:lang w:val="ar_AE" w:bidi="ar_AE"/>
-        </w:rPr>
-      </w:r>
-      <w:r>
-        <w:rPr>
-          <w:b/>
-          <w:lang w:val="ar_AE" w:bidi="ar_AE"/>
-        </w:rPr>
         <w:t>"</w:t>
       </w:r>
       <w:r>
@@ -8858,23 +7755,6 @@
           <w:b/>
           <w:lang w:val="ar_AE" w:bidi="ar_AE"/>
         </w:rPr>
-        <w:t>ἐγὼ Παῦλος ἔγραψα τῇ ἐμῇ χειρί</w:t>
-      </w:r>
-    </w:p>
-    <w:p>
-      <w:pPr>
-        <w:bidi/>
-      </w:pPr>
-      <w:r>
-        <w:rPr>
-          <w:lang w:val="ar_AE" w:bidi="ar_AE"/>
-        </w:rPr>
-      </w:r>
-      <w:r>
-        <w:rPr>
-          <w:b/>
-          <w:lang w:val="ar_AE" w:bidi="ar_AE"/>
-        </w:rPr>
         <w:t>"</w:t>
       </w:r>
       <w:r>
@@ -8972,23 +7852,6 @@
           <w:b/>
           <w:lang w:val="ar_AE" w:bidi="ar_AE"/>
         </w:rPr>
-        <w:t>ἵνα μὴ λέγω σοι</w:t>
-      </w:r>
-    </w:p>
-    <w:p>
-      <w:pPr>
-        <w:bidi/>
-      </w:pPr>
-      <w:r>
-        <w:rPr>
-          <w:lang w:val="ar_AE" w:bidi="ar_AE"/>
-        </w:rPr>
-      </w:r>
-      <w:r>
-        <w:rPr>
-          <w:b/>
-          <w:lang w:val="ar_AE" w:bidi="ar_AE"/>
-        </w:rPr>
         <w:t>"</w:t>
       </w:r>
       <w:r>
@@ -9095,23 +7958,6 @@
           <w:b/>
           <w:lang w:val="ar_AE" w:bidi="ar_AE"/>
         </w:rPr>
-        <w:t>καὶ σεαυτόν μοι προσοφείλεις</w:t>
-      </w:r>
-    </w:p>
-    <w:p>
-      <w:pPr>
-        <w:bidi/>
-      </w:pPr>
-      <w:r>
-        <w:rPr>
-          <w:lang w:val="ar_AE" w:bidi="ar_AE"/>
-        </w:rPr>
-      </w:r>
-      <w:r>
-        <w:rPr>
-          <w:b/>
-          <w:lang w:val="ar_AE" w:bidi="ar_AE"/>
-        </w:rPr>
         <w:t>"</w:t>
       </w:r>
       <w:r>
@@ -9218,23 +8064,6 @@
           <w:b/>
           <w:lang w:val="ar_AE" w:bidi="ar_AE"/>
         </w:rPr>
-        <w:t>ἀδελφέ</w:t>
-      </w:r>
-    </w:p>
-    <w:p>
-      <w:pPr>
-        <w:bidi/>
-      </w:pPr>
-      <w:r>
-        <w:rPr>
-          <w:lang w:val="ar_AE" w:bidi="ar_AE"/>
-        </w:rPr>
-      </w:r>
-      <w:r>
-        <w:rPr>
-          <w:b/>
-          <w:lang w:val="ar_AE" w:bidi="ar_AE"/>
-        </w:rPr>
         <w:t>"</w:t>
       </w:r>
       <w:r>
@@ -9354,23 +8183,6 @@
           <w:b/>
           <w:lang w:val="ar_AE" w:bidi="ar_AE"/>
         </w:rPr>
-        <w:t>ἐν Κυρίῳ</w:t>
-      </w:r>
-    </w:p>
-    <w:p>
-      <w:pPr>
-        <w:bidi/>
-      </w:pPr>
-      <w:r>
-        <w:rPr>
-          <w:lang w:val="ar_AE" w:bidi="ar_AE"/>
-        </w:rPr>
-      </w:r>
-      <w:r>
-        <w:rPr>
-          <w:b/>
-          <w:lang w:val="ar_AE" w:bidi="ar_AE"/>
-        </w:rPr>
         <w:t>"</w:t>
       </w:r>
       <w:r>
@@ -9503,23 +8315,6 @@
           <w:b/>
           <w:lang w:val="ar_AE" w:bidi="ar_AE"/>
         </w:rPr>
-        <w:t>ἀνάπαυσόν μου τὰ σπλάγχνα ἐν Χριστῷ</w:t>
-      </w:r>
-    </w:p>
-    <w:p>
-      <w:pPr>
-        <w:bidi/>
-      </w:pPr>
-      <w:r>
-        <w:rPr>
-          <w:lang w:val="ar_AE" w:bidi="ar_AE"/>
-        </w:rPr>
-      </w:r>
-      <w:r>
-        <w:rPr>
-          <w:b/>
-          <w:lang w:val="ar_AE" w:bidi="ar_AE"/>
-        </w:rPr>
         <w:t>"</w:t>
       </w:r>
       <w:r>
@@ -9626,23 +8421,6 @@
           <w:b/>
           <w:lang w:val="ar_AE" w:bidi="ar_AE"/>
         </w:rPr>
-        <w:t>ἀνάπαυσόν μου τὰ σπλάγχνα</w:t>
-      </w:r>
-    </w:p>
-    <w:p>
-      <w:pPr>
-        <w:bidi/>
-      </w:pPr>
-      <w:r>
-        <w:rPr>
-          <w:lang w:val="ar_AE" w:bidi="ar_AE"/>
-        </w:rPr>
-      </w:r>
-      <w:r>
-        <w:rPr>
-          <w:b/>
-          <w:lang w:val="ar_AE" w:bidi="ar_AE"/>
-        </w:rPr>
         <w:t>"</w:t>
       </w:r>
       <w:r>
@@ -9762,23 +8540,6 @@
           <w:b/>
           <w:lang w:val="ar_AE" w:bidi="ar_AE"/>
         </w:rPr>
-        <w:t>ἀνάπαυσόν μου τὰ σπλάγχνα</w:t>
-      </w:r>
-    </w:p>
-    <w:p>
-      <w:pPr>
-        <w:bidi/>
-      </w:pPr>
-      <w:r>
-        <w:rPr>
-          <w:lang w:val="ar_AE" w:bidi="ar_AE"/>
-        </w:rPr>
-      </w:r>
-      <w:r>
-        <w:rPr>
-          <w:b/>
-          <w:lang w:val="ar_AE" w:bidi="ar_AE"/>
-        </w:rPr>
         <w:t>"</w:t>
       </w:r>
       <w:r>
@@ -9898,23 +8659,6 @@
           <w:b/>
           <w:lang w:val="ar_AE" w:bidi="ar_AE"/>
         </w:rPr>
-        <w:t>πεποιθὼς τῇ ὑπακοῇ σου</w:t>
-      </w:r>
-    </w:p>
-    <w:p>
-      <w:pPr>
-        <w:bidi/>
-      </w:pPr>
-      <w:r>
-        <w:rPr>
-          <w:lang w:val="ar_AE" w:bidi="ar_AE"/>
-        </w:rPr>
-      </w:r>
-      <w:r>
-        <w:rPr>
-          <w:b/>
-          <w:lang w:val="ar_AE" w:bidi="ar_AE"/>
-        </w:rPr>
         <w:t>"</w:t>
       </w:r>
       <w:r>
@@ -10047,23 +8791,6 @@
           <w:b/>
           <w:lang w:val="ar_AE" w:bidi="ar_AE"/>
         </w:rPr>
-        <w:t>ἔγραψά σοι</w:t>
-      </w:r>
-    </w:p>
-    <w:p>
-      <w:pPr>
-        <w:bidi/>
-      </w:pPr>
-      <w:r>
-        <w:rPr>
-          <w:lang w:val="ar_AE" w:bidi="ar_AE"/>
-        </w:rPr>
-      </w:r>
-      <w:r>
-        <w:rPr>
-          <w:b/>
-          <w:lang w:val="ar_AE" w:bidi="ar_AE"/>
-        </w:rPr>
         <w:t>"</w:t>
       </w:r>
       <w:r>
@@ -10148,23 +8875,6 @@
           <w:b/>
           <w:lang w:val="ar_AE" w:bidi="ar_AE"/>
         </w:rPr>
-        <w:t>δὲ</w:t>
-      </w:r>
-    </w:p>
-    <w:p>
-      <w:pPr>
-        <w:bidi/>
-      </w:pPr>
-      <w:r>
-        <w:rPr>
-          <w:lang w:val="ar_AE" w:bidi="ar_AE"/>
-        </w:rPr>
-      </w:r>
-      <w:r>
-        <w:rPr>
-          <w:b/>
-          <w:lang w:val="ar_AE" w:bidi="ar_AE"/>
-        </w:rPr>
         <w:t>""</w:t>
       </w:r>
     </w:p>
@@ -10251,23 +8961,6 @@
           <w:b/>
           <w:lang w:val="ar_AE" w:bidi="ar_AE"/>
         </w:rPr>
-        <w:t>ἅμα</w:t>
-      </w:r>
-    </w:p>
-    <w:p>
-      <w:pPr>
-        <w:bidi/>
-      </w:pPr>
-      <w:r>
-        <w:rPr>
-          <w:lang w:val="ar_AE" w:bidi="ar_AE"/>
-        </w:rPr>
-      </w:r>
-      <w:r>
-        <w:rPr>
-          <w:b/>
-          <w:lang w:val="ar_AE" w:bidi="ar_AE"/>
-        </w:rPr>
         <w:t>"</w:t>
       </w:r>
       <w:r>
@@ -10387,23 +9080,6 @@
           <w:b/>
           <w:lang w:val="ar_AE" w:bidi="ar_AE"/>
         </w:rPr>
-        <w:t>χαρισθήσομαι ὑμῖν</w:t>
-      </w:r>
-    </w:p>
-    <w:p>
-      <w:pPr>
-        <w:bidi/>
-      </w:pPr>
-      <w:r>
-        <w:rPr>
-          <w:lang w:val="ar_AE" w:bidi="ar_AE"/>
-        </w:rPr>
-      </w:r>
-      <w:r>
-        <w:rPr>
-          <w:b/>
-          <w:lang w:val="ar_AE" w:bidi="ar_AE"/>
-        </w:rPr>
         <w:t>"</w:t>
       </w:r>
       <w:r>
@@ -10488,23 +9164,6 @@
           <w:b/>
           <w:lang w:val="ar_AE" w:bidi="ar_AE"/>
         </w:rPr>
-        <w:t>ἑτοίμαζέ μοι ξενίαν</w:t>
-      </w:r>
-    </w:p>
-    <w:p>
-      <w:pPr>
-        <w:bidi/>
-      </w:pPr>
-      <w:r>
-        <w:rPr>
-          <w:lang w:val="ar_AE" w:bidi="ar_AE"/>
-        </w:rPr>
-      </w:r>
-      <w:r>
-        <w:rPr>
-          <w:b/>
-          <w:lang w:val="ar_AE" w:bidi="ar_AE"/>
-        </w:rPr>
         <w:t>"</w:t>
       </w:r>
       <w:r>
@@ -10602,23 +9261,6 @@
           <w:b/>
           <w:lang w:val="ar_AE" w:bidi="ar_AE"/>
         </w:rPr>
-        <w:t>διὰ τῶν προσευχῶν ὑμῶν</w:t>
-      </w:r>
-    </w:p>
-    <w:p>
-      <w:pPr>
-        <w:bidi/>
-      </w:pPr>
-      <w:r>
-        <w:rPr>
-          <w:lang w:val="ar_AE" w:bidi="ar_AE"/>
-        </w:rPr>
-      </w:r>
-      <w:r>
-        <w:rPr>
-          <w:b/>
-          <w:lang w:val="ar_AE" w:bidi="ar_AE"/>
-        </w:rPr>
         <w:t>"</w:t>
       </w:r>
       <w:r>
@@ -10703,23 +9345,6 @@
           <w:b/>
           <w:lang w:val="ar_AE" w:bidi="ar_AE"/>
         </w:rPr>
-        <w:t>χαρισθήσομαι ὑμῖν.</w:t>
-      </w:r>
-    </w:p>
-    <w:p>
-      <w:pPr>
-        <w:bidi/>
-      </w:pPr>
-      <w:r>
-        <w:rPr>
-          <w:lang w:val="ar_AE" w:bidi="ar_AE"/>
-        </w:rPr>
-      </w:r>
-      <w:r>
-        <w:rPr>
-          <w:b/>
-          <w:lang w:val="ar_AE" w:bidi="ar_AE"/>
-        </w:rPr>
         <w:t>"</w:t>
       </w:r>
       <w:r>
@@ -10826,23 +9451,6 @@
           <w:b/>
           <w:lang w:val="ar_AE" w:bidi="ar_AE"/>
         </w:rPr>
-        <w:t>ὑμῶν &amp; ὑμῖν</w:t>
-      </w:r>
-    </w:p>
-    <w:p>
-      <w:pPr>
-        <w:bidi/>
-      </w:pPr>
-      <w:r>
-        <w:rPr>
-          <w:lang w:val="ar_AE" w:bidi="ar_AE"/>
-        </w:rPr>
-      </w:r>
-      <w:r>
-        <w:rPr>
-          <w:b/>
-          <w:lang w:val="ar_AE" w:bidi="ar_AE"/>
-        </w:rPr>
         <w:t>"</w:t>
       </w:r>
       <w:r>
@@ -11008,23 +9616,6 @@
           <w:b/>
           <w:lang w:val="ar_AE" w:bidi="ar_AE"/>
         </w:rPr>
-        <w:t>Ἐπαφρᾶς</w:t>
-      </w:r>
-    </w:p>
-    <w:p>
-      <w:pPr>
-        <w:bidi/>
-      </w:pPr>
-      <w:r>
-        <w:rPr>
-          <w:lang w:val="ar_AE" w:bidi="ar_AE"/>
-        </w:rPr>
-      </w:r>
-      <w:r>
-        <w:rPr>
-          <w:b/>
-          <w:lang w:val="ar_AE" w:bidi="ar_AE"/>
-        </w:rPr>
         <w:t>"</w:t>
       </w:r>
       <w:r>
@@ -11137,23 +9728,6 @@
           <w:b/>
           <w:lang w:val="ar_AE" w:bidi="ar_AE"/>
         </w:rPr>
-        <w:t>ἐν Χριστῷ Ἰησοῦ</w:t>
-      </w:r>
-    </w:p>
-    <w:p>
-      <w:pPr>
-        <w:bidi/>
-      </w:pPr>
-      <w:r>
-        <w:rPr>
-          <w:lang w:val="ar_AE" w:bidi="ar_AE"/>
-        </w:rPr>
-      </w:r>
-      <w:r>
-        <w:rPr>
-          <w:b/>
-          <w:lang w:val="ar_AE" w:bidi="ar_AE"/>
-        </w:rPr>
         <w:t>"</w:t>
       </w:r>
       <w:r>
@@ -11245,23 +9819,6 @@
           <w:b/>
           <w:lang w:val="ar_AE" w:bidi="ar_AE"/>
         </w:rPr>
-        <w:t>Μᾶρκος, Ἀρίσταρχος, Δημᾶς, Λουκᾶς</w:t>
-      </w:r>
-    </w:p>
-    <w:p>
-      <w:pPr>
-        <w:bidi/>
-      </w:pPr>
-      <w:r>
-        <w:rPr>
-          <w:lang w:val="ar_AE" w:bidi="ar_AE"/>
-        </w:rPr>
-      </w:r>
-      <w:r>
-        <w:rPr>
-          <w:b/>
-          <w:lang w:val="ar_AE" w:bidi="ar_AE"/>
-        </w:rPr>
         <w:t>"</w:t>
       </w:r>
       <w:r>
@@ -11368,23 +9925,6 @@
           <w:b/>
           <w:lang w:val="ar_AE" w:bidi="ar_AE"/>
         </w:rPr>
-        <w:t>Μᾶρκος, Ἀρίσταρχος, Δημᾶς, Λουκᾶς</w:t>
-      </w:r>
-    </w:p>
-    <w:p>
-      <w:pPr>
-        <w:bidi/>
-      </w:pPr>
-      <w:r>
-        <w:rPr>
-          <w:lang w:val="ar_AE" w:bidi="ar_AE"/>
-        </w:rPr>
-      </w:r>
-      <w:r>
-        <w:rPr>
-          <w:b/>
-          <w:lang w:val="ar_AE" w:bidi="ar_AE"/>
-        </w:rPr>
         <w:t>"</w:t>
       </w:r>
       <w:r>
@@ -11491,23 +10031,6 @@
           <w:b/>
           <w:lang w:val="ar_AE" w:bidi="ar_AE"/>
         </w:rPr>
-        <w:t>οἱ συνεργοί μου</w:t>
-      </w:r>
-    </w:p>
-    <w:p>
-      <w:pPr>
-        <w:bidi/>
-      </w:pPr>
-      <w:r>
-        <w:rPr>
-          <w:lang w:val="ar_AE" w:bidi="ar_AE"/>
-        </w:rPr>
-      </w:r>
-      <w:r>
-        <w:rPr>
-          <w:b/>
-          <w:lang w:val="ar_AE" w:bidi="ar_AE"/>
-        </w:rPr>
         <w:t>"</w:t>
       </w:r>
       <w:r>
@@ -11592,23 +10115,6 @@
           <w:b/>
           <w:lang w:val="ar_AE" w:bidi="ar_AE"/>
         </w:rPr>
-        <w:t>μετὰ τοῦ πνεύματος ὑμῶν</w:t>
-      </w:r>
-    </w:p>
-    <w:p>
-      <w:pPr>
-        <w:bidi/>
-      </w:pPr>
-      <w:r>
-        <w:rPr>
-          <w:lang w:val="ar_AE" w:bidi="ar_AE"/>
-        </w:rPr>
-      </w:r>
-      <w:r>
-        <w:rPr>
-          <w:b/>
-          <w:lang w:val="ar_AE" w:bidi="ar_AE"/>
-        </w:rPr>
         <w:t>"</w:t>
       </w:r>
       <w:r>
@@ -11728,23 +10234,6 @@
           <w:b/>
           <w:lang w:val="ar_AE" w:bidi="ar_AE"/>
         </w:rPr>
-        <w:t>ἡ χάρις τοῦ Κυρίου ἡμῶν, Ἰησοῦ Χριστοῦ</w:t>
-      </w:r>
-    </w:p>
-    <w:p>
-      <w:pPr>
-        <w:bidi/>
-      </w:pPr>
-      <w:r>
-        <w:rPr>
-          <w:lang w:val="ar_AE" w:bidi="ar_AE"/>
-        </w:rPr>
-      </w:r>
-      <w:r>
-        <w:rPr>
-          <w:b/>
-          <w:lang w:val="ar_AE" w:bidi="ar_AE"/>
-        </w:rPr>
         <w:t>"</w:t>
       </w:r>
       <w:r>
@@ -11848,23 +10337,6 @@
         <w:rPr>
           <w:lang w:val="ar_AE" w:bidi="ar_AE"/>
         </w:rPr>
-      </w:r>
-    </w:p>
-    <w:p>
-      <w:pPr>
-        <w:bidi/>
-      </w:pPr>
-      <w:r>
-        <w:rPr>
-          <w:lang w:val="ar_AE" w:bidi="ar_AE"/>
-        </w:rPr>
-      </w:r>
-      <w:r>
-        <w:rPr>
-          <w:b/>
-          <w:lang w:val="ar_AE" w:bidi="ar_AE"/>
-        </w:rPr>
-        <w:t>ὑμῶν</w:t>
       </w:r>
     </w:p>
     <w:p>

--- a/arb/docx/57.content.docx
+++ b/arb/docx/57.content.docx
@@ -22,7 +22,7 @@
         <w:rPr>
           <w:lang w:val="ar_AE" w:bidi="ar_AE"/>
         </w:rPr>
-        <w:t>Resource: ملاحظات الترجمة (كلمة متكشفة)</w:t>
+        <w:t>Resource: unfoldingWord® Translation Notes</w:t>
       </w:r>
       <w:r>
         <w:rPr>
@@ -96,7 +96,7 @@
         <w:rPr>
           <w:lang w:val="ar_AE" w:bidi="ar_AE"/>
         </w:rPr>
-        <w:t>ملاحظات الترجمة (كلمة متكشفة)</w:t>
+        <w:t>unfoldingWord® Translation Notes</w:t>
       </w:r>
     </w:p>
     <w:p>

--- a/arb/docx/57.content.docx
+++ b/arb/docx/57.content.docx
@@ -226,6 +226,23 @@
           <w:b/>
           <w:lang w:val="ar_AE" w:bidi="ar_AE"/>
         </w:rPr>
+        <w:t>Παῦλος</w:t>
+      </w:r>
+    </w:p>
+    <w:p>
+      <w:pPr>
+        <w:bidi/>
+      </w:pPr>
+      <w:r>
+        <w:rPr>
+          <w:lang w:val="ar_AE" w:bidi="ar_AE"/>
+        </w:rPr>
+      </w:r>
+      <w:r>
+        <w:rPr>
+          <w:b/>
+          <w:lang w:val="ar_AE" w:bidi="ar_AE"/>
+        </w:rPr>
         <w:t>"</w:t>
       </w:r>
       <w:r>
@@ -332,6 +349,23 @@
           <w:b/>
           <w:lang w:val="ar_AE" w:bidi="ar_AE"/>
         </w:rPr>
+        <w:t>δέσμιος Χριστοῦ Ἰησοῦ</w:t>
+      </w:r>
+    </w:p>
+    <w:p>
+      <w:pPr>
+        <w:bidi/>
+      </w:pPr>
+      <w:r>
+        <w:rPr>
+          <w:lang w:val="ar_AE" w:bidi="ar_AE"/>
+        </w:rPr>
+      </w:r>
+      <w:r>
+        <w:rPr>
+          <w:b/>
+          <w:lang w:val="ar_AE" w:bidi="ar_AE"/>
+        </w:rPr>
         <w:t>"</w:t>
       </w:r>
       <w:r>
@@ -513,6 +547,23 @@
           <w:b/>
           <w:lang w:val="ar_AE" w:bidi="ar_AE"/>
         </w:rPr>
+        <w:t>ὁ ἀδελφὸς</w:t>
+      </w:r>
+    </w:p>
+    <w:p>
+      <w:pPr>
+        <w:bidi/>
+      </w:pPr>
+      <w:r>
+        <w:rPr>
+          <w:lang w:val="ar_AE" w:bidi="ar_AE"/>
+        </w:rPr>
+      </w:r>
+      <w:r>
+        <w:rPr>
+          <w:b/>
+          <w:lang w:val="ar_AE" w:bidi="ar_AE"/>
+        </w:rPr>
         <w:t>"</w:t>
       </w:r>
       <w:r>
@@ -645,6 +696,23 @@
           <w:b/>
           <w:lang w:val="ar_AE" w:bidi="ar_AE"/>
         </w:rPr>
+        <w:t>Φιλήμονι</w:t>
+      </w:r>
+    </w:p>
+    <w:p>
+      <w:pPr>
+        <w:bidi/>
+      </w:pPr>
+      <w:r>
+        <w:rPr>
+          <w:lang w:val="ar_AE" w:bidi="ar_AE"/>
+        </w:rPr>
+      </w:r>
+      <w:r>
+        <w:rPr>
+          <w:b/>
+          <w:lang w:val="ar_AE" w:bidi="ar_AE"/>
+        </w:rPr>
         <w:t>"</w:t>
       </w:r>
       <w:r>
@@ -758,6 +826,23 @@
           <w:b/>
           <w:lang w:val="ar_AE" w:bidi="ar_AE"/>
         </w:rPr>
+        <w:t>Φιλήμονι</w:t>
+      </w:r>
+    </w:p>
+    <w:p>
+      <w:pPr>
+        <w:bidi/>
+      </w:pPr>
+      <w:r>
+        <w:rPr>
+          <w:lang w:val="ar_AE" w:bidi="ar_AE"/>
+        </w:rPr>
+      </w:r>
+      <w:r>
+        <w:rPr>
+          <w:b/>
+          <w:lang w:val="ar_AE" w:bidi="ar_AE"/>
+        </w:rPr>
         <w:t>"</w:t>
       </w:r>
       <w:r>
@@ -877,6 +962,23 @@
           <w:b/>
           <w:lang w:val="ar_AE" w:bidi="ar_AE"/>
         </w:rPr>
+        <w:t>ἡμῶν</w:t>
+      </w:r>
+    </w:p>
+    <w:p>
+      <w:pPr>
+        <w:bidi/>
+      </w:pPr>
+      <w:r>
+        <w:rPr>
+          <w:lang w:val="ar_AE" w:bidi="ar_AE"/>
+        </w:rPr>
+      </w:r>
+      <w:r>
+        <w:rPr>
+          <w:b/>
+          <w:lang w:val="ar_AE" w:bidi="ar_AE"/>
+        </w:rPr>
         <w:t>"</w:t>
       </w:r>
       <w:r>
@@ -996,6 +1098,23 @@
           <w:b/>
           <w:lang w:val="ar_AE" w:bidi="ar_AE"/>
         </w:rPr>
+        <w:t>καὶ συνεργῷ ἡμῶν</w:t>
+      </w:r>
+    </w:p>
+    <w:p>
+      <w:pPr>
+        <w:bidi/>
+      </w:pPr>
+      <w:r>
+        <w:rPr>
+          <w:lang w:val="ar_AE" w:bidi="ar_AE"/>
+        </w:rPr>
+      </w:r>
+      <w:r>
+        <w:rPr>
+          <w:b/>
+          <w:lang w:val="ar_AE" w:bidi="ar_AE"/>
+        </w:rPr>
         <w:t>"</w:t>
       </w:r>
       <w:r>
@@ -1080,6 +1199,23 @@
           <w:b/>
           <w:lang w:val="ar_AE" w:bidi="ar_AE"/>
         </w:rPr>
+        <w:t>Ἀπφίᾳ</w:t>
+      </w:r>
+    </w:p>
+    <w:p>
+      <w:pPr>
+        <w:bidi/>
+      </w:pPr>
+      <w:r>
+        <w:rPr>
+          <w:lang w:val="ar_AE" w:bidi="ar_AE"/>
+        </w:rPr>
+      </w:r>
+      <w:r>
+        <w:rPr>
+          <w:b/>
+          <w:lang w:val="ar_AE" w:bidi="ar_AE"/>
+        </w:rPr>
         <w:t>"</w:t>
       </w:r>
       <w:r>
@@ -1193,6 +1329,23 @@
           <w:b/>
           <w:lang w:val="ar_AE" w:bidi="ar_AE"/>
         </w:rPr>
+        <w:t>τῇ ἀδελφῇ</w:t>
+      </w:r>
+    </w:p>
+    <w:p>
+      <w:pPr>
+        <w:bidi/>
+      </w:pPr>
+      <w:r>
+        <w:rPr>
+          <w:lang w:val="ar_AE" w:bidi="ar_AE"/>
+        </w:rPr>
+      </w:r>
+      <w:r>
+        <w:rPr>
+          <w:b/>
+          <w:lang w:val="ar_AE" w:bidi="ar_AE"/>
+        </w:rPr>
         <w:t>"</w:t>
       </w:r>
       <w:r>
@@ -1338,6 +1491,23 @@
           <w:b/>
           <w:lang w:val="ar_AE" w:bidi="ar_AE"/>
         </w:rPr>
+        <w:t>τῇ ἀδελφῇ</w:t>
+      </w:r>
+    </w:p>
+    <w:p>
+      <w:pPr>
+        <w:bidi/>
+      </w:pPr>
+      <w:r>
+        <w:rPr>
+          <w:lang w:val="ar_AE" w:bidi="ar_AE"/>
+        </w:rPr>
+      </w:r>
+      <w:r>
+        <w:rPr>
+          <w:b/>
+          <w:lang w:val="ar_AE" w:bidi="ar_AE"/>
+        </w:rPr>
         <w:t>"</w:t>
       </w:r>
       <w:r>
@@ -1457,6 +1627,23 @@
           <w:b/>
           <w:lang w:val="ar_AE" w:bidi="ar_AE"/>
         </w:rPr>
+        <w:t>ἡμῶν</w:t>
+      </w:r>
+    </w:p>
+    <w:p>
+      <w:pPr>
+        <w:bidi/>
+      </w:pPr>
+      <w:r>
+        <w:rPr>
+          <w:lang w:val="ar_AE" w:bidi="ar_AE"/>
+        </w:rPr>
+      </w:r>
+      <w:r>
+        <w:rPr>
+          <w:b/>
+          <w:lang w:val="ar_AE" w:bidi="ar_AE"/>
+        </w:rPr>
         <w:t>"</w:t>
       </w:r>
       <w:r>
@@ -1576,6 +1763,23 @@
           <w:b/>
           <w:lang w:val="ar_AE" w:bidi="ar_AE"/>
         </w:rPr>
+        <w:t>Ἀπφίᾳ &amp; Ἀρχίππῳ &amp; τῇ &amp; ἐκκλησίᾳ</w:t>
+      </w:r>
+    </w:p>
+    <w:p>
+      <w:pPr>
+        <w:bidi/>
+      </w:pPr>
+      <w:r>
+        <w:rPr>
+          <w:lang w:val="ar_AE" w:bidi="ar_AE"/>
+        </w:rPr>
+      </w:r>
+      <w:r>
+        <w:rPr>
+          <w:b/>
+          <w:lang w:val="ar_AE" w:bidi="ar_AE"/>
+        </w:rPr>
         <w:t>"</w:t>
       </w:r>
       <w:r>
@@ -1732,6 +1936,23 @@
           <w:b/>
           <w:lang w:val="ar_AE" w:bidi="ar_AE"/>
         </w:rPr>
+        <w:t>Ἀρχίππῳ</w:t>
+      </w:r>
+    </w:p>
+    <w:p>
+      <w:pPr>
+        <w:bidi/>
+      </w:pPr>
+      <w:r>
+        <w:rPr>
+          <w:lang w:val="ar_AE" w:bidi="ar_AE"/>
+        </w:rPr>
+      </w:r>
+      <w:r>
+        <w:rPr>
+          <w:b/>
+          <w:lang w:val="ar_AE" w:bidi="ar_AE"/>
+        </w:rPr>
         <w:t>"</w:t>
       </w:r>
       <w:r>
@@ -1845,6 +2066,23 @@
           <w:b/>
           <w:lang w:val="ar_AE" w:bidi="ar_AE"/>
         </w:rPr>
+        <w:t>τῷ συνστρατιώτῃ ἡμῶν</w:t>
+      </w:r>
+    </w:p>
+    <w:p>
+      <w:pPr>
+        <w:bidi/>
+      </w:pPr>
+      <w:r>
+        <w:rPr>
+          <w:lang w:val="ar_AE" w:bidi="ar_AE"/>
+        </w:rPr>
+      </w:r>
+      <w:r>
+        <w:rPr>
+          <w:b/>
+          <w:lang w:val="ar_AE" w:bidi="ar_AE"/>
+        </w:rPr>
         <w:t>"</w:t>
       </w:r>
       <w:r>
@@ -1951,6 +2189,23 @@
           <w:b/>
           <w:lang w:val="ar_AE" w:bidi="ar_AE"/>
         </w:rPr>
+        <w:t>καὶ τῇ κατ’ οἶκόν σου ἐκκλησίᾳ</w:t>
+      </w:r>
+    </w:p>
+    <w:p>
+      <w:pPr>
+        <w:bidi/>
+      </w:pPr>
+      <w:r>
+        <w:rPr>
+          <w:lang w:val="ar_AE" w:bidi="ar_AE"/>
+        </w:rPr>
+      </w:r>
+      <w:r>
+        <w:rPr>
+          <w:b/>
+          <w:lang w:val="ar_AE" w:bidi="ar_AE"/>
+        </w:rPr>
         <w:t>"</w:t>
       </w:r>
       <w:r>
@@ -2048,6 +2303,23 @@
           <w:b/>
           <w:lang w:val="ar_AE" w:bidi="ar_AE"/>
         </w:rPr>
+        <w:t>χάρις ὑμῖν καὶ εἰρήνη, ἀπὸ Θεοῦ Πατρὸς ἡμῶν καὶ Κυρίου ἡμῶν Ἰησοῦ Χριστοῦ</w:t>
+      </w:r>
+    </w:p>
+    <w:p>
+      <w:pPr>
+        <w:bidi/>
+      </w:pPr>
+      <w:r>
+        <w:rPr>
+          <w:lang w:val="ar_AE" w:bidi="ar_AE"/>
+        </w:rPr>
+      </w:r>
+      <w:r>
+        <w:rPr>
+          <w:b/>
+          <w:lang w:val="ar_AE" w:bidi="ar_AE"/>
+        </w:rPr>
         <w:t>"</w:t>
       </w:r>
       <w:r>
@@ -2147,6 +2419,23 @@
           <w:b/>
           <w:lang w:val="ar_AE" w:bidi="ar_AE"/>
         </w:rPr>
+        <w:t>χάρις ὑμῖν καὶ εἰρήνη, ἀπὸ Θεοῦ Πατρὸς ἡμῶν καὶ Κυρίου ἡμῶν Ἰησοῦ Χριστοῦ.</w:t>
+      </w:r>
+    </w:p>
+    <w:p>
+      <w:pPr>
+        <w:bidi/>
+      </w:pPr>
+      <w:r>
+        <w:rPr>
+          <w:lang w:val="ar_AE" w:bidi="ar_AE"/>
+        </w:rPr>
+      </w:r>
+      <w:r>
+        <w:rPr>
+          <w:b/>
+          <w:lang w:val="ar_AE" w:bidi="ar_AE"/>
+        </w:rPr>
         <w:t>"</w:t>
       </w:r>
       <w:r>
@@ -2279,6 +2568,23 @@
           <w:b/>
           <w:lang w:val="ar_AE" w:bidi="ar_AE"/>
         </w:rPr>
+        <w:t>ἡμῶν &amp; ἡμῶν</w:t>
+      </w:r>
+    </w:p>
+    <w:p>
+      <w:pPr>
+        <w:bidi/>
+      </w:pPr>
+      <w:r>
+        <w:rPr>
+          <w:lang w:val="ar_AE" w:bidi="ar_AE"/>
+        </w:rPr>
+      </w:r>
+      <w:r>
+        <w:rPr>
+          <w:b/>
+          <w:lang w:val="ar_AE" w:bidi="ar_AE"/>
+        </w:rPr>
         <w:t>"</w:t>
       </w:r>
       <w:r>
@@ -2530,6 +2836,23 @@
           <w:b/>
           <w:lang w:val="ar_AE" w:bidi="ar_AE"/>
         </w:rPr>
+        <w:t>Πατρὸς</w:t>
+      </w:r>
+    </w:p>
+    <w:p>
+      <w:pPr>
+        <w:bidi/>
+      </w:pPr>
+      <w:r>
+        <w:rPr>
+          <w:lang w:val="ar_AE" w:bidi="ar_AE"/>
+        </w:rPr>
+      </w:r>
+      <w:r>
+        <w:rPr>
+          <w:b/>
+          <w:lang w:val="ar_AE" w:bidi="ar_AE"/>
+        </w:rPr>
         <w:t>"</w:t>
       </w:r>
       <w:r>
@@ -2643,6 +2966,23 @@
           <w:b/>
           <w:lang w:val="ar_AE" w:bidi="ar_AE"/>
         </w:rPr>
+        <w:t>σου</w:t>
+      </w:r>
+    </w:p>
+    <w:p>
+      <w:pPr>
+        <w:bidi/>
+      </w:pPr>
+      <w:r>
+        <w:rPr>
+          <w:lang w:val="ar_AE" w:bidi="ar_AE"/>
+        </w:rPr>
+      </w:r>
+      <w:r>
+        <w:rPr>
+          <w:b/>
+          <w:lang w:val="ar_AE" w:bidi="ar_AE"/>
+        </w:rPr>
         <w:t>"</w:t>
       </w:r>
       <w:r>
@@ -2762,6 +3102,23 @@
           <w:b/>
           <w:lang w:val="ar_AE" w:bidi="ar_AE"/>
         </w:rPr>
+        <w:t>ἀκούων σου τὴν ἀγάπην καὶ τὴν πίστιν, ἣν ἔχεις πρὸς τὸν Κύριον Ἰησοῦν, καὶ εἰς πάντας τοὺς ἁγίους</w:t>
+      </w:r>
+    </w:p>
+    <w:p>
+      <w:pPr>
+        <w:bidi/>
+      </w:pPr>
+      <w:r>
+        <w:rPr>
+          <w:lang w:val="ar_AE" w:bidi="ar_AE"/>
+        </w:rPr>
+      </w:r>
+      <w:r>
+        <w:rPr>
+          <w:b/>
+          <w:lang w:val="ar_AE" w:bidi="ar_AE"/>
+        </w:rPr>
         <w:t>"</w:t>
       </w:r>
       <w:r>
@@ -2894,6 +3251,23 @@
           <w:b/>
           <w:lang w:val="ar_AE" w:bidi="ar_AE"/>
         </w:rPr>
+        <w:t>ἀκούων σου τὴν ἀγάπην καὶ τὴν πίστιν, ἣν ἔχεις πρὸς τὸν Κύριον Ἰησοῦν, καὶ εἰς πάντας τοὺς ἁγίους</w:t>
+      </w:r>
+    </w:p>
+    <w:p>
+      <w:pPr>
+        <w:bidi/>
+      </w:pPr>
+      <w:r>
+        <w:rPr>
+          <w:lang w:val="ar_AE" w:bidi="ar_AE"/>
+        </w:rPr>
+      </w:r>
+      <w:r>
+        <w:rPr>
+          <w:b/>
+          <w:lang w:val="ar_AE" w:bidi="ar_AE"/>
+        </w:rPr>
         <w:t>"</w:t>
       </w:r>
       <w:r>
@@ -3000,6 +3374,23 @@
           <w:b/>
           <w:lang w:val="ar_AE" w:bidi="ar_AE"/>
         </w:rPr>
+        <w:t>σου &amp; ἔχεις</w:t>
+      </w:r>
+    </w:p>
+    <w:p>
+      <w:pPr>
+        <w:bidi/>
+      </w:pPr>
+      <w:r>
+        <w:rPr>
+          <w:lang w:val="ar_AE" w:bidi="ar_AE"/>
+        </w:rPr>
+      </w:r>
+      <w:r>
+        <w:rPr>
+          <w:b/>
+          <w:lang w:val="ar_AE" w:bidi="ar_AE"/>
+        </w:rPr>
         <w:t>"</w:t>
       </w:r>
       <w:r>
@@ -3159,6 +3550,23 @@
           <w:b/>
           <w:lang w:val="ar_AE" w:bidi="ar_AE"/>
         </w:rPr>
+        <w:t>ὅπως</w:t>
+      </w:r>
+    </w:p>
+    <w:p>
+      <w:pPr>
+        <w:bidi/>
+      </w:pPr>
+      <w:r>
+        <w:rPr>
+          <w:lang w:val="ar_AE" w:bidi="ar_AE"/>
+        </w:rPr>
+      </w:r>
+      <w:r>
+        <w:rPr>
+          <w:b/>
+          <w:lang w:val="ar_AE" w:bidi="ar_AE"/>
+        </w:rPr>
         <w:t>"</w:t>
       </w:r>
       <w:r>
@@ -3278,6 +3686,23 @@
           <w:b/>
           <w:lang w:val="ar_AE" w:bidi="ar_AE"/>
         </w:rPr>
+        <w:t>ἡ κοινωνία τῆς πίστεώς σου</w:t>
+      </w:r>
+    </w:p>
+    <w:p>
+      <w:pPr>
+        <w:bidi/>
+      </w:pPr>
+      <w:r>
+        <w:rPr>
+          <w:lang w:val="ar_AE" w:bidi="ar_AE"/>
+        </w:rPr>
+      </w:r>
+      <w:r>
+        <w:rPr>
+          <w:b/>
+          <w:lang w:val="ar_AE" w:bidi="ar_AE"/>
+        </w:rPr>
         <w:t>"</w:t>
       </w:r>
       <w:r>
@@ -3397,6 +3822,23 @@
           <w:b/>
           <w:lang w:val="ar_AE" w:bidi="ar_AE"/>
         </w:rPr>
+        <w:t>ἡ κοινωνία τῆς πίστεώς σου, ἐνεργὴς γένηται ἐν ἐπιγνώσει παντὸς ἀγαθοῦ τοῦ ἐν ἡμῖν εἰς Χριστόν.</w:t>
+      </w:r>
+    </w:p>
+    <w:p>
+      <w:pPr>
+        <w:bidi/>
+      </w:pPr>
+      <w:r>
+        <w:rPr>
+          <w:lang w:val="ar_AE" w:bidi="ar_AE"/>
+        </w:rPr>
+      </w:r>
+      <w:r>
+        <w:rPr>
+          <w:b/>
+          <w:lang w:val="ar_AE" w:bidi="ar_AE"/>
+        </w:rPr>
         <w:t>"</w:t>
       </w:r>
       <w:r>
@@ -3529,6 +3971,23 @@
           <w:b/>
           <w:lang w:val="ar_AE" w:bidi="ar_AE"/>
         </w:rPr>
+        <w:t>ἐν ἐπιγνώσει παντὸς ἀγαθοῦ</w:t>
+      </w:r>
+    </w:p>
+    <w:p>
+      <w:pPr>
+        <w:bidi/>
+      </w:pPr>
+      <w:r>
+        <w:rPr>
+          <w:lang w:val="ar_AE" w:bidi="ar_AE"/>
+        </w:rPr>
+      </w:r>
+      <w:r>
+        <w:rPr>
+          <w:b/>
+          <w:lang w:val="ar_AE" w:bidi="ar_AE"/>
+        </w:rPr>
         <w:t>"</w:t>
       </w:r>
       <w:r>
@@ -3635,6 +4094,23 @@
           <w:b/>
           <w:lang w:val="ar_AE" w:bidi="ar_AE"/>
         </w:rPr>
+        <w:t>εἰς Χριστόν</w:t>
+      </w:r>
+    </w:p>
+    <w:p>
+      <w:pPr>
+        <w:bidi/>
+      </w:pPr>
+      <w:r>
+        <w:rPr>
+          <w:lang w:val="ar_AE" w:bidi="ar_AE"/>
+        </w:rPr>
+      </w:r>
+      <w:r>
+        <w:rPr>
+          <w:b/>
+          <w:lang w:val="ar_AE" w:bidi="ar_AE"/>
+        </w:rPr>
         <w:t>"</w:t>
       </w:r>
       <w:r>
@@ -3754,6 +4230,23 @@
           <w:b/>
           <w:lang w:val="ar_AE" w:bidi="ar_AE"/>
         </w:rPr>
+        <w:t>χαρὰν γὰρ πολλὴν ἔσχον καὶ παράκλησιν</w:t>
+      </w:r>
+    </w:p>
+    <w:p>
+      <w:pPr>
+        <w:bidi/>
+      </w:pPr>
+      <w:r>
+        <w:rPr>
+          <w:lang w:val="ar_AE" w:bidi="ar_AE"/>
+        </w:rPr>
+      </w:r>
+      <w:r>
+        <w:rPr>
+          <w:b/>
+          <w:lang w:val="ar_AE" w:bidi="ar_AE"/>
+        </w:rPr>
         <w:t>"</w:t>
       </w:r>
       <w:r>
@@ -3886,6 +4379,23 @@
           <w:b/>
           <w:lang w:val="ar_AE" w:bidi="ar_AE"/>
         </w:rPr>
+        <w:t>ἐπὶ τῇ ἀγάπῃ σου</w:t>
+      </w:r>
+    </w:p>
+    <w:p>
+      <w:pPr>
+        <w:bidi/>
+      </w:pPr>
+      <w:r>
+        <w:rPr>
+          <w:lang w:val="ar_AE" w:bidi="ar_AE"/>
+        </w:rPr>
+      </w:r>
+      <w:r>
+        <w:rPr>
+          <w:b/>
+          <w:lang w:val="ar_AE" w:bidi="ar_AE"/>
+        </w:rPr>
         <w:t>"</w:t>
       </w:r>
       <w:r>
@@ -4005,6 +4515,23 @@
           <w:b/>
           <w:lang w:val="ar_AE" w:bidi="ar_AE"/>
         </w:rPr>
+        <w:t>τὰ σπλάγχνα τῶν ἁγίων ἀναπέπαυται διὰ σοῦ</w:t>
+      </w:r>
+    </w:p>
+    <w:p>
+      <w:pPr>
+        <w:bidi/>
+      </w:pPr>
+      <w:r>
+        <w:rPr>
+          <w:lang w:val="ar_AE" w:bidi="ar_AE"/>
+        </w:rPr>
+      </w:r>
+      <w:r>
+        <w:rPr>
+          <w:b/>
+          <w:lang w:val="ar_AE" w:bidi="ar_AE"/>
+        </w:rPr>
         <w:t>"</w:t>
       </w:r>
       <w:r>
@@ -4111,6 +4638,23 @@
           <w:b/>
           <w:lang w:val="ar_AE" w:bidi="ar_AE"/>
         </w:rPr>
+        <w:t>τὰ σπλάγχνα τῶν ἁγίων</w:t>
+      </w:r>
+    </w:p>
+    <w:p>
+      <w:pPr>
+        <w:bidi/>
+      </w:pPr>
+      <w:r>
+        <w:rPr>
+          <w:lang w:val="ar_AE" w:bidi="ar_AE"/>
+        </w:rPr>
+      </w:r>
+      <w:r>
+        <w:rPr>
+          <w:b/>
+          <w:lang w:val="ar_AE" w:bidi="ar_AE"/>
+        </w:rPr>
         <w:t>"</w:t>
       </w:r>
       <w:r>
@@ -4230,6 +4774,23 @@
           <w:b/>
           <w:lang w:val="ar_AE" w:bidi="ar_AE"/>
         </w:rPr>
+        <w:t>τὰ σπλάγχνα τῶν ἁγίων ἀναπέπαυται διὰ σοῦ</w:t>
+      </w:r>
+    </w:p>
+    <w:p>
+      <w:pPr>
+        <w:bidi/>
+      </w:pPr>
+      <w:r>
+        <w:rPr>
+          <w:lang w:val="ar_AE" w:bidi="ar_AE"/>
+        </w:rPr>
+      </w:r>
+      <w:r>
+        <w:rPr>
+          <w:b/>
+          <w:lang w:val="ar_AE" w:bidi="ar_AE"/>
+        </w:rPr>
         <w:t>"</w:t>
       </w:r>
       <w:r>
@@ -4349,6 +4910,23 @@
           <w:b/>
           <w:lang w:val="ar_AE" w:bidi="ar_AE"/>
         </w:rPr>
+        <w:t>σοῦ, ἀδελφέ</w:t>
+      </w:r>
+    </w:p>
+    <w:p>
+      <w:pPr>
+        <w:bidi/>
+      </w:pPr>
+      <w:r>
+        <w:rPr>
+          <w:lang w:val="ar_AE" w:bidi="ar_AE"/>
+        </w:rPr>
+      </w:r>
+      <w:r>
+        <w:rPr>
+          <w:b/>
+          <w:lang w:val="ar_AE" w:bidi="ar_AE"/>
+        </w:rPr>
         <w:t>"</w:t>
       </w:r>
       <w:r>
@@ -4538,6 +5116,23 @@
           <w:b/>
           <w:lang w:val="ar_AE" w:bidi="ar_AE"/>
         </w:rPr>
+        <w:t>πολλὴν ἐν Χριστῷ παρρησίαν</w:t>
+      </w:r>
+    </w:p>
+    <w:p>
+      <w:pPr>
+        <w:bidi/>
+      </w:pPr>
+      <w:r>
+        <w:rPr>
+          <w:lang w:val="ar_AE" w:bidi="ar_AE"/>
+        </w:rPr>
+      </w:r>
+      <w:r>
+        <w:rPr>
+          <w:b/>
+          <w:lang w:val="ar_AE" w:bidi="ar_AE"/>
+        </w:rPr>
         <w:t>"</w:t>
       </w:r>
       <w:r>
@@ -4622,6 +5217,23 @@
           <w:b/>
           <w:lang w:val="ar_AE" w:bidi="ar_AE"/>
         </w:rPr>
+        <w:t>διό</w:t>
+      </w:r>
+    </w:p>
+    <w:p>
+      <w:pPr>
+        <w:bidi/>
+      </w:pPr>
+      <w:r>
+        <w:rPr>
+          <w:lang w:val="ar_AE" w:bidi="ar_AE"/>
+        </w:rPr>
+      </w:r>
+      <w:r>
+        <w:rPr>
+          <w:b/>
+          <w:lang w:val="ar_AE" w:bidi="ar_AE"/>
+        </w:rPr>
         <w:t>"</w:t>
       </w:r>
       <w:r>
@@ -4741,6 +5353,23 @@
           <w:b/>
           <w:lang w:val="ar_AE" w:bidi="ar_AE"/>
         </w:rPr>
+        <w:t>διὰ τὴν ἀγάπην</w:t>
+      </w:r>
+    </w:p>
+    <w:p>
+      <w:pPr>
+        <w:bidi/>
+      </w:pPr>
+      <w:r>
+        <w:rPr>
+          <w:lang w:val="ar_AE" w:bidi="ar_AE"/>
+        </w:rPr>
+      </w:r>
+      <w:r>
+        <w:rPr>
+          <w:b/>
+          <w:lang w:val="ar_AE" w:bidi="ar_AE"/>
+        </w:rPr>
         <w:t>"</w:t>
       </w:r>
       <w:r>
@@ -4860,6 +5489,23 @@
           <w:b/>
           <w:lang w:val="ar_AE" w:bidi="ar_AE"/>
         </w:rPr>
+        <w:t>δέσμιος Χριστοῦ Ἰησοῦ</w:t>
+      </w:r>
+    </w:p>
+    <w:p>
+      <w:pPr>
+        <w:bidi/>
+      </w:pPr>
+      <w:r>
+        <w:rPr>
+          <w:lang w:val="ar_AE" w:bidi="ar_AE"/>
+        </w:rPr>
+      </w:r>
+      <w:r>
+        <w:rPr>
+          <w:b/>
+          <w:lang w:val="ar_AE" w:bidi="ar_AE"/>
+        </w:rPr>
         <w:t>"</w:t>
       </w:r>
       <w:r>
@@ -4944,6 +5590,23 @@
           <w:b/>
           <w:lang w:val="ar_AE" w:bidi="ar_AE"/>
         </w:rPr>
+        <w:t>Ὀνήσιμον</w:t>
+      </w:r>
+    </w:p>
+    <w:p>
+      <w:pPr>
+        <w:bidi/>
+      </w:pPr>
+      <w:r>
+        <w:rPr>
+          <w:lang w:val="ar_AE" w:bidi="ar_AE"/>
+        </w:rPr>
+      </w:r>
+      <w:r>
+        <w:rPr>
+          <w:b/>
+          <w:lang w:val="ar_AE" w:bidi="ar_AE"/>
+        </w:rPr>
         <w:t>"</w:t>
       </w:r>
       <w:r>
@@ -5057,6 +5720,23 @@
           <w:b/>
           <w:lang w:val="ar_AE" w:bidi="ar_AE"/>
         </w:rPr>
+        <w:t>Ὀνήσιμον</w:t>
+      </w:r>
+    </w:p>
+    <w:p>
+      <w:pPr>
+        <w:bidi/>
+      </w:pPr>
+      <w:r>
+        <w:rPr>
+          <w:lang w:val="ar_AE" w:bidi="ar_AE"/>
+        </w:rPr>
+      </w:r>
+      <w:r>
+        <w:rPr>
+          <w:b/>
+          <w:lang w:val="ar_AE" w:bidi="ar_AE"/>
+        </w:rPr>
         <w:t>"</w:t>
       </w:r>
       <w:r>
@@ -5176,6 +5856,23 @@
           <w:b/>
           <w:lang w:val="ar_AE" w:bidi="ar_AE"/>
         </w:rPr>
+        <w:t>ὃν ἐγέννησα</w:t>
+      </w:r>
+    </w:p>
+    <w:p>
+      <w:pPr>
+        <w:bidi/>
+      </w:pPr>
+      <w:r>
+        <w:rPr>
+          <w:lang w:val="ar_AE" w:bidi="ar_AE"/>
+        </w:rPr>
+      </w:r>
+      <w:r>
+        <w:rPr>
+          <w:b/>
+          <w:lang w:val="ar_AE" w:bidi="ar_AE"/>
+        </w:rPr>
         <w:t>"</w:t>
       </w:r>
       <w:r>
@@ -5289,6 +5986,23 @@
           <w:b/>
           <w:lang w:val="ar_AE" w:bidi="ar_AE"/>
         </w:rPr>
+        <w:t>ἐν τοῖς δεσμοῖς</w:t>
+      </w:r>
+    </w:p>
+    <w:p>
+      <w:pPr>
+        <w:bidi/>
+      </w:pPr>
+      <w:r>
+        <w:rPr>
+          <w:lang w:val="ar_AE" w:bidi="ar_AE"/>
+        </w:rPr>
+      </w:r>
+      <w:r>
+        <w:rPr>
+          <w:b/>
+          <w:lang w:val="ar_AE" w:bidi="ar_AE"/>
+        </w:rPr>
         <w:t>"</w:t>
       </w:r>
       <w:r>
@@ -5408,6 +6122,23 @@
           <w:b/>
           <w:lang w:val="ar_AE" w:bidi="ar_AE"/>
         </w:rPr>
+        <w:t>ὃν ἀνέπεμψά σοι</w:t>
+      </w:r>
+    </w:p>
+    <w:p>
+      <w:pPr>
+        <w:bidi/>
+      </w:pPr>
+      <w:r>
+        <w:rPr>
+          <w:lang w:val="ar_AE" w:bidi="ar_AE"/>
+        </w:rPr>
+      </w:r>
+      <w:r>
+        <w:rPr>
+          <w:b/>
+          <w:lang w:val="ar_AE" w:bidi="ar_AE"/>
+        </w:rPr>
         <w:t>"</w:t>
       </w:r>
       <w:r>
@@ -5492,6 +6223,23 @@
           <w:b/>
           <w:lang w:val="ar_AE" w:bidi="ar_AE"/>
         </w:rPr>
+        <w:t>τοῦτ’ ἔστιν τὰ ἐμὰ σπλάγχνα</w:t>
+      </w:r>
+    </w:p>
+    <w:p>
+      <w:pPr>
+        <w:bidi/>
+      </w:pPr>
+      <w:r>
+        <w:rPr>
+          <w:lang w:val="ar_AE" w:bidi="ar_AE"/>
+        </w:rPr>
+      </w:r>
+      <w:r>
+        <w:rPr>
+          <w:b/>
+          <w:lang w:val="ar_AE" w:bidi="ar_AE"/>
+        </w:rPr>
         <w:t>"</w:t>
       </w:r>
       <w:r>
@@ -5611,6 +6359,23 @@
           <w:b/>
           <w:lang w:val="ar_AE" w:bidi="ar_AE"/>
         </w:rPr>
+        <w:t>τὰ ἐμὰ σπλάγχνα</w:t>
+      </w:r>
+    </w:p>
+    <w:p>
+      <w:pPr>
+        <w:bidi/>
+      </w:pPr>
+      <w:r>
+        <w:rPr>
+          <w:lang w:val="ar_AE" w:bidi="ar_AE"/>
+        </w:rPr>
+      </w:r>
+      <w:r>
+        <w:rPr>
+          <w:b/>
+          <w:lang w:val="ar_AE" w:bidi="ar_AE"/>
+        </w:rPr>
         <w:t>"</w:t>
       </w:r>
       <w:r>
@@ -5717,6 +6482,23 @@
           <w:b/>
           <w:lang w:val="ar_AE" w:bidi="ar_AE"/>
         </w:rPr>
+        <w:t>ἵνα ὑπὲρ σοῦ μοι διακονῇ</w:t>
+      </w:r>
+    </w:p>
+    <w:p>
+      <w:pPr>
+        <w:bidi/>
+      </w:pPr>
+      <w:r>
+        <w:rPr>
+          <w:lang w:val="ar_AE" w:bidi="ar_AE"/>
+        </w:rPr>
+      </w:r>
+      <w:r>
+        <w:rPr>
+          <w:b/>
+          <w:lang w:val="ar_AE" w:bidi="ar_AE"/>
+        </w:rPr>
         <w:t>"</w:t>
       </w:r>
       <w:r>
@@ -5801,6 +6583,23 @@
           <w:b/>
           <w:lang w:val="ar_AE" w:bidi="ar_AE"/>
         </w:rPr>
+        <w:t>ἐν τοῖς δεσμοῖς</w:t>
+      </w:r>
+    </w:p>
+    <w:p>
+      <w:pPr>
+        <w:bidi/>
+      </w:pPr>
+      <w:r>
+        <w:rPr>
+          <w:lang w:val="ar_AE" w:bidi="ar_AE"/>
+        </w:rPr>
+      </w:r>
+      <w:r>
+        <w:rPr>
+          <w:b/>
+          <w:lang w:val="ar_AE" w:bidi="ar_AE"/>
+        </w:rPr>
         <w:t>"</w:t>
       </w:r>
       <w:r>
@@ -5920,6 +6719,23 @@
           <w:b/>
           <w:lang w:val="ar_AE" w:bidi="ar_AE"/>
         </w:rPr>
+        <w:t>ἐν τοῖς δεσμοῖς τοῦ εὐαγγελίου</w:t>
+      </w:r>
+    </w:p>
+    <w:p>
+      <w:pPr>
+        <w:bidi/>
+      </w:pPr>
+      <w:r>
+        <w:rPr>
+          <w:lang w:val="ar_AE" w:bidi="ar_AE"/>
+        </w:rPr>
+      </w:r>
+      <w:r>
+        <w:rPr>
+          <w:b/>
+          <w:lang w:val="ar_AE" w:bidi="ar_AE"/>
+        </w:rPr>
         <w:t>"</w:t>
       </w:r>
       <w:r>
@@ -6039,6 +6855,23 @@
           <w:b/>
           <w:lang w:val="ar_AE" w:bidi="ar_AE"/>
         </w:rPr>
+        <w:t>ἵνα μὴ ὡς κατὰ ἀνάγκην τὸ ἀγαθόν σου ᾖ</w:t>
+      </w:r>
+    </w:p>
+    <w:p>
+      <w:pPr>
+        <w:bidi/>
+      </w:pPr>
+      <w:r>
+        <w:rPr>
+          <w:lang w:val="ar_AE" w:bidi="ar_AE"/>
+        </w:rPr>
+      </w:r>
+      <w:r>
+        <w:rPr>
+          <w:b/>
+          <w:lang w:val="ar_AE" w:bidi="ar_AE"/>
+        </w:rPr>
         <w:t>"</w:t>
       </w:r>
       <w:r>
@@ -6158,6 +6991,23 @@
           <w:b/>
           <w:lang w:val="ar_AE" w:bidi="ar_AE"/>
         </w:rPr>
+        <w:t>ἀλλὰ κατὰ ἑκούσιον.</w:t>
+      </w:r>
+    </w:p>
+    <w:p>
+      <w:pPr>
+        <w:bidi/>
+      </w:pPr>
+      <w:r>
+        <w:rPr>
+          <w:lang w:val="ar_AE" w:bidi="ar_AE"/>
+        </w:rPr>
+      </w:r>
+      <w:r>
+        <w:rPr>
+          <w:b/>
+          <w:lang w:val="ar_AE" w:bidi="ar_AE"/>
+        </w:rPr>
         <w:t>"</w:t>
       </w:r>
       <w:r>
@@ -6277,6 +7127,23 @@
           <w:b/>
           <w:lang w:val="ar_AE" w:bidi="ar_AE"/>
         </w:rPr>
+        <w:t>τάχα γὰρ διὰ τοῦτο, ἐχωρίσθη πρὸς ὥραν, ἵνα</w:t>
+      </w:r>
+    </w:p>
+    <w:p>
+      <w:pPr>
+        <w:bidi/>
+      </w:pPr>
+      <w:r>
+        <w:rPr>
+          <w:lang w:val="ar_AE" w:bidi="ar_AE"/>
+        </w:rPr>
+      </w:r>
+      <w:r>
+        <w:rPr>
+          <w:b/>
+          <w:lang w:val="ar_AE" w:bidi="ar_AE"/>
+        </w:rPr>
         <w:t>"</w:t>
       </w:r>
       <w:r>
@@ -6397,6 +7264,23 @@
           <w:b/>
           <w:lang w:val="ar_AE" w:bidi="ar_AE"/>
         </w:rPr>
+        <w:t>πρὸς ὥραν</w:t>
+      </w:r>
+    </w:p>
+    <w:p>
+      <w:pPr>
+        <w:bidi/>
+      </w:pPr>
+      <w:r>
+        <w:rPr>
+          <w:lang w:val="ar_AE" w:bidi="ar_AE"/>
+        </w:rPr>
+      </w:r>
+      <w:r>
+        <w:rPr>
+          <w:b/>
+          <w:lang w:val="ar_AE" w:bidi="ar_AE"/>
+        </w:rPr>
         <w:t>"</w:t>
       </w:r>
       <w:r>
@@ -6516,6 +7400,23 @@
           <w:b/>
           <w:lang w:val="ar_AE" w:bidi="ar_AE"/>
         </w:rPr>
+        <w:t>ὑπὲρ δοῦλον</w:t>
+      </w:r>
+    </w:p>
+    <w:p>
+      <w:pPr>
+        <w:bidi/>
+      </w:pPr>
+      <w:r>
+        <w:rPr>
+          <w:lang w:val="ar_AE" w:bidi="ar_AE"/>
+        </w:rPr>
+      </w:r>
+      <w:r>
+        <w:rPr>
+          <w:b/>
+          <w:lang w:val="ar_AE" w:bidi="ar_AE"/>
+        </w:rPr>
         <w:t>"</w:t>
       </w:r>
       <w:r>
@@ -6600,6 +7501,23 @@
           <w:b/>
           <w:lang w:val="ar_AE" w:bidi="ar_AE"/>
         </w:rPr>
+        <w:t>οὐκέτι ὡς δοῦλον</w:t>
+      </w:r>
+    </w:p>
+    <w:p>
+      <w:pPr>
+        <w:bidi/>
+      </w:pPr>
+      <w:r>
+        <w:rPr>
+          <w:lang w:val="ar_AE" w:bidi="ar_AE"/>
+        </w:rPr>
+      </w:r>
+      <w:r>
+        <w:rPr>
+          <w:b/>
+          <w:lang w:val="ar_AE" w:bidi="ar_AE"/>
+        </w:rPr>
         <w:t>"</w:t>
       </w:r>
       <w:r>
@@ -6697,6 +7615,23 @@
           <w:b/>
           <w:lang w:val="ar_AE" w:bidi="ar_AE"/>
         </w:rPr>
+        <w:t>ὑπὲρ δοῦλον</w:t>
+      </w:r>
+    </w:p>
+    <w:p>
+      <w:pPr>
+        <w:bidi/>
+      </w:pPr>
+      <w:r>
+        <w:rPr>
+          <w:lang w:val="ar_AE" w:bidi="ar_AE"/>
+        </w:rPr>
+      </w:r>
+      <w:r>
+        <w:rPr>
+          <w:b/>
+          <w:lang w:val="ar_AE" w:bidi="ar_AE"/>
+        </w:rPr>
         <w:t>"</w:t>
       </w:r>
       <w:r>
@@ -6781,6 +7716,23 @@
           <w:b/>
           <w:lang w:val="ar_AE" w:bidi="ar_AE"/>
         </w:rPr>
+        <w:t>ἀδελφὸν ἀγαπητόν</w:t>
+      </w:r>
+    </w:p>
+    <w:p>
+      <w:pPr>
+        <w:bidi/>
+      </w:pPr>
+      <w:r>
+        <w:rPr>
+          <w:lang w:val="ar_AE" w:bidi="ar_AE"/>
+        </w:rPr>
+      </w:r>
+      <w:r>
+        <w:rPr>
+          <w:b/>
+          <w:lang w:val="ar_AE" w:bidi="ar_AE"/>
+        </w:rPr>
         <w:t>"</w:t>
       </w:r>
       <w:r>
@@ -6900,6 +7852,23 @@
           <w:b/>
           <w:lang w:val="ar_AE" w:bidi="ar_AE"/>
         </w:rPr>
+        <w:t>ἀγαπητόν</w:t>
+      </w:r>
+    </w:p>
+    <w:p>
+      <w:pPr>
+        <w:bidi/>
+      </w:pPr>
+      <w:r>
+        <w:rPr>
+          <w:lang w:val="ar_AE" w:bidi="ar_AE"/>
+        </w:rPr>
+      </w:r>
+      <w:r>
+        <w:rPr>
+          <w:b/>
+          <w:lang w:val="ar_AE" w:bidi="ar_AE"/>
+        </w:rPr>
         <w:t>"</w:t>
       </w:r>
       <w:r>
@@ -6984,6 +7953,23 @@
           <w:b/>
           <w:lang w:val="ar_AE" w:bidi="ar_AE"/>
         </w:rPr>
+        <w:t>ἐν Κυρίῳ</w:t>
+      </w:r>
+    </w:p>
+    <w:p>
+      <w:pPr>
+        <w:bidi/>
+      </w:pPr>
+      <w:r>
+        <w:rPr>
+          <w:lang w:val="ar_AE" w:bidi="ar_AE"/>
+        </w:rPr>
+      </w:r>
+      <w:r>
+        <w:rPr>
+          <w:b/>
+          <w:lang w:val="ar_AE" w:bidi="ar_AE"/>
+        </w:rPr>
         <w:t>"</w:t>
       </w:r>
       <w:r>
@@ -7068,6 +8054,23 @@
           <w:b/>
           <w:lang w:val="ar_AE" w:bidi="ar_AE"/>
         </w:rPr>
+        <w:t>εἰ &amp; με ἔχεις κοινωνόν</w:t>
+      </w:r>
+    </w:p>
+    <w:p>
+      <w:pPr>
+        <w:bidi/>
+      </w:pPr>
+      <w:r>
+        <w:rPr>
+          <w:lang w:val="ar_AE" w:bidi="ar_AE"/>
+        </w:rPr>
+      </w:r>
+      <w:r>
+        <w:rPr>
+          <w:b/>
+          <w:lang w:val="ar_AE" w:bidi="ar_AE"/>
+        </w:rPr>
         <w:t>"</w:t>
       </w:r>
       <w:r>
@@ -7174,6 +8177,23 @@
           <w:b/>
           <w:lang w:val="ar_AE" w:bidi="ar_AE"/>
         </w:rPr>
+        <w:t>οὖν</w:t>
+      </w:r>
+    </w:p>
+    <w:p>
+      <w:pPr>
+        <w:bidi/>
+      </w:pPr>
+      <w:r>
+        <w:rPr>
+          <w:lang w:val="ar_AE" w:bidi="ar_AE"/>
+        </w:rPr>
+      </w:r>
+      <w:r>
+        <w:rPr>
+          <w:b/>
+          <w:lang w:val="ar_AE" w:bidi="ar_AE"/>
+        </w:rPr>
         <w:t>"</w:t>
       </w:r>
       <w:r>
@@ -7293,6 +8313,23 @@
           <w:b/>
           <w:lang w:val="ar_AE" w:bidi="ar_AE"/>
         </w:rPr>
+        <w:t>προσλαβοῦ αὐτὸν ὡς ἐμέ.</w:t>
+      </w:r>
+    </w:p>
+    <w:p>
+      <w:pPr>
+        <w:bidi/>
+      </w:pPr>
+      <w:r>
+        <w:rPr>
+          <w:lang w:val="ar_AE" w:bidi="ar_AE"/>
+        </w:rPr>
+      </w:r>
+      <w:r>
+        <w:rPr>
+          <w:b/>
+          <w:lang w:val="ar_AE" w:bidi="ar_AE"/>
+        </w:rPr>
         <w:t>"</w:t>
       </w:r>
       <w:r>
@@ -7399,6 +8436,23 @@
           <w:b/>
           <w:lang w:val="ar_AE" w:bidi="ar_AE"/>
         </w:rPr>
+        <w:t>εἰ δέ τι ἠδίκησέν σε ἢ ὀφείλει</w:t>
+      </w:r>
+    </w:p>
+    <w:p>
+      <w:pPr>
+        <w:bidi/>
+      </w:pPr>
+      <w:r>
+        <w:rPr>
+          <w:lang w:val="ar_AE" w:bidi="ar_AE"/>
+        </w:rPr>
+      </w:r>
+      <w:r>
+        <w:rPr>
+          <w:b/>
+          <w:lang w:val="ar_AE" w:bidi="ar_AE"/>
+        </w:rPr>
         <w:t>"</w:t>
       </w:r>
       <w:r>
@@ -7533,6 +8587,23 @@
           <w:b/>
           <w:lang w:val="ar_AE" w:bidi="ar_AE"/>
         </w:rPr>
+        <w:t>εἰ δέ τι ἠδίκησέν σε ἢ ὀφείλει</w:t>
+      </w:r>
+    </w:p>
+    <w:p>
+      <w:pPr>
+        <w:bidi/>
+      </w:pPr>
+      <w:r>
+        <w:rPr>
+          <w:lang w:val="ar_AE" w:bidi="ar_AE"/>
+        </w:rPr>
+      </w:r>
+      <w:r>
+        <w:rPr>
+          <w:b/>
+          <w:lang w:val="ar_AE" w:bidi="ar_AE"/>
+        </w:rPr>
         <w:t>"</w:t>
       </w:r>
       <w:r>
@@ -7671,6 +8742,23 @@
           <w:b/>
           <w:lang w:val="ar_AE" w:bidi="ar_AE"/>
         </w:rPr>
+        <w:t>τοῦτο ἐμοὶ ἐλλόγα.</w:t>
+      </w:r>
+    </w:p>
+    <w:p>
+      <w:pPr>
+        <w:bidi/>
+      </w:pPr>
+      <w:r>
+        <w:rPr>
+          <w:lang w:val="ar_AE" w:bidi="ar_AE"/>
+        </w:rPr>
+      </w:r>
+      <w:r>
+        <w:rPr>
+          <w:b/>
+          <w:lang w:val="ar_AE" w:bidi="ar_AE"/>
+        </w:rPr>
         <w:t>"</w:t>
       </w:r>
       <w:r>
@@ -7755,6 +8843,23 @@
           <w:b/>
           <w:lang w:val="ar_AE" w:bidi="ar_AE"/>
         </w:rPr>
+        <w:t>ἐγὼ Παῦλος ἔγραψα τῇ ἐμῇ χειρί</w:t>
+      </w:r>
+    </w:p>
+    <w:p>
+      <w:pPr>
+        <w:bidi/>
+      </w:pPr>
+      <w:r>
+        <w:rPr>
+          <w:lang w:val="ar_AE" w:bidi="ar_AE"/>
+        </w:rPr>
+      </w:r>
+      <w:r>
+        <w:rPr>
+          <w:b/>
+          <w:lang w:val="ar_AE" w:bidi="ar_AE"/>
+        </w:rPr>
         <w:t>"</w:t>
       </w:r>
       <w:r>
@@ -7852,6 +8957,23 @@
           <w:b/>
           <w:lang w:val="ar_AE" w:bidi="ar_AE"/>
         </w:rPr>
+        <w:t>ἵνα μὴ λέγω σοι</w:t>
+      </w:r>
+    </w:p>
+    <w:p>
+      <w:pPr>
+        <w:bidi/>
+      </w:pPr>
+      <w:r>
+        <w:rPr>
+          <w:lang w:val="ar_AE" w:bidi="ar_AE"/>
+        </w:rPr>
+      </w:r>
+      <w:r>
+        <w:rPr>
+          <w:b/>
+          <w:lang w:val="ar_AE" w:bidi="ar_AE"/>
+        </w:rPr>
         <w:t>"</w:t>
       </w:r>
       <w:r>
@@ -7958,6 +9080,23 @@
           <w:b/>
           <w:lang w:val="ar_AE" w:bidi="ar_AE"/>
         </w:rPr>
+        <w:t>καὶ σεαυτόν μοι προσοφείλεις</w:t>
+      </w:r>
+    </w:p>
+    <w:p>
+      <w:pPr>
+        <w:bidi/>
+      </w:pPr>
+      <w:r>
+        <w:rPr>
+          <w:lang w:val="ar_AE" w:bidi="ar_AE"/>
+        </w:rPr>
+      </w:r>
+      <w:r>
+        <w:rPr>
+          <w:b/>
+          <w:lang w:val="ar_AE" w:bidi="ar_AE"/>
+        </w:rPr>
         <w:t>"</w:t>
       </w:r>
       <w:r>
@@ -8064,6 +9203,23 @@
           <w:b/>
           <w:lang w:val="ar_AE" w:bidi="ar_AE"/>
         </w:rPr>
+        <w:t>ἀδελφέ</w:t>
+      </w:r>
+    </w:p>
+    <w:p>
+      <w:pPr>
+        <w:bidi/>
+      </w:pPr>
+      <w:r>
+        <w:rPr>
+          <w:lang w:val="ar_AE" w:bidi="ar_AE"/>
+        </w:rPr>
+      </w:r>
+      <w:r>
+        <w:rPr>
+          <w:b/>
+          <w:lang w:val="ar_AE" w:bidi="ar_AE"/>
+        </w:rPr>
         <w:t>"</w:t>
       </w:r>
       <w:r>
@@ -8183,6 +9339,23 @@
           <w:b/>
           <w:lang w:val="ar_AE" w:bidi="ar_AE"/>
         </w:rPr>
+        <w:t>ἐν Κυρίῳ</w:t>
+      </w:r>
+    </w:p>
+    <w:p>
+      <w:pPr>
+        <w:bidi/>
+      </w:pPr>
+      <w:r>
+        <w:rPr>
+          <w:lang w:val="ar_AE" w:bidi="ar_AE"/>
+        </w:rPr>
+      </w:r>
+      <w:r>
+        <w:rPr>
+          <w:b/>
+          <w:lang w:val="ar_AE" w:bidi="ar_AE"/>
+        </w:rPr>
         <w:t>"</w:t>
       </w:r>
       <w:r>
@@ -8315,6 +9488,23 @@
           <w:b/>
           <w:lang w:val="ar_AE" w:bidi="ar_AE"/>
         </w:rPr>
+        <w:t>ἀνάπαυσόν μου τὰ σπλάγχνα ἐν Χριστῷ</w:t>
+      </w:r>
+    </w:p>
+    <w:p>
+      <w:pPr>
+        <w:bidi/>
+      </w:pPr>
+      <w:r>
+        <w:rPr>
+          <w:lang w:val="ar_AE" w:bidi="ar_AE"/>
+        </w:rPr>
+      </w:r>
+      <w:r>
+        <w:rPr>
+          <w:b/>
+          <w:lang w:val="ar_AE" w:bidi="ar_AE"/>
+        </w:rPr>
         <w:t>"</w:t>
       </w:r>
       <w:r>
@@ -8421,6 +9611,23 @@
           <w:b/>
           <w:lang w:val="ar_AE" w:bidi="ar_AE"/>
         </w:rPr>
+        <w:t>ἀνάπαυσόν μου τὰ σπλάγχνα</w:t>
+      </w:r>
+    </w:p>
+    <w:p>
+      <w:pPr>
+        <w:bidi/>
+      </w:pPr>
+      <w:r>
+        <w:rPr>
+          <w:lang w:val="ar_AE" w:bidi="ar_AE"/>
+        </w:rPr>
+      </w:r>
+      <w:r>
+        <w:rPr>
+          <w:b/>
+          <w:lang w:val="ar_AE" w:bidi="ar_AE"/>
+        </w:rPr>
         <w:t>"</w:t>
       </w:r>
       <w:r>
@@ -8540,6 +9747,23 @@
           <w:b/>
           <w:lang w:val="ar_AE" w:bidi="ar_AE"/>
         </w:rPr>
+        <w:t>ἀνάπαυσόν μου τὰ σπλάγχνα</w:t>
+      </w:r>
+    </w:p>
+    <w:p>
+      <w:pPr>
+        <w:bidi/>
+      </w:pPr>
+      <w:r>
+        <w:rPr>
+          <w:lang w:val="ar_AE" w:bidi="ar_AE"/>
+        </w:rPr>
+      </w:r>
+      <w:r>
+        <w:rPr>
+          <w:b/>
+          <w:lang w:val="ar_AE" w:bidi="ar_AE"/>
+        </w:rPr>
         <w:t>"</w:t>
       </w:r>
       <w:r>
@@ -8659,6 +9883,23 @@
           <w:b/>
           <w:lang w:val="ar_AE" w:bidi="ar_AE"/>
         </w:rPr>
+        <w:t>πεποιθὼς τῇ ὑπακοῇ σου</w:t>
+      </w:r>
+    </w:p>
+    <w:p>
+      <w:pPr>
+        <w:bidi/>
+      </w:pPr>
+      <w:r>
+        <w:rPr>
+          <w:lang w:val="ar_AE" w:bidi="ar_AE"/>
+        </w:rPr>
+      </w:r>
+      <w:r>
+        <w:rPr>
+          <w:b/>
+          <w:lang w:val="ar_AE" w:bidi="ar_AE"/>
+        </w:rPr>
         <w:t>"</w:t>
       </w:r>
       <w:r>
@@ -8791,6 +10032,23 @@
           <w:b/>
           <w:lang w:val="ar_AE" w:bidi="ar_AE"/>
         </w:rPr>
+        <w:t>ἔγραψά σοι</w:t>
+      </w:r>
+    </w:p>
+    <w:p>
+      <w:pPr>
+        <w:bidi/>
+      </w:pPr>
+      <w:r>
+        <w:rPr>
+          <w:lang w:val="ar_AE" w:bidi="ar_AE"/>
+        </w:rPr>
+      </w:r>
+      <w:r>
+        <w:rPr>
+          <w:b/>
+          <w:lang w:val="ar_AE" w:bidi="ar_AE"/>
+        </w:rPr>
         <w:t>"</w:t>
       </w:r>
       <w:r>
@@ -8875,6 +10133,23 @@
           <w:b/>
           <w:lang w:val="ar_AE" w:bidi="ar_AE"/>
         </w:rPr>
+        <w:t>δὲ</w:t>
+      </w:r>
+    </w:p>
+    <w:p>
+      <w:pPr>
+        <w:bidi/>
+      </w:pPr>
+      <w:r>
+        <w:rPr>
+          <w:lang w:val="ar_AE" w:bidi="ar_AE"/>
+        </w:rPr>
+      </w:r>
+      <w:r>
+        <w:rPr>
+          <w:b/>
+          <w:lang w:val="ar_AE" w:bidi="ar_AE"/>
+        </w:rPr>
         <w:t>""</w:t>
       </w:r>
     </w:p>
@@ -8961,6 +10236,23 @@
           <w:b/>
           <w:lang w:val="ar_AE" w:bidi="ar_AE"/>
         </w:rPr>
+        <w:t>ἅμα</w:t>
+      </w:r>
+    </w:p>
+    <w:p>
+      <w:pPr>
+        <w:bidi/>
+      </w:pPr>
+      <w:r>
+        <w:rPr>
+          <w:lang w:val="ar_AE" w:bidi="ar_AE"/>
+        </w:rPr>
+      </w:r>
+      <w:r>
+        <w:rPr>
+          <w:b/>
+          <w:lang w:val="ar_AE" w:bidi="ar_AE"/>
+        </w:rPr>
         <w:t>"</w:t>
       </w:r>
       <w:r>
@@ -9080,6 +10372,23 @@
           <w:b/>
           <w:lang w:val="ar_AE" w:bidi="ar_AE"/>
         </w:rPr>
+        <w:t>χαρισθήσομαι ὑμῖν</w:t>
+      </w:r>
+    </w:p>
+    <w:p>
+      <w:pPr>
+        <w:bidi/>
+      </w:pPr>
+      <w:r>
+        <w:rPr>
+          <w:lang w:val="ar_AE" w:bidi="ar_AE"/>
+        </w:rPr>
+      </w:r>
+      <w:r>
+        <w:rPr>
+          <w:b/>
+          <w:lang w:val="ar_AE" w:bidi="ar_AE"/>
+        </w:rPr>
         <w:t>"</w:t>
       </w:r>
       <w:r>
@@ -9164,6 +10473,23 @@
           <w:b/>
           <w:lang w:val="ar_AE" w:bidi="ar_AE"/>
         </w:rPr>
+        <w:t>ἑτοίμαζέ μοι ξενίαν</w:t>
+      </w:r>
+    </w:p>
+    <w:p>
+      <w:pPr>
+        <w:bidi/>
+      </w:pPr>
+      <w:r>
+        <w:rPr>
+          <w:lang w:val="ar_AE" w:bidi="ar_AE"/>
+        </w:rPr>
+      </w:r>
+      <w:r>
+        <w:rPr>
+          <w:b/>
+          <w:lang w:val="ar_AE" w:bidi="ar_AE"/>
+        </w:rPr>
         <w:t>"</w:t>
       </w:r>
       <w:r>
@@ -9261,6 +10587,23 @@
           <w:b/>
           <w:lang w:val="ar_AE" w:bidi="ar_AE"/>
         </w:rPr>
+        <w:t>διὰ τῶν προσευχῶν ὑμῶν</w:t>
+      </w:r>
+    </w:p>
+    <w:p>
+      <w:pPr>
+        <w:bidi/>
+      </w:pPr>
+      <w:r>
+        <w:rPr>
+          <w:lang w:val="ar_AE" w:bidi="ar_AE"/>
+        </w:rPr>
+      </w:r>
+      <w:r>
+        <w:rPr>
+          <w:b/>
+          <w:lang w:val="ar_AE" w:bidi="ar_AE"/>
+        </w:rPr>
         <w:t>"</w:t>
       </w:r>
       <w:r>
@@ -9345,6 +10688,23 @@
           <w:b/>
           <w:lang w:val="ar_AE" w:bidi="ar_AE"/>
         </w:rPr>
+        <w:t>χαρισθήσομαι ὑμῖν.</w:t>
+      </w:r>
+    </w:p>
+    <w:p>
+      <w:pPr>
+        <w:bidi/>
+      </w:pPr>
+      <w:r>
+        <w:rPr>
+          <w:lang w:val="ar_AE" w:bidi="ar_AE"/>
+        </w:rPr>
+      </w:r>
+      <w:r>
+        <w:rPr>
+          <w:b/>
+          <w:lang w:val="ar_AE" w:bidi="ar_AE"/>
+        </w:rPr>
         <w:t>"</w:t>
       </w:r>
       <w:r>
@@ -9451,6 +10811,23 @@
           <w:b/>
           <w:lang w:val="ar_AE" w:bidi="ar_AE"/>
         </w:rPr>
+        <w:t>ὑμῶν &amp; ὑμῖν</w:t>
+      </w:r>
+    </w:p>
+    <w:p>
+      <w:pPr>
+        <w:bidi/>
+      </w:pPr>
+      <w:r>
+        <w:rPr>
+          <w:lang w:val="ar_AE" w:bidi="ar_AE"/>
+        </w:rPr>
+      </w:r>
+      <w:r>
+        <w:rPr>
+          <w:b/>
+          <w:lang w:val="ar_AE" w:bidi="ar_AE"/>
+        </w:rPr>
         <w:t>"</w:t>
       </w:r>
       <w:r>
@@ -9616,6 +10993,23 @@
           <w:b/>
           <w:lang w:val="ar_AE" w:bidi="ar_AE"/>
         </w:rPr>
+        <w:t>Ἐπαφρᾶς</w:t>
+      </w:r>
+    </w:p>
+    <w:p>
+      <w:pPr>
+        <w:bidi/>
+      </w:pPr>
+      <w:r>
+        <w:rPr>
+          <w:lang w:val="ar_AE" w:bidi="ar_AE"/>
+        </w:rPr>
+      </w:r>
+      <w:r>
+        <w:rPr>
+          <w:b/>
+          <w:lang w:val="ar_AE" w:bidi="ar_AE"/>
+        </w:rPr>
         <w:t>"</w:t>
       </w:r>
       <w:r>
@@ -9728,6 +11122,23 @@
           <w:b/>
           <w:lang w:val="ar_AE" w:bidi="ar_AE"/>
         </w:rPr>
+        <w:t>ἐν Χριστῷ Ἰησοῦ</w:t>
+      </w:r>
+    </w:p>
+    <w:p>
+      <w:pPr>
+        <w:bidi/>
+      </w:pPr>
+      <w:r>
+        <w:rPr>
+          <w:lang w:val="ar_AE" w:bidi="ar_AE"/>
+        </w:rPr>
+      </w:r>
+      <w:r>
+        <w:rPr>
+          <w:b/>
+          <w:lang w:val="ar_AE" w:bidi="ar_AE"/>
+        </w:rPr>
         <w:t>"</w:t>
       </w:r>
       <w:r>
@@ -9819,6 +11230,23 @@
           <w:b/>
           <w:lang w:val="ar_AE" w:bidi="ar_AE"/>
         </w:rPr>
+        <w:t>Μᾶρκος, Ἀρίσταρχος, Δημᾶς, Λουκᾶς</w:t>
+      </w:r>
+    </w:p>
+    <w:p>
+      <w:pPr>
+        <w:bidi/>
+      </w:pPr>
+      <w:r>
+        <w:rPr>
+          <w:lang w:val="ar_AE" w:bidi="ar_AE"/>
+        </w:rPr>
+      </w:r>
+      <w:r>
+        <w:rPr>
+          <w:b/>
+          <w:lang w:val="ar_AE" w:bidi="ar_AE"/>
+        </w:rPr>
         <w:t>"</w:t>
       </w:r>
       <w:r>
@@ -9925,6 +11353,23 @@
           <w:b/>
           <w:lang w:val="ar_AE" w:bidi="ar_AE"/>
         </w:rPr>
+        <w:t>Μᾶρκος, Ἀρίσταρχος, Δημᾶς, Λουκᾶς</w:t>
+      </w:r>
+    </w:p>
+    <w:p>
+      <w:pPr>
+        <w:bidi/>
+      </w:pPr>
+      <w:r>
+        <w:rPr>
+          <w:lang w:val="ar_AE" w:bidi="ar_AE"/>
+        </w:rPr>
+      </w:r>
+      <w:r>
+        <w:rPr>
+          <w:b/>
+          <w:lang w:val="ar_AE" w:bidi="ar_AE"/>
+        </w:rPr>
         <w:t>"</w:t>
       </w:r>
       <w:r>
@@ -10031,6 +11476,23 @@
           <w:b/>
           <w:lang w:val="ar_AE" w:bidi="ar_AE"/>
         </w:rPr>
+        <w:t>οἱ συνεργοί μου</w:t>
+      </w:r>
+    </w:p>
+    <w:p>
+      <w:pPr>
+        <w:bidi/>
+      </w:pPr>
+      <w:r>
+        <w:rPr>
+          <w:lang w:val="ar_AE" w:bidi="ar_AE"/>
+        </w:rPr>
+      </w:r>
+      <w:r>
+        <w:rPr>
+          <w:b/>
+          <w:lang w:val="ar_AE" w:bidi="ar_AE"/>
+        </w:rPr>
         <w:t>"</w:t>
       </w:r>
       <w:r>
@@ -10115,6 +11577,23 @@
           <w:b/>
           <w:lang w:val="ar_AE" w:bidi="ar_AE"/>
         </w:rPr>
+        <w:t>μετὰ τοῦ πνεύματος ὑμῶν</w:t>
+      </w:r>
+    </w:p>
+    <w:p>
+      <w:pPr>
+        <w:bidi/>
+      </w:pPr>
+      <w:r>
+        <w:rPr>
+          <w:lang w:val="ar_AE" w:bidi="ar_AE"/>
+        </w:rPr>
+      </w:r>
+      <w:r>
+        <w:rPr>
+          <w:b/>
+          <w:lang w:val="ar_AE" w:bidi="ar_AE"/>
+        </w:rPr>
         <w:t>"</w:t>
       </w:r>
       <w:r>
@@ -10234,6 +11713,23 @@
           <w:b/>
           <w:lang w:val="ar_AE" w:bidi="ar_AE"/>
         </w:rPr>
+        <w:t>ἡ χάρις τοῦ Κυρίου ἡμῶν, Ἰησοῦ Χριστοῦ</w:t>
+      </w:r>
+    </w:p>
+    <w:p>
+      <w:pPr>
+        <w:bidi/>
+      </w:pPr>
+      <w:r>
+        <w:rPr>
+          <w:lang w:val="ar_AE" w:bidi="ar_AE"/>
+        </w:rPr>
+      </w:r>
+      <w:r>
+        <w:rPr>
+          <w:b/>
+          <w:lang w:val="ar_AE" w:bidi="ar_AE"/>
+        </w:rPr>
         <w:t>"</w:t>
       </w:r>
       <w:r>
@@ -10337,6 +11833,23 @@
         <w:rPr>
           <w:lang w:val="ar_AE" w:bidi="ar_AE"/>
         </w:rPr>
+      </w:r>
+    </w:p>
+    <w:p>
+      <w:pPr>
+        <w:bidi/>
+      </w:pPr>
+      <w:r>
+        <w:rPr>
+          <w:lang w:val="ar_AE" w:bidi="ar_AE"/>
+        </w:rPr>
+      </w:r>
+      <w:r>
+        <w:rPr>
+          <w:b/>
+          <w:lang w:val="ar_AE" w:bidi="ar_AE"/>
+        </w:rPr>
+        <w:t>ὑμῶν</w:t>
       </w:r>
     </w:p>
     <w:p>

--- a/arb/docx/57.content.docx
+++ b/arb/docx/57.content.docx
@@ -450,6 +450,23 @@
           <w:b/>
           <w:lang w:val="ar_AE" w:bidi="ar_AE"/>
         </w:rPr>
+        <w:t>ὁ ἀδελφὸς</w:t>
+      </w:r>
+    </w:p>
+    <w:p>
+      <w:pPr>
+        <w:bidi/>
+      </w:pPr>
+      <w:r>
+        <w:rPr>
+          <w:lang w:val="ar_AE" w:bidi="ar_AE"/>
+        </w:rPr>
+      </w:r>
+      <w:r>
+        <w:rPr>
+          <w:b/>
+          <w:lang w:val="ar_AE" w:bidi="ar_AE"/>
+        </w:rPr>
         <w:t>"</w:t>
       </w:r>
       <w:r>
@@ -2419,7 +2436,7 @@
           <w:b/>
           <w:lang w:val="ar_AE" w:bidi="ar_AE"/>
         </w:rPr>
-        <w:t>χάρις ὑμῖν καὶ εἰρήνη, ἀπὸ Θεοῦ Πατρὸς ἡμῶν καὶ Κυρίου ἡμῶν Ἰησοῦ Χριστοῦ.</w:t>
+        <w:t>χάρις ὑμῖν καὶ εἰρήνη, ἀπὸ Θεοῦ Πατρὸς ἡμῶν καὶ Κυρίου ἡμῶν Ἰησοῦ Χριστοῦ</w:t>
       </w:r>
     </w:p>
     <w:p>
@@ -3822,7 +3839,7 @@
           <w:b/>
           <w:lang w:val="ar_AE" w:bidi="ar_AE"/>
         </w:rPr>
-        <w:t>ἡ κοινωνία τῆς πίστεώς σου, ἐνεργὴς γένηται ἐν ἐπιγνώσει παντὸς ἀγαθοῦ τοῦ ἐν ἡμῖν εἰς Χριστόν.</w:t>
+        <w:t>ἡ κοινωνία τῆς πίστεώς σου, ἐνεργὴς γένηται ἐν ἐπιγνώσει παντὸς ἀγαθοῦ τοῦ ἐν ἡμῖν εἰς Χριστόν</w:t>
       </w:r>
     </w:p>
     <w:p>
@@ -6991,7 +7008,7 @@
           <w:b/>
           <w:lang w:val="ar_AE" w:bidi="ar_AE"/>
         </w:rPr>
-        <w:t>ἀλλὰ κατὰ ἑκούσιον.</w:t>
+        <w:t>ἀλλὰ κατὰ ἑκούσιον</w:t>
       </w:r>
     </w:p>
     <w:p>
@@ -8313,7 +8330,7 @@
           <w:b/>
           <w:lang w:val="ar_AE" w:bidi="ar_AE"/>
         </w:rPr>
-        <w:t>προσλαβοῦ αὐτὸν ὡς ἐμέ.</w:t>
+        <w:t>προσλαβοῦ αὐτὸν ὡς ἐμέ</w:t>
       </w:r>
     </w:p>
     <w:p>
@@ -8742,7 +8759,7 @@
           <w:b/>
           <w:lang w:val="ar_AE" w:bidi="ar_AE"/>
         </w:rPr>
-        <w:t>τοῦτο ἐμοὶ ἐλλόγα.</w:t>
+        <w:t>τοῦτο ἐμοὶ ἐλλόγα</w:t>
       </w:r>
     </w:p>
     <w:p>
@@ -10688,7 +10705,7 @@
           <w:b/>
           <w:lang w:val="ar_AE" w:bidi="ar_AE"/>
         </w:rPr>
-        <w:t>χαρισθήσομαι ὑμῖν.</w:t>
+        <w:t>χαρισθήσομαι ὑμῖν</w:t>
       </w:r>
     </w:p>
     <w:p>

--- a/arb/docx/57.content.docx
+++ b/arb/docx/57.content.docx
@@ -713,6 +713,23 @@
           <w:b/>
           <w:lang w:val="ar_AE" w:bidi="ar_AE"/>
         </w:rPr>
+        <w:t>Φιλήμονι</w:t>
+      </w:r>
+    </w:p>
+    <w:p>
+      <w:pPr>
+        <w:bidi/>
+      </w:pPr>
+      <w:r>
+        <w:rPr>
+          <w:lang w:val="ar_AE" w:bidi="ar_AE"/>
+        </w:rPr>
+      </w:r>
+      <w:r>
+        <w:rPr>
+          <w:b/>
+          <w:lang w:val="ar_AE" w:bidi="ar_AE"/>
+        </w:rPr>
         <w:t>"</w:t>
       </w:r>
       <w:r>
@@ -1199,6 +1216,23 @@
           <w:b/>
           <w:lang w:val="ar_AE" w:bidi="ar_AE"/>
         </w:rPr>
+        <w:t>Ἀπφίᾳ</w:t>
+      </w:r>
+    </w:p>
+    <w:p>
+      <w:pPr>
+        <w:bidi/>
+      </w:pPr>
+      <w:r>
+        <w:rPr>
+          <w:lang w:val="ar_AE" w:bidi="ar_AE"/>
+        </w:rPr>
+      </w:r>
+      <w:r>
+        <w:rPr>
+          <w:b/>
+          <w:lang w:val="ar_AE" w:bidi="ar_AE"/>
+        </w:rPr>
         <w:t>"</w:t>
       </w:r>
       <w:r>
@@ -1746,6 +1780,23 @@
           <w:b/>
           <w:lang w:val="ar_AE" w:bidi="ar_AE"/>
         </w:rPr>
+        <w:t>Ἀπφίᾳ &amp; Ἀρχίππῳ &amp; τῇ &amp; ἐκκλησίᾳ</w:t>
+      </w:r>
+    </w:p>
+    <w:p>
+      <w:pPr>
+        <w:bidi/>
+      </w:pPr>
+      <w:r>
+        <w:rPr>
+          <w:lang w:val="ar_AE" w:bidi="ar_AE"/>
+        </w:rPr>
+      </w:r>
+      <w:r>
+        <w:rPr>
+          <w:b/>
+          <w:lang w:val="ar_AE" w:bidi="ar_AE"/>
+        </w:rPr>
         <w:t>"</w:t>
       </w:r>
       <w:r>
@@ -1902,6 +1953,23 @@
           <w:b/>
           <w:lang w:val="ar_AE" w:bidi="ar_AE"/>
         </w:rPr>
+        <w:t>Ἀρχίππῳ</w:t>
+      </w:r>
+    </w:p>
+    <w:p>
+      <w:pPr>
+        <w:bidi/>
+      </w:pPr>
+      <w:r>
+        <w:rPr>
+          <w:lang w:val="ar_AE" w:bidi="ar_AE"/>
+        </w:rPr>
+      </w:r>
+      <w:r>
+        <w:rPr>
+          <w:b/>
+          <w:lang w:val="ar_AE" w:bidi="ar_AE"/>
+        </w:rPr>
         <w:t>"</w:t>
       </w:r>
       <w:r>
@@ -2252,6 +2320,23 @@
           <w:b/>
           <w:lang w:val="ar_AE" w:bidi="ar_AE"/>
         </w:rPr>
+        <w:t>χάρις ὑμῖν καὶ εἰρήνη, ἀπὸ Θεοῦ Πατρὸς ἡμῶν καὶ Κυρίου ἡμῶν Ἰησοῦ Χριστοῦ</w:t>
+      </w:r>
+    </w:p>
+    <w:p>
+      <w:pPr>
+        <w:bidi/>
+      </w:pPr>
+      <w:r>
+        <w:rPr>
+          <w:lang w:val="ar_AE" w:bidi="ar_AE"/>
+        </w:rPr>
+      </w:r>
+      <w:r>
+        <w:rPr>
+          <w:b/>
+          <w:lang w:val="ar_AE" w:bidi="ar_AE"/>
+        </w:rPr>
         <w:t>"</w:t>
       </w:r>
       <w:r>
@@ -2351,6 +2436,23 @@
           <w:b/>
           <w:lang w:val="ar_AE" w:bidi="ar_AE"/>
         </w:rPr>
+        <w:t>χάρις ὑμῖν καὶ εἰρήνη, ἀπὸ Θεοῦ Πατρὸς ἡμῶν καὶ Κυρίου ἡμῶν Ἰησοῦ Χριστοῦ</w:t>
+      </w:r>
+    </w:p>
+    <w:p>
+      <w:pPr>
+        <w:bidi/>
+      </w:pPr>
+      <w:r>
+        <w:rPr>
+          <w:lang w:val="ar_AE" w:bidi="ar_AE"/>
+        </w:rPr>
+      </w:r>
+      <w:r>
+        <w:rPr>
+          <w:b/>
+          <w:lang w:val="ar_AE" w:bidi="ar_AE"/>
+        </w:rPr>
         <w:t>"</w:t>
       </w:r>
       <w:r>
@@ -2768,6 +2870,23 @@
           <w:b/>
           <w:lang w:val="ar_AE" w:bidi="ar_AE"/>
         </w:rPr>
+        <w:t>Πατρὸς</w:t>
+      </w:r>
+    </w:p>
+    <w:p>
+      <w:pPr>
+        <w:bidi/>
+      </w:pPr>
+      <w:r>
+        <w:rPr>
+          <w:lang w:val="ar_AE" w:bidi="ar_AE"/>
+        </w:rPr>
+      </w:r>
+      <w:r>
+        <w:rPr>
+          <w:b/>
+          <w:lang w:val="ar_AE" w:bidi="ar_AE"/>
+        </w:rPr>
         <w:t>"</w:t>
       </w:r>
       <w:r>
@@ -3017,6 +3136,23 @@
           <w:b/>
           <w:lang w:val="ar_AE" w:bidi="ar_AE"/>
         </w:rPr>
+        <w:t>ἀκούων σου τὴν ἀγάπην καὶ τὴν πίστιν, ἣν ἔχεις πρὸς τὸν Κύριον Ἰησοῦν, καὶ εἰς πάντας τοὺς ἁγίους</w:t>
+      </w:r>
+    </w:p>
+    <w:p>
+      <w:pPr>
+        <w:bidi/>
+      </w:pPr>
+      <w:r>
+        <w:rPr>
+          <w:lang w:val="ar_AE" w:bidi="ar_AE"/>
+        </w:rPr>
+      </w:r>
+      <w:r>
+        <w:rPr>
+          <w:b/>
+          <w:lang w:val="ar_AE" w:bidi="ar_AE"/>
+        </w:rPr>
         <w:t>"</w:t>
       </w:r>
       <w:r>
@@ -3149,6 +3285,23 @@
           <w:b/>
           <w:lang w:val="ar_AE" w:bidi="ar_AE"/>
         </w:rPr>
+        <w:t>ἀκούων σου τὴν ἀγάπην καὶ τὴν πίστιν, ἣν ἔχεις πρὸς τὸν Κύριον Ἰησοῦν, καὶ εἰς πάντας τοὺς ἁγίους</w:t>
+      </w:r>
+    </w:p>
+    <w:p>
+      <w:pPr>
+        <w:bidi/>
+      </w:pPr>
+      <w:r>
+        <w:rPr>
+          <w:lang w:val="ar_AE" w:bidi="ar_AE"/>
+        </w:rPr>
+      </w:r>
+      <w:r>
+        <w:rPr>
+          <w:b/>
+          <w:lang w:val="ar_AE" w:bidi="ar_AE"/>
+        </w:rPr>
         <w:t>"</w:t>
       </w:r>
       <w:r>
@@ -3255,6 +3408,23 @@
           <w:b/>
           <w:lang w:val="ar_AE" w:bidi="ar_AE"/>
         </w:rPr>
+        <w:t>σου &amp; ἔχεις</w:t>
+      </w:r>
+    </w:p>
+    <w:p>
+      <w:pPr>
+        <w:bidi/>
+      </w:pPr>
+      <w:r>
+        <w:rPr>
+          <w:lang w:val="ar_AE" w:bidi="ar_AE"/>
+        </w:rPr>
+      </w:r>
+      <w:r>
+        <w:rPr>
+          <w:b/>
+          <w:lang w:val="ar_AE" w:bidi="ar_AE"/>
+        </w:rPr>
         <w:t>"</w:t>
       </w:r>
       <w:r>
@@ -3686,6 +3856,23 @@
           <w:b/>
           <w:lang w:val="ar_AE" w:bidi="ar_AE"/>
         </w:rPr>
+        <w:t>ἡ κοινωνία τῆς πίστεώς σου, ἐνεργὴς γένηται ἐν ἐπιγνώσει παντὸς ἀγαθοῦ τοῦ ἐν ἡμῖν εἰς Χριστόν</w:t>
+      </w:r>
+    </w:p>
+    <w:p>
+      <w:pPr>
+        <w:bidi/>
+      </w:pPr>
+      <w:r>
+        <w:rPr>
+          <w:lang w:val="ar_AE" w:bidi="ar_AE"/>
+        </w:rPr>
+      </w:r>
+      <w:r>
+        <w:rPr>
+          <w:b/>
+          <w:lang w:val="ar_AE" w:bidi="ar_AE"/>
+        </w:rPr>
         <w:t>"</w:t>
       </w:r>
       <w:r>
@@ -3818,6 +4005,23 @@
           <w:b/>
           <w:lang w:val="ar_AE" w:bidi="ar_AE"/>
         </w:rPr>
+        <w:t>ἐν ἐπιγνώσει παντὸς ἀγαθοῦ</w:t>
+      </w:r>
+    </w:p>
+    <w:p>
+      <w:pPr>
+        <w:bidi/>
+      </w:pPr>
+      <w:r>
+        <w:rPr>
+          <w:lang w:val="ar_AE" w:bidi="ar_AE"/>
+        </w:rPr>
+      </w:r>
+      <w:r>
+        <w:rPr>
+          <w:b/>
+          <w:lang w:val="ar_AE" w:bidi="ar_AE"/>
+        </w:rPr>
         <w:t>"</w:t>
       </w:r>
       <w:r>
@@ -4345,6 +4549,23 @@
           <w:b/>
           <w:lang w:val="ar_AE" w:bidi="ar_AE"/>
         </w:rPr>
+        <w:t>τὰ σπλάγχνα τῶν ἁγίων ἀναπέπαυται διὰ σοῦ</w:t>
+      </w:r>
+    </w:p>
+    <w:p>
+      <w:pPr>
+        <w:bidi/>
+      </w:pPr>
+      <w:r>
+        <w:rPr>
+          <w:lang w:val="ar_AE" w:bidi="ar_AE"/>
+        </w:rPr>
+      </w:r>
+      <w:r>
+        <w:rPr>
+          <w:b/>
+          <w:lang w:val="ar_AE" w:bidi="ar_AE"/>
+        </w:rPr>
         <w:t>"</w:t>
       </w:r>
       <w:r>
@@ -4587,6 +4808,23 @@
           <w:b/>
           <w:lang w:val="ar_AE" w:bidi="ar_AE"/>
         </w:rPr>
+        <w:t>τὰ σπλάγχνα τῶν ἁγίων ἀναπέπαυται διὰ σοῦ</w:t>
+      </w:r>
+    </w:p>
+    <w:p>
+      <w:pPr>
+        <w:bidi/>
+      </w:pPr>
+      <w:r>
+        <w:rPr>
+          <w:lang w:val="ar_AE" w:bidi="ar_AE"/>
+        </w:rPr>
+      </w:r>
+      <w:r>
+        <w:rPr>
+          <w:b/>
+          <w:lang w:val="ar_AE" w:bidi="ar_AE"/>
+        </w:rPr>
         <w:t>"</w:t>
       </w:r>
       <w:r>
@@ -4912,6 +5150,23 @@
           <w:b/>
           <w:lang w:val="ar_AE" w:bidi="ar_AE"/>
         </w:rPr>
+        <w:t>πολλὴν ἐν Χριστῷ παρρησίαν</w:t>
+      </w:r>
+    </w:p>
+    <w:p>
+      <w:pPr>
+        <w:bidi/>
+      </w:pPr>
+      <w:r>
+        <w:rPr>
+          <w:lang w:val="ar_AE" w:bidi="ar_AE"/>
+        </w:rPr>
+      </w:r>
+      <w:r>
+        <w:rPr>
+          <w:b/>
+          <w:lang w:val="ar_AE" w:bidi="ar_AE"/>
+        </w:rPr>
         <w:t>"</w:t>
       </w:r>
       <w:r>
@@ -5369,6 +5624,23 @@
           <w:b/>
           <w:lang w:val="ar_AE" w:bidi="ar_AE"/>
         </w:rPr>
+        <w:t>Ὀνήσιμον</w:t>
+      </w:r>
+    </w:p>
+    <w:p>
+      <w:pPr>
+        <w:bidi/>
+      </w:pPr>
+      <w:r>
+        <w:rPr>
+          <w:lang w:val="ar_AE" w:bidi="ar_AE"/>
+        </w:rPr>
+      </w:r>
+      <w:r>
+        <w:rPr>
+          <w:b/>
+          <w:lang w:val="ar_AE" w:bidi="ar_AE"/>
+        </w:rPr>
         <w:t>"</w:t>
       </w:r>
       <w:r>
@@ -5884,6 +6156,23 @@
           <w:b/>
           <w:lang w:val="ar_AE" w:bidi="ar_AE"/>
         </w:rPr>
+        <w:t>ὃν ἀνέπεμψά σοι</w:t>
+      </w:r>
+    </w:p>
+    <w:p>
+      <w:pPr>
+        <w:bidi/>
+      </w:pPr>
+      <w:r>
+        <w:rPr>
+          <w:lang w:val="ar_AE" w:bidi="ar_AE"/>
+        </w:rPr>
+      </w:r>
+      <w:r>
+        <w:rPr>
+          <w:b/>
+          <w:lang w:val="ar_AE" w:bidi="ar_AE"/>
+        </w:rPr>
         <w:t>"</w:t>
       </w:r>
       <w:r>
@@ -6600,6 +6889,23 @@
           <w:b/>
           <w:lang w:val="ar_AE" w:bidi="ar_AE"/>
         </w:rPr>
+        <w:t>ἵνα μὴ ὡς κατὰ ἀνάγκην τὸ ἀγαθόν σου ᾖ</w:t>
+      </w:r>
+    </w:p>
+    <w:p>
+      <w:pPr>
+        <w:bidi/>
+      </w:pPr>
+      <w:r>
+        <w:rPr>
+          <w:lang w:val="ar_AE" w:bidi="ar_AE"/>
+        </w:rPr>
+      </w:r>
+      <w:r>
+        <w:rPr>
+          <w:b/>
+          <w:lang w:val="ar_AE" w:bidi="ar_AE"/>
+        </w:rPr>
         <w:t>"</w:t>
       </w:r>
       <w:r>
@@ -6855,6 +7161,23 @@
           <w:b/>
           <w:lang w:val="ar_AE" w:bidi="ar_AE"/>
         </w:rPr>
+        <w:t>τάχα γὰρ διὰ τοῦτο, ἐχωρίσθη πρὸς ὥραν, ἵνα</w:t>
+      </w:r>
+    </w:p>
+    <w:p>
+      <w:pPr>
+        <w:bidi/>
+      </w:pPr>
+      <w:r>
+        <w:rPr>
+          <w:lang w:val="ar_AE" w:bidi="ar_AE"/>
+        </w:rPr>
+      </w:r>
+      <w:r>
+        <w:rPr>
+          <w:b/>
+          <w:lang w:val="ar_AE" w:bidi="ar_AE"/>
+        </w:rPr>
         <w:t>"</w:t>
       </w:r>
       <w:r>
@@ -7111,6 +7434,23 @@
           <w:b/>
           <w:lang w:val="ar_AE" w:bidi="ar_AE"/>
         </w:rPr>
+        <w:t>ὑπὲρ δοῦλον</w:t>
+      </w:r>
+    </w:p>
+    <w:p>
+      <w:pPr>
+        <w:bidi/>
+      </w:pPr>
+      <w:r>
+        <w:rPr>
+          <w:lang w:val="ar_AE" w:bidi="ar_AE"/>
+        </w:rPr>
+      </w:r>
+      <w:r>
+        <w:rPr>
+          <w:b/>
+          <w:lang w:val="ar_AE" w:bidi="ar_AE"/>
+        </w:rPr>
         <w:t>"</w:t>
       </w:r>
       <w:r>
@@ -7546,6 +7886,23 @@
           <w:b/>
           <w:lang w:val="ar_AE" w:bidi="ar_AE"/>
         </w:rPr>
+        <w:t>ἀγαπητόν</w:t>
+      </w:r>
+    </w:p>
+    <w:p>
+      <w:pPr>
+        <w:bidi/>
+      </w:pPr>
+      <w:r>
+        <w:rPr>
+          <w:lang w:val="ar_AE" w:bidi="ar_AE"/>
+        </w:rPr>
+      </w:r>
+      <w:r>
+        <w:rPr>
+          <w:b/>
+          <w:lang w:val="ar_AE" w:bidi="ar_AE"/>
+        </w:rPr>
         <w:t>"</w:t>
       </w:r>
       <w:r>
@@ -8264,6 +8621,23 @@
           <w:b/>
           <w:lang w:val="ar_AE" w:bidi="ar_AE"/>
         </w:rPr>
+        <w:t>εἰ δέ τι ἠδίκησέν σε ἢ ὀφείλει</w:t>
+      </w:r>
+    </w:p>
+    <w:p>
+      <w:pPr>
+        <w:bidi/>
+      </w:pPr>
+      <w:r>
+        <w:rPr>
+          <w:lang w:val="ar_AE" w:bidi="ar_AE"/>
+        </w:rPr>
+      </w:r>
+      <w:r>
+        <w:rPr>
+          <w:b/>
+          <w:lang w:val="ar_AE" w:bidi="ar_AE"/>
+        </w:rPr>
         <w:t>"</w:t>
       </w:r>
       <w:r>
@@ -8402,6 +8776,23 @@
           <w:b/>
           <w:lang w:val="ar_AE" w:bidi="ar_AE"/>
         </w:rPr>
+        <w:t>τοῦτο ἐμοὶ ἐλλόγα</w:t>
+      </w:r>
+    </w:p>
+    <w:p>
+      <w:pPr>
+        <w:bidi/>
+      </w:pPr>
+      <w:r>
+        <w:rPr>
+          <w:lang w:val="ar_AE" w:bidi="ar_AE"/>
+        </w:rPr>
+      </w:r>
+      <w:r>
+        <w:rPr>
+          <w:b/>
+          <w:lang w:val="ar_AE" w:bidi="ar_AE"/>
+        </w:rPr>
         <w:t>"</w:t>
       </w:r>
       <w:r>
@@ -9131,6 +9522,23 @@
           <w:b/>
           <w:lang w:val="ar_AE" w:bidi="ar_AE"/>
         </w:rPr>
+        <w:t>ἀνάπαυσόν μου τὰ σπλάγχνα ἐν Χριστῷ</w:t>
+      </w:r>
+    </w:p>
+    <w:p>
+      <w:pPr>
+        <w:bidi/>
+      </w:pPr>
+      <w:r>
+        <w:rPr>
+          <w:lang w:val="ar_AE" w:bidi="ar_AE"/>
+        </w:rPr>
+      </w:r>
+      <w:r>
+        <w:rPr>
+          <w:b/>
+          <w:lang w:val="ar_AE" w:bidi="ar_AE"/>
+        </w:rPr>
         <w:t>"</w:t>
       </w:r>
       <w:r>
@@ -9237,6 +9645,23 @@
           <w:b/>
           <w:lang w:val="ar_AE" w:bidi="ar_AE"/>
         </w:rPr>
+        <w:t>ἀνάπαυσόν μου τὰ σπλάγχνα</w:t>
+      </w:r>
+    </w:p>
+    <w:p>
+      <w:pPr>
+        <w:bidi/>
+      </w:pPr>
+      <w:r>
+        <w:rPr>
+          <w:lang w:val="ar_AE" w:bidi="ar_AE"/>
+        </w:rPr>
+      </w:r>
+      <w:r>
+        <w:rPr>
+          <w:b/>
+          <w:lang w:val="ar_AE" w:bidi="ar_AE"/>
+        </w:rPr>
         <w:t>"</w:t>
       </w:r>
       <w:r>
@@ -9356,6 +9781,23 @@
           <w:b/>
           <w:lang w:val="ar_AE" w:bidi="ar_AE"/>
         </w:rPr>
+        <w:t>ἀνάπαυσόν μου τὰ σπλάγχνα</w:t>
+      </w:r>
+    </w:p>
+    <w:p>
+      <w:pPr>
+        <w:bidi/>
+      </w:pPr>
+      <w:r>
+        <w:rPr>
+          <w:lang w:val="ar_AE" w:bidi="ar_AE"/>
+        </w:rPr>
+      </w:r>
+      <w:r>
+        <w:rPr>
+          <w:b/>
+          <w:lang w:val="ar_AE" w:bidi="ar_AE"/>
+        </w:rPr>
         <w:t>"</w:t>
       </w:r>
       <w:r>
@@ -9475,6 +9917,23 @@
           <w:b/>
           <w:lang w:val="ar_AE" w:bidi="ar_AE"/>
         </w:rPr>
+        <w:t>πεποιθὼς τῇ ὑπακοῇ σου</w:t>
+      </w:r>
+    </w:p>
+    <w:p>
+      <w:pPr>
+        <w:bidi/>
+      </w:pPr>
+      <w:r>
+        <w:rPr>
+          <w:lang w:val="ar_AE" w:bidi="ar_AE"/>
+        </w:rPr>
+      </w:r>
+      <w:r>
+        <w:rPr>
+          <w:b/>
+          <w:lang w:val="ar_AE" w:bidi="ar_AE"/>
+        </w:rPr>
         <w:t>"</w:t>
       </w:r>
       <w:r>
@@ -9947,6 +10406,23 @@
           <w:b/>
           <w:lang w:val="ar_AE" w:bidi="ar_AE"/>
         </w:rPr>
+        <w:t>χαρισθήσομαι ὑμῖν</w:t>
+      </w:r>
+    </w:p>
+    <w:p>
+      <w:pPr>
+        <w:bidi/>
+      </w:pPr>
+      <w:r>
+        <w:rPr>
+          <w:lang w:val="ar_AE" w:bidi="ar_AE"/>
+        </w:rPr>
+      </w:r>
+      <w:r>
+        <w:rPr>
+          <w:b/>
+          <w:lang w:val="ar_AE" w:bidi="ar_AE"/>
+        </w:rPr>
         <w:t>"</w:t>
       </w:r>
       <w:r>
@@ -10145,6 +10621,23 @@
           <w:b/>
           <w:lang w:val="ar_AE" w:bidi="ar_AE"/>
         </w:rPr>
+        <w:t>διὰ τῶν προσευχῶν ὑμῶν</w:t>
+      </w:r>
+    </w:p>
+    <w:p>
+      <w:pPr>
+        <w:bidi/>
+      </w:pPr>
+      <w:r>
+        <w:rPr>
+          <w:lang w:val="ar_AE" w:bidi="ar_AE"/>
+        </w:rPr>
+      </w:r>
+      <w:r>
+        <w:rPr>
+          <w:b/>
+          <w:lang w:val="ar_AE" w:bidi="ar_AE"/>
+        </w:rPr>
         <w:t>"</w:t>
       </w:r>
       <w:r>
@@ -10771,6 +11264,23 @@
           <w:b/>
           <w:lang w:val="ar_AE" w:bidi="ar_AE"/>
         </w:rPr>
+        <w:t>Μᾶρκος, Ἀρίσταρχος, Δημᾶς, Λουκᾶς</w:t>
+      </w:r>
+    </w:p>
+    <w:p>
+      <w:pPr>
+        <w:bidi/>
+      </w:pPr>
+      <w:r>
+        <w:rPr>
+          <w:lang w:val="ar_AE" w:bidi="ar_AE"/>
+        </w:rPr>
+      </w:r>
+      <w:r>
+        <w:rPr>
+          <w:b/>
+          <w:lang w:val="ar_AE" w:bidi="ar_AE"/>
+        </w:rPr>
         <w:t>"</w:t>
       </w:r>
       <w:r>
@@ -10984,6 +11494,23 @@
         <w:rPr>
           <w:lang w:val="ar_AE" w:bidi="ar_AE"/>
         </w:rPr>
+      </w:r>
+    </w:p>
+    <w:p>
+      <w:pPr>
+        <w:bidi/>
+      </w:pPr>
+      <w:r>
+        <w:rPr>
+          <w:lang w:val="ar_AE" w:bidi="ar_AE"/>
+        </w:rPr>
+      </w:r>
+      <w:r>
+        <w:rPr>
+          <w:b/>
+          <w:lang w:val="ar_AE" w:bidi="ar_AE"/>
+        </w:rPr>
+        <w:t>οἱ συνεργοί μου</w:t>
       </w:r>
     </w:p>
     <w:p>
